--- a/procurement-template13.docx
+++ b/procurement-template13.docx
@@ -1,13 +1,26 @@
 
 <file path=word/document.xml><?xml version="1.0" encoding="utf-8"?>
-<w:document xmlns:wpc="http://schemas.microsoft.com/office/word/2010/wordprocessingCanvas" xmlns:cx="http://schemas.microsoft.com/office/drawing/2014/chartex" xmlns:cx1="http://schemas.microsoft.com/office/drawing/2015/9/8/chartex" xmlns:cx2="http://schemas.microsoft.com/office/drawing/2015/10/21/chartex" xmlns:cx3="http://schemas.microsoft.com/office/drawing/2016/5/9/chartex" xmlns:cx4="http://schemas.microsoft.com/office/drawing/2016/5/10/chartex" xmlns:cx5="http://schemas.microsoft.com/office/drawing/2016/5/11/chartex" xmlns:cx6="http://schemas.microsoft.com/office/drawing/2016/5/12/chartex" xmlns:cx7="http://schemas.microsoft.com/office/drawing/2016/5/13/chartex" xmlns:cx8="http://schemas.microsoft.com/office/drawing/2016/5/14/chartex" xmlns:mc="http://schemas.openxmlformats.org/markup-compatibility/2006" xmlns:aink="http://schemas.microsoft.com/office/drawing/2016/ink" xmlns:am3d="http://schemas.microsoft.com/office/drawing/2017/model3d" xmlns:o="urn:schemas-microsoft-com:office:office" xmlns:oel="http://schemas.microsoft.com/office/2019/extlst" xmlns:r="http://schemas.openxmlformats.org/officeDocument/2006/relationships" xmlns:m="http://schemas.openxmlformats.org/officeDocument/2006/math" xmlns:v="urn:schemas-microsoft-com:vml" xmlns:wp14="http://schemas.microsoft.com/office/word/2010/wordprocessingDrawing" xmlns:wp="http://schemas.openxmlformats.org/drawingml/2006/wordprocessingDrawing" xmlns:w10="urn:schemas-microsoft-com:office:word" xmlns:w="http://schemas.openxmlformats.org/wordprocessingml/2006/main" xmlns:w14="http://schemas.microsoft.com/office/word/2010/wordml" xmlns:w15="http://schemas.microsoft.com/office/word/2012/wordml" xmlns:w16cex="http://schemas.microsoft.com/office/word/2018/wordml/cex" xmlns:w16cid="http://schemas.microsoft.com/office/word/2016/wordml/cid" xmlns:w16="http://schemas.microsoft.com/office/word/2018/wordml" xmlns:w16sdtdh="http://schemas.microsoft.com/office/word/2020/wordml/sdtdatahash" xmlns:w16se="http://schemas.microsoft.com/office/word/2015/wordml/symex" xmlns:wpg="http://schemas.microsoft.com/office/word/2010/wordprocessingGroup" xmlns:wpi="http://schemas.microsoft.com/office/word/2010/wordprocessingInk" xmlns:wne="http://schemas.microsoft.com/office/word/2006/wordml" xmlns:wps="http://schemas.microsoft.com/office/word/2010/wordprocessingShape" mc:Ignorable="w14 w15 w16se w16cid w16 w16cex w16sdtdh wp14">
+<w:document xmlns:wpc="http://schemas.microsoft.com/office/word/2010/wordprocessingCanvas" xmlns:cx="http://schemas.microsoft.com/office/drawing/2014/chartex" xmlns:cx1="http://schemas.microsoft.com/office/drawing/2015/9/8/chartex" xmlns:cx2="http://schemas.microsoft.com/office/drawing/2015/10/21/chartex" xmlns:cx3="http://schemas.microsoft.com/office/drawing/2016/5/9/chartex" xmlns:cx4="http://schemas.microsoft.com/office/drawing/2016/5/10/chartex" xmlns:cx5="http://schemas.microsoft.com/office/drawing/2016/5/11/chartex" xmlns:cx6="http://schemas.microsoft.com/office/drawing/2016/5/12/chartex" xmlns:cx7="http://schemas.microsoft.com/office/drawing/2016/5/13/chartex" xmlns:cx8="http://schemas.microsoft.com/office/drawing/2016/5/14/chartex" xmlns:mc="http://schemas.openxmlformats.org/markup-compatibility/2006" xmlns:aink="http://schemas.microsoft.com/office/drawing/2016/ink" xmlns:am3d="http://schemas.microsoft.com/office/drawing/2017/model3d" xmlns:o="urn:schemas-microsoft-com:office:office" xmlns:oel="http://schemas.microsoft.com/office/2019/extlst" xmlns:r="http://schemas.openxmlformats.org/officeDocument/2006/relationships" xmlns:m="http://schemas.openxmlformats.org/officeDocument/2006/math" xmlns:v="urn:schemas-microsoft-com:vml" xmlns:wp14="http://schemas.microsoft.com/office/word/2010/wordprocessingDrawing" xmlns:wp="http://schemas.openxmlformats.org/drawingml/2006/wordprocessingDrawing" xmlns:w10="urn:schemas-microsoft-com:office:word" xmlns:w="http://schemas.openxmlformats.org/wordprocessingml/2006/main" xmlns:w14="http://schemas.microsoft.com/office/word/2010/wordml" xmlns:w15="http://schemas.microsoft.com/office/word/2012/wordml" xmlns:w16cex="http://schemas.microsoft.com/office/word/2018/wordml/cex" xmlns:w16cid="http://schemas.microsoft.com/office/word/2016/wordml/cid" xmlns:w16="http://schemas.microsoft.com/office/word/2018/wordml" xmlns:w16du="http://schemas.microsoft.com/office/word/2023/wordml/word16du" xmlns:w16sdtdh="http://schemas.microsoft.com/office/word/2020/wordml/sdtdatahash" xmlns:w16sdtfl="http://schemas.microsoft.com/office/word/2024/wordml/sdtformatlock" xmlns:w16se="http://schemas.microsoft.com/office/word/2015/wordml/symex" xmlns:wpg="http://schemas.microsoft.com/office/word/2010/wordprocessingGroup" xmlns:wpi="http://schemas.microsoft.com/office/word/2010/wordprocessingInk" xmlns:wne="http://schemas.microsoft.com/office/word/2006/wordml" xmlns:wps="http://schemas.microsoft.com/office/word/2010/wordprocessingShape" mc:Ignorable="w14 w15 w16se w16cid w16 w16cex w16sdtdh w16sdtfl w16du wp14">
   <w:body>
     <w:p>
       <w:pPr>
         <w:pStyle w:val="NoSpacing"/>
         <w:jc w:val="center"/>
         <w:rPr>
-          <w:rFonts w:ascii="TH SarabunPSK" w:hAnsi="TH SarabunPSK" w:cs="TH SarabunPSK" w:hint="cs"/>
+          <w:rFonts w:ascii="TH SarabunPSK" w:hAnsi="TH SarabunPSK" w:cs="TH SarabunPSK"/>
+          <w:b/>
+          <w:bCs/>
+          <w:sz w:val="48"/>
+          <w:szCs w:val="48"/>
+        </w:rPr>
+      </w:pPr>
+    </w:p>
+    <w:p>
+      <w:pPr>
+        <w:pStyle w:val="NoSpacing"/>
+        <w:jc w:val="center"/>
+        <w:rPr>
+          <w:rFonts w:ascii="TH SarabunPSK" w:hAnsi="TH SarabunPSK" w:cs="TH SarabunPSK"/>
           <w:b/>
           <w:bCs/>
           <w:color w:val="000000" w:themeColor="text1"/>
@@ -162,7 +175,7 @@
       <w:pPr>
         <w:pStyle w:val="NoSpacing"/>
         <w:rPr>
-          <w:rFonts w:ascii="TH SarabunPSK" w:hAnsi="TH SarabunPSK" w:cs="TH SarabunPSK" w:hint="cs"/>
+          <w:rFonts w:ascii="TH SarabunPSK" w:hAnsi="TH SarabunPSK" w:cs="TH SarabunPSK"/>
           <w:sz w:val="32"/>
           <w:szCs w:val="32"/>
           <w:cs/>
@@ -308,7 +321,33 @@
           <w:sz w:val="32"/>
           <w:szCs w:val="32"/>
         </w:rPr>
-        <w:t>{{procurement_type}}</w:t>
+        <w:t xml:space="preserve"> </w:t>
+      </w:r>
+      <w:r>
+        <w:rPr>
+          <w:rFonts w:ascii="TH SarabunPSK" w:hAnsi="TH SarabunPSK" w:cs="TH SarabunPSK"/>
+          <w:sz w:val="32"/>
+          <w:szCs w:val="32"/>
+        </w:rPr>
+        <w:t>{{</w:t>
+      </w:r>
+      <w:proofErr w:type="spellStart"/>
+      <w:r>
+        <w:rPr>
+          <w:rFonts w:ascii="TH SarabunPSK" w:hAnsi="TH SarabunPSK" w:cs="TH SarabunPSK"/>
+          <w:sz w:val="32"/>
+          <w:szCs w:val="32"/>
+        </w:rPr>
+        <w:t>procurement_type</w:t>
+      </w:r>
+      <w:proofErr w:type="spellEnd"/>
+      <w:r>
+        <w:rPr>
+          <w:rFonts w:ascii="TH SarabunPSK" w:hAnsi="TH SarabunPSK" w:cs="TH SarabunPSK"/>
+          <w:sz w:val="32"/>
+          <w:szCs w:val="32"/>
+        </w:rPr>
+        <w:t>}}</w:t>
       </w:r>
     </w:p>
     <w:p>
@@ -358,7 +397,7 @@
         <w:pStyle w:val="NoSpacing"/>
         <w:spacing w:before="240"/>
         <w:rPr>
-          <w:rFonts w:ascii="TH SarabunPSK" w:hAnsi="TH SarabunPSK" w:cs="TH SarabunPSK" w:hint="cs"/>
+          <w:rFonts w:ascii="TH SarabunPSK" w:hAnsi="TH SarabunPSK" w:cs="TH SarabunPSK"/>
           <w:sz w:val="32"/>
           <w:szCs w:val="32"/>
           <w:cs/>
@@ -398,7 +437,25 @@
           <w:sz w:val="32"/>
           <w:szCs w:val="32"/>
         </w:rPr>
-        <w:t>{{requesting_unit}}</w:t>
+        <w:t>{{</w:t>
+      </w:r>
+      <w:proofErr w:type="spellStart"/>
+      <w:r>
+        <w:rPr>
+          <w:rFonts w:ascii="TH SarabunPSK" w:hAnsi="TH SarabunPSK" w:cs="TH SarabunPSK"/>
+          <w:sz w:val="32"/>
+          <w:szCs w:val="32"/>
+        </w:rPr>
+        <w:t>requesting_unit</w:t>
+      </w:r>
+      <w:proofErr w:type="spellEnd"/>
+      <w:r>
+        <w:rPr>
+          <w:rFonts w:ascii="TH SarabunPSK" w:hAnsi="TH SarabunPSK" w:cs="TH SarabunPSK"/>
+          <w:sz w:val="32"/>
+          <w:szCs w:val="32"/>
+        </w:rPr>
+        <w:t>}}</w:t>
       </w:r>
       <w:r>
         <w:rPr>
@@ -424,19 +481,45 @@
           <w:sz w:val="32"/>
           <w:szCs w:val="32"/>
         </w:rPr>
-        <w:t>{{procurement_type}}</w:t>
-      </w:r>
-      <w:r>
-        <w:rPr>
-          <w:rFonts w:ascii="TH SarabunPSK" w:hAnsi="TH SarabunPSK" w:cs="TH SarabunPSK" w:hint="cs"/>
-          <w:sz w:val="32"/>
-          <w:szCs w:val="32"/>
-          <w:cs/>
-        </w:rPr>
         <w:t xml:space="preserve"> </w:t>
       </w:r>
       <w:r>
         <w:rPr>
+          <w:rFonts w:ascii="TH SarabunPSK" w:hAnsi="TH SarabunPSK" w:cs="TH SarabunPSK"/>
+          <w:sz w:val="32"/>
+          <w:szCs w:val="32"/>
+        </w:rPr>
+        <w:t>{{</w:t>
+      </w:r>
+      <w:proofErr w:type="spellStart"/>
+      <w:r>
+        <w:rPr>
+          <w:rFonts w:ascii="TH SarabunPSK" w:hAnsi="TH SarabunPSK" w:cs="TH SarabunPSK"/>
+          <w:sz w:val="32"/>
+          <w:szCs w:val="32"/>
+        </w:rPr>
+        <w:t>procurement_type</w:t>
+      </w:r>
+      <w:proofErr w:type="spellEnd"/>
+      <w:r>
+        <w:rPr>
+          <w:rFonts w:ascii="TH SarabunPSK" w:hAnsi="TH SarabunPSK" w:cs="TH SarabunPSK"/>
+          <w:sz w:val="32"/>
+          <w:szCs w:val="32"/>
+        </w:rPr>
+        <w:t>}}</w:t>
+      </w:r>
+      <w:r>
+        <w:rPr>
+          <w:rFonts w:ascii="TH SarabunPSK" w:hAnsi="TH SarabunPSK" w:cs="TH SarabunPSK" w:hint="cs"/>
+          <w:sz w:val="32"/>
+          <w:szCs w:val="32"/>
+          <w:cs/>
+        </w:rPr>
+        <w:t xml:space="preserve"> </w:t>
+      </w:r>
+      <w:r>
+        <w:rPr>
           <w:rFonts w:ascii="TH SarabunPSK" w:hAnsi="TH SarabunPSK" w:cs="TH SarabunPSK" w:hint="cs"/>
           <w:sz w:val="32"/>
           <w:szCs w:val="32"/>
@@ -873,7 +956,25 @@
           <w:sz w:val="32"/>
           <w:szCs w:val="32"/>
         </w:rPr>
-        <w:t>{{procurement_type}}</w:t>
+        <w:t>{{</w:t>
+      </w:r>
+      <w:proofErr w:type="spellStart"/>
+      <w:r>
+        <w:rPr>
+          <w:rFonts w:ascii="TH SarabunPSK" w:hAnsi="TH SarabunPSK" w:cs="TH SarabunPSK"/>
+          <w:sz w:val="32"/>
+          <w:szCs w:val="32"/>
+        </w:rPr>
+        <w:t>procurement_type</w:t>
+      </w:r>
+      <w:proofErr w:type="spellEnd"/>
+      <w:r>
+        <w:rPr>
+          <w:rFonts w:ascii="TH SarabunPSK" w:hAnsi="TH SarabunPSK" w:cs="TH SarabunPSK"/>
+          <w:sz w:val="32"/>
+          <w:szCs w:val="32"/>
+        </w:rPr>
+        <w:t>}}</w:t>
       </w:r>
       <w:r>
         <w:rPr>
@@ -953,7 +1054,7 @@
         <w:pStyle w:val="NoSpacing"/>
         <w:spacing w:before="240"/>
         <w:rPr>
-          <w:rFonts w:ascii="TH SarabunPSK" w:hAnsi="TH SarabunPSK" w:cs="TH SarabunPSK" w:hint="cs"/>
+          <w:rFonts w:ascii="TH SarabunPSK" w:hAnsi="TH SarabunPSK" w:cs="TH SarabunPSK"/>
           <w:sz w:val="32"/>
           <w:szCs w:val="32"/>
           <w:cs/>
@@ -1050,7 +1151,7 @@
       <w:pPr>
         <w:pStyle w:val="NoSpacing"/>
         <w:rPr>
-          <w:rFonts w:ascii="TH SarabunPSK" w:hAnsi="TH SarabunPSK" w:cs="TH SarabunPSK" w:hint="cs"/>
+          <w:rFonts w:ascii="TH SarabunPSK" w:hAnsi="TH SarabunPSK" w:cs="TH SarabunPSK"/>
           <w:sz w:val="32"/>
           <w:szCs w:val="32"/>
           <w:cs/>
@@ -1195,7 +1296,7 @@
       <w:pPr>
         <w:pStyle w:val="NoSpacing"/>
         <w:rPr>
-          <w:rFonts w:ascii="TH SarabunPSK" w:hAnsi="TH SarabunPSK" w:cs="TH SarabunPSK" w:hint="cs"/>
+          <w:rFonts w:ascii="TH SarabunPSK" w:hAnsi="TH SarabunPSK" w:cs="TH SarabunPSK"/>
           <w:sz w:val="32"/>
           <w:szCs w:val="32"/>
         </w:rPr>
@@ -1456,19 +1557,8 @@
           <w:szCs w:val="32"/>
           <w:cs/>
         </w:rPr>
-        <w:t>นายเรวัฒน์ พรหมสะ</w:t>
-      </w:r>
-      <w:proofErr w:type="spellStart"/>
-      <w:r>
-        <w:rPr>
-          <w:rFonts w:ascii="TH SarabunPSK" w:hAnsi="TH SarabunPSK" w:cs="TH SarabunPSK" w:hint="cs"/>
-          <w:sz w:val="32"/>
-          <w:szCs w:val="32"/>
-          <w:cs/>
-        </w:rPr>
-        <w:t>โร</w:t>
-      </w:r>
-      <w:proofErr w:type="spellEnd"/>
+        <w:t>นายเรวัฒน์ พรหมสะโร</w:t>
+      </w:r>
       <w:r>
         <w:rPr>
           <w:rFonts w:ascii="TH SarabunPSK" w:hAnsi="TH SarabunPSK" w:cs="TH SarabunPSK" w:hint="cs"/>
@@ -1483,7 +1573,7 @@
       <w:pPr>
         <w:pStyle w:val="NoSpacing"/>
         <w:rPr>
-          <w:rFonts w:ascii="TH SarabunPSK" w:hAnsi="TH SarabunPSK" w:cs="TH SarabunPSK" w:hint="cs"/>
+          <w:rFonts w:ascii="TH SarabunPSK" w:hAnsi="TH SarabunPSK" w:cs="TH SarabunPSK"/>
           <w:sz w:val="32"/>
           <w:szCs w:val="32"/>
           <w:cs/>
@@ -1803,10 +1893,13 @@
     <w:p>
       <w:pPr>
         <w:pStyle w:val="NoSpacing"/>
-        <w:rPr>
-          <w:rFonts w:ascii="TH SarabunPSK" w:hAnsi="TH SarabunPSK" w:cs="TH SarabunPSK"/>
-          <w:sz w:val="32"/>
-          <w:szCs w:val="32"/>
+        <w:jc w:val="center"/>
+        <w:rPr>
+          <w:rFonts w:ascii="TH SarabunPSK" w:hAnsi="TH SarabunPSK" w:cs="TH SarabunPSK"/>
+          <w:b/>
+          <w:bCs/>
+          <w:sz w:val="48"/>
+          <w:szCs w:val="48"/>
         </w:rPr>
       </w:pPr>
     </w:p>
@@ -1831,7 +1924,6 @@
           <w:sz w:val="50"/>
           <w:szCs w:val="50"/>
         </w:rPr>
-        <w:lastRenderedPageBreak/>
         <w:drawing>
           <wp:anchor distT="0" distB="0" distL="114300" distR="114300" simplePos="0" relativeHeight="251710464" behindDoc="0" locked="0" layoutInCell="1" allowOverlap="1" wp14:anchorId="5527316E" wp14:editId="5BA02F03">
             <wp:simplePos x="0" y="0"/>
@@ -1962,7 +2054,7 @@
       <w:pPr>
         <w:pStyle w:val="NoSpacing"/>
         <w:rPr>
-          <w:rFonts w:ascii="TH SarabunPSK" w:hAnsi="TH SarabunPSK" w:cs="TH SarabunPSK" w:hint="cs"/>
+          <w:rFonts w:ascii="TH SarabunPSK" w:hAnsi="TH SarabunPSK" w:cs="TH SarabunPSK"/>
           <w:sz w:val="32"/>
           <w:szCs w:val="32"/>
           <w:cs/>
@@ -1990,11 +2082,38 @@
       </w:r>
       <w:r>
         <w:rPr>
-          <w:rFonts w:ascii="TH SarabunPSK" w:hAnsi="TH SarabunPSK" w:cs="TH SarabunPSK"/>
-          <w:sz w:val="32"/>
-          <w:szCs w:val="32"/>
-        </w:rPr>
-        <w:t>{{document_date}}</w:t>
+          <w:rFonts w:ascii="TH SarabunPSK" w:hAnsi="TH SarabunPSK" w:cs="TH SarabunPSK" w:hint="cs"/>
+          <w:sz w:val="32"/>
+          <w:szCs w:val="32"/>
+          <w:cs/>
+        </w:rPr>
+        <w:t xml:space="preserve"> </w:t>
+      </w:r>
+      <w:r>
+        <w:rPr>
+          <w:rFonts w:ascii="TH SarabunPSK" w:hAnsi="TH SarabunPSK" w:cs="TH SarabunPSK"/>
+          <w:sz w:val="32"/>
+          <w:szCs w:val="32"/>
+        </w:rPr>
+        <w:t>{{</w:t>
+      </w:r>
+      <w:proofErr w:type="spellStart"/>
+      <w:r>
+        <w:rPr>
+          <w:rFonts w:ascii="TH SarabunPSK" w:hAnsi="TH SarabunPSK" w:cs="TH SarabunPSK"/>
+          <w:sz w:val="32"/>
+          <w:szCs w:val="32"/>
+        </w:rPr>
+        <w:t>document_date</w:t>
+      </w:r>
+      <w:proofErr w:type="spellEnd"/>
+      <w:r>
+        <w:rPr>
+          <w:rFonts w:ascii="TH SarabunPSK" w:hAnsi="TH SarabunPSK" w:cs="TH SarabunPSK"/>
+          <w:sz w:val="32"/>
+          <w:szCs w:val="32"/>
+        </w:rPr>
+        <w:t>}}</w:t>
       </w:r>
       <w:r>
         <w:rPr>
@@ -2063,11 +2182,38 @@
       </w:r>
       <w:r>
         <w:rPr>
-          <w:rFonts w:ascii="TH SarabunPSK" w:hAnsi="TH SarabunPSK" w:cs="TH SarabunPSK"/>
-          <w:sz w:val="32"/>
-          <w:szCs w:val="32"/>
-        </w:rPr>
-        <w:t>{{main_date}}</w:t>
+          <w:rFonts w:ascii="TH SarabunPSK" w:hAnsi="TH SarabunPSK" w:cs="TH SarabunPSK" w:hint="cs"/>
+          <w:sz w:val="32"/>
+          <w:szCs w:val="32"/>
+          <w:cs/>
+        </w:rPr>
+        <w:t xml:space="preserve"> </w:t>
+      </w:r>
+      <w:r>
+        <w:rPr>
+          <w:rFonts w:ascii="TH SarabunPSK" w:hAnsi="TH SarabunPSK" w:cs="TH SarabunPSK"/>
+          <w:sz w:val="32"/>
+          <w:szCs w:val="32"/>
+        </w:rPr>
+        <w:t>{{</w:t>
+      </w:r>
+      <w:proofErr w:type="spellStart"/>
+      <w:r>
+        <w:rPr>
+          <w:rFonts w:ascii="TH SarabunPSK" w:hAnsi="TH SarabunPSK" w:cs="TH SarabunPSK"/>
+          <w:sz w:val="32"/>
+          <w:szCs w:val="32"/>
+        </w:rPr>
+        <w:t>main_date</w:t>
+      </w:r>
+      <w:proofErr w:type="spellEnd"/>
+      <w:r>
+        <w:rPr>
+          <w:rFonts w:ascii="TH SarabunPSK" w:hAnsi="TH SarabunPSK" w:cs="TH SarabunPSK"/>
+          <w:sz w:val="32"/>
+          <w:szCs w:val="32"/>
+        </w:rPr>
+        <w:t>}}</w:t>
       </w:r>
     </w:p>
     <w:p>
@@ -2278,7 +2424,25 @@
           <w:sz w:val="32"/>
           <w:szCs w:val="32"/>
         </w:rPr>
-        <w:t>{{requesting_unit}}</w:t>
+        <w:t>{{</w:t>
+      </w:r>
+      <w:proofErr w:type="spellStart"/>
+      <w:r>
+        <w:rPr>
+          <w:rFonts w:ascii="TH SarabunPSK" w:hAnsi="TH SarabunPSK" w:cs="TH SarabunPSK"/>
+          <w:sz w:val="32"/>
+          <w:szCs w:val="32"/>
+        </w:rPr>
+        <w:t>requesting_unit</w:t>
+      </w:r>
+      <w:proofErr w:type="spellEnd"/>
+      <w:r>
+        <w:rPr>
+          <w:rFonts w:ascii="TH SarabunPSK" w:hAnsi="TH SarabunPSK" w:cs="TH SarabunPSK"/>
+          <w:sz w:val="32"/>
+          <w:szCs w:val="32"/>
+        </w:rPr>
+        <w:t>}}</w:t>
       </w:r>
       <w:r>
         <w:rPr>
@@ -2304,7 +2468,33 @@
           <w:sz w:val="32"/>
           <w:szCs w:val="32"/>
         </w:rPr>
-        <w:t>{{procurement_type}}</w:t>
+        <w:t xml:space="preserve"> </w:t>
+      </w:r>
+      <w:r>
+        <w:rPr>
+          <w:rFonts w:ascii="TH SarabunPSK" w:hAnsi="TH SarabunPSK" w:cs="TH SarabunPSK"/>
+          <w:sz w:val="32"/>
+          <w:szCs w:val="32"/>
+        </w:rPr>
+        <w:t>{{</w:t>
+      </w:r>
+      <w:proofErr w:type="spellStart"/>
+      <w:r>
+        <w:rPr>
+          <w:rFonts w:ascii="TH SarabunPSK" w:hAnsi="TH SarabunPSK" w:cs="TH SarabunPSK"/>
+          <w:sz w:val="32"/>
+          <w:szCs w:val="32"/>
+        </w:rPr>
+        <w:t>procurement_type</w:t>
+      </w:r>
+      <w:proofErr w:type="spellEnd"/>
+      <w:r>
+        <w:rPr>
+          <w:rFonts w:ascii="TH SarabunPSK" w:hAnsi="TH SarabunPSK" w:cs="TH SarabunPSK"/>
+          <w:sz w:val="32"/>
+          <w:szCs w:val="32"/>
+        </w:rPr>
+        <w:t>}}</w:t>
       </w:r>
       <w:r>
         <w:rPr>
@@ -2383,7 +2573,25 @@
           <w:sz w:val="32"/>
           <w:szCs w:val="32"/>
         </w:rPr>
-        <w:t>{{main_date}}</w:t>
+        <w:t>{{</w:t>
+      </w:r>
+      <w:proofErr w:type="spellStart"/>
+      <w:r>
+        <w:rPr>
+          <w:rFonts w:ascii="TH SarabunPSK" w:hAnsi="TH SarabunPSK" w:cs="TH SarabunPSK"/>
+          <w:sz w:val="32"/>
+          <w:szCs w:val="32"/>
+        </w:rPr>
+        <w:t>main_date</w:t>
+      </w:r>
+      <w:proofErr w:type="spellEnd"/>
+      <w:r>
+        <w:rPr>
+          <w:rFonts w:ascii="TH SarabunPSK" w:hAnsi="TH SarabunPSK" w:cs="TH SarabunPSK"/>
+          <w:sz w:val="32"/>
+          <w:szCs w:val="32"/>
+        </w:rPr>
+        <w:t>}}</w:t>
       </w:r>
       <w:r>
         <w:rPr>
@@ -2401,7 +2609,7 @@
         <w:spacing w:before="240"/>
         <w:jc w:val="thaiDistribute"/>
         <w:rPr>
-          <w:rFonts w:ascii="TH SarabunPSK" w:hAnsi="TH SarabunPSK" w:cs="TH SarabunPSK" w:hint="cs"/>
+          <w:rFonts w:ascii="TH SarabunPSK" w:hAnsi="TH SarabunPSK" w:cs="TH SarabunPSK"/>
           <w:b/>
           <w:bCs/>
           <w:sz w:val="32"/>
@@ -2435,7 +2643,7 @@
         <w:pStyle w:val="NoSpacing"/>
         <w:jc w:val="thaiDistribute"/>
         <w:rPr>
-          <w:rFonts w:ascii="TH SarabunPSK" w:hAnsi="TH SarabunPSK" w:cs="TH SarabunPSK" w:hint="cs"/>
+          <w:rFonts w:ascii="TH SarabunPSK" w:hAnsi="TH SarabunPSK" w:cs="TH SarabunPSK"/>
           <w:sz w:val="32"/>
           <w:szCs w:val="32"/>
           <w:cs/>
@@ -2577,7 +2785,7 @@
       <w:pPr>
         <w:pStyle w:val="NoSpacing"/>
         <w:rPr>
-          <w:rFonts w:ascii="TH SarabunPSK" w:hAnsi="TH SarabunPSK" w:cs="TH SarabunPSK" w:hint="cs"/>
+          <w:rFonts w:ascii="TH SarabunPSK" w:hAnsi="TH SarabunPSK" w:cs="TH SarabunPSK"/>
           <w:sz w:val="32"/>
           <w:szCs w:val="32"/>
           <w:cs/>
@@ -2709,16 +2917,7 @@
           <w:szCs w:val="32"/>
           <w:cs/>
         </w:rPr>
-        <w:t>)</w:t>
-      </w:r>
-      <w:r>
-        <w:rPr>
-          <w:rFonts w:ascii="TH SarabunPSK" w:hAnsi="TH SarabunPSK" w:cs="TH SarabunPSK" w:hint="cs"/>
-          <w:sz w:val="32"/>
-          <w:szCs w:val="32"/>
-          <w:cs/>
-        </w:rPr>
-        <w:t xml:space="preserve"> </w:t>
+        <w:t xml:space="preserve">) </w:t>
       </w:r>
       <w:r>
         <w:rPr>
@@ -3260,27 +3459,7 @@
           <w:cs/>
         </w:rPr>
         <w:tab/>
-        <w:t xml:space="preserve">       (นายเรวัฒน์ พรหมสะ</w:t>
-      </w:r>
-      <w:proofErr w:type="spellStart"/>
-      <w:r>
-        <w:rPr>
-          <w:rFonts w:ascii="TH SarabunPSK" w:hAnsi="TH SarabunPSK" w:cs="TH SarabunPSK" w:hint="cs"/>
-          <w:sz w:val="32"/>
-          <w:szCs w:val="32"/>
-          <w:cs/>
-        </w:rPr>
-        <w:t>โร</w:t>
-      </w:r>
-      <w:proofErr w:type="spellEnd"/>
-      <w:r>
-        <w:rPr>
-          <w:rFonts w:ascii="TH SarabunPSK" w:hAnsi="TH SarabunPSK" w:cs="TH SarabunPSK" w:hint="cs"/>
-          <w:sz w:val="32"/>
-          <w:szCs w:val="32"/>
-          <w:cs/>
-        </w:rPr>
-        <w:t>)</w:t>
+        <w:t xml:space="preserve">       (นายเรวัฒน์ พรหมสะโร)</w:t>
       </w:r>
     </w:p>
     <w:p>
@@ -3532,7 +3711,7 @@
       <w:pPr>
         <w:pStyle w:val="NoSpacing"/>
         <w:rPr>
-          <w:rFonts w:ascii="TH SarabunPSK" w:hAnsi="TH SarabunPSK" w:cs="TH SarabunPSK" w:hint="cs"/>
+          <w:rFonts w:ascii="TH SarabunPSK" w:hAnsi="TH SarabunPSK" w:cs="TH SarabunPSK"/>
           <w:sz w:val="32"/>
           <w:szCs w:val="32"/>
           <w:cs/>
@@ -3675,7 +3854,7 @@
       <w:pPr>
         <w:pStyle w:val="NoSpacing"/>
         <w:rPr>
-          <w:rFonts w:ascii="TH SarabunPSK" w:hAnsi="TH SarabunPSK" w:cs="TH SarabunPSK" w:hint="cs"/>
+          <w:rFonts w:ascii="TH SarabunPSK" w:hAnsi="TH SarabunPSK" w:cs="TH SarabunPSK"/>
           <w:sz w:val="32"/>
           <w:szCs w:val="32"/>
           <w:cs/>
@@ -4009,7 +4188,25 @@
           <w:sz w:val="32"/>
           <w:szCs w:val="32"/>
         </w:rPr>
-        <w:t>{{procurement_type}}</w:t>
+        <w:t>{{</w:t>
+      </w:r>
+      <w:proofErr w:type="spellStart"/>
+      <w:r>
+        <w:rPr>
+          <w:rFonts w:ascii="TH SarabunPSK" w:hAnsi="TH SarabunPSK" w:cs="TH SarabunPSK"/>
+          <w:sz w:val="32"/>
+          <w:szCs w:val="32"/>
+        </w:rPr>
+        <w:t>procurement_type</w:t>
+      </w:r>
+      <w:proofErr w:type="spellEnd"/>
+      <w:r>
+        <w:rPr>
+          <w:rFonts w:ascii="TH SarabunPSK" w:hAnsi="TH SarabunPSK" w:cs="TH SarabunPSK"/>
+          <w:sz w:val="32"/>
+          <w:szCs w:val="32"/>
+        </w:rPr>
+        <w:t>}}</w:t>
       </w:r>
       <w:r>
         <w:rPr>
@@ -4189,27 +4386,7 @@
           <w:szCs w:val="32"/>
           <w:cs/>
         </w:rPr>
-        <w:t xml:space="preserve"> ตามเงินจัดสรร </w:t>
-      </w:r>
-      <w:proofErr w:type="spellStart"/>
-      <w:r>
-        <w:rPr>
-          <w:rFonts w:ascii="TH SarabunPSK" w:hAnsi="TH SarabunPSK" w:cs="TH SarabunPSK" w:hint="cs"/>
-          <w:sz w:val="32"/>
-          <w:szCs w:val="32"/>
-          <w:cs/>
-        </w:rPr>
-        <w:t>สพฐ</w:t>
-      </w:r>
-      <w:proofErr w:type="spellEnd"/>
-      <w:r>
-        <w:rPr>
-          <w:rFonts w:ascii="TH SarabunPSK" w:hAnsi="TH SarabunPSK" w:cs="TH SarabunPSK" w:hint="cs"/>
-          <w:sz w:val="32"/>
-          <w:szCs w:val="32"/>
-          <w:cs/>
-        </w:rPr>
-        <w:t>.</w:t>
+        <w:t xml:space="preserve"> ตามเงินจัดสรร สพฐ.</w:t>
       </w:r>
     </w:p>
     <w:p>
@@ -4498,27 +4675,7 @@
           <w:cs/>
         </w:rPr>
         <w:tab/>
-        <w:t>5.6 มีคุณสมบัติและไม่มีลักษระต้องห้ามตามที่คณะกรรมการนโยบายการจัดซื้อจัดจ้างและการบริหารพัสดุภาครัฐกำหนดในราชกิจจา</w:t>
-      </w:r>
-      <w:proofErr w:type="spellStart"/>
-      <w:r>
-        <w:rPr>
-          <w:rFonts w:ascii="TH SarabunPSK" w:hAnsi="TH SarabunPSK" w:cs="TH SarabunPSK" w:hint="cs"/>
-          <w:sz w:val="32"/>
-          <w:szCs w:val="32"/>
-          <w:cs/>
-        </w:rPr>
-        <w:t>นุเ</w:t>
-      </w:r>
-      <w:proofErr w:type="spellEnd"/>
-      <w:r>
-        <w:rPr>
-          <w:rFonts w:ascii="TH SarabunPSK" w:hAnsi="TH SarabunPSK" w:cs="TH SarabunPSK" w:hint="cs"/>
-          <w:sz w:val="32"/>
-          <w:szCs w:val="32"/>
-          <w:cs/>
-        </w:rPr>
-        <w:t>บกษา</w:t>
+        <w:t>5.6 มีคุณสมบัติและไม่มีลักษระต้องห้ามตามที่คณะกรรมการนโยบายการจัดซื้อจัดจ้างและการบริหารพัสดุภาครัฐกำหนดในราชกิจจานุเบกษา</w:t>
       </w:r>
     </w:p>
     <w:p>
@@ -4619,6 +4776,36 @@
         </w:rPr>
         <w:t>ของมูคลค่าพัสดุที่ใช้งานจ้างทั้งหมด</w:t>
       </w:r>
+    </w:p>
+    <w:p>
+      <w:pPr>
+        <w:pStyle w:val="NoSpacing"/>
+        <w:rPr>
+          <w:rFonts w:ascii="TH SarabunPSK" w:hAnsi="TH SarabunPSK" w:cs="TH SarabunPSK"/>
+          <w:sz w:val="32"/>
+          <w:szCs w:val="32"/>
+        </w:rPr>
+      </w:pPr>
+    </w:p>
+    <w:p>
+      <w:pPr>
+        <w:pStyle w:val="NoSpacing"/>
+        <w:rPr>
+          <w:rFonts w:ascii="TH SarabunPSK" w:hAnsi="TH SarabunPSK" w:cs="TH SarabunPSK"/>
+          <w:sz w:val="32"/>
+          <w:szCs w:val="32"/>
+        </w:rPr>
+      </w:pPr>
+    </w:p>
+    <w:p>
+      <w:pPr>
+        <w:pStyle w:val="NoSpacing"/>
+        <w:rPr>
+          <w:rFonts w:ascii="TH SarabunPSK" w:hAnsi="TH SarabunPSK" w:cs="TH SarabunPSK"/>
+          <w:sz w:val="32"/>
+          <w:szCs w:val="32"/>
+        </w:rPr>
+      </w:pPr>
     </w:p>
     <w:p>
       <w:pPr>
@@ -5756,7 +5943,7 @@
               <w:pStyle w:val="NoSpacing"/>
               <w:jc w:val="right"/>
               <w:rPr>
-                <w:rFonts w:ascii="TH SarabunPSK" w:hAnsi="TH SarabunPSK" w:cs="TH SarabunPSK" w:hint="cs"/>
+                <w:rFonts w:ascii="TH SarabunPSK" w:hAnsi="TH SarabunPSK" w:cs="TH SarabunPSK"/>
                 <w:sz w:val="30"/>
                 <w:szCs w:val="30"/>
                 <w:cs/>
@@ -5822,7 +6009,7 @@
       <w:pPr>
         <w:pStyle w:val="NoSpacing"/>
         <w:rPr>
-          <w:rFonts w:ascii="TH SarabunPSK" w:hAnsi="TH SarabunPSK" w:cs="TH SarabunPSK" w:hint="cs"/>
+          <w:rFonts w:ascii="TH SarabunPSK" w:hAnsi="TH SarabunPSK" w:cs="TH SarabunPSK"/>
           <w:b/>
           <w:bCs/>
           <w:sz w:val="32"/>
@@ -6542,6 +6729,40 @@
           <w:rFonts w:ascii="TH SarabunPSK" w:hAnsi="TH SarabunPSK" w:cs="TH SarabunPSK"/>
           <w:sz w:val="32"/>
           <w:szCs w:val="32"/>
+        </w:rPr>
+      </w:pPr>
+    </w:p>
+    <w:p>
+      <w:pPr>
+        <w:pStyle w:val="NoSpacing"/>
+        <w:rPr>
+          <w:rFonts w:ascii="TH SarabunPSK" w:hAnsi="TH SarabunPSK" w:cs="TH SarabunPSK"/>
+          <w:sz w:val="32"/>
+          <w:szCs w:val="32"/>
+        </w:rPr>
+      </w:pPr>
+    </w:p>
+    <w:p>
+      <w:pPr>
+        <w:pStyle w:val="NoSpacing"/>
+        <w:rPr>
+          <w:rFonts w:ascii="TH SarabunPSK" w:hAnsi="TH SarabunPSK" w:cs="TH SarabunPSK"/>
+          <w:sz w:val="32"/>
+          <w:szCs w:val="32"/>
+        </w:rPr>
+      </w:pPr>
+    </w:p>
+    <w:p>
+      <w:pPr>
+        <w:spacing w:line="216" w:lineRule="auto"/>
+        <w:ind w:right="-284"/>
+        <w:jc w:val="center"/>
+        <w:rPr>
+          <w:rFonts w:ascii="TH SarabunPSK" w:hAnsi="TH SarabunPSK" w:cs="TH SarabunPSK"/>
+          <w:b/>
+          <w:bCs/>
+          <w:sz w:val="48"/>
+          <w:szCs w:val="48"/>
         </w:rPr>
       </w:pPr>
     </w:p>
@@ -6701,7 +6922,7 @@
       <w:pPr>
         <w:pStyle w:val="NoSpacing"/>
         <w:rPr>
-          <w:rFonts w:ascii="TH SarabunPSK" w:hAnsi="TH SarabunPSK" w:cs="TH SarabunPSK" w:hint="cs"/>
+          <w:rFonts w:ascii="TH SarabunPSK" w:hAnsi="TH SarabunPSK" w:cs="TH SarabunPSK"/>
           <w:sz w:val="32"/>
           <w:szCs w:val="32"/>
           <w:cs/>
@@ -6729,11 +6950,38 @@
       </w:r>
       <w:r>
         <w:rPr>
-          <w:rFonts w:ascii="TH SarabunPSK" w:hAnsi="TH SarabunPSK" w:cs="TH SarabunPSK"/>
-          <w:sz w:val="32"/>
-          <w:szCs w:val="32"/>
-        </w:rPr>
-        <w:t>{{document_date}}</w:t>
+          <w:rFonts w:ascii="TH SarabunPSK" w:hAnsi="TH SarabunPSK" w:cs="TH SarabunPSK" w:hint="cs"/>
+          <w:sz w:val="32"/>
+          <w:szCs w:val="32"/>
+          <w:cs/>
+        </w:rPr>
+        <w:t xml:space="preserve"> </w:t>
+      </w:r>
+      <w:r>
+        <w:rPr>
+          <w:rFonts w:ascii="TH SarabunPSK" w:hAnsi="TH SarabunPSK" w:cs="TH SarabunPSK"/>
+          <w:sz w:val="32"/>
+          <w:szCs w:val="32"/>
+        </w:rPr>
+        <w:t>{{</w:t>
+      </w:r>
+      <w:proofErr w:type="spellStart"/>
+      <w:r>
+        <w:rPr>
+          <w:rFonts w:ascii="TH SarabunPSK" w:hAnsi="TH SarabunPSK" w:cs="TH SarabunPSK"/>
+          <w:sz w:val="32"/>
+          <w:szCs w:val="32"/>
+        </w:rPr>
+        <w:t>document_date</w:t>
+      </w:r>
+      <w:proofErr w:type="spellEnd"/>
+      <w:r>
+        <w:rPr>
+          <w:rFonts w:ascii="TH SarabunPSK" w:hAnsi="TH SarabunPSK" w:cs="TH SarabunPSK"/>
+          <w:sz w:val="32"/>
+          <w:szCs w:val="32"/>
+        </w:rPr>
+        <w:t>}}</w:t>
       </w:r>
       <w:r>
         <w:rPr>
@@ -6802,11 +7050,38 @@
       </w:r>
       <w:r>
         <w:rPr>
-          <w:rFonts w:ascii="TH SarabunPSK" w:hAnsi="TH SarabunPSK" w:cs="TH SarabunPSK"/>
-          <w:sz w:val="32"/>
-          <w:szCs w:val="32"/>
-        </w:rPr>
-        <w:t>{{main_date}}</w:t>
+          <w:rFonts w:ascii="TH SarabunPSK" w:hAnsi="TH SarabunPSK" w:cs="TH SarabunPSK" w:hint="cs"/>
+          <w:sz w:val="32"/>
+          <w:szCs w:val="32"/>
+          <w:cs/>
+        </w:rPr>
+        <w:t xml:space="preserve"> </w:t>
+      </w:r>
+      <w:r>
+        <w:rPr>
+          <w:rFonts w:ascii="TH SarabunPSK" w:hAnsi="TH SarabunPSK" w:cs="TH SarabunPSK"/>
+          <w:sz w:val="32"/>
+          <w:szCs w:val="32"/>
+        </w:rPr>
+        <w:t>{{</w:t>
+      </w:r>
+      <w:proofErr w:type="spellStart"/>
+      <w:r>
+        <w:rPr>
+          <w:rFonts w:ascii="TH SarabunPSK" w:hAnsi="TH SarabunPSK" w:cs="TH SarabunPSK"/>
+          <w:sz w:val="32"/>
+          <w:szCs w:val="32"/>
+        </w:rPr>
+        <w:t>main_date</w:t>
+      </w:r>
+      <w:proofErr w:type="spellEnd"/>
+      <w:r>
+        <w:rPr>
+          <w:rFonts w:ascii="TH SarabunPSK" w:hAnsi="TH SarabunPSK" w:cs="TH SarabunPSK"/>
+          <w:sz w:val="32"/>
+          <w:szCs w:val="32"/>
+        </w:rPr>
+        <w:t>}}</w:t>
       </w:r>
     </w:p>
     <w:p>
@@ -6816,7 +7091,7 @@
         </w:pBdr>
         <w:spacing w:line="204" w:lineRule="auto"/>
         <w:rPr>
-          <w:rFonts w:ascii="TH SarabunPSK" w:hAnsi="TH SarabunPSK" w:cs="TH SarabunPSK" w:hint="cs"/>
+          <w:rFonts w:ascii="TH SarabunPSK" w:hAnsi="TH SarabunPSK" w:cs="TH SarabunPSK"/>
           <w:sz w:val="30"/>
           <w:szCs w:val="30"/>
           <w:cs/>
@@ -7237,7 +7512,7 @@
         <w:ind w:firstLine="1134"/>
         <w:jc w:val="both"/>
         <w:rPr>
-          <w:rFonts w:ascii="TH SarabunPSK" w:hAnsi="TH SarabunPSK" w:cs="TH SarabunPSK" w:hint="cs"/>
+          <w:rFonts w:ascii="TH SarabunPSK" w:hAnsi="TH SarabunPSK" w:cs="TH SarabunPSK"/>
           <w:cs/>
         </w:rPr>
       </w:pPr>
@@ -7667,7 +7942,7 @@
         </w:tabs>
         <w:ind w:left="851" w:hanging="851"/>
         <w:rPr>
-          <w:rFonts w:ascii="TH SarabunPSK" w:hAnsi="TH SarabunPSK" w:cs="TH SarabunPSK" w:hint="cs"/>
+          <w:rFonts w:ascii="TH SarabunPSK" w:hAnsi="TH SarabunPSK" w:cs="TH SarabunPSK"/>
           <w:cs/>
         </w:rPr>
       </w:pPr>
@@ -7875,7 +8150,7 @@
         <w:spacing w:line="216" w:lineRule="auto"/>
         <w:jc w:val="both"/>
         <w:rPr>
-          <w:rFonts w:ascii="TH SarabunPSK" w:hAnsi="TH SarabunPSK" w:cs="TH SarabunPSK" w:hint="cs"/>
+          <w:rFonts w:ascii="TH SarabunPSK" w:hAnsi="TH SarabunPSK" w:cs="TH SarabunPSK"/>
           <w:cs/>
         </w:rPr>
       </w:pPr>
@@ -8192,34 +8467,14 @@
           <w:cs/>
         </w:rPr>
         <w:tab/>
-        <w:t xml:space="preserve">       (นายเรวัฒน์ พรหมสะ</w:t>
-      </w:r>
-      <w:proofErr w:type="spellStart"/>
-      <w:r>
-        <w:rPr>
-          <w:rFonts w:ascii="TH SarabunPSK" w:hAnsi="TH SarabunPSK" w:cs="TH SarabunPSK" w:hint="cs"/>
-          <w:sz w:val="32"/>
-          <w:szCs w:val="32"/>
-          <w:cs/>
-        </w:rPr>
-        <w:t>โร</w:t>
-      </w:r>
-      <w:proofErr w:type="spellEnd"/>
-      <w:r>
-        <w:rPr>
-          <w:rFonts w:ascii="TH SarabunPSK" w:hAnsi="TH SarabunPSK" w:cs="TH SarabunPSK" w:hint="cs"/>
-          <w:sz w:val="32"/>
-          <w:szCs w:val="32"/>
-          <w:cs/>
-        </w:rPr>
-        <w:t>)</w:t>
+        <w:t xml:space="preserve">       (นายเรวัฒน์ พรหมสะโร)</w:t>
       </w:r>
     </w:p>
     <w:p>
       <w:pPr>
         <w:pStyle w:val="NoSpacing"/>
         <w:rPr>
-          <w:rFonts w:ascii="TH SarabunPSK" w:hAnsi="TH SarabunPSK" w:cs="TH SarabunPSK" w:hint="cs"/>
+          <w:rFonts w:ascii="TH SarabunPSK" w:hAnsi="TH SarabunPSK" w:cs="TH SarabunPSK"/>
           <w:sz w:val="32"/>
           <w:szCs w:val="32"/>
         </w:rPr>
@@ -8333,37 +8588,40 @@
         <w:tabs>
           <w:tab w:val="center" w:pos="2268"/>
         </w:tabs>
-        <w:jc w:val="center"/>
-        <w:rPr>
-          <w:rFonts w:ascii="TH SarabunPSK" w:hAnsi="TH SarabunPSK" w:cs="TH SarabunPSK"/>
-        </w:rPr>
-      </w:pPr>
-      <w:r>
-        <w:rPr>
-          <w:rFonts w:ascii="TH SarabunPSK" w:hAnsi="TH SarabunPSK" w:cs="TH SarabunPSK" w:hint="cs"/>
-          <w:cs/>
-        </w:rPr>
-        <w:t xml:space="preserve">รายละเอียดแนบท้ายบันทึกข้อความ ที่ </w:t>
-      </w:r>
-      <w:r>
-        <w:rPr>
-          <w:rFonts w:ascii="TH SarabunPSK" w:hAnsi="TH SarabunPSK" w:cs="TH SarabunPSK"/>
-        </w:rPr>
-        <w:t>{{document_date}}</w:t>
-      </w:r>
-      <w:r>
-        <w:rPr>
-          <w:rFonts w:ascii="TH SarabunPSK" w:hAnsi="TH SarabunPSK" w:cs="TH SarabunPSK" w:hint="cs"/>
-          <w:cs/>
-        </w:rPr>
-        <w:t xml:space="preserve"> ลงวันที่ </w:t>
-      </w:r>
-      <w:r>
-        <w:rPr>
-          <w:rFonts w:ascii="TH SarabunPSK" w:hAnsi="TH SarabunPSK" w:cs="TH SarabunPSK"/>
-        </w:rPr>
-        <w:t>{{main_date}}</w:t>
-      </w:r>
+        <w:rPr>
+          <w:rFonts w:ascii="TH SarabunPSK" w:hAnsi="TH SarabunPSK" w:cs="TH SarabunPSK"/>
+        </w:rPr>
+      </w:pPr>
+    </w:p>
+    <w:p>
+      <w:pPr>
+        <w:tabs>
+          <w:tab w:val="center" w:pos="2268"/>
+        </w:tabs>
+        <w:rPr>
+          <w:rFonts w:ascii="TH SarabunPSK" w:hAnsi="TH SarabunPSK" w:cs="TH SarabunPSK"/>
+        </w:rPr>
+      </w:pPr>
+    </w:p>
+    <w:p>
+      <w:pPr>
+        <w:tabs>
+          <w:tab w:val="center" w:pos="2268"/>
+        </w:tabs>
+        <w:rPr>
+          <w:rFonts w:ascii="TH SarabunPSK" w:hAnsi="TH SarabunPSK" w:cs="TH SarabunPSK"/>
+        </w:rPr>
+      </w:pPr>
+    </w:p>
+    <w:p>
+      <w:pPr>
+        <w:tabs>
+          <w:tab w:val="center" w:pos="2268"/>
+        </w:tabs>
+        <w:rPr>
+          <w:rFonts w:ascii="TH SarabunPSK" w:hAnsi="TH SarabunPSK" w:cs="TH SarabunPSK"/>
+        </w:rPr>
+      </w:pPr>
     </w:p>
     <w:p>
       <w:pPr>
@@ -8380,6 +8638,43 @@
           <w:rFonts w:ascii="TH SarabunPSK" w:hAnsi="TH SarabunPSK" w:cs="TH SarabunPSK" w:hint="cs"/>
           <w:cs/>
         </w:rPr>
+        <w:t xml:space="preserve">รายละเอียดแนบท้ายบันทึกข้อความ ที่ </w:t>
+      </w:r>
+      <w:r>
+        <w:rPr>
+          <w:rFonts w:ascii="TH SarabunPSK" w:hAnsi="TH SarabunPSK" w:cs="TH SarabunPSK"/>
+        </w:rPr>
+        <w:t>{{document_date}}</w:t>
+      </w:r>
+      <w:r>
+        <w:rPr>
+          <w:rFonts w:ascii="TH SarabunPSK" w:hAnsi="TH SarabunPSK" w:cs="TH SarabunPSK" w:hint="cs"/>
+          <w:cs/>
+        </w:rPr>
+        <w:t xml:space="preserve"> ลงวันที่ </w:t>
+      </w:r>
+      <w:r>
+        <w:rPr>
+          <w:rFonts w:ascii="TH SarabunPSK" w:hAnsi="TH SarabunPSK" w:cs="TH SarabunPSK"/>
+        </w:rPr>
+        <w:t>{{main_date}}</w:t>
+      </w:r>
+    </w:p>
+    <w:p>
+      <w:pPr>
+        <w:tabs>
+          <w:tab w:val="center" w:pos="2268"/>
+        </w:tabs>
+        <w:jc w:val="center"/>
+        <w:rPr>
+          <w:rFonts w:ascii="TH SarabunPSK" w:hAnsi="TH SarabunPSK" w:cs="TH SarabunPSK"/>
+        </w:rPr>
+      </w:pPr>
+      <w:r>
+        <w:rPr>
+          <w:rFonts w:ascii="TH SarabunPSK" w:hAnsi="TH SarabunPSK" w:cs="TH SarabunPSK" w:hint="cs"/>
+          <w:cs/>
+        </w:rPr>
         <w:t xml:space="preserve">งานจัดซื้อพัสดุ/จัดจ้าง  จำนวน </w:t>
       </w:r>
       <w:r>
@@ -8420,7 +8715,21 @@
         <w:rPr>
           <w:rFonts w:ascii="TH SarabunPSK" w:hAnsi="TH SarabunPSK" w:cs="TH SarabunPSK"/>
         </w:rPr>
-        <w:t>{{requesting_unit}}</w:t>
+        <w:t>{{</w:t>
+      </w:r>
+      <w:proofErr w:type="spellStart"/>
+      <w:r>
+        <w:rPr>
+          <w:rFonts w:ascii="TH SarabunPSK" w:hAnsi="TH SarabunPSK" w:cs="TH SarabunPSK"/>
+        </w:rPr>
+        <w:t>requesting_unit</w:t>
+      </w:r>
+      <w:proofErr w:type="spellEnd"/>
+      <w:r>
+        <w:rPr>
+          <w:rFonts w:ascii="TH SarabunPSK" w:hAnsi="TH SarabunPSK" w:cs="TH SarabunPSK"/>
+        </w:rPr>
+        <w:t>}}</w:t>
       </w:r>
     </w:p>
     <w:p>
@@ -8777,6 +9086,7 @@
               </w:rPr>
               <w:tab/>
             </w:r>
+            <w:proofErr w:type="gramStart"/>
             <w:r>
               <w:rPr>
                 <w:rFonts w:ascii="TH SarabunPSK" w:hAnsi="TH SarabunPSK" w:cs="TH SarabunPSK" w:hint="cs"/>
@@ -8803,6 +9113,7 @@
               </w:rPr>
               <w:t>)</w:t>
             </w:r>
+            <w:proofErr w:type="gramEnd"/>
           </w:p>
         </w:tc>
         <w:tc>
@@ -9250,7 +9561,7 @@
         </w:tabs>
         <w:jc w:val="center"/>
         <w:rPr>
-          <w:rFonts w:ascii="TH SarabunPSK" w:hAnsi="TH SarabunPSK" w:cs="TH SarabunPSK" w:hint="cs"/>
+          <w:rFonts w:ascii="TH SarabunPSK" w:hAnsi="TH SarabunPSK" w:cs="TH SarabunPSK"/>
           <w:cs/>
         </w:rPr>
       </w:pPr>
@@ -9385,7 +9696,7 @@
         </w:tabs>
         <w:jc w:val="center"/>
         <w:rPr>
-          <w:rFonts w:ascii="TH SarabunPSK" w:hAnsi="TH SarabunPSK" w:cs="TH SarabunPSK" w:hint="cs"/>
+          <w:rFonts w:ascii="TH SarabunPSK" w:hAnsi="TH SarabunPSK" w:cs="TH SarabunPSK"/>
           <w:cs/>
         </w:rPr>
       </w:pPr>
@@ -9433,7 +9744,21 @@
         <w:rPr>
           <w:rFonts w:ascii="TH SarabunPSK" w:hAnsi="TH SarabunPSK" w:cs="TH SarabunPSK"/>
         </w:rPr>
-        <w:t>{{main_date}}</w:t>
+        <w:t>{{</w:t>
+      </w:r>
+      <w:proofErr w:type="spellStart"/>
+      <w:r>
+        <w:rPr>
+          <w:rFonts w:ascii="TH SarabunPSK" w:hAnsi="TH SarabunPSK" w:cs="TH SarabunPSK"/>
+        </w:rPr>
+        <w:t>main_date</w:t>
+      </w:r>
+      <w:proofErr w:type="spellEnd"/>
+      <w:r>
+        <w:rPr>
+          <w:rFonts w:ascii="TH SarabunPSK" w:hAnsi="TH SarabunPSK" w:cs="TH SarabunPSK"/>
+        </w:rPr>
+        <w:t>}}</w:t>
       </w:r>
     </w:p>
     <w:p>
@@ -9505,6 +9830,56 @@
         <w:jc w:val="both"/>
         <w:rPr>
           <w:rFonts w:ascii="TH SarabunPSK" w:hAnsi="TH SarabunPSK" w:cs="TH SarabunPSK"/>
+        </w:rPr>
+      </w:pPr>
+    </w:p>
+    <w:p>
+      <w:pPr>
+        <w:tabs>
+          <w:tab w:val="left" w:pos="3261"/>
+        </w:tabs>
+        <w:spacing w:line="228" w:lineRule="auto"/>
+        <w:jc w:val="both"/>
+        <w:rPr>
+          <w:rFonts w:ascii="TH SarabunPSK" w:hAnsi="TH SarabunPSK" w:cs="TH SarabunPSK"/>
+        </w:rPr>
+      </w:pPr>
+    </w:p>
+    <w:p>
+      <w:pPr>
+        <w:tabs>
+          <w:tab w:val="left" w:pos="3261"/>
+        </w:tabs>
+        <w:spacing w:line="228" w:lineRule="auto"/>
+        <w:jc w:val="both"/>
+        <w:rPr>
+          <w:rFonts w:ascii="TH SarabunPSK" w:hAnsi="TH SarabunPSK" w:cs="TH SarabunPSK"/>
+        </w:rPr>
+      </w:pPr>
+    </w:p>
+    <w:p>
+      <w:pPr>
+        <w:tabs>
+          <w:tab w:val="left" w:pos="3261"/>
+        </w:tabs>
+        <w:spacing w:line="228" w:lineRule="auto"/>
+        <w:jc w:val="both"/>
+        <w:rPr>
+          <w:rFonts w:ascii="TH SarabunPSK" w:hAnsi="TH SarabunPSK" w:cs="TH SarabunPSK"/>
+        </w:rPr>
+      </w:pPr>
+    </w:p>
+    <w:p>
+      <w:pPr>
+        <w:spacing w:line="216" w:lineRule="auto"/>
+        <w:ind w:right="-284"/>
+        <w:jc w:val="center"/>
+        <w:rPr>
+          <w:rFonts w:ascii="TH SarabunPSK" w:hAnsi="TH SarabunPSK" w:cs="TH SarabunPSK"/>
+          <w:b/>
+          <w:bCs/>
+          <w:sz w:val="48"/>
+          <w:szCs w:val="48"/>
         </w:rPr>
       </w:pPr>
     </w:p>
@@ -9661,7 +10036,7 @@
       <w:pPr>
         <w:pStyle w:val="NoSpacing"/>
         <w:rPr>
-          <w:rFonts w:ascii="TH SarabunPSK" w:hAnsi="TH SarabunPSK" w:cs="TH SarabunPSK" w:hint="cs"/>
+          <w:rFonts w:ascii="TH SarabunPSK" w:hAnsi="TH SarabunPSK" w:cs="TH SarabunPSK"/>
           <w:sz w:val="32"/>
           <w:szCs w:val="32"/>
           <w:cs/>
@@ -10401,7 +10776,7 @@
         </w:tabs>
         <w:jc w:val="both"/>
         <w:rPr>
-          <w:rFonts w:ascii="TH SarabunPSK" w:hAnsi="TH SarabunPSK" w:cs="TH SarabunPSK" w:hint="cs"/>
+          <w:rFonts w:ascii="TH SarabunPSK" w:hAnsi="TH SarabunPSK" w:cs="TH SarabunPSK"/>
         </w:rPr>
       </w:pPr>
     </w:p>
@@ -10528,7 +10903,7 @@
         <w:spacing w:line="216" w:lineRule="auto"/>
         <w:jc w:val="both"/>
         <w:rPr>
-          <w:rFonts w:ascii="TH SarabunPSK" w:hAnsi="TH SarabunPSK" w:cs="TH SarabunPSK" w:hint="cs"/>
+          <w:rFonts w:ascii="TH SarabunPSK" w:hAnsi="TH SarabunPSK" w:cs="TH SarabunPSK"/>
           <w:cs/>
         </w:rPr>
       </w:pPr>
@@ -10736,7 +11111,7 @@
         <w:spacing w:line="216" w:lineRule="auto"/>
         <w:jc w:val="both"/>
         <w:rPr>
-          <w:rFonts w:ascii="TH SarabunPSK" w:hAnsi="TH SarabunPSK" w:cs="TH SarabunPSK" w:hint="cs"/>
+          <w:rFonts w:ascii="TH SarabunPSK" w:hAnsi="TH SarabunPSK" w:cs="TH SarabunPSK"/>
           <w:cs/>
         </w:rPr>
       </w:pPr>
@@ -10816,7 +11191,7 @@
         <w:spacing w:line="216" w:lineRule="auto"/>
         <w:jc w:val="both"/>
         <w:rPr>
-          <w:rFonts w:ascii="TH SarabunPSK" w:hAnsi="TH SarabunPSK" w:cs="TH SarabunPSK" w:hint="cs"/>
+          <w:rFonts w:ascii="TH SarabunPSK" w:hAnsi="TH SarabunPSK" w:cs="TH SarabunPSK"/>
           <w:cs/>
         </w:rPr>
       </w:pPr>
@@ -10928,34 +11303,14 @@
           <w:cs/>
         </w:rPr>
         <w:tab/>
-        <w:t xml:space="preserve">       (นายเรวัฒน์ พรหมสะ</w:t>
-      </w:r>
-      <w:proofErr w:type="spellStart"/>
-      <w:r>
-        <w:rPr>
-          <w:rFonts w:ascii="TH SarabunPSK" w:hAnsi="TH SarabunPSK" w:cs="TH SarabunPSK" w:hint="cs"/>
-          <w:sz w:val="32"/>
-          <w:szCs w:val="32"/>
-          <w:cs/>
-        </w:rPr>
-        <w:t>โร</w:t>
-      </w:r>
-      <w:proofErr w:type="spellEnd"/>
-      <w:r>
-        <w:rPr>
-          <w:rFonts w:ascii="TH SarabunPSK" w:hAnsi="TH SarabunPSK" w:cs="TH SarabunPSK" w:hint="cs"/>
-          <w:sz w:val="32"/>
-          <w:szCs w:val="32"/>
-          <w:cs/>
-        </w:rPr>
-        <w:t>)</w:t>
+        <w:t xml:space="preserve">       (นายเรวัฒน์ พรหมสะโร)</w:t>
       </w:r>
     </w:p>
     <w:p>
       <w:pPr>
         <w:pStyle w:val="NoSpacing"/>
         <w:rPr>
-          <w:rFonts w:ascii="TH SarabunPSK" w:hAnsi="TH SarabunPSK" w:cs="TH SarabunPSK" w:hint="cs"/>
+          <w:rFonts w:ascii="TH SarabunPSK" w:hAnsi="TH SarabunPSK" w:cs="TH SarabunPSK"/>
           <w:sz w:val="32"/>
           <w:szCs w:val="32"/>
           <w:cs/>
@@ -11066,6 +11421,30 @@
       <w:pPr>
         <w:spacing w:line="228" w:lineRule="auto"/>
         <w:jc w:val="center"/>
+        <w:rPr>
+          <w:rFonts w:ascii="TH SarabunPSK" w:hAnsi="TH SarabunPSK" w:cs="TH SarabunPSK"/>
+        </w:rPr>
+      </w:pPr>
+    </w:p>
+    <w:p>
+      <w:pPr>
+        <w:spacing w:line="228" w:lineRule="auto"/>
+        <w:rPr>
+          <w:rFonts w:ascii="TH SarabunPSK" w:hAnsi="TH SarabunPSK" w:cs="TH SarabunPSK"/>
+        </w:rPr>
+      </w:pPr>
+    </w:p>
+    <w:p>
+      <w:pPr>
+        <w:spacing w:line="228" w:lineRule="auto"/>
+        <w:rPr>
+          <w:rFonts w:ascii="TH SarabunPSK" w:hAnsi="TH SarabunPSK" w:cs="TH SarabunPSK"/>
+        </w:rPr>
+      </w:pPr>
+    </w:p>
+    <w:p>
+      <w:pPr>
+        <w:spacing w:line="228" w:lineRule="auto"/>
         <w:rPr>
           <w:rFonts w:ascii="TH SarabunPSK" w:hAnsi="TH SarabunPSK" w:cs="TH SarabunPSK"/>
         </w:rPr>
@@ -11231,7 +11610,7 @@
       <w:pPr>
         <w:jc w:val="center"/>
         <w:rPr>
-          <w:rFonts w:ascii="TH SarabunPSK" w:eastAsia="Calibri" w:hAnsi="TH SarabunPSK" w:cs="TH SarabunPSK" w:hint="cs"/>
+          <w:rFonts w:ascii="TH SarabunPSK" w:eastAsia="Calibri" w:hAnsi="TH SarabunPSK" w:cs="TH SarabunPSK"/>
           <w:b/>
           <w:bCs/>
           <w:cs/>
@@ -11649,6 +12028,7 @@
         </w:rPr>
       </w:pPr>
     </w:p>
+    <w:p/>
     <w:p>
       <w:pPr>
         <w:pStyle w:val="Heading1"/>
@@ -11693,7 +12073,7 @@
         <w:spacing w:before="120"/>
         <w:jc w:val="right"/>
         <w:rPr>
-          <w:rFonts w:ascii="TH SarabunPSK" w:hAnsi="TH SarabunPSK" w:cs="TH SarabunPSK" w:hint="cs"/>
+          <w:rFonts w:ascii="TH SarabunPSK" w:hAnsi="TH SarabunPSK" w:cs="TH SarabunPSK"/>
         </w:rPr>
       </w:pPr>
       <w:r>
@@ -12222,7 +12602,7 @@
       <w:pPr>
         <w:spacing w:before="120"/>
         <w:rPr>
-          <w:rFonts w:ascii="TH SarabunPSK" w:hAnsi="TH SarabunPSK" w:cs="TH SarabunPSK" w:hint="cs"/>
+          <w:rFonts w:ascii="TH SarabunPSK" w:hAnsi="TH SarabunPSK" w:cs="TH SarabunPSK"/>
           <w:cs/>
         </w:rPr>
       </w:pPr>
@@ -12653,7 +13033,7 @@
       <w:pPr>
         <w:spacing w:after="240" w:line="216" w:lineRule="auto"/>
         <w:rPr>
-          <w:rFonts w:ascii="TH SarabunPSK" w:hAnsi="TH SarabunPSK" w:cs="TH SarabunPSK" w:hint="cs"/>
+          <w:rFonts w:ascii="TH SarabunPSK" w:hAnsi="TH SarabunPSK" w:cs="TH SarabunPSK"/>
           <w:b/>
           <w:bCs/>
         </w:rPr>
@@ -12850,7 +13230,7 @@
         <w:spacing w:line="216" w:lineRule="auto"/>
         <w:jc w:val="both"/>
         <w:rPr>
-          <w:rFonts w:ascii="TH SarabunPSK" w:hAnsi="TH SarabunPSK" w:cs="TH SarabunPSK" w:hint="cs"/>
+          <w:rFonts w:ascii="TH SarabunPSK" w:hAnsi="TH SarabunPSK" w:cs="TH SarabunPSK"/>
           <w:cs/>
         </w:rPr>
       </w:pPr>
@@ -12945,7 +13325,7 @@
       <w:pPr>
         <w:spacing w:line="216" w:lineRule="auto"/>
         <w:rPr>
-          <w:rFonts w:ascii="TH SarabunPSK" w:hAnsi="TH SarabunPSK" w:cs="TH SarabunPSK" w:hint="cs"/>
+          <w:rFonts w:ascii="TH SarabunPSK" w:hAnsi="TH SarabunPSK" w:cs="TH SarabunPSK"/>
         </w:rPr>
       </w:pPr>
       <w:r>
@@ -12996,7 +13376,7 @@
         <w:spacing w:line="216" w:lineRule="auto"/>
         <w:jc w:val="both"/>
         <w:rPr>
-          <w:rFonts w:ascii="TH SarabunPSK" w:hAnsi="TH SarabunPSK" w:cs="TH SarabunPSK" w:hint="cs"/>
+          <w:rFonts w:ascii="TH SarabunPSK" w:hAnsi="TH SarabunPSK" w:cs="TH SarabunPSK"/>
           <w:cs/>
         </w:rPr>
       </w:pPr>
@@ -13064,7 +13444,7 @@
         <w:spacing w:line="216" w:lineRule="auto"/>
         <w:jc w:val="both"/>
         <w:rPr>
-          <w:rFonts w:ascii="TH SarabunPSK" w:hAnsi="TH SarabunPSK" w:cs="TH SarabunPSK" w:hint="cs"/>
+          <w:rFonts w:ascii="TH SarabunPSK" w:hAnsi="TH SarabunPSK" w:cs="TH SarabunPSK"/>
           <w:cs/>
         </w:rPr>
       </w:pPr>
@@ -13176,34 +13556,14 @@
           <w:cs/>
         </w:rPr>
         <w:tab/>
-        <w:t xml:space="preserve">       (นายเรวัฒน์ พรหมสะ</w:t>
-      </w:r>
-      <w:proofErr w:type="spellStart"/>
-      <w:r>
-        <w:rPr>
-          <w:rFonts w:ascii="TH SarabunPSK" w:hAnsi="TH SarabunPSK" w:cs="TH SarabunPSK" w:hint="cs"/>
-          <w:sz w:val="32"/>
-          <w:szCs w:val="32"/>
-          <w:cs/>
-        </w:rPr>
-        <w:t>โร</w:t>
-      </w:r>
-      <w:proofErr w:type="spellEnd"/>
-      <w:r>
-        <w:rPr>
-          <w:rFonts w:ascii="TH SarabunPSK" w:hAnsi="TH SarabunPSK" w:cs="TH SarabunPSK" w:hint="cs"/>
-          <w:sz w:val="32"/>
-          <w:szCs w:val="32"/>
-          <w:cs/>
-        </w:rPr>
-        <w:t>)</w:t>
+        <w:t xml:space="preserve">       (นายเรวัฒน์ พรหมสะโร)</w:t>
       </w:r>
     </w:p>
     <w:p>
       <w:pPr>
         <w:pStyle w:val="NoSpacing"/>
         <w:rPr>
-          <w:rFonts w:ascii="TH SarabunPSK" w:hAnsi="TH SarabunPSK" w:cs="TH SarabunPSK" w:hint="cs"/>
+          <w:rFonts w:ascii="TH SarabunPSK" w:hAnsi="TH SarabunPSK" w:cs="TH SarabunPSK"/>
           <w:sz w:val="32"/>
           <w:szCs w:val="32"/>
           <w:cs/>
@@ -13280,6 +13640,32 @@
           <w:rFonts w:ascii="TH SarabunPSK" w:hAnsi="TH SarabunPSK" w:cs="TH SarabunPSK"/>
           <w:sz w:val="32"/>
           <w:szCs w:val="32"/>
+        </w:rPr>
+      </w:pPr>
+    </w:p>
+    <w:p>
+      <w:pPr>
+        <w:pStyle w:val="NoSpacing"/>
+        <w:jc w:val="center"/>
+        <w:rPr>
+          <w:rFonts w:ascii="TH SarabunPSK" w:hAnsi="TH SarabunPSK" w:cs="TH SarabunPSK"/>
+          <w:b/>
+          <w:bCs/>
+          <w:sz w:val="50"/>
+          <w:szCs w:val="50"/>
+        </w:rPr>
+      </w:pPr>
+    </w:p>
+    <w:p>
+      <w:pPr>
+        <w:pStyle w:val="NoSpacing"/>
+        <w:jc w:val="center"/>
+        <w:rPr>
+          <w:rFonts w:ascii="TH SarabunPSK" w:hAnsi="TH SarabunPSK" w:cs="TH SarabunPSK"/>
+          <w:b/>
+          <w:bCs/>
+          <w:sz w:val="50"/>
+          <w:szCs w:val="50"/>
         </w:rPr>
       </w:pPr>
     </w:p>
@@ -13462,7 +13848,7 @@
       <w:pPr>
         <w:pStyle w:val="NoSpacing"/>
         <w:rPr>
-          <w:rFonts w:ascii="TH SarabunPSK" w:hAnsi="TH SarabunPSK" w:cs="TH SarabunPSK" w:hint="cs"/>
+          <w:rFonts w:ascii="TH SarabunPSK" w:hAnsi="TH SarabunPSK" w:cs="TH SarabunPSK"/>
           <w:sz w:val="32"/>
           <w:szCs w:val="32"/>
           <w:cs/>
@@ -13592,7 +13978,7 @@
       <w:pPr>
         <w:pStyle w:val="NoSpacing"/>
         <w:rPr>
-          <w:rFonts w:ascii="TH SarabunPSK" w:hAnsi="TH SarabunPSK" w:cs="TH SarabunPSK" w:hint="cs"/>
+          <w:rFonts w:ascii="TH SarabunPSK" w:hAnsi="TH SarabunPSK" w:cs="TH SarabunPSK"/>
           <w:sz w:val="32"/>
           <w:szCs w:val="32"/>
           <w:cs/>
@@ -13719,7 +14105,7 @@
               </wp:anchor>
             </w:drawing>
           </mc:Choice>
-          <mc:Fallback xmlns:w16du="http://schemas.microsoft.com/office/word/2023/wordml/word16du" xmlns:w16sdtfl="http://schemas.microsoft.com/office/word/2024/wordml/sdtformatlock">
+          <mc:Fallback>
             <w:pict>
               <v:line w14:anchorId="7551A31D" id="ตัวเชื่อมต่อตรง 53" o:spid="_x0000_s1026" style="position:absolute;z-index:251712512;visibility:visible;mso-wrap-style:square;mso-width-percent:0;mso-height-percent:0;mso-wrap-distance-left:3.17497mm;mso-wrap-distance-top:-3e-5mm;mso-wrap-distance-right:3.17497mm;mso-wrap-distance-bottom:-3e-5mm;mso-position-horizontal:absolute;mso-position-horizontal-relative:text;mso-position-vertical:absolute;mso-position-vertical-relative:text;mso-width-percent:0;mso-height-percent:0;mso-width-relative:page;mso-height-relative:page" from="8.1pt,1.7pt" to="8.1pt,1.7pt" o:gfxdata="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" o:allowincell="f"/>
             </w:pict>
@@ -15209,7 +15595,7 @@
         <w:spacing w:line="216" w:lineRule="auto"/>
         <w:jc w:val="both"/>
         <w:rPr>
-          <w:rFonts w:ascii="TH SarabunPSK" w:hAnsi="TH SarabunPSK" w:cs="TH SarabunPSK" w:hint="cs"/>
+          <w:rFonts w:ascii="TH SarabunPSK" w:hAnsi="TH SarabunPSK" w:cs="TH SarabunPSK"/>
           <w:cs/>
         </w:rPr>
       </w:pPr>
@@ -15304,7 +15690,7 @@
       <w:pPr>
         <w:spacing w:line="216" w:lineRule="auto"/>
         <w:rPr>
-          <w:rFonts w:ascii="TH SarabunPSK" w:hAnsi="TH SarabunPSK" w:cs="TH SarabunPSK" w:hint="cs"/>
+          <w:rFonts w:ascii="TH SarabunPSK" w:hAnsi="TH SarabunPSK" w:cs="TH SarabunPSK"/>
         </w:rPr>
       </w:pPr>
       <w:r>
@@ -15355,7 +15741,7 @@
         <w:spacing w:line="216" w:lineRule="auto"/>
         <w:jc w:val="both"/>
         <w:rPr>
-          <w:rFonts w:ascii="TH SarabunPSK" w:hAnsi="TH SarabunPSK" w:cs="TH SarabunPSK" w:hint="cs"/>
+          <w:rFonts w:ascii="TH SarabunPSK" w:hAnsi="TH SarabunPSK" w:cs="TH SarabunPSK"/>
           <w:cs/>
         </w:rPr>
       </w:pPr>
@@ -15423,7 +15809,7 @@
         <w:spacing w:line="216" w:lineRule="auto"/>
         <w:jc w:val="both"/>
         <w:rPr>
-          <w:rFonts w:ascii="TH SarabunPSK" w:hAnsi="TH SarabunPSK" w:cs="TH SarabunPSK" w:hint="cs"/>
+          <w:rFonts w:ascii="TH SarabunPSK" w:hAnsi="TH SarabunPSK" w:cs="TH SarabunPSK"/>
           <w:cs/>
         </w:rPr>
       </w:pPr>
@@ -15432,7 +15818,7 @@
       <w:pPr>
         <w:pStyle w:val="NoSpacing"/>
         <w:rPr>
-          <w:rFonts w:ascii="TH SarabunPSK" w:hAnsi="TH SarabunPSK" w:cs="TH SarabunPSK" w:hint="cs"/>
+          <w:rFonts w:ascii="TH SarabunPSK" w:hAnsi="TH SarabunPSK" w:cs="TH SarabunPSK"/>
           <w:sz w:val="32"/>
           <w:szCs w:val="32"/>
           <w:cs/>
@@ -15536,34 +15922,14 @@
           <w:cs/>
         </w:rPr>
         <w:tab/>
-        <w:t xml:space="preserve">       (นายเรวัฒน์ พรหมสะ</w:t>
-      </w:r>
-      <w:proofErr w:type="spellStart"/>
-      <w:r>
-        <w:rPr>
-          <w:rFonts w:ascii="TH SarabunPSK" w:hAnsi="TH SarabunPSK" w:cs="TH SarabunPSK" w:hint="cs"/>
-          <w:sz w:val="32"/>
-          <w:szCs w:val="32"/>
-          <w:cs/>
-        </w:rPr>
-        <w:t>โร</w:t>
-      </w:r>
-      <w:proofErr w:type="spellEnd"/>
-      <w:r>
-        <w:rPr>
-          <w:rFonts w:ascii="TH SarabunPSK" w:hAnsi="TH SarabunPSK" w:cs="TH SarabunPSK" w:hint="cs"/>
-          <w:sz w:val="32"/>
-          <w:szCs w:val="32"/>
-          <w:cs/>
-        </w:rPr>
-        <w:t>)</w:t>
+        <w:t xml:space="preserve">       (นายเรวัฒน์ พรหมสะโร)</w:t>
       </w:r>
     </w:p>
     <w:p>
       <w:pPr>
         <w:pStyle w:val="NoSpacing"/>
         <w:rPr>
-          <w:rFonts w:ascii="TH SarabunPSK" w:hAnsi="TH SarabunPSK" w:cs="TH SarabunPSK" w:hint="cs"/>
+          <w:rFonts w:ascii="TH SarabunPSK" w:hAnsi="TH SarabunPSK" w:cs="TH SarabunPSK"/>
           <w:sz w:val="32"/>
           <w:szCs w:val="32"/>
           <w:cs/>
@@ -15760,21 +16126,59 @@
         <w:tabs>
           <w:tab w:val="center" w:pos="2268"/>
         </w:tabs>
+        <w:jc w:val="center"/>
         <w:rPr>
           <w:rFonts w:ascii="TH SarabunPSK" w:hAnsi="TH SarabunPSK" w:cs="TH SarabunPSK"/>
           <w:b/>
           <w:bCs/>
-          <w:cs/>
-        </w:rPr>
-      </w:pPr>
-      <w:r>
+        </w:rPr>
+      </w:pPr>
+    </w:p>
+    <w:p>
+      <w:pPr>
+        <w:tabs>
+          <w:tab w:val="center" w:pos="2268"/>
+        </w:tabs>
+        <w:jc w:val="center"/>
         <w:rPr>
           <w:rFonts w:ascii="TH SarabunPSK" w:hAnsi="TH SarabunPSK" w:cs="TH SarabunPSK"/>
           <w:b/>
           <w:bCs/>
-          <w:cs/>
-        </w:rPr>
-        <w:lastRenderedPageBreak/>
+        </w:rPr>
+      </w:pPr>
+    </w:p>
+    <w:p>
+      <w:pPr>
+        <w:tabs>
+          <w:tab w:val="center" w:pos="2268"/>
+        </w:tabs>
+        <w:jc w:val="center"/>
+        <w:rPr>
+          <w:rFonts w:ascii="TH SarabunPSK" w:hAnsi="TH SarabunPSK" w:cs="TH SarabunPSK"/>
+          <w:b/>
+          <w:bCs/>
+        </w:rPr>
+      </w:pPr>
+    </w:p>
+    <w:p>
+      <w:pPr>
+        <w:tabs>
+          <w:tab w:val="center" w:pos="2268"/>
+        </w:tabs>
+        <w:rPr>
+          <w:rFonts w:ascii="TH SarabunPSK" w:hAnsi="TH SarabunPSK" w:cs="TH SarabunPSK"/>
+          <w:b/>
+          <w:bCs/>
+          <w:cs/>
+        </w:rPr>
+      </w:pPr>
+      <w:r>
+        <w:rPr>
+          <w:rFonts w:ascii="TH SarabunPSK" w:hAnsi="TH SarabunPSK" w:cs="TH SarabunPSK"/>
+          <w:b/>
+          <w:bCs/>
+          <w:cs/>
+        </w:rPr>
         <w:tab/>
       </w:r>
       <w:r>
@@ -16058,7 +16462,7 @@
             <w:pPr>
               <w:jc w:val="center"/>
               <w:rPr>
-                <w:rFonts w:ascii="TH SarabunPSK" w:hAnsi="TH SarabunPSK" w:cs="TH SarabunPSK" w:hint="cs"/>
+                <w:rFonts w:ascii="TH SarabunPSK" w:hAnsi="TH SarabunPSK" w:cs="TH SarabunPSK"/>
                 <w:cs/>
               </w:rPr>
             </w:pPr>
@@ -17558,8 +17962,8 @@
       </w:r>
     </w:p>
     <w:sectPr>
-      <w:pgSz w:w="12240" w:h="15840"/>
-      <w:pgMar w:top="851" w:right="758" w:bottom="0" w:left="1276" w:header="720" w:footer="720" w:gutter="0"/>
+      <w:pgSz w:w="11907" w:h="16840"/>
+      <w:pgMar w:top="851" w:right="760" w:bottom="0" w:left="1276" w:header="720" w:footer="720" w:gutter="0"/>
       <w:cols w:space="720"/>
       <w:docGrid w:linePitch="360"/>
     </w:sectPr>
@@ -17568,7 +17972,7 @@
 </file>
 
 <file path=word/numbering.xml><?xml version="1.0" encoding="utf-8"?>
-<w:numbering xmlns:wpc="http://schemas.microsoft.com/office/word/2010/wordprocessingCanvas" xmlns:cx="http://schemas.microsoft.com/office/drawing/2014/chartex" xmlns:cx1="http://schemas.microsoft.com/office/drawing/2015/9/8/chartex" xmlns:cx2="http://schemas.microsoft.com/office/drawing/2015/10/21/chartex" xmlns:cx3="http://schemas.microsoft.com/office/drawing/2016/5/9/chartex" xmlns:cx4="http://schemas.microsoft.com/office/drawing/2016/5/10/chartex" xmlns:cx5="http://schemas.microsoft.com/office/drawing/2016/5/11/chartex" xmlns:cx6="http://schemas.microsoft.com/office/drawing/2016/5/12/chartex" xmlns:cx7="http://schemas.microsoft.com/office/drawing/2016/5/13/chartex" xmlns:cx8="http://schemas.microsoft.com/office/drawing/2016/5/14/chartex" xmlns:mc="http://schemas.openxmlformats.org/markup-compatibility/2006" xmlns:aink="http://schemas.microsoft.com/office/drawing/2016/ink" xmlns:am3d="http://schemas.microsoft.com/office/drawing/2017/model3d" xmlns:o="urn:schemas-microsoft-com:office:office" xmlns:oel="http://schemas.microsoft.com/office/2019/extlst" xmlns:r="http://schemas.openxmlformats.org/officeDocument/2006/relationships" xmlns:m="http://schemas.openxmlformats.org/officeDocument/2006/math" xmlns:v="urn:schemas-microsoft-com:vml" xmlns:wp14="http://schemas.microsoft.com/office/word/2010/wordprocessingDrawing" xmlns:wp="http://schemas.openxmlformats.org/drawingml/2006/wordprocessingDrawing" xmlns:w10="urn:schemas-microsoft-com:office:word" xmlns:w="http://schemas.openxmlformats.org/wordprocessingml/2006/main" xmlns:w14="http://schemas.microsoft.com/office/word/2010/wordml" xmlns:w15="http://schemas.microsoft.com/office/word/2012/wordml" xmlns:w16cex="http://schemas.microsoft.com/office/word/2018/wordml/cex" xmlns:w16cid="http://schemas.microsoft.com/office/word/2016/wordml/cid" xmlns:w16="http://schemas.microsoft.com/office/word/2018/wordml" xmlns:w16sdtdh="http://schemas.microsoft.com/office/word/2020/wordml/sdtdatahash" xmlns:w16se="http://schemas.microsoft.com/office/word/2015/wordml/symex" xmlns:wpg="http://schemas.microsoft.com/office/word/2010/wordprocessingGroup" xmlns:wpi="http://schemas.microsoft.com/office/word/2010/wordprocessingInk" xmlns:wne="http://schemas.microsoft.com/office/word/2006/wordml" xmlns:wps="http://schemas.microsoft.com/office/word/2010/wordprocessingShape" mc:Ignorable="w14 w15 w16se w16cid w16 w16cex w16sdtdh wp14">
+<w:numbering xmlns:wpc="http://schemas.microsoft.com/office/word/2010/wordprocessingCanvas" xmlns:cx="http://schemas.microsoft.com/office/drawing/2014/chartex" xmlns:cx1="http://schemas.microsoft.com/office/drawing/2015/9/8/chartex" xmlns:cx2="http://schemas.microsoft.com/office/drawing/2015/10/21/chartex" xmlns:cx3="http://schemas.microsoft.com/office/drawing/2016/5/9/chartex" xmlns:cx4="http://schemas.microsoft.com/office/drawing/2016/5/10/chartex" xmlns:cx5="http://schemas.microsoft.com/office/drawing/2016/5/11/chartex" xmlns:cx6="http://schemas.microsoft.com/office/drawing/2016/5/12/chartex" xmlns:cx7="http://schemas.microsoft.com/office/drawing/2016/5/13/chartex" xmlns:cx8="http://schemas.microsoft.com/office/drawing/2016/5/14/chartex" xmlns:mc="http://schemas.openxmlformats.org/markup-compatibility/2006" xmlns:aink="http://schemas.microsoft.com/office/drawing/2016/ink" xmlns:am3d="http://schemas.microsoft.com/office/drawing/2017/model3d" xmlns:o="urn:schemas-microsoft-com:office:office" xmlns:oel="http://schemas.microsoft.com/office/2019/extlst" xmlns:r="http://schemas.openxmlformats.org/officeDocument/2006/relationships" xmlns:m="http://schemas.openxmlformats.org/officeDocument/2006/math" xmlns:v="urn:schemas-microsoft-com:vml" xmlns:wp14="http://schemas.microsoft.com/office/word/2010/wordprocessingDrawing" xmlns:wp="http://schemas.openxmlformats.org/drawingml/2006/wordprocessingDrawing" xmlns:w10="urn:schemas-microsoft-com:office:word" xmlns:w="http://schemas.openxmlformats.org/wordprocessingml/2006/main" xmlns:w14="http://schemas.microsoft.com/office/word/2010/wordml" xmlns:w15="http://schemas.microsoft.com/office/word/2012/wordml" xmlns:w16cex="http://schemas.microsoft.com/office/word/2018/wordml/cex" xmlns:w16cid="http://schemas.microsoft.com/office/word/2016/wordml/cid" xmlns:w16="http://schemas.microsoft.com/office/word/2018/wordml" xmlns:w16du="http://schemas.microsoft.com/office/word/2023/wordml/word16du" xmlns:w16sdtdh="http://schemas.microsoft.com/office/word/2020/wordml/sdtdatahash" xmlns:w16sdtfl="http://schemas.microsoft.com/office/word/2024/wordml/sdtformatlock" xmlns:w16se="http://schemas.microsoft.com/office/word/2015/wordml/symex" xmlns:wpg="http://schemas.microsoft.com/office/word/2010/wordprocessingGroup" xmlns:wpi="http://schemas.microsoft.com/office/word/2010/wordprocessingInk" xmlns:wne="http://schemas.microsoft.com/office/word/2006/wordml" xmlns:wps="http://schemas.microsoft.com/office/word/2010/wordprocessingShape" mc:Ignorable="w14 w15 w16se w16cid w16 w16cex w16sdtdh w16sdtfl w16du wp14">
   <w:abstractNum w:abstractNumId="0" w15:restartNumberingAfterBreak="0">
     <w:nsid w:val="02291685"/>
     <w:multiLevelType w:val="hybridMultilevel"/>
@@ -18548,7 +18952,7 @@
 </file>
 
 <file path=word/styles.xml><?xml version="1.0" encoding="utf-8"?>
-<w:styles xmlns:mc="http://schemas.openxmlformats.org/markup-compatibility/2006" xmlns:r="http://schemas.openxmlformats.org/officeDocument/2006/relationships" xmlns:w="http://schemas.openxmlformats.org/wordprocessingml/2006/main" xmlns:w14="http://schemas.microsoft.com/office/word/2010/wordml" xmlns:w15="http://schemas.microsoft.com/office/word/2012/wordml" xmlns:w16cex="http://schemas.microsoft.com/office/word/2018/wordml/cex" xmlns:w16cid="http://schemas.microsoft.com/office/word/2016/wordml/cid" xmlns:w16="http://schemas.microsoft.com/office/word/2018/wordml" xmlns:w16sdtdh="http://schemas.microsoft.com/office/word/2020/wordml/sdtdatahash" xmlns:w16se="http://schemas.microsoft.com/office/word/2015/wordml/symex" mc:Ignorable="w14 w15 w16se w16cid w16 w16cex w16sdtdh">
+<w:styles xmlns:mc="http://schemas.openxmlformats.org/markup-compatibility/2006" xmlns:r="http://schemas.openxmlformats.org/officeDocument/2006/relationships" xmlns:w="http://schemas.openxmlformats.org/wordprocessingml/2006/main" xmlns:w14="http://schemas.microsoft.com/office/word/2010/wordml" xmlns:w15="http://schemas.microsoft.com/office/word/2012/wordml" xmlns:w16cex="http://schemas.microsoft.com/office/word/2018/wordml/cex" xmlns:w16cid="http://schemas.microsoft.com/office/word/2016/wordml/cid" xmlns:w16="http://schemas.microsoft.com/office/word/2018/wordml" xmlns:w16du="http://schemas.microsoft.com/office/word/2023/wordml/word16du" xmlns:w16sdtdh="http://schemas.microsoft.com/office/word/2020/wordml/sdtdatahash" xmlns:w16sdtfl="http://schemas.microsoft.com/office/word/2024/wordml/sdtformatlock" xmlns:w16se="http://schemas.microsoft.com/office/word/2015/wordml/symex" mc:Ignorable="w14 w15 w16se w16cid w16 w16cex w16sdtdh w16sdtfl w16du">
   <w:docDefaults>
     <w:rPrDefault>
       <w:rPr>
@@ -18974,6 +19378,7 @@
   <w:style w:type="character" w:default="1" w:styleId="DefaultParagraphFont">
     <w:name w:val="Default Paragraph Font"/>
     <w:uiPriority w:val="1"/>
+    <w:semiHidden/>
     <w:unhideWhenUsed/>
   </w:style>
   <w:style w:type="table" w:default="1" w:styleId="TableNormal">

--- a/procurement-template13.docx
+++ b/procurement-template13.docx
@@ -60,7 +60,7 @@
                     <pic:cNvPicPr/>
                   </pic:nvPicPr>
                   <pic:blipFill>
-                    <a:blip r:embed="rId6" cstate="print">
+                    <a:blip r:embed="rId8" cstate="print">
                       <a:extLst>
                         <a:ext uri="{28A0092B-C50C-407E-A947-70E740481C1C}">
                           <a14:useLocalDpi xmlns:a14="http://schemas.microsoft.com/office/drawing/2010/main" val="0"/>
@@ -1875,27 +1875,6 @@
         <w:pStyle w:val="NoSpacing"/>
         <w:rPr>
           <w:rFonts w:ascii="TH SarabunPSK" w:hAnsi="TH SarabunPSK" w:cs="TH SarabunPSK"/>
-          <w:sz w:val="32"/>
-          <w:szCs w:val="32"/>
-        </w:rPr>
-      </w:pPr>
-    </w:p>
-    <w:p>
-      <w:pPr>
-        <w:pStyle w:val="NoSpacing"/>
-        <w:rPr>
-          <w:rFonts w:ascii="TH SarabunPSK" w:hAnsi="TH SarabunPSK" w:cs="TH SarabunPSK"/>
-          <w:sz w:val="32"/>
-          <w:szCs w:val="32"/>
-        </w:rPr>
-      </w:pPr>
-    </w:p>
-    <w:p>
-      <w:pPr>
-        <w:pStyle w:val="NoSpacing"/>
-        <w:jc w:val="center"/>
-        <w:rPr>
-          <w:rFonts w:ascii="TH SarabunPSK" w:hAnsi="TH SarabunPSK" w:cs="TH SarabunPSK"/>
           <w:b/>
           <w:bCs/>
           <w:sz w:val="48"/>
@@ -1924,6 +1903,7 @@
           <w:sz w:val="50"/>
           <w:szCs w:val="50"/>
         </w:rPr>
+        <w:lastRenderedPageBreak/>
         <w:drawing>
           <wp:anchor distT="0" distB="0" distL="114300" distR="114300" simplePos="0" relativeHeight="251710464" behindDoc="0" locked="0" layoutInCell="1" allowOverlap="1" wp14:anchorId="5527316E" wp14:editId="5BA02F03">
             <wp:simplePos x="0" y="0"/>
@@ -1948,7 +1928,7 @@
                     <pic:cNvPicPr/>
                   </pic:nvPicPr>
                   <pic:blipFill>
-                    <a:blip r:embed="rId6" cstate="print">
+                    <a:blip r:embed="rId8" cstate="print">
                       <a:extLst>
                         <a:ext uri="{28A0092B-C50C-407E-A947-70E740481C1C}">
                           <a14:useLocalDpi xmlns:a14="http://schemas.microsoft.com/office/drawing/2010/main" val="0"/>
@@ -3704,6 +3684,7 @@
           <w:szCs w:val="32"/>
           <w:cs/>
         </w:rPr>
+        <w:lastRenderedPageBreak/>
         <w:t>ขอบเขตของงานหรือรายละเอียดคุณลักษณะเฉพาะของพัสดุ</w:t>
       </w:r>
     </w:p>
@@ -4924,6 +4905,7 @@
           <w:szCs w:val="32"/>
           <w:cs/>
         </w:rPr>
+        <w:lastRenderedPageBreak/>
         <w:t>-2-</w:t>
       </w:r>
     </w:p>
@@ -6744,19 +6726,8 @@
     </w:p>
     <w:p>
       <w:pPr>
-        <w:pStyle w:val="NoSpacing"/>
-        <w:rPr>
-          <w:rFonts w:ascii="TH SarabunPSK" w:hAnsi="TH SarabunPSK" w:cs="TH SarabunPSK"/>
-          <w:sz w:val="32"/>
-          <w:szCs w:val="32"/>
-        </w:rPr>
-      </w:pPr>
-    </w:p>
-    <w:p>
-      <w:pPr>
         <w:spacing w:line="216" w:lineRule="auto"/>
         <w:ind w:right="-284"/>
-        <w:jc w:val="center"/>
         <w:rPr>
           <w:rFonts w:ascii="TH SarabunPSK" w:hAnsi="TH SarabunPSK" w:cs="TH SarabunPSK"/>
           <w:b/>
@@ -6785,6 +6756,7 @@
           <w:rFonts w:ascii="TH SarabunPSK" w:hAnsi="TH SarabunPSK" w:cs="TH SarabunPSK" w:hint="cs"/>
           <w:noProof/>
         </w:rPr>
+        <w:lastRenderedPageBreak/>
         <w:drawing>
           <wp:anchor distT="0" distB="0" distL="114300" distR="114300" simplePos="0" relativeHeight="251671552" behindDoc="0" locked="0" layoutInCell="1" allowOverlap="1" wp14:anchorId="2B386F11" wp14:editId="2F09A503">
             <wp:simplePos x="0" y="0"/>
@@ -6811,7 +6783,7 @@
                     </pic:cNvPicPr>
                   </pic:nvPicPr>
                   <pic:blipFill>
-                    <a:blip r:embed="rId7" cstate="print">
+                    <a:blip r:embed="rId9" cstate="print">
                       <a:extLst>
                         <a:ext uri="{28A0092B-C50C-407E-A947-70E740481C1C}">
                           <a14:useLocalDpi xmlns:a14="http://schemas.microsoft.com/office/drawing/2010/main" val="0"/>
@@ -8638,6 +8610,7 @@
           <w:rFonts w:ascii="TH SarabunPSK" w:hAnsi="TH SarabunPSK" w:cs="TH SarabunPSK" w:hint="cs"/>
           <w:cs/>
         </w:rPr>
+        <w:lastRenderedPageBreak/>
         <w:t xml:space="preserve">รายละเอียดแนบท้ายบันทึกข้อความ ที่ </w:t>
       </w:r>
       <w:r>
@@ -9859,21 +9832,8 @@
     </w:p>
     <w:p>
       <w:pPr>
-        <w:tabs>
-          <w:tab w:val="left" w:pos="3261"/>
-        </w:tabs>
-        <w:spacing w:line="228" w:lineRule="auto"/>
-        <w:jc w:val="both"/>
-        <w:rPr>
-          <w:rFonts w:ascii="TH SarabunPSK" w:hAnsi="TH SarabunPSK" w:cs="TH SarabunPSK"/>
-        </w:rPr>
-      </w:pPr>
-    </w:p>
-    <w:p>
-      <w:pPr>
         <w:spacing w:line="216" w:lineRule="auto"/>
         <w:ind w:right="-284"/>
-        <w:jc w:val="center"/>
         <w:rPr>
           <w:rFonts w:ascii="TH SarabunPSK" w:hAnsi="TH SarabunPSK" w:cs="TH SarabunPSK"/>
           <w:b/>
@@ -9906,6 +9866,7 @@
           <w:sz w:val="48"/>
           <w:szCs w:val="48"/>
         </w:rPr>
+        <w:lastRenderedPageBreak/>
         <w:drawing>
           <wp:anchor distT="0" distB="0" distL="114300" distR="114300" simplePos="0" relativeHeight="251686912" behindDoc="0" locked="0" layoutInCell="1" allowOverlap="1" wp14:anchorId="179D528B" wp14:editId="09745772">
             <wp:simplePos x="0" y="0"/>
@@ -9930,7 +9891,7 @@
                     <pic:cNvPicPr/>
                   </pic:nvPicPr>
                   <pic:blipFill>
-                    <a:blip r:embed="rId8" cstate="print">
+                    <a:blip r:embed="rId10" cstate="print">
                       <a:extLst>
                         <a:ext uri="{28A0092B-C50C-407E-A947-70E740481C1C}">
                           <a14:useLocalDpi xmlns:a14="http://schemas.microsoft.com/office/drawing/2010/main" val="0"/>
@@ -11538,7 +11499,7 @@
                     </pic:cNvPicPr>
                   </pic:nvPicPr>
                   <pic:blipFill>
-                    <a:blip r:embed="rId9" cstate="print">
+                    <a:blip r:embed="rId11" cstate="print">
                       <a:extLst>
                         <a:ext uri="{28A0092B-C50C-407E-A947-70E740481C1C}">
                           <a14:useLocalDpi xmlns:a14="http://schemas.microsoft.com/office/drawing/2010/main" val="0"/>
@@ -12050,6 +12011,7 @@
           <w:szCs w:val="48"/>
           <w:cs/>
         </w:rPr>
+        <w:lastRenderedPageBreak/>
         <w:t>ใบตรวจรับพัสดุ</w:t>
       </w:r>
     </w:p>
@@ -13659,7 +13621,6 @@
     <w:p>
       <w:pPr>
         <w:pStyle w:val="NoSpacing"/>
-        <w:jc w:val="center"/>
         <w:rPr>
           <w:rFonts w:ascii="TH SarabunPSK" w:hAnsi="TH SarabunPSK" w:cs="TH SarabunPSK"/>
           <w:b/>
@@ -13681,19 +13642,6 @@
           <w:szCs w:val="50"/>
         </w:rPr>
       </w:pPr>
-    </w:p>
-    <w:p>
-      <w:pPr>
-        <w:pStyle w:val="NoSpacing"/>
-        <w:jc w:val="center"/>
-        <w:rPr>
-          <w:rFonts w:ascii="TH SarabunPSK" w:hAnsi="TH SarabunPSK" w:cs="TH SarabunPSK"/>
-          <w:b/>
-          <w:bCs/>
-          <w:sz w:val="50"/>
-          <w:szCs w:val="50"/>
-        </w:rPr>
-      </w:pPr>
       <w:r>
         <w:rPr>
           <w:rFonts w:ascii="TH SarabunPSK" w:hAnsi="TH SarabunPSK" w:cs="TH SarabunPSK" w:hint="cs"/>
@@ -13701,6 +13649,7 @@
           <w:sz w:val="32"/>
           <w:szCs w:val="32"/>
         </w:rPr>
+        <w:lastRenderedPageBreak/>
         <w:drawing>
           <wp:anchor distT="0" distB="0" distL="114300" distR="114300" simplePos="0" relativeHeight="251713536" behindDoc="0" locked="0" layoutInCell="1" allowOverlap="1" wp14:anchorId="127B3C45" wp14:editId="1CC3D3EC">
             <wp:simplePos x="0" y="0"/>
@@ -13727,7 +13676,7 @@
                     </pic:cNvPicPr>
                   </pic:nvPicPr>
                   <pic:blipFill>
-                    <a:blip r:embed="rId10" cstate="print">
+                    <a:blip r:embed="rId12" cstate="print">
                       <a:clrChange>
                         <a:clrFrom>
                           <a:srgbClr val="FFFFFF"/>
@@ -16165,20 +16114,34 @@
         <w:tabs>
           <w:tab w:val="center" w:pos="2268"/>
         </w:tabs>
+        <w:jc w:val="center"/>
         <w:rPr>
           <w:rFonts w:ascii="TH SarabunPSK" w:hAnsi="TH SarabunPSK" w:cs="TH SarabunPSK"/>
           <w:b/>
           <w:bCs/>
-          <w:cs/>
-        </w:rPr>
-      </w:pPr>
-      <w:r>
+        </w:rPr>
+      </w:pPr>
+    </w:p>
+    <w:p>
+      <w:pPr>
+        <w:tabs>
+          <w:tab w:val="center" w:pos="2268"/>
+        </w:tabs>
         <w:rPr>
           <w:rFonts w:ascii="TH SarabunPSK" w:hAnsi="TH SarabunPSK" w:cs="TH SarabunPSK"/>
           <w:b/>
           <w:bCs/>
           <w:cs/>
         </w:rPr>
+      </w:pPr>
+      <w:r>
+        <w:rPr>
+          <w:rFonts w:ascii="TH SarabunPSK" w:hAnsi="TH SarabunPSK" w:cs="TH SarabunPSK"/>
+          <w:b/>
+          <w:bCs/>
+          <w:cs/>
+        </w:rPr>
+        <w:lastRenderedPageBreak/>
         <w:tab/>
       </w:r>
       <w:r>
@@ -17962,13 +17925,103 @@
       </w:r>
     </w:p>
     <w:sectPr>
+      <w:headerReference w:type="default" r:id="rId13"/>
       <w:pgSz w:w="11907" w:h="16840"/>
-      <w:pgMar w:top="851" w:right="760" w:bottom="0" w:left="1276" w:header="720" w:footer="720" w:gutter="0"/>
+      <w:pgMar w:top="851" w:right="760" w:bottom="0" w:left="1276" w:header="113" w:footer="720" w:gutter="0"/>
       <w:cols w:space="720"/>
-      <w:docGrid w:linePitch="360"/>
+      <w:docGrid w:linePitch="435"/>
     </w:sectPr>
   </w:body>
 </w:document>
+</file>
+
+<file path=word/endnotes.xml><?xml version="1.0" encoding="utf-8"?>
+<w:endnotes xmlns:wpc="http://schemas.microsoft.com/office/word/2010/wordprocessingCanvas" xmlns:cx="http://schemas.microsoft.com/office/drawing/2014/chartex" xmlns:cx1="http://schemas.microsoft.com/office/drawing/2015/9/8/chartex" xmlns:cx2="http://schemas.microsoft.com/office/drawing/2015/10/21/chartex" xmlns:cx3="http://schemas.microsoft.com/office/drawing/2016/5/9/chartex" xmlns:cx4="http://schemas.microsoft.com/office/drawing/2016/5/10/chartex" xmlns:cx5="http://schemas.microsoft.com/office/drawing/2016/5/11/chartex" xmlns:cx6="http://schemas.microsoft.com/office/drawing/2016/5/12/chartex" xmlns:cx7="http://schemas.microsoft.com/office/drawing/2016/5/13/chartex" xmlns:cx8="http://schemas.microsoft.com/office/drawing/2016/5/14/chartex" xmlns:mc="http://schemas.openxmlformats.org/markup-compatibility/2006" xmlns:aink="http://schemas.microsoft.com/office/drawing/2016/ink" xmlns:am3d="http://schemas.microsoft.com/office/drawing/2017/model3d" xmlns:o="urn:schemas-microsoft-com:office:office" xmlns:oel="http://schemas.microsoft.com/office/2019/extlst" xmlns:r="http://schemas.openxmlformats.org/officeDocument/2006/relationships" xmlns:m="http://schemas.openxmlformats.org/officeDocument/2006/math" xmlns:v="urn:schemas-microsoft-com:vml" xmlns:wp14="http://schemas.microsoft.com/office/word/2010/wordprocessingDrawing" xmlns:wp="http://schemas.openxmlformats.org/drawingml/2006/wordprocessingDrawing" xmlns:w10="urn:schemas-microsoft-com:office:word" xmlns:w="http://schemas.openxmlformats.org/wordprocessingml/2006/main" xmlns:w14="http://schemas.microsoft.com/office/word/2010/wordml" xmlns:w15="http://schemas.microsoft.com/office/word/2012/wordml" xmlns:w16cex="http://schemas.microsoft.com/office/word/2018/wordml/cex" xmlns:w16cid="http://schemas.microsoft.com/office/word/2016/wordml/cid" xmlns:w16="http://schemas.microsoft.com/office/word/2018/wordml" xmlns:w16du="http://schemas.microsoft.com/office/word/2023/wordml/word16du" xmlns:w16sdtdh="http://schemas.microsoft.com/office/word/2020/wordml/sdtdatahash" xmlns:w16sdtfl="http://schemas.microsoft.com/office/word/2024/wordml/sdtformatlock" xmlns:w16se="http://schemas.microsoft.com/office/word/2015/wordml/symex" xmlns:wpg="http://schemas.microsoft.com/office/word/2010/wordprocessingGroup" xmlns:wpi="http://schemas.microsoft.com/office/word/2010/wordprocessingInk" xmlns:wne="http://schemas.microsoft.com/office/word/2006/wordml" xmlns:wps="http://schemas.microsoft.com/office/word/2010/wordprocessingShape" mc:Ignorable="w14 w15 w16se w16cid w16 w16cex w16sdtdh w16sdtfl w16du wp14">
+  <w:endnote w:type="separator" w:id="-1">
+    <w:p>
+      <w:r>
+        <w:separator/>
+      </w:r>
+    </w:p>
+  </w:endnote>
+  <w:endnote w:type="continuationSeparator" w:id="0">
+    <w:p>
+      <w:r>
+        <w:continuationSeparator/>
+      </w:r>
+    </w:p>
+  </w:endnote>
+</w:endnotes>
+</file>
+
+<file path=word/footnotes.xml><?xml version="1.0" encoding="utf-8"?>
+<w:footnotes xmlns:wpc="http://schemas.microsoft.com/office/word/2010/wordprocessingCanvas" xmlns:cx="http://schemas.microsoft.com/office/drawing/2014/chartex" xmlns:cx1="http://schemas.microsoft.com/office/drawing/2015/9/8/chartex" xmlns:cx2="http://schemas.microsoft.com/office/drawing/2015/10/21/chartex" xmlns:cx3="http://schemas.microsoft.com/office/drawing/2016/5/9/chartex" xmlns:cx4="http://schemas.microsoft.com/office/drawing/2016/5/10/chartex" xmlns:cx5="http://schemas.microsoft.com/office/drawing/2016/5/11/chartex" xmlns:cx6="http://schemas.microsoft.com/office/drawing/2016/5/12/chartex" xmlns:cx7="http://schemas.microsoft.com/office/drawing/2016/5/13/chartex" xmlns:cx8="http://schemas.microsoft.com/office/drawing/2016/5/14/chartex" xmlns:mc="http://schemas.openxmlformats.org/markup-compatibility/2006" xmlns:aink="http://schemas.microsoft.com/office/drawing/2016/ink" xmlns:am3d="http://schemas.microsoft.com/office/drawing/2017/model3d" xmlns:o="urn:schemas-microsoft-com:office:office" xmlns:oel="http://schemas.microsoft.com/office/2019/extlst" xmlns:r="http://schemas.openxmlformats.org/officeDocument/2006/relationships" xmlns:m="http://schemas.openxmlformats.org/officeDocument/2006/math" xmlns:v="urn:schemas-microsoft-com:vml" xmlns:wp14="http://schemas.microsoft.com/office/word/2010/wordprocessingDrawing" xmlns:wp="http://schemas.openxmlformats.org/drawingml/2006/wordprocessingDrawing" xmlns:w10="urn:schemas-microsoft-com:office:word" xmlns:w="http://schemas.openxmlformats.org/wordprocessingml/2006/main" xmlns:w14="http://schemas.microsoft.com/office/word/2010/wordml" xmlns:w15="http://schemas.microsoft.com/office/word/2012/wordml" xmlns:w16cex="http://schemas.microsoft.com/office/word/2018/wordml/cex" xmlns:w16cid="http://schemas.microsoft.com/office/word/2016/wordml/cid" xmlns:w16="http://schemas.microsoft.com/office/word/2018/wordml" xmlns:w16du="http://schemas.microsoft.com/office/word/2023/wordml/word16du" xmlns:w16sdtdh="http://schemas.microsoft.com/office/word/2020/wordml/sdtdatahash" xmlns:w16sdtfl="http://schemas.microsoft.com/office/word/2024/wordml/sdtformatlock" xmlns:w16se="http://schemas.microsoft.com/office/word/2015/wordml/symex" xmlns:wpg="http://schemas.microsoft.com/office/word/2010/wordprocessingGroup" xmlns:wpi="http://schemas.microsoft.com/office/word/2010/wordprocessingInk" xmlns:wne="http://schemas.microsoft.com/office/word/2006/wordml" xmlns:wps="http://schemas.microsoft.com/office/word/2010/wordprocessingShape" mc:Ignorable="w14 w15 w16se w16cid w16 w16cex w16sdtdh w16sdtfl w16du wp14">
+  <w:footnote w:type="separator" w:id="-1">
+    <w:p>
+      <w:r>
+        <w:separator/>
+      </w:r>
+    </w:p>
+  </w:footnote>
+  <w:footnote w:type="continuationSeparator" w:id="0">
+    <w:p>
+      <w:r>
+        <w:continuationSeparator/>
+      </w:r>
+    </w:p>
+  </w:footnote>
+</w:footnotes>
+</file>
+
+<file path=word/header1.xml><?xml version="1.0" encoding="utf-8"?>
+<w:hdr xmlns:wpc="http://schemas.microsoft.com/office/word/2010/wordprocessingCanvas" xmlns:cx="http://schemas.microsoft.com/office/drawing/2014/chartex" xmlns:cx1="http://schemas.microsoft.com/office/drawing/2015/9/8/chartex" xmlns:cx2="http://schemas.microsoft.com/office/drawing/2015/10/21/chartex" xmlns:cx3="http://schemas.microsoft.com/office/drawing/2016/5/9/chartex" xmlns:cx4="http://schemas.microsoft.com/office/drawing/2016/5/10/chartex" xmlns:cx5="http://schemas.microsoft.com/office/drawing/2016/5/11/chartex" xmlns:cx6="http://schemas.microsoft.com/office/drawing/2016/5/12/chartex" xmlns:cx7="http://schemas.microsoft.com/office/drawing/2016/5/13/chartex" xmlns:cx8="http://schemas.microsoft.com/office/drawing/2016/5/14/chartex" xmlns:mc="http://schemas.openxmlformats.org/markup-compatibility/2006" xmlns:aink="http://schemas.microsoft.com/office/drawing/2016/ink" xmlns:am3d="http://schemas.microsoft.com/office/drawing/2017/model3d" xmlns:o="urn:schemas-microsoft-com:office:office" xmlns:oel="http://schemas.microsoft.com/office/2019/extlst" xmlns:r="http://schemas.openxmlformats.org/officeDocument/2006/relationships" xmlns:m="http://schemas.openxmlformats.org/officeDocument/2006/math" xmlns:v="urn:schemas-microsoft-com:vml" xmlns:wp14="http://schemas.microsoft.com/office/word/2010/wordprocessingDrawing" xmlns:wp="http://schemas.openxmlformats.org/drawingml/2006/wordprocessingDrawing" xmlns:w10="urn:schemas-microsoft-com:office:word" xmlns:w="http://schemas.openxmlformats.org/wordprocessingml/2006/main" xmlns:w14="http://schemas.microsoft.com/office/word/2010/wordml" xmlns:w15="http://schemas.microsoft.com/office/word/2012/wordml" xmlns:w16cex="http://schemas.microsoft.com/office/word/2018/wordml/cex" xmlns:w16cid="http://schemas.microsoft.com/office/word/2016/wordml/cid" xmlns:w16="http://schemas.microsoft.com/office/word/2018/wordml" xmlns:w16du="http://schemas.microsoft.com/office/word/2023/wordml/word16du" xmlns:w16sdtdh="http://schemas.microsoft.com/office/word/2020/wordml/sdtdatahash" xmlns:w16sdtfl="http://schemas.microsoft.com/office/word/2024/wordml/sdtformatlock" xmlns:w16se="http://schemas.microsoft.com/office/word/2015/wordml/symex" xmlns:wpg="http://schemas.microsoft.com/office/word/2010/wordprocessingGroup" xmlns:wpi="http://schemas.microsoft.com/office/word/2010/wordprocessingInk" xmlns:wne="http://schemas.microsoft.com/office/word/2006/wordml" xmlns:wps="http://schemas.microsoft.com/office/word/2010/wordprocessingShape" mc:Ignorable="w14 w15 w16se w16cid w16 w16cex w16sdtdh w16sdtfl w16du wp14">
+  <w:sdt>
+    <w:sdtPr>
+      <w:id w:val="931780981"/>
+      <w:docPartObj>
+        <w:docPartGallery w:val="Page Numbers (Top of Page)"/>
+        <w:docPartUnique/>
+      </w:docPartObj>
+    </w:sdtPr>
+    <w:sdtEndPr>
+      <w:rPr>
+        <w:noProof/>
+      </w:rPr>
+    </w:sdtEndPr>
+    <w:sdtContent>
+      <w:p>
+        <w:pPr>
+          <w:pStyle w:val="Header"/>
+          <w:jc w:val="right"/>
+          <w:rPr>
+            <w:rFonts w:hint="cs"/>
+          </w:rPr>
+        </w:pPr>
+        <w:r>
+          <w:fldChar w:fldCharType="begin"/>
+        </w:r>
+        <w:r>
+          <w:instrText xml:space="preserve"> PAGE   \* MERGEFORMAT </w:instrText>
+        </w:r>
+        <w:r>
+          <w:fldChar w:fldCharType="separate"/>
+        </w:r>
+        <w:r>
+          <w:rPr>
+            <w:noProof/>
+          </w:rPr>
+          <w:t>2</w:t>
+        </w:r>
+        <w:r>
+          <w:rPr>
+            <w:noProof/>
+          </w:rPr>
+          <w:fldChar w:fldCharType="end"/>
+        </w:r>
+      </w:p>
+    </w:sdtContent>
+  </w:sdt>
+</w:hdr>
 </file>
 
 <file path=word/numbering.xml><?xml version="1.0" encoding="utf-8"?>
@@ -19532,6 +19585,66 @@
       <w:szCs w:val="22"/>
     </w:rPr>
   </w:style>
+  <w:style w:type="paragraph" w:styleId="Header">
+    <w:name w:val="header"/>
+    <w:basedOn w:val="Normal"/>
+    <w:link w:val="HeaderChar"/>
+    <w:uiPriority w:val="99"/>
+    <w:unhideWhenUsed/>
+    <w:rsid w:val="00C82E67"/>
+    <w:pPr>
+      <w:tabs>
+        <w:tab w:val="center" w:pos="4513"/>
+        <w:tab w:val="right" w:pos="9026"/>
+      </w:tabs>
+    </w:pPr>
+    <w:rPr>
+      <w:rFonts w:cs="Angsana New"/>
+      <w:szCs w:val="40"/>
+    </w:rPr>
+  </w:style>
+  <w:style w:type="character" w:customStyle="1" w:styleId="HeaderChar">
+    <w:name w:val="Header Char"/>
+    <w:basedOn w:val="DefaultParagraphFont"/>
+    <w:link w:val="Header"/>
+    <w:uiPriority w:val="99"/>
+    <w:rsid w:val="00C82E67"/>
+    <w:rPr>
+      <w:rFonts w:ascii="AngsanaUPC" w:eastAsia="Cordia New" w:hAnsi="AngsanaUPC" w:cs="Angsana New"/>
+      <w:sz w:val="32"/>
+      <w:szCs w:val="40"/>
+    </w:rPr>
+  </w:style>
+  <w:style w:type="paragraph" w:styleId="Footer">
+    <w:name w:val="footer"/>
+    <w:basedOn w:val="Normal"/>
+    <w:link w:val="FooterChar"/>
+    <w:uiPriority w:val="99"/>
+    <w:unhideWhenUsed/>
+    <w:rsid w:val="00C82E67"/>
+    <w:pPr>
+      <w:tabs>
+        <w:tab w:val="center" w:pos="4513"/>
+        <w:tab w:val="right" w:pos="9026"/>
+      </w:tabs>
+    </w:pPr>
+    <w:rPr>
+      <w:rFonts w:cs="Angsana New"/>
+      <w:szCs w:val="40"/>
+    </w:rPr>
+  </w:style>
+  <w:style w:type="character" w:customStyle="1" w:styleId="FooterChar">
+    <w:name w:val="Footer Char"/>
+    <w:basedOn w:val="DefaultParagraphFont"/>
+    <w:link w:val="Footer"/>
+    <w:uiPriority w:val="99"/>
+    <w:rsid w:val="00C82E67"/>
+    <w:rPr>
+      <w:rFonts w:ascii="AngsanaUPC" w:eastAsia="Cordia New" w:hAnsi="AngsanaUPC" w:cs="Angsana New"/>
+      <w:sz w:val="32"/>
+      <w:szCs w:val="40"/>
+    </w:rPr>
+  </w:style>
 </w:styles>
 </file>
 

--- a/procurement-template13.docx
+++ b/procurement-template13.docx
@@ -5,7 +5,6 @@
     <w:p>
       <w:pPr>
         <w:pStyle w:val="NoSpacing"/>
-        <w:jc w:val="center"/>
         <w:rPr>
           <w:rFonts w:ascii="TH SarabunPSK" w:hAnsi="TH SarabunPSK" w:cs="TH SarabunPSK"/>
           <w:b/>
@@ -20,7 +19,7 @@
         <w:pStyle w:val="NoSpacing"/>
         <w:jc w:val="center"/>
         <w:rPr>
-          <w:rFonts w:ascii="TH SarabunPSK" w:hAnsi="TH SarabunPSK" w:cs="TH SarabunPSK"/>
+          <w:rFonts w:ascii="TH SarabunPSK" w:hAnsi="TH SarabunPSK" w:cs="TH SarabunPSK" w:hint="cs"/>
           <w:b/>
           <w:bCs/>
           <w:color w:val="000000" w:themeColor="text1"/>
@@ -397,7 +396,7 @@
         <w:pStyle w:val="NoSpacing"/>
         <w:spacing w:before="240"/>
         <w:rPr>
-          <w:rFonts w:ascii="TH SarabunPSK" w:hAnsi="TH SarabunPSK" w:cs="TH SarabunPSK"/>
+          <w:rFonts w:ascii="TH SarabunPSK" w:hAnsi="TH SarabunPSK" w:cs="TH SarabunPSK" w:hint="cs"/>
           <w:sz w:val="32"/>
           <w:szCs w:val="32"/>
           <w:cs/>
@@ -11571,10 +11570,38 @@
       <w:pPr>
         <w:jc w:val="center"/>
         <w:rPr>
+          <w:rFonts w:ascii="TH SarabunPSK" w:eastAsia="Calibri" w:hAnsi="TH SarabunPSK" w:cs="TH SarabunPSK" w:hint="cs"/>
+          <w:b/>
+          <w:bCs/>
+          <w:cs/>
+        </w:rPr>
+      </w:pPr>
+      <w:r>
+        <w:rPr>
+          <w:rFonts w:ascii="TH SarabunPSK" w:eastAsia="Calibri" w:hAnsi="TH SarabunPSK" w:cs="TH SarabunPSK" w:hint="cs"/>
+          <w:b/>
+          <w:bCs/>
+          <w:cs/>
+        </w:rPr>
+        <w:t>ประกาศโรงเรียน</w:t>
+      </w:r>
+      <w:r>
+        <w:rPr>
+          <w:rFonts w:ascii="TH SarabunPSK" w:eastAsia="Calibri" w:hAnsi="TH SarabunPSK" w:cs="TH SarabunPSK" w:hint="cs"/>
+          <w:b/>
+          <w:bCs/>
+          <w:cs/>
+        </w:rPr>
+        <w:t>ค่ายบางระจันวิทยาคม</w:t>
+      </w:r>
+    </w:p>
+    <w:p>
+      <w:pPr>
+        <w:jc w:val="center"/>
+        <w:rPr>
           <w:rFonts w:ascii="TH SarabunPSK" w:eastAsia="Calibri" w:hAnsi="TH SarabunPSK" w:cs="TH SarabunPSK"/>
           <w:b/>
           <w:bCs/>
-          <w:cs/>
         </w:rPr>
       </w:pPr>
       <w:r>
@@ -11584,7 +11611,7 @@
           <w:bCs/>
           <w:cs/>
         </w:rPr>
-        <w:t>ประกาศโรงเรียน</w:t>
+        <w:t>เรื่อง   ประกาศผู้ชนะการเสนอราคาสำหรับการจัดซื้อ/จัดจ้าง</w:t>
       </w:r>
       <w:r>
         <w:rPr>
@@ -11593,7 +11620,27 @@
           <w:bCs/>
           <w:cs/>
         </w:rPr>
-        <w:t>ค่ายบางระจันวิทยาคม</w:t>
+        <w:t xml:space="preserve"> </w:t>
+      </w:r>
+      <w:r>
+        <w:rPr>
+          <w:rFonts w:ascii="TH SarabunPSK" w:hAnsi="TH SarabunPSK" w:cs="TH SarabunPSK"/>
+        </w:rPr>
+        <w:t>{{</w:t>
+      </w:r>
+      <w:proofErr w:type="spellStart"/>
+      <w:r>
+        <w:rPr>
+          <w:rFonts w:ascii="TH SarabunPSK" w:hAnsi="TH SarabunPSK" w:cs="TH SarabunPSK"/>
+        </w:rPr>
+        <w:t>procurement_description</w:t>
+      </w:r>
+      <w:proofErr w:type="spellEnd"/>
+      <w:r>
+        <w:rPr>
+          <w:rFonts w:ascii="TH SarabunPSK" w:hAnsi="TH SarabunPSK" w:cs="TH SarabunPSK"/>
+        </w:rPr>
+        <w:t>}}</w:t>
       </w:r>
     </w:p>
     <w:p>
@@ -11601,23 +11648,19 @@
         <w:jc w:val="center"/>
         <w:rPr>
           <w:rFonts w:ascii="TH SarabunPSK" w:eastAsia="Calibri" w:hAnsi="TH SarabunPSK" w:cs="TH SarabunPSK"/>
-          <w:b/>
-          <w:bCs/>
         </w:rPr>
       </w:pPr>
       <w:r>
         <w:rPr>
           <w:rFonts w:ascii="TH SarabunPSK" w:eastAsia="Calibri" w:hAnsi="TH SarabunPSK" w:cs="TH SarabunPSK" w:hint="cs"/>
-          <w:b/>
-          <w:bCs/>
-          <w:cs/>
-        </w:rPr>
-        <w:t>เรื่อง   ประกาศผู้ชนะการเสนอราคาสำหรับการจัดซื้อ/จัดจ้าง...........................................</w:t>
-      </w:r>
-    </w:p>
-    <w:p>
-      <w:pPr>
-        <w:jc w:val="center"/>
+          <w:cs/>
+        </w:rPr>
+        <w:t>--------------------------------------------------------------</w:t>
+      </w:r>
+    </w:p>
+    <w:p>
+      <w:pPr>
+        <w:spacing w:before="240"/>
         <w:rPr>
           <w:rFonts w:ascii="TH SarabunPSK" w:eastAsia="Calibri" w:hAnsi="TH SarabunPSK" w:cs="TH SarabunPSK"/>
         </w:rPr>
@@ -11627,12 +11670,135 @@
           <w:rFonts w:ascii="TH SarabunPSK" w:eastAsia="Calibri" w:hAnsi="TH SarabunPSK" w:cs="TH SarabunPSK" w:hint="cs"/>
           <w:cs/>
         </w:rPr>
-        <w:t>--------------------------------------------------------------</w:t>
-      </w:r>
-    </w:p>
-    <w:p>
-      <w:pPr>
-        <w:spacing w:before="240"/>
+        <w:tab/>
+      </w:r>
+      <w:r>
+        <w:rPr>
+          <w:rFonts w:ascii="TH SarabunPSK" w:eastAsia="Calibri" w:hAnsi="TH SarabunPSK" w:cs="TH SarabunPSK" w:hint="cs"/>
+          <w:cs/>
+        </w:rPr>
+        <w:tab/>
+        <w:t>ตาม</w:t>
+      </w:r>
+      <w:r>
+        <w:rPr>
+          <w:rFonts w:ascii="TH SarabunPSK" w:hAnsi="TH SarabunPSK" w:cs="TH SarabunPSK"/>
+        </w:rPr>
+        <w:t>{{</w:t>
+      </w:r>
+      <w:proofErr w:type="spellStart"/>
+      <w:r>
+        <w:rPr>
+          <w:rFonts w:ascii="TH SarabunPSK" w:hAnsi="TH SarabunPSK" w:cs="TH SarabunPSK"/>
+        </w:rPr>
+        <w:t>requesting_unit</w:t>
+      </w:r>
+      <w:proofErr w:type="spellEnd"/>
+      <w:r>
+        <w:rPr>
+          <w:rFonts w:ascii="TH SarabunPSK" w:hAnsi="TH SarabunPSK" w:cs="TH SarabunPSK"/>
+        </w:rPr>
+        <w:t>}}</w:t>
+      </w:r>
+      <w:r>
+        <w:rPr>
+          <w:rFonts w:ascii="TH SarabunPSK" w:hAnsi="TH SarabunPSK" w:cs="TH SarabunPSK" w:hint="cs"/>
+          <w:cs/>
+        </w:rPr>
+        <w:t xml:space="preserve"> </w:t>
+      </w:r>
+      <w:r>
+        <w:rPr>
+          <w:rFonts w:ascii="TH SarabunPSK" w:eastAsia="Calibri" w:hAnsi="TH SarabunPSK" w:cs="TH SarabunPSK" w:hint="cs"/>
+          <w:cs/>
+        </w:rPr>
+        <w:t>ได้มี</w:t>
+      </w:r>
+      <w:r>
+        <w:rPr>
+          <w:rFonts w:ascii="TH SarabunPSK" w:eastAsia="Calibri" w:hAnsi="TH SarabunPSK" w:cs="TH SarabunPSK" w:hint="cs"/>
+          <w:cs/>
+        </w:rPr>
+        <w:t>โครงการ</w:t>
+      </w:r>
+      <w:r>
+        <w:rPr>
+          <w:rFonts w:ascii="TH SarabunPSK" w:eastAsia="Calibri" w:hAnsi="TH SarabunPSK" w:cs="TH SarabunPSK" w:hint="cs"/>
+          <w:cs/>
+        </w:rPr>
+        <w:t>สำหรับการจัดซื้อ/จัดจ้าง</w:t>
+      </w:r>
+      <w:r>
+        <w:rPr>
+          <w:rFonts w:ascii="TH SarabunPSK" w:hAnsi="TH SarabunPSK" w:cs="TH SarabunPSK"/>
+        </w:rPr>
+        <w:t>{{</w:t>
+      </w:r>
+      <w:proofErr w:type="spellStart"/>
+      <w:r>
+        <w:rPr>
+          <w:rFonts w:ascii="TH SarabunPSK" w:hAnsi="TH SarabunPSK" w:cs="TH SarabunPSK"/>
+        </w:rPr>
+        <w:t>procurement_description</w:t>
+      </w:r>
+      <w:proofErr w:type="spellEnd"/>
+      <w:r>
+        <w:rPr>
+          <w:rFonts w:ascii="TH SarabunPSK" w:hAnsi="TH SarabunPSK" w:cs="TH SarabunPSK"/>
+        </w:rPr>
+        <w:t>}}</w:t>
+      </w:r>
+      <w:r>
+        <w:rPr>
+          <w:rFonts w:ascii="TH SarabunPSK" w:hAnsi="TH SarabunPSK" w:cs="TH SarabunPSK" w:hint="cs"/>
+          <w:cs/>
+        </w:rPr>
+        <w:t xml:space="preserve"> </w:t>
+      </w:r>
+      <w:r>
+        <w:rPr>
+          <w:rFonts w:ascii="TH SarabunPSK" w:hAnsi="TH SarabunPSK" w:cs="TH SarabunPSK" w:hint="cs"/>
+          <w:cs/>
+        </w:rPr>
+        <w:t>เพื่อใช้สำหรับจัดกิจกรรม</w:t>
+      </w:r>
+      <w:r>
+        <w:rPr>
+          <w:rFonts w:ascii="TH SarabunPSK" w:hAnsi="TH SarabunPSK" w:cs="TH SarabunPSK"/>
+        </w:rPr>
+        <w:t>{{</w:t>
+      </w:r>
+      <w:proofErr w:type="spellStart"/>
+      <w:r>
+        <w:rPr>
+          <w:rFonts w:ascii="TH SarabunPSK" w:hAnsi="TH SarabunPSK" w:cs="TH SarabunPSK"/>
+        </w:rPr>
+        <w:t>activity_name</w:t>
+      </w:r>
+      <w:proofErr w:type="spellEnd"/>
+      <w:r>
+        <w:rPr>
+          <w:rFonts w:ascii="TH SarabunPSK" w:hAnsi="TH SarabunPSK" w:cs="TH SarabunPSK"/>
+        </w:rPr>
+        <w:t>}}</w:t>
+      </w:r>
+      <w:r>
+        <w:rPr>
+          <w:rFonts w:ascii="TH SarabunPSK" w:hAnsi="TH SarabunPSK" w:cs="TH SarabunPSK" w:hint="cs"/>
+          <w:cs/>
+        </w:rPr>
+        <w:t xml:space="preserve"> </w:t>
+      </w:r>
+      <w:r>
+        <w:rPr>
+          <w:rFonts w:ascii="TH SarabunPSK" w:eastAsia="Calibri" w:hAnsi="TH SarabunPSK" w:cs="TH SarabunPSK" w:hint="cs"/>
+          <w:cs/>
+        </w:rPr>
+        <w:t>โดยวิธีเฉพาะเจาะจง นั้น</w:t>
+      </w:r>
+    </w:p>
+    <w:p>
+      <w:pPr>
         <w:rPr>
           <w:rFonts w:ascii="TH SarabunPSK" w:eastAsia="Calibri" w:hAnsi="TH SarabunPSK" w:cs="TH SarabunPSK"/>
         </w:rPr>
@@ -11650,35 +11816,130 @@
           <w:cs/>
         </w:rPr>
         <w:tab/>
-        <w:t>ตามโรงเรียน............................................ ได้มี</w:t>
+        <w:t xml:space="preserve">ผู้ได้รับการคัดเลือกได้แก่ </w:t>
+      </w:r>
+      <w:r>
+        <w:rPr>
+          <w:rFonts w:ascii="TH SarabunPSK" w:hAnsi="TH SarabunPSK" w:cs="TH SarabunPSK"/>
+        </w:rPr>
+        <w:t>{{</w:t>
+      </w:r>
+      <w:proofErr w:type="spellStart"/>
+      <w:r>
+        <w:rPr>
+          <w:rFonts w:ascii="TH SarabunPSK" w:hAnsi="TH SarabunPSK" w:cs="TH SarabunPSK"/>
+        </w:rPr>
+        <w:t>vendor_name</w:t>
+      </w:r>
+      <w:proofErr w:type="spellEnd"/>
+      <w:r>
+        <w:rPr>
+          <w:rFonts w:ascii="TH SarabunPSK" w:hAnsi="TH SarabunPSK" w:cs="TH SarabunPSK"/>
+        </w:rPr>
+        <w:t>}}</w:t>
+      </w:r>
+      <w:r>
+        <w:rPr>
+          <w:rFonts w:ascii="TH SarabunPSK" w:hAnsi="TH SarabunPSK" w:cs="TH SarabunPSK" w:hint="cs"/>
+          <w:cs/>
+        </w:rPr>
+        <w:t xml:space="preserve"> </w:t>
       </w:r>
       <w:r>
         <w:rPr>
           <w:rFonts w:ascii="TH SarabunPSK" w:eastAsia="Calibri" w:hAnsi="TH SarabunPSK" w:cs="TH SarabunPSK" w:hint="cs"/>
           <w:cs/>
         </w:rPr>
-        <w:t>โครงการ</w:t>
+        <w:t xml:space="preserve"> </w:t>
       </w:r>
       <w:r>
         <w:rPr>
           <w:rFonts w:ascii="TH SarabunPSK" w:eastAsia="Calibri" w:hAnsi="TH SarabunPSK" w:cs="TH SarabunPSK" w:hint="cs"/>
           <w:cs/>
         </w:rPr>
-        <w:t>สำหรับการจัดซื้อ/จัดจ้าง..........................................</w:t>
-      </w:r>
-      <w:r>
-        <w:rPr>
-          <w:rFonts w:ascii="TH SarabunPSK" w:hAnsi="TH SarabunPSK" w:cs="TH SarabunPSK" w:hint="cs"/>
-          <w:cs/>
-        </w:rPr>
-        <w:t xml:space="preserve">เพื่อใช้สำหรับจัดกิจกรรม.....................................................................................  </w:t>
+        <w:t xml:space="preserve">(ขายส่ง,ขายปลีก,ให้บริการ) โดยเสนอราคาต่ำสุด เป็นจำนวนเงินทั้งสิ้น </w:t>
+      </w:r>
+      <w:r>
+        <w:rPr>
+          <w:rFonts w:ascii="TH SarabunPSK" w:hAnsi="TH SarabunPSK" w:cs="TH SarabunPSK"/>
+        </w:rPr>
+        <w:t>{{</w:t>
+      </w:r>
+      <w:proofErr w:type="spellStart"/>
+      <w:r>
+        <w:rPr>
+          <w:rFonts w:ascii="TH SarabunPSK" w:hAnsi="TH SarabunPSK" w:cs="TH SarabunPSK"/>
+        </w:rPr>
+        <w:t>agreed_price</w:t>
+      </w:r>
+      <w:proofErr w:type="spellEnd"/>
+      <w:r>
+        <w:rPr>
+          <w:rFonts w:ascii="TH SarabunPSK" w:hAnsi="TH SarabunPSK" w:cs="TH SarabunPSK"/>
+        </w:rPr>
+        <w:t>}}</w:t>
+      </w:r>
+      <w:r>
+        <w:rPr>
+          <w:rFonts w:ascii="TH SarabunPSK" w:hAnsi="TH SarabunPSK" w:cs="TH SarabunPSK" w:hint="cs"/>
+          <w:cs/>
+        </w:rPr>
+        <w:t xml:space="preserve"> </w:t>
       </w:r>
       <w:r>
         <w:rPr>
           <w:rFonts w:ascii="TH SarabunPSK" w:eastAsia="Calibri" w:hAnsi="TH SarabunPSK" w:cs="TH SarabunPSK" w:hint="cs"/>
           <w:cs/>
         </w:rPr>
-        <w:t>โดยวิธีเฉพาะเจาะจง นั้น</w:t>
+        <w:t xml:space="preserve"> </w:t>
+      </w:r>
+      <w:r>
+        <w:rPr>
+          <w:rFonts w:ascii="TH SarabunPSK" w:eastAsia="Calibri" w:hAnsi="TH SarabunPSK" w:cs="TH SarabunPSK" w:hint="cs"/>
+          <w:cs/>
+        </w:rPr>
+        <w:t xml:space="preserve">บาท </w:t>
+      </w:r>
+      <w:r>
+        <w:rPr>
+          <w:rFonts w:ascii="TH SarabunPSK" w:hAnsi="TH SarabunPSK" w:cs="TH SarabunPSK" w:hint="cs"/>
+          <w:cs/>
+        </w:rPr>
+        <w:t>(</w:t>
+      </w:r>
+      <w:r>
+        <w:rPr>
+          <w:rFonts w:ascii="TH SarabunPSK" w:hAnsi="TH SarabunPSK" w:cs="TH SarabunPSK"/>
+        </w:rPr>
+        <w:t>{{</w:t>
+      </w:r>
+      <w:proofErr w:type="spellStart"/>
+      <w:r>
+        <w:rPr>
+          <w:rFonts w:ascii="TH SarabunPSK" w:hAnsi="TH SarabunPSK" w:cs="TH SarabunPSK"/>
+        </w:rPr>
+        <w:t>agreed_price_text</w:t>
+      </w:r>
+      <w:proofErr w:type="spellEnd"/>
+      <w:r>
+        <w:rPr>
+          <w:rFonts w:ascii="TH SarabunPSK" w:hAnsi="TH SarabunPSK" w:cs="TH SarabunPSK"/>
+        </w:rPr>
+        <w:t>}}</w:t>
+      </w:r>
+      <w:r>
+        <w:rPr>
+          <w:rFonts w:ascii="TH SarabunPSK" w:hAnsi="TH SarabunPSK" w:cs="TH SarabunPSK" w:hint="cs"/>
+          <w:cs/>
+        </w:rPr>
+        <w:t>)</w:t>
+      </w:r>
+      <w:r>
+        <w:rPr>
+          <w:rFonts w:ascii="TH SarabunPSK" w:eastAsia="Calibri" w:hAnsi="TH SarabunPSK" w:cs="TH SarabunPSK" w:hint="cs"/>
+          <w:cs/>
+        </w:rPr>
+        <w:t xml:space="preserve"> รวมภาษีมูลค่าเพิ่มและภาษีอื่น ค่าขนส่ง ค่าจดทะเบียน และค่าใช้จ่ายอื่นๆ ทั้งปวง</w:t>
       </w:r>
     </w:p>
     <w:p>
@@ -11700,7 +11961,13 @@
           <w:cs/>
         </w:rPr>
         <w:tab/>
-        <w:t>ผู้ได้รับการคัดเลือกได้แก่ ......................................... (ขายส่ง,ขายปลีก,ให้บริการ) โดยเสนอราคาต่ำสุด เป็นจำนวนเงินทั้งสิ้น .................................... บาท (................................. ) รวมภาษีมูลค่าเพิ่มและภาษีอื่น ค่าขนส่ง ค่าจดทะเบียน และค่าใช้จ่ายอื่นๆ ทั้งปวง</w:t>
+      </w:r>
+      <w:r>
+        <w:rPr>
+          <w:rFonts w:ascii="TH SarabunPSK" w:eastAsia="Calibri" w:hAnsi="TH SarabunPSK" w:cs="TH SarabunPSK" w:hint="cs"/>
+          <w:cs/>
+        </w:rPr>
+        <w:tab/>
       </w:r>
     </w:p>
     <w:p>
@@ -11722,36 +11989,35 @@
           <w:cs/>
         </w:rPr>
         <w:tab/>
-      </w:r>
-      <w:r>
-        <w:rPr>
-          <w:rFonts w:ascii="TH SarabunPSK" w:eastAsia="Calibri" w:hAnsi="TH SarabunPSK" w:cs="TH SarabunPSK" w:hint="cs"/>
-          <w:cs/>
-        </w:rPr>
-        <w:tab/>
-      </w:r>
-    </w:p>
-    <w:p>
-      <w:pPr>
+        <w:t xml:space="preserve">ประกาศ ณ   วันที่ </w:t>
+      </w:r>
+      <w:r>
         <w:rPr>
           <w:rFonts w:ascii="TH SarabunPSK" w:eastAsia="Calibri" w:hAnsi="TH SarabunPSK" w:cs="TH SarabunPSK"/>
         </w:rPr>
-      </w:pPr>
-      <w:r>
-        <w:rPr>
-          <w:rFonts w:ascii="TH SarabunPSK" w:eastAsia="Calibri" w:hAnsi="TH SarabunPSK" w:cs="TH SarabunPSK" w:hint="cs"/>
-          <w:cs/>
-        </w:rPr>
-        <w:tab/>
-      </w:r>
-      <w:r>
-        <w:rPr>
-          <w:rFonts w:ascii="TH SarabunPSK" w:eastAsia="Calibri" w:hAnsi="TH SarabunPSK" w:cs="TH SarabunPSK" w:hint="cs"/>
-          <w:cs/>
-        </w:rPr>
-        <w:tab/>
-        <w:t>ประกาศ ณ   วันที่ .................................................</w:t>
-      </w:r>
+        <w:t>{{</w:t>
+      </w:r>
+      <w:proofErr w:type="spellStart"/>
+      <w:r>
+        <w:rPr>
+          <w:rFonts w:ascii="TH SarabunPSK" w:eastAsia="Calibri" w:hAnsi="TH SarabunPSK" w:cs="TH SarabunPSK"/>
+        </w:rPr>
+        <w:t>announcement_date</w:t>
+      </w:r>
+      <w:proofErr w:type="spellEnd"/>
+      <w:r>
+        <w:rPr>
+          <w:rFonts w:ascii="TH SarabunPSK" w:eastAsia="Calibri" w:hAnsi="TH SarabunPSK" w:cs="TH SarabunPSK"/>
+        </w:rPr>
+        <w:t>}}</w:t>
+      </w:r>
+    </w:p>
+    <w:p>
+      <w:pPr>
+        <w:rPr>
+          <w:rFonts w:ascii="TH SarabunPSK" w:eastAsia="Calibri" w:hAnsi="TH SarabunPSK" w:cs="TH SarabunPSK"/>
+        </w:rPr>
+      </w:pPr>
     </w:p>
     <w:p>
       <w:pPr>
@@ -11780,34 +12046,134 @@
     </w:p>
     <w:p>
       <w:pPr>
-        <w:spacing w:line="216" w:lineRule="auto"/>
-        <w:jc w:val="center"/>
-        <w:rPr>
-          <w:rFonts w:ascii="TH SarabunPSK" w:hAnsi="TH SarabunPSK" w:cs="TH SarabunPSK"/>
-        </w:rPr>
-      </w:pPr>
-      <w:r>
-        <w:rPr>
-          <w:rFonts w:ascii="TH SarabunPSK" w:hAnsi="TH SarabunPSK" w:cs="TH SarabunPSK" w:hint="cs"/>
-          <w:cs/>
-        </w:rPr>
-        <w:t>(......................................)</w:t>
-      </w:r>
-    </w:p>
-    <w:p>
-      <w:pPr>
-        <w:spacing w:line="228" w:lineRule="auto"/>
-        <w:jc w:val="center"/>
-        <w:rPr>
-          <w:rFonts w:ascii="TH SarabunPSK" w:hAnsi="TH SarabunPSK" w:cs="TH SarabunPSK"/>
-        </w:rPr>
-      </w:pPr>
-      <w:r>
-        <w:rPr>
-          <w:rFonts w:ascii="TH SarabunPSK" w:hAnsi="TH SarabunPSK" w:cs="TH SarabunPSK" w:hint="cs"/>
-          <w:cs/>
-        </w:rPr>
-        <w:t>ผู้อำนวยการโรงเรียน.......................................</w:t>
+        <w:pStyle w:val="NoSpacing"/>
+        <w:ind w:left="2880" w:firstLine="720"/>
+        <w:rPr>
+          <w:rFonts w:ascii="TH SarabunPSK" w:hAnsi="TH SarabunPSK" w:cs="TH SarabunPSK"/>
+          <w:sz w:val="32"/>
+          <w:szCs w:val="32"/>
+        </w:rPr>
+      </w:pPr>
+      <w:r>
+        <w:rPr>
+          <w:rFonts w:ascii="TH SarabunPSK" w:hAnsi="TH SarabunPSK" w:cs="TH SarabunPSK" w:hint="cs"/>
+          <w:sz w:val="32"/>
+          <w:szCs w:val="32"/>
+          <w:cs/>
+        </w:rPr>
+        <w:t>ลงชื่อ..........................................</w:t>
+      </w:r>
+    </w:p>
+    <w:p>
+      <w:pPr>
+        <w:pStyle w:val="NoSpacing"/>
+        <w:rPr>
+          <w:rFonts w:ascii="TH SarabunPSK" w:hAnsi="TH SarabunPSK" w:cs="TH SarabunPSK"/>
+          <w:sz w:val="32"/>
+          <w:szCs w:val="32"/>
+        </w:rPr>
+      </w:pPr>
+      <w:r>
+        <w:rPr>
+          <w:rFonts w:ascii="TH SarabunPSK" w:hAnsi="TH SarabunPSK" w:cs="TH SarabunPSK" w:hint="cs"/>
+          <w:sz w:val="32"/>
+          <w:szCs w:val="32"/>
+          <w:cs/>
+        </w:rPr>
+        <w:tab/>
+      </w:r>
+      <w:r>
+        <w:rPr>
+          <w:rFonts w:ascii="TH SarabunPSK" w:hAnsi="TH SarabunPSK" w:cs="TH SarabunPSK" w:hint="cs"/>
+          <w:sz w:val="32"/>
+          <w:szCs w:val="32"/>
+          <w:cs/>
+        </w:rPr>
+        <w:tab/>
+      </w:r>
+      <w:r>
+        <w:rPr>
+          <w:rFonts w:ascii="TH SarabunPSK" w:hAnsi="TH SarabunPSK" w:cs="TH SarabunPSK" w:hint="cs"/>
+          <w:sz w:val="32"/>
+          <w:szCs w:val="32"/>
+          <w:cs/>
+        </w:rPr>
+        <w:tab/>
+      </w:r>
+      <w:r>
+        <w:rPr>
+          <w:rFonts w:ascii="TH SarabunPSK" w:hAnsi="TH SarabunPSK" w:cs="TH SarabunPSK" w:hint="cs"/>
+          <w:sz w:val="32"/>
+          <w:szCs w:val="32"/>
+          <w:cs/>
+        </w:rPr>
+        <w:tab/>
+      </w:r>
+      <w:r>
+        <w:rPr>
+          <w:rFonts w:ascii="TH SarabunPSK" w:hAnsi="TH SarabunPSK" w:cs="TH SarabunPSK" w:hint="cs"/>
+          <w:sz w:val="32"/>
+          <w:szCs w:val="32"/>
+          <w:cs/>
+        </w:rPr>
+        <w:tab/>
+        <w:t xml:space="preserve">       (นายเรวัฒน์ พรหมสะโร)</w:t>
+      </w:r>
+    </w:p>
+    <w:p>
+      <w:pPr>
+        <w:pStyle w:val="NoSpacing"/>
+        <w:rPr>
+          <w:rFonts w:ascii="TH SarabunPSK" w:hAnsi="TH SarabunPSK" w:cs="TH SarabunPSK"/>
+          <w:sz w:val="32"/>
+          <w:szCs w:val="32"/>
+          <w:cs/>
+        </w:rPr>
+      </w:pPr>
+      <w:r>
+        <w:rPr>
+          <w:rFonts w:ascii="TH SarabunPSK" w:hAnsi="TH SarabunPSK" w:cs="TH SarabunPSK" w:hint="cs"/>
+          <w:sz w:val="32"/>
+          <w:szCs w:val="32"/>
+          <w:cs/>
+        </w:rPr>
+        <w:tab/>
+      </w:r>
+      <w:r>
+        <w:rPr>
+          <w:rFonts w:ascii="TH SarabunPSK" w:hAnsi="TH SarabunPSK" w:cs="TH SarabunPSK" w:hint="cs"/>
+          <w:sz w:val="32"/>
+          <w:szCs w:val="32"/>
+          <w:cs/>
+        </w:rPr>
+        <w:tab/>
+      </w:r>
+      <w:r>
+        <w:rPr>
+          <w:rFonts w:ascii="TH SarabunPSK" w:hAnsi="TH SarabunPSK" w:cs="TH SarabunPSK" w:hint="cs"/>
+          <w:sz w:val="32"/>
+          <w:szCs w:val="32"/>
+          <w:cs/>
+        </w:rPr>
+        <w:tab/>
+      </w:r>
+      <w:r>
+        <w:rPr>
+          <w:rFonts w:ascii="TH SarabunPSK" w:hAnsi="TH SarabunPSK" w:cs="TH SarabunPSK"/>
+          <w:sz w:val="32"/>
+          <w:szCs w:val="32"/>
+          <w:cs/>
+        </w:rPr>
+        <w:tab/>
+      </w:r>
+      <w:r>
+        <w:rPr>
+          <w:rFonts w:ascii="TH SarabunPSK" w:hAnsi="TH SarabunPSK" w:cs="TH SarabunPSK" w:hint="cs"/>
+          <w:sz w:val="32"/>
+          <w:szCs w:val="32"/>
+          <w:cs/>
+        </w:rPr>
+        <w:t xml:space="preserve">      ผู้อำนวยการโรงเรียนค่ายบางระจันวิทยาคม</w:t>
       </w:r>
     </w:p>
     <w:p>
@@ -17800,7 +18166,41 @@
           <w:cs/>
         </w:rPr>
         <w:tab/>
-        <w:t xml:space="preserve">               (นางสาวสุนิสา  อิ่มรัง)</w:t>
+        <w:t xml:space="preserve">               </w:t>
+      </w:r>
+      <w:r>
+        <w:rPr>
+          <w:rFonts w:ascii="TH SarabunPSK" w:hAnsi="TH SarabunPSK" w:cs="TH SarabunPSK" w:hint="cs"/>
+          <w:cs/>
+        </w:rPr>
+        <w:t>(</w:t>
+      </w:r>
+      <w:r>
+        <w:rPr>
+          <w:rFonts w:ascii="TH SarabunPSK" w:hAnsi="TH SarabunPSK" w:cs="TH SarabunPSK"/>
+        </w:rPr>
+        <w:t>{{</w:t>
+      </w:r>
+      <w:proofErr w:type="spellStart"/>
+      <w:r>
+        <w:rPr>
+          <w:rFonts w:ascii="TH SarabunPSK" w:hAnsi="TH SarabunPSK" w:cs="TH SarabunPSK"/>
+        </w:rPr>
+        <w:t>chief_officer_signer_name</w:t>
+      </w:r>
+      <w:proofErr w:type="spellEnd"/>
+      <w:r>
+        <w:rPr>
+          <w:rFonts w:ascii="TH SarabunPSK" w:hAnsi="TH SarabunPSK" w:cs="TH SarabunPSK"/>
+        </w:rPr>
+        <w:t>}}</w:t>
+      </w:r>
+      <w:r>
+        <w:rPr>
+          <w:rFonts w:ascii="TH SarabunPSK" w:hAnsi="TH SarabunPSK" w:cs="TH SarabunPSK" w:hint="cs"/>
+          <w:cs/>
+        </w:rPr>
+        <w:t>)</w:t>
       </w:r>
     </w:p>
     <w:p>
@@ -17819,8 +18219,67 @@
           <w:rFonts w:ascii="TH SarabunPSK" w:hAnsi="TH SarabunPSK" w:cs="TH SarabunPSK" w:hint="cs"/>
           <w:cs/>
         </w:rPr>
-        <w:t>วันที่....................เดือน..............................พ.ศ...............              ตำแหน่งหัวหน้า...........................................</w:t>
-      </w:r>
+        <w:t xml:space="preserve">วันที่....................เดือน..............................พ.ศ...............              </w:t>
+      </w:r>
+      <w:r>
+        <w:rPr>
+          <w:rFonts w:ascii="TH SarabunPSK" w:hAnsi="TH SarabunPSK" w:cs="TH SarabunPSK"/>
+          <w:cs/>
+        </w:rPr>
+        <w:tab/>
+      </w:r>
+      <w:r>
+        <w:rPr>
+          <w:rFonts w:ascii="TH SarabunPSK" w:hAnsi="TH SarabunPSK" w:cs="TH SarabunPSK"/>
+          <w:cs/>
+        </w:rPr>
+        <w:tab/>
+      </w:r>
+      <w:r>
+        <w:rPr>
+          <w:rFonts w:ascii="TH SarabunPSK" w:hAnsi="TH SarabunPSK" w:cs="TH SarabunPSK"/>
+          <w:cs/>
+        </w:rPr>
+        <w:tab/>
+      </w:r>
+      <w:r>
+        <w:rPr>
+          <w:rFonts w:ascii="TH SarabunPSK" w:hAnsi="TH SarabunPSK" w:cs="TH SarabunPSK" w:hint="cs"/>
+          <w:cs/>
+        </w:rPr>
+        <w:t xml:space="preserve">  </w:t>
+      </w:r>
+      <w:r>
+        <w:rPr>
+          <w:rFonts w:ascii="TH SarabunPSK" w:hAnsi="TH SarabunPSK" w:cs="TH SarabunPSK" w:hint="cs"/>
+          <w:cs/>
+        </w:rPr>
+        <w:t>หัวหน้าเจ้าหน้าที่</w:t>
+      </w:r>
+    </w:p>
+    <w:p>
+      <w:pPr>
+        <w:tabs>
+          <w:tab w:val="center" w:pos="2268"/>
+          <w:tab w:val="left" w:pos="5668"/>
+        </w:tabs>
+        <w:jc w:val="both"/>
+        <w:rPr>
+          <w:rFonts w:ascii="TH SarabunPSK" w:hAnsi="TH SarabunPSK" w:cs="TH SarabunPSK"/>
+        </w:rPr>
+      </w:pPr>
+    </w:p>
+    <w:p>
+      <w:pPr>
+        <w:tabs>
+          <w:tab w:val="center" w:pos="2268"/>
+          <w:tab w:val="left" w:pos="5668"/>
+        </w:tabs>
+        <w:jc w:val="both"/>
+        <w:rPr>
+          <w:rFonts w:ascii="TH SarabunPSK" w:hAnsi="TH SarabunPSK" w:cs="TH SarabunPSK"/>
+        </w:rPr>
+      </w:pPr>
     </w:p>
     <w:p>
       <w:pPr>
@@ -17975,52 +18434,12 @@
 
 <file path=word/header1.xml><?xml version="1.0" encoding="utf-8"?>
 <w:hdr xmlns:wpc="http://schemas.microsoft.com/office/word/2010/wordprocessingCanvas" xmlns:cx="http://schemas.microsoft.com/office/drawing/2014/chartex" xmlns:cx1="http://schemas.microsoft.com/office/drawing/2015/9/8/chartex" xmlns:cx2="http://schemas.microsoft.com/office/drawing/2015/10/21/chartex" xmlns:cx3="http://schemas.microsoft.com/office/drawing/2016/5/9/chartex" xmlns:cx4="http://schemas.microsoft.com/office/drawing/2016/5/10/chartex" xmlns:cx5="http://schemas.microsoft.com/office/drawing/2016/5/11/chartex" xmlns:cx6="http://schemas.microsoft.com/office/drawing/2016/5/12/chartex" xmlns:cx7="http://schemas.microsoft.com/office/drawing/2016/5/13/chartex" xmlns:cx8="http://schemas.microsoft.com/office/drawing/2016/5/14/chartex" xmlns:mc="http://schemas.openxmlformats.org/markup-compatibility/2006" xmlns:aink="http://schemas.microsoft.com/office/drawing/2016/ink" xmlns:am3d="http://schemas.microsoft.com/office/drawing/2017/model3d" xmlns:o="urn:schemas-microsoft-com:office:office" xmlns:oel="http://schemas.microsoft.com/office/2019/extlst" xmlns:r="http://schemas.openxmlformats.org/officeDocument/2006/relationships" xmlns:m="http://schemas.openxmlformats.org/officeDocument/2006/math" xmlns:v="urn:schemas-microsoft-com:vml" xmlns:wp14="http://schemas.microsoft.com/office/word/2010/wordprocessingDrawing" xmlns:wp="http://schemas.openxmlformats.org/drawingml/2006/wordprocessingDrawing" xmlns:w10="urn:schemas-microsoft-com:office:word" xmlns:w="http://schemas.openxmlformats.org/wordprocessingml/2006/main" xmlns:w14="http://schemas.microsoft.com/office/word/2010/wordml" xmlns:w15="http://schemas.microsoft.com/office/word/2012/wordml" xmlns:w16cex="http://schemas.microsoft.com/office/word/2018/wordml/cex" xmlns:w16cid="http://schemas.microsoft.com/office/word/2016/wordml/cid" xmlns:w16="http://schemas.microsoft.com/office/word/2018/wordml" xmlns:w16du="http://schemas.microsoft.com/office/word/2023/wordml/word16du" xmlns:w16sdtdh="http://schemas.microsoft.com/office/word/2020/wordml/sdtdatahash" xmlns:w16sdtfl="http://schemas.microsoft.com/office/word/2024/wordml/sdtformatlock" xmlns:w16se="http://schemas.microsoft.com/office/word/2015/wordml/symex" xmlns:wpg="http://schemas.microsoft.com/office/word/2010/wordprocessingGroup" xmlns:wpi="http://schemas.microsoft.com/office/word/2010/wordprocessingInk" xmlns:wne="http://schemas.microsoft.com/office/word/2006/wordml" xmlns:wps="http://schemas.microsoft.com/office/word/2010/wordprocessingShape" mc:Ignorable="w14 w15 w16se w16cid w16 w16cex w16sdtdh w16sdtfl w16du wp14">
-  <w:sdt>
-    <w:sdtPr>
-      <w:id w:val="931780981"/>
-      <w:docPartObj>
-        <w:docPartGallery w:val="Page Numbers (Top of Page)"/>
-        <w:docPartUnique/>
-      </w:docPartObj>
-    </w:sdtPr>
-    <w:sdtEndPr>
-      <w:rPr>
-        <w:noProof/>
-      </w:rPr>
-    </w:sdtEndPr>
-    <w:sdtContent>
-      <w:p>
-        <w:pPr>
-          <w:pStyle w:val="Header"/>
-          <w:jc w:val="right"/>
-          <w:rPr>
-            <w:rFonts w:hint="cs"/>
-          </w:rPr>
-        </w:pPr>
-        <w:r>
-          <w:fldChar w:fldCharType="begin"/>
-        </w:r>
-        <w:r>
-          <w:instrText xml:space="preserve"> PAGE   \* MERGEFORMAT </w:instrText>
-        </w:r>
-        <w:r>
-          <w:fldChar w:fldCharType="separate"/>
-        </w:r>
-        <w:r>
-          <w:rPr>
-            <w:noProof/>
-          </w:rPr>
-          <w:t>2</w:t>
-        </w:r>
-        <w:r>
-          <w:rPr>
-            <w:noProof/>
-          </w:rPr>
-          <w:fldChar w:fldCharType="end"/>
-        </w:r>
-      </w:p>
-    </w:sdtContent>
-  </w:sdt>
+  <w:p>
+    <w:pPr>
+      <w:pStyle w:val="Header"/>
+      <w:jc w:val="right"/>
+    </w:pPr>
+  </w:p>
 </w:hdr>
 </file>
 
@@ -19431,7 +19850,6 @@
   <w:style w:type="character" w:default="1" w:styleId="DefaultParagraphFont">
     <w:name w:val="Default Paragraph Font"/>
     <w:uiPriority w:val="1"/>
-    <w:semiHidden/>
     <w:unhideWhenUsed/>
   </w:style>
   <w:style w:type="table" w:default="1" w:styleId="TableNormal">
@@ -19643,6 +20061,19 @@
       <w:rFonts w:ascii="AngsanaUPC" w:eastAsia="Cordia New" w:hAnsi="AngsanaUPC" w:cs="Angsana New"/>
       <w:sz w:val="32"/>
       <w:szCs w:val="40"/>
+    </w:rPr>
+  </w:style>
+  <w:style w:type="paragraph" w:styleId="NormalWeb">
+    <w:name w:val="Normal (Web)"/>
+    <w:basedOn w:val="Normal"/>
+    <w:uiPriority w:val="99"/>
+    <w:semiHidden/>
+    <w:unhideWhenUsed/>
+    <w:rsid w:val="00793FA9"/>
+    <w:rPr>
+      <w:rFonts w:ascii="Times New Roman" w:hAnsi="Times New Roman" w:cs="Angsana New"/>
+      <w:sz w:val="24"/>
+      <w:szCs w:val="30"/>
     </w:rPr>
   </w:style>
 </w:styles>

--- a/procurement-template13.docx
+++ b/procurement-template13.docx
@@ -19,7 +19,7 @@
         <w:pStyle w:val="NoSpacing"/>
         <w:jc w:val="center"/>
         <w:rPr>
-          <w:rFonts w:ascii="TH SarabunPSK" w:hAnsi="TH SarabunPSK" w:cs="TH SarabunPSK" w:hint="cs"/>
+          <w:rFonts w:ascii="TH SarabunPSK" w:hAnsi="TH SarabunPSK" w:cs="TH SarabunPSK"/>
           <w:b/>
           <w:bCs/>
           <w:color w:val="000000" w:themeColor="text1"/>
@@ -328,25 +328,7 @@
           <w:sz w:val="32"/>
           <w:szCs w:val="32"/>
         </w:rPr>
-        <w:t>{{</w:t>
-      </w:r>
-      <w:proofErr w:type="spellStart"/>
-      <w:r>
-        <w:rPr>
-          <w:rFonts w:ascii="TH SarabunPSK" w:hAnsi="TH SarabunPSK" w:cs="TH SarabunPSK"/>
-          <w:sz w:val="32"/>
-          <w:szCs w:val="32"/>
-        </w:rPr>
-        <w:t>procurement_type</w:t>
-      </w:r>
-      <w:proofErr w:type="spellEnd"/>
-      <w:r>
-        <w:rPr>
-          <w:rFonts w:ascii="TH SarabunPSK" w:hAnsi="TH SarabunPSK" w:cs="TH SarabunPSK"/>
-          <w:sz w:val="32"/>
-          <w:szCs w:val="32"/>
-        </w:rPr>
-        <w:t>}}</w:t>
+        <w:t>{{procurement_type}}</w:t>
       </w:r>
     </w:p>
     <w:p>
@@ -396,7 +378,7 @@
         <w:pStyle w:val="NoSpacing"/>
         <w:spacing w:before="240"/>
         <w:rPr>
-          <w:rFonts w:ascii="TH SarabunPSK" w:hAnsi="TH SarabunPSK" w:cs="TH SarabunPSK" w:hint="cs"/>
+          <w:rFonts w:ascii="TH SarabunPSK" w:hAnsi="TH SarabunPSK" w:cs="TH SarabunPSK"/>
           <w:sz w:val="32"/>
           <w:szCs w:val="32"/>
           <w:cs/>
@@ -436,25 +418,7 @@
           <w:sz w:val="32"/>
           <w:szCs w:val="32"/>
         </w:rPr>
-        <w:t>{{</w:t>
-      </w:r>
-      <w:proofErr w:type="spellStart"/>
-      <w:r>
-        <w:rPr>
-          <w:rFonts w:ascii="TH SarabunPSK" w:hAnsi="TH SarabunPSK" w:cs="TH SarabunPSK"/>
-          <w:sz w:val="32"/>
-          <w:szCs w:val="32"/>
-        </w:rPr>
-        <w:t>requesting_unit</w:t>
-      </w:r>
-      <w:proofErr w:type="spellEnd"/>
-      <w:r>
-        <w:rPr>
-          <w:rFonts w:ascii="TH SarabunPSK" w:hAnsi="TH SarabunPSK" w:cs="TH SarabunPSK"/>
-          <w:sz w:val="32"/>
-          <w:szCs w:val="32"/>
-        </w:rPr>
-        <w:t>}}</w:t>
+        <w:t>{{requesting_unit}}</w:t>
       </w:r>
       <w:r>
         <w:rPr>
@@ -488,25 +452,7 @@
           <w:sz w:val="32"/>
           <w:szCs w:val="32"/>
         </w:rPr>
-        <w:t>{{</w:t>
-      </w:r>
-      <w:proofErr w:type="spellStart"/>
-      <w:r>
-        <w:rPr>
-          <w:rFonts w:ascii="TH SarabunPSK" w:hAnsi="TH SarabunPSK" w:cs="TH SarabunPSK"/>
-          <w:sz w:val="32"/>
-          <w:szCs w:val="32"/>
-        </w:rPr>
-        <w:t>procurement_type</w:t>
-      </w:r>
-      <w:proofErr w:type="spellEnd"/>
-      <w:r>
-        <w:rPr>
-          <w:rFonts w:ascii="TH SarabunPSK" w:hAnsi="TH SarabunPSK" w:cs="TH SarabunPSK"/>
-          <w:sz w:val="32"/>
-          <w:szCs w:val="32"/>
-        </w:rPr>
-        <w:t>}}</w:t>
+        <w:t>{{procurement_type}}</w:t>
       </w:r>
       <w:r>
         <w:rPr>
@@ -541,25 +487,7 @@
           <w:sz w:val="32"/>
           <w:szCs w:val="32"/>
         </w:rPr>
-        <w:t>{{</w:t>
-      </w:r>
-      <w:proofErr w:type="spellStart"/>
-      <w:r>
-        <w:rPr>
-          <w:rFonts w:ascii="TH SarabunPSK" w:hAnsi="TH SarabunPSK" w:cs="TH SarabunPSK"/>
-          <w:sz w:val="32"/>
-          <w:szCs w:val="32"/>
-        </w:rPr>
-        <w:t>budget_year</w:t>
-      </w:r>
-      <w:proofErr w:type="spellEnd"/>
-      <w:r>
-        <w:rPr>
-          <w:rFonts w:ascii="TH SarabunPSK" w:hAnsi="TH SarabunPSK" w:cs="TH SarabunPSK"/>
-          <w:sz w:val="32"/>
-          <w:szCs w:val="32"/>
-        </w:rPr>
-        <w:t>}}</w:t>
+        <w:t>{{budget_year}}</w:t>
       </w:r>
       <w:r>
         <w:rPr>
@@ -594,25 +522,7 @@
           <w:sz w:val="32"/>
           <w:szCs w:val="32"/>
         </w:rPr>
-        <w:t>{{</w:t>
-      </w:r>
-      <w:proofErr w:type="spellStart"/>
-      <w:r>
-        <w:rPr>
-          <w:rFonts w:ascii="TH SarabunPSK" w:hAnsi="TH SarabunPSK" w:cs="TH SarabunPSK"/>
-          <w:sz w:val="32"/>
-          <w:szCs w:val="32"/>
-        </w:rPr>
-        <w:t>project_name</w:t>
-      </w:r>
-      <w:proofErr w:type="spellEnd"/>
-      <w:r>
-        <w:rPr>
-          <w:rFonts w:ascii="TH SarabunPSK" w:hAnsi="TH SarabunPSK" w:cs="TH SarabunPSK"/>
-          <w:sz w:val="32"/>
-          <w:szCs w:val="32"/>
-        </w:rPr>
-        <w:t>}}</w:t>
+        <w:t>{{project_name}}</w:t>
       </w:r>
       <w:r>
         <w:rPr>
@@ -638,25 +548,7 @@
           <w:sz w:val="32"/>
           <w:szCs w:val="32"/>
         </w:rPr>
-        <w:t>{{</w:t>
-      </w:r>
-      <w:proofErr w:type="spellStart"/>
-      <w:r>
-        <w:rPr>
-          <w:rFonts w:ascii="TH SarabunPSK" w:hAnsi="TH SarabunPSK" w:cs="TH SarabunPSK"/>
-          <w:sz w:val="32"/>
-          <w:szCs w:val="32"/>
-        </w:rPr>
-        <w:t>activity_name</w:t>
-      </w:r>
-      <w:proofErr w:type="spellEnd"/>
-      <w:r>
-        <w:rPr>
-          <w:rFonts w:ascii="TH SarabunPSK" w:hAnsi="TH SarabunPSK" w:cs="TH SarabunPSK"/>
-          <w:sz w:val="32"/>
-          <w:szCs w:val="32"/>
-        </w:rPr>
-        <w:t>}}</w:t>
+        <w:t>{{activity_name}}</w:t>
       </w:r>
       <w:r>
         <w:rPr>
@@ -682,25 +574,7 @@
           <w:sz w:val="32"/>
           <w:szCs w:val="32"/>
         </w:rPr>
-        <w:t>{{</w:t>
-      </w:r>
-      <w:proofErr w:type="spellStart"/>
-      <w:r>
-        <w:rPr>
-          <w:rFonts w:ascii="TH SarabunPSK" w:hAnsi="TH SarabunPSK" w:cs="TH SarabunPSK"/>
-          <w:sz w:val="32"/>
-          <w:szCs w:val="32"/>
-        </w:rPr>
-        <w:t>expense_description</w:t>
-      </w:r>
-      <w:proofErr w:type="spellEnd"/>
-      <w:r>
-        <w:rPr>
-          <w:rFonts w:ascii="TH SarabunPSK" w:hAnsi="TH SarabunPSK" w:cs="TH SarabunPSK"/>
-          <w:sz w:val="32"/>
-          <w:szCs w:val="32"/>
-        </w:rPr>
-        <w:t>}}</w:t>
+        <w:t>{{expense_description}}</w:t>
       </w:r>
       <w:r>
         <w:rPr>
@@ -733,25 +607,7 @@
           <w:sz w:val="32"/>
           <w:szCs w:val="32"/>
         </w:rPr>
-        <w:t>{{</w:t>
-      </w:r>
-      <w:proofErr w:type="spellStart"/>
-      <w:r>
-        <w:rPr>
-          <w:rFonts w:ascii="TH SarabunPSK" w:hAnsi="TH SarabunPSK" w:cs="TH SarabunPSK"/>
-          <w:sz w:val="32"/>
-          <w:szCs w:val="32"/>
-        </w:rPr>
-        <w:t>budget_amount</w:t>
-      </w:r>
-      <w:proofErr w:type="spellEnd"/>
-      <w:r>
-        <w:rPr>
-          <w:rFonts w:ascii="TH SarabunPSK" w:hAnsi="TH SarabunPSK" w:cs="TH SarabunPSK"/>
-          <w:sz w:val="32"/>
-          <w:szCs w:val="32"/>
-        </w:rPr>
-        <w:t>}}</w:t>
+        <w:t>{{budget_amount}}</w:t>
       </w:r>
       <w:r>
         <w:rPr>
@@ -785,25 +641,7 @@
           <w:sz w:val="32"/>
           <w:szCs w:val="32"/>
         </w:rPr>
-        <w:t>{{</w:t>
-      </w:r>
-      <w:proofErr w:type="spellStart"/>
-      <w:r>
-        <w:rPr>
-          <w:rFonts w:ascii="TH SarabunPSK" w:hAnsi="TH SarabunPSK" w:cs="TH SarabunPSK"/>
-          <w:sz w:val="32"/>
-          <w:szCs w:val="32"/>
-        </w:rPr>
-        <w:t>budget_amount_text</w:t>
-      </w:r>
-      <w:proofErr w:type="spellEnd"/>
-      <w:r>
-        <w:rPr>
-          <w:rFonts w:ascii="TH SarabunPSK" w:hAnsi="TH SarabunPSK" w:cs="TH SarabunPSK"/>
-          <w:sz w:val="32"/>
-          <w:szCs w:val="32"/>
-        </w:rPr>
-        <w:t>}}</w:t>
+        <w:t>{{budget_amount_text}}</w:t>
       </w:r>
       <w:r>
         <w:rPr>
@@ -859,25 +697,7 @@
           <w:sz w:val="32"/>
           <w:szCs w:val="32"/>
         </w:rPr>
-        <w:t>{{</w:t>
-      </w:r>
-      <w:proofErr w:type="spellStart"/>
-      <w:r>
-        <w:rPr>
-          <w:rFonts w:ascii="TH SarabunPSK" w:hAnsi="TH SarabunPSK" w:cs="TH SarabunPSK"/>
-          <w:sz w:val="32"/>
-          <w:szCs w:val="32"/>
-        </w:rPr>
-        <w:t>chief_officer_signer_name</w:t>
-      </w:r>
-      <w:proofErr w:type="spellEnd"/>
-      <w:r>
-        <w:rPr>
-          <w:rFonts w:ascii="TH SarabunPSK" w:hAnsi="TH SarabunPSK" w:cs="TH SarabunPSK"/>
-          <w:sz w:val="32"/>
-          <w:szCs w:val="32"/>
-        </w:rPr>
-        <w:t>}}</w:t>
+        <w:t>{{chief_officer_signer_name}}</w:t>
       </w:r>
       <w:r>
         <w:rPr>
@@ -911,25 +731,7 @@
           <w:sz w:val="32"/>
           <w:szCs w:val="32"/>
         </w:rPr>
-        <w:t>{{</w:t>
-      </w:r>
-      <w:proofErr w:type="spellStart"/>
-      <w:r>
-        <w:rPr>
-          <w:rFonts w:ascii="TH SarabunPSK" w:hAnsi="TH SarabunPSK" w:cs="TH SarabunPSK"/>
-          <w:sz w:val="32"/>
-          <w:szCs w:val="32"/>
-        </w:rPr>
-        <w:t>assigned_officer_position</w:t>
-      </w:r>
-      <w:proofErr w:type="spellEnd"/>
-      <w:r>
-        <w:rPr>
-          <w:rFonts w:ascii="TH SarabunPSK" w:hAnsi="TH SarabunPSK" w:cs="TH SarabunPSK"/>
-          <w:sz w:val="32"/>
-          <w:szCs w:val="32"/>
-        </w:rPr>
-        <w:t>}}</w:t>
+        <w:t>{{assigned_officer_position}}</w:t>
       </w:r>
       <w:r>
         <w:rPr>
@@ -955,25 +757,7 @@
           <w:sz w:val="32"/>
           <w:szCs w:val="32"/>
         </w:rPr>
-        <w:t>{{</w:t>
-      </w:r>
-      <w:proofErr w:type="spellStart"/>
-      <w:r>
-        <w:rPr>
-          <w:rFonts w:ascii="TH SarabunPSK" w:hAnsi="TH SarabunPSK" w:cs="TH SarabunPSK"/>
-          <w:sz w:val="32"/>
-          <w:szCs w:val="32"/>
-        </w:rPr>
-        <w:t>procurement_type</w:t>
-      </w:r>
-      <w:proofErr w:type="spellEnd"/>
-      <w:r>
-        <w:rPr>
-          <w:rFonts w:ascii="TH SarabunPSK" w:hAnsi="TH SarabunPSK" w:cs="TH SarabunPSK"/>
-          <w:sz w:val="32"/>
-          <w:szCs w:val="32"/>
-        </w:rPr>
-        <w:t>}}</w:t>
+        <w:t>{{procurement_type}}</w:t>
       </w:r>
       <w:r>
         <w:rPr>
@@ -1171,25 +955,7 @@
           <w:sz w:val="32"/>
           <w:szCs w:val="32"/>
         </w:rPr>
-        <w:t>{{</w:t>
-      </w:r>
-      <w:proofErr w:type="spellStart"/>
-      <w:r>
-        <w:rPr>
-          <w:rFonts w:ascii="TH SarabunPSK" w:hAnsi="TH SarabunPSK" w:cs="TH SarabunPSK"/>
-          <w:sz w:val="32"/>
-          <w:szCs w:val="32"/>
-        </w:rPr>
-        <w:t>officer_signer_name</w:t>
-      </w:r>
-      <w:proofErr w:type="spellEnd"/>
-      <w:r>
-        <w:rPr>
-          <w:rFonts w:ascii="TH SarabunPSK" w:hAnsi="TH SarabunPSK" w:cs="TH SarabunPSK"/>
-          <w:sz w:val="32"/>
-          <w:szCs w:val="32"/>
-        </w:rPr>
-        <w:t>}}</w:t>
+        <w:t>{{officer_signer_name}}</w:t>
       </w:r>
       <w:r>
         <w:rPr>
@@ -1261,25 +1027,7 @@
           <w:sz w:val="32"/>
           <w:szCs w:val="32"/>
         </w:rPr>
-        <w:t>{{</w:t>
-      </w:r>
-      <w:proofErr w:type="spellStart"/>
-      <w:r>
-        <w:rPr>
-          <w:rFonts w:ascii="TH SarabunPSK" w:hAnsi="TH SarabunPSK" w:cs="TH SarabunPSK"/>
-          <w:sz w:val="32"/>
-          <w:szCs w:val="32"/>
-        </w:rPr>
-        <w:t>chief_officer_signer_name</w:t>
-      </w:r>
-      <w:proofErr w:type="spellEnd"/>
-      <w:r>
-        <w:rPr>
-          <w:rFonts w:ascii="TH SarabunPSK" w:hAnsi="TH SarabunPSK" w:cs="TH SarabunPSK"/>
-          <w:sz w:val="32"/>
-          <w:szCs w:val="32"/>
-        </w:rPr>
-        <w:t>}}</w:t>
+        <w:t>{{chief_officer_signer_name}}</w:t>
       </w:r>
       <w:r>
         <w:rPr>
@@ -2074,25 +1822,7 @@
           <w:sz w:val="32"/>
           <w:szCs w:val="32"/>
         </w:rPr>
-        <w:t>{{</w:t>
-      </w:r>
-      <w:proofErr w:type="spellStart"/>
-      <w:r>
-        <w:rPr>
-          <w:rFonts w:ascii="TH SarabunPSK" w:hAnsi="TH SarabunPSK" w:cs="TH SarabunPSK"/>
-          <w:sz w:val="32"/>
-          <w:szCs w:val="32"/>
-        </w:rPr>
-        <w:t>document_date</w:t>
-      </w:r>
-      <w:proofErr w:type="spellEnd"/>
-      <w:r>
-        <w:rPr>
-          <w:rFonts w:ascii="TH SarabunPSK" w:hAnsi="TH SarabunPSK" w:cs="TH SarabunPSK"/>
-          <w:sz w:val="32"/>
-          <w:szCs w:val="32"/>
-        </w:rPr>
-        <w:t>}}</w:t>
+        <w:t>{{document_date}}</w:t>
       </w:r>
       <w:r>
         <w:rPr>
@@ -2174,30 +1904,15 @@
           <w:sz w:val="32"/>
           <w:szCs w:val="32"/>
         </w:rPr>
-        <w:t>{{</w:t>
-      </w:r>
-      <w:proofErr w:type="spellStart"/>
-      <w:r>
-        <w:rPr>
-          <w:rFonts w:ascii="TH SarabunPSK" w:hAnsi="TH SarabunPSK" w:cs="TH SarabunPSK"/>
-          <w:sz w:val="32"/>
-          <w:szCs w:val="32"/>
-        </w:rPr>
-        <w:t>main_date</w:t>
-      </w:r>
-      <w:proofErr w:type="spellEnd"/>
-      <w:r>
-        <w:rPr>
-          <w:rFonts w:ascii="TH SarabunPSK" w:hAnsi="TH SarabunPSK" w:cs="TH SarabunPSK"/>
-          <w:sz w:val="32"/>
-          <w:szCs w:val="32"/>
-        </w:rPr>
-        <w:t>}}</w:t>
+        <w:t>{{main_date}}</w:t>
       </w:r>
     </w:p>
     <w:p>
       <w:pPr>
         <w:pStyle w:val="NoSpacing"/>
+        <w:pBdr>
+          <w:bottom w:val="single" w:sz="4" w:space="1" w:color="auto"/>
+        </w:pBdr>
         <w:rPr>
           <w:rFonts w:ascii="TH SarabunPSK" w:hAnsi="TH SarabunPSK" w:cs="TH SarabunPSK"/>
           <w:sz w:val="32"/>
@@ -2231,37 +1946,30 @@
         <w:pStyle w:val="NoSpacing"/>
         <w:rPr>
           <w:rFonts w:ascii="TH SarabunPSK" w:hAnsi="TH SarabunPSK" w:cs="TH SarabunPSK"/>
-          <w:sz w:val="32"/>
-          <w:szCs w:val="32"/>
-        </w:rPr>
-      </w:pPr>
-      <w:r>
-        <w:rPr>
-          <w:rFonts w:ascii="TH SarabunPSK" w:hAnsi="TH SarabunPSK" w:cs="TH SarabunPSK" w:hint="cs"/>
-          <w:sz w:val="32"/>
-          <w:szCs w:val="32"/>
-          <w:cs/>
-        </w:rPr>
-        <w:t>-----------------------------------------------------------------------------------------------------------------------------------</w:t>
-      </w:r>
-    </w:p>
-    <w:p>
-      <w:pPr>
-        <w:pStyle w:val="NoSpacing"/>
-        <w:rPr>
-          <w:rFonts w:ascii="TH SarabunPSK" w:hAnsi="TH SarabunPSK" w:cs="TH SarabunPSK"/>
-          <w:sz w:val="32"/>
-          <w:szCs w:val="32"/>
-          <w:cs/>
-        </w:rPr>
-      </w:pPr>
-      <w:r>
-        <w:rPr>
-          <w:rFonts w:ascii="TH SarabunPSK" w:hAnsi="TH SarabunPSK" w:cs="TH SarabunPSK" w:hint="cs"/>
           <w:b/>
           <w:bCs/>
           <w:sz w:val="32"/>
           <w:szCs w:val="32"/>
+        </w:rPr>
+      </w:pPr>
+    </w:p>
+    <w:p>
+      <w:pPr>
+        <w:pStyle w:val="NoSpacing"/>
+        <w:rPr>
+          <w:rFonts w:ascii="TH SarabunPSK" w:hAnsi="TH SarabunPSK" w:cs="TH SarabunPSK"/>
+          <w:sz w:val="32"/>
+          <w:szCs w:val="32"/>
+          <w:cs/>
+        </w:rPr>
+      </w:pPr>
+      <w:r>
+        <w:rPr>
+          <w:rFonts w:ascii="TH SarabunPSK" w:hAnsi="TH SarabunPSK" w:cs="TH SarabunPSK" w:hint="cs"/>
+          <w:b/>
+          <w:bCs/>
+          <w:sz w:val="32"/>
+          <w:szCs w:val="32"/>
           <w:cs/>
         </w:rPr>
         <w:t>เรียน</w:t>
@@ -2403,25 +2111,7 @@
           <w:sz w:val="32"/>
           <w:szCs w:val="32"/>
         </w:rPr>
-        <w:t>{{</w:t>
-      </w:r>
-      <w:proofErr w:type="spellStart"/>
-      <w:r>
-        <w:rPr>
-          <w:rFonts w:ascii="TH SarabunPSK" w:hAnsi="TH SarabunPSK" w:cs="TH SarabunPSK"/>
-          <w:sz w:val="32"/>
-          <w:szCs w:val="32"/>
-        </w:rPr>
-        <w:t>requesting_unit</w:t>
-      </w:r>
-      <w:proofErr w:type="spellEnd"/>
-      <w:r>
-        <w:rPr>
-          <w:rFonts w:ascii="TH SarabunPSK" w:hAnsi="TH SarabunPSK" w:cs="TH SarabunPSK"/>
-          <w:sz w:val="32"/>
-          <w:szCs w:val="32"/>
-        </w:rPr>
-        <w:t>}}</w:t>
+        <w:t>{{requesting_unit}}</w:t>
       </w:r>
       <w:r>
         <w:rPr>
@@ -2455,25 +2145,7 @@
           <w:sz w:val="32"/>
           <w:szCs w:val="32"/>
         </w:rPr>
-        <w:t>{{</w:t>
-      </w:r>
-      <w:proofErr w:type="spellStart"/>
-      <w:r>
-        <w:rPr>
-          <w:rFonts w:ascii="TH SarabunPSK" w:hAnsi="TH SarabunPSK" w:cs="TH SarabunPSK"/>
-          <w:sz w:val="32"/>
-          <w:szCs w:val="32"/>
-        </w:rPr>
-        <w:t>procurement_type</w:t>
-      </w:r>
-      <w:proofErr w:type="spellEnd"/>
-      <w:r>
-        <w:rPr>
-          <w:rFonts w:ascii="TH SarabunPSK" w:hAnsi="TH SarabunPSK" w:cs="TH SarabunPSK"/>
-          <w:sz w:val="32"/>
-          <w:szCs w:val="32"/>
-        </w:rPr>
-        <w:t>}}</w:t>
+        <w:t>{{procurement_type}}</w:t>
       </w:r>
       <w:r>
         <w:rPr>
@@ -2499,25 +2171,7 @@
           <w:sz w:val="32"/>
           <w:szCs w:val="32"/>
         </w:rPr>
-        <w:t>{{</w:t>
-      </w:r>
-      <w:proofErr w:type="spellStart"/>
-      <w:r>
-        <w:rPr>
-          <w:rFonts w:ascii="TH SarabunPSK" w:hAnsi="TH SarabunPSK" w:cs="TH SarabunPSK"/>
-          <w:sz w:val="32"/>
-          <w:szCs w:val="32"/>
-        </w:rPr>
-        <w:t>assigned_officer_name</w:t>
-      </w:r>
-      <w:proofErr w:type="spellEnd"/>
-      <w:r>
-        <w:rPr>
-          <w:rFonts w:ascii="TH SarabunPSK" w:hAnsi="TH SarabunPSK" w:cs="TH SarabunPSK"/>
-          <w:sz w:val="32"/>
-          <w:szCs w:val="32"/>
-        </w:rPr>
-        <w:t>}}</w:t>
+        <w:t>{{assigned_officer_name}}</w:t>
       </w:r>
       <w:r>
         <w:rPr>
@@ -2552,25 +2206,7 @@
           <w:sz w:val="32"/>
           <w:szCs w:val="32"/>
         </w:rPr>
-        <w:t>{{</w:t>
-      </w:r>
-      <w:proofErr w:type="spellStart"/>
-      <w:r>
-        <w:rPr>
-          <w:rFonts w:ascii="TH SarabunPSK" w:hAnsi="TH SarabunPSK" w:cs="TH SarabunPSK"/>
-          <w:sz w:val="32"/>
-          <w:szCs w:val="32"/>
-        </w:rPr>
-        <w:t>main_date</w:t>
-      </w:r>
-      <w:proofErr w:type="spellEnd"/>
-      <w:r>
-        <w:rPr>
-          <w:rFonts w:ascii="TH SarabunPSK" w:hAnsi="TH SarabunPSK" w:cs="TH SarabunPSK"/>
-          <w:sz w:val="32"/>
-          <w:szCs w:val="32"/>
-        </w:rPr>
-        <w:t>}}</w:t>
+        <w:t>{{main_date}}</w:t>
       </w:r>
       <w:r>
         <w:rPr>
@@ -2643,25 +2279,7 @@
           <w:sz w:val="32"/>
           <w:szCs w:val="32"/>
         </w:rPr>
-        <w:t>{{</w:t>
-      </w:r>
-      <w:proofErr w:type="spellStart"/>
-      <w:r>
-        <w:rPr>
-          <w:rFonts w:ascii="TH SarabunPSK" w:hAnsi="TH SarabunPSK" w:cs="TH SarabunPSK"/>
-          <w:sz w:val="32"/>
-          <w:szCs w:val="32"/>
-        </w:rPr>
-        <w:t>assigned_officer_name</w:t>
-      </w:r>
-      <w:proofErr w:type="spellEnd"/>
-      <w:r>
-        <w:rPr>
-          <w:rFonts w:ascii="TH SarabunPSK" w:hAnsi="TH SarabunPSK" w:cs="TH SarabunPSK"/>
-          <w:sz w:val="32"/>
-          <w:szCs w:val="32"/>
-        </w:rPr>
-        <w:t>}}</w:t>
+        <w:t>{{assigned_officer_name}}</w:t>
       </w:r>
       <w:r>
         <w:rPr>
@@ -2869,25 +2487,7 @@
           <w:sz w:val="32"/>
           <w:szCs w:val="32"/>
         </w:rPr>
-        <w:t>{{</w:t>
-      </w:r>
-      <w:proofErr w:type="spellStart"/>
-      <w:r>
-        <w:rPr>
-          <w:rFonts w:ascii="TH SarabunPSK" w:hAnsi="TH SarabunPSK" w:cs="TH SarabunPSK"/>
-          <w:sz w:val="32"/>
-          <w:szCs w:val="32"/>
-        </w:rPr>
-        <w:t>assigned_officer_name</w:t>
-      </w:r>
-      <w:proofErr w:type="spellEnd"/>
-      <w:r>
-        <w:rPr>
-          <w:rFonts w:ascii="TH SarabunPSK" w:hAnsi="TH SarabunPSK" w:cs="TH SarabunPSK"/>
-          <w:sz w:val="32"/>
-          <w:szCs w:val="32"/>
-        </w:rPr>
-        <w:t>}}</w:t>
+        <w:t>{{assigned_officer_name}}</w:t>
       </w:r>
       <w:r>
         <w:rPr>
@@ -3021,25 +2621,7 @@
           <w:sz w:val="32"/>
           <w:szCs w:val="32"/>
         </w:rPr>
-        <w:t>{{</w:t>
-      </w:r>
-      <w:proofErr w:type="spellStart"/>
-      <w:r>
-        <w:rPr>
-          <w:rFonts w:ascii="TH SarabunPSK" w:hAnsi="TH SarabunPSK" w:cs="TH SarabunPSK"/>
-          <w:sz w:val="32"/>
-          <w:szCs w:val="32"/>
-        </w:rPr>
-        <w:t>officer_signer_name</w:t>
-      </w:r>
-      <w:proofErr w:type="spellEnd"/>
-      <w:r>
-        <w:rPr>
-          <w:rFonts w:ascii="TH SarabunPSK" w:hAnsi="TH SarabunPSK" w:cs="TH SarabunPSK"/>
-          <w:sz w:val="32"/>
-          <w:szCs w:val="32"/>
-        </w:rPr>
-        <w:t>}}</w:t>
+        <w:t>{{officer_signer_name}}</w:t>
       </w:r>
       <w:r>
         <w:rPr>
@@ -3102,25 +2684,7 @@
           <w:sz w:val="32"/>
           <w:szCs w:val="32"/>
         </w:rPr>
-        <w:t>{{</w:t>
-      </w:r>
-      <w:proofErr w:type="spellStart"/>
-      <w:r>
-        <w:rPr>
-          <w:rFonts w:ascii="TH SarabunPSK" w:hAnsi="TH SarabunPSK" w:cs="TH SarabunPSK"/>
-          <w:sz w:val="32"/>
-          <w:szCs w:val="32"/>
-        </w:rPr>
-        <w:t>chief_officer_signer_name</w:t>
-      </w:r>
-      <w:proofErr w:type="spellEnd"/>
-      <w:r>
-        <w:rPr>
-          <w:rFonts w:ascii="TH SarabunPSK" w:hAnsi="TH SarabunPSK" w:cs="TH SarabunPSK"/>
-          <w:sz w:val="32"/>
-          <w:szCs w:val="32"/>
-        </w:rPr>
-        <w:t>}}</w:t>
+        <w:t>{{chief_officer_signer_name}}</w:t>
       </w:r>
       <w:r>
         <w:rPr>
@@ -3691,7 +3255,7 @@
       <w:pPr>
         <w:pStyle w:val="NoSpacing"/>
         <w:rPr>
-          <w:rFonts w:ascii="TH SarabunPSK" w:hAnsi="TH SarabunPSK" w:cs="TH SarabunPSK"/>
+          <w:rFonts w:ascii="TH SarabunPSK" w:hAnsi="TH SarabunPSK" w:cs="TH SarabunPSK" w:hint="cs"/>
           <w:sz w:val="32"/>
           <w:szCs w:val="32"/>
           <w:cs/>
@@ -3738,25 +3302,7 @@
           <w:sz w:val="32"/>
           <w:szCs w:val="32"/>
         </w:rPr>
-        <w:t>{{</w:t>
-      </w:r>
-      <w:proofErr w:type="spellStart"/>
-      <w:r>
-        <w:rPr>
-          <w:rFonts w:ascii="TH SarabunPSK" w:hAnsi="TH SarabunPSK" w:cs="TH SarabunPSK"/>
-          <w:sz w:val="32"/>
-          <w:szCs w:val="32"/>
-        </w:rPr>
-        <w:t>purchase_item</w:t>
-      </w:r>
-      <w:proofErr w:type="spellEnd"/>
-      <w:r>
-        <w:rPr>
-          <w:rFonts w:ascii="TH SarabunPSK" w:hAnsi="TH SarabunPSK" w:cs="TH SarabunPSK"/>
-          <w:sz w:val="32"/>
-          <w:szCs w:val="32"/>
-        </w:rPr>
-        <w:t>}}</w:t>
+        <w:t>{{purchase_item}}</w:t>
       </w:r>
       <w:r>
         <w:rPr>
@@ -3791,25 +3337,7 @@
           <w:sz w:val="32"/>
           <w:szCs w:val="32"/>
         </w:rPr>
-        <w:t>{{</w:t>
-      </w:r>
-      <w:proofErr w:type="spellStart"/>
-      <w:r>
-        <w:rPr>
-          <w:rFonts w:ascii="TH SarabunPSK" w:hAnsi="TH SarabunPSK" w:cs="TH SarabunPSK"/>
-          <w:sz w:val="32"/>
-          <w:szCs w:val="32"/>
-        </w:rPr>
-        <w:t>purchase_item_count</w:t>
-      </w:r>
-      <w:proofErr w:type="spellEnd"/>
-      <w:r>
-        <w:rPr>
-          <w:rFonts w:ascii="TH SarabunPSK" w:hAnsi="TH SarabunPSK" w:cs="TH SarabunPSK"/>
-          <w:sz w:val="32"/>
-          <w:szCs w:val="32"/>
-        </w:rPr>
-        <w:t>}}</w:t>
+        <w:t>{{purchase_item_count}}</w:t>
       </w:r>
       <w:r>
         <w:rPr>
@@ -3833,11 +3361,13 @@
     <w:p>
       <w:pPr>
         <w:pStyle w:val="NoSpacing"/>
-        <w:rPr>
-          <w:rFonts w:ascii="TH SarabunPSK" w:hAnsi="TH SarabunPSK" w:cs="TH SarabunPSK"/>
-          <w:sz w:val="32"/>
-          <w:szCs w:val="32"/>
-          <w:cs/>
+        <w:pBdr>
+          <w:bottom w:val="single" w:sz="4" w:space="1" w:color="auto"/>
+        </w:pBdr>
+        <w:rPr>
+          <w:rFonts w:ascii="TH SarabunPSK" w:hAnsi="TH SarabunPSK" w:cs="TH SarabunPSK" w:hint="cs"/>
+          <w:sz w:val="32"/>
+          <w:szCs w:val="32"/>
         </w:rPr>
       </w:pPr>
       <w:r>
@@ -3881,25 +3411,7 @@
           <w:sz w:val="32"/>
           <w:szCs w:val="32"/>
         </w:rPr>
-        <w:t>{{</w:t>
-      </w:r>
-      <w:proofErr w:type="spellStart"/>
-      <w:r>
-        <w:rPr>
-          <w:rFonts w:ascii="TH SarabunPSK" w:hAnsi="TH SarabunPSK" w:cs="TH SarabunPSK"/>
-          <w:sz w:val="32"/>
-          <w:szCs w:val="32"/>
-        </w:rPr>
-        <w:t>hire_item</w:t>
-      </w:r>
-      <w:proofErr w:type="spellEnd"/>
-      <w:r>
-        <w:rPr>
-          <w:rFonts w:ascii="TH SarabunPSK" w:hAnsi="TH SarabunPSK" w:cs="TH SarabunPSK"/>
-          <w:sz w:val="32"/>
-          <w:szCs w:val="32"/>
-        </w:rPr>
-        <w:t>}}</w:t>
+        <w:t>{{hire_item}}</w:t>
       </w:r>
       <w:r>
         <w:rPr>
@@ -3933,25 +3445,7 @@
           <w:sz w:val="32"/>
           <w:szCs w:val="32"/>
         </w:rPr>
-        <w:t>{{</w:t>
-      </w:r>
-      <w:proofErr w:type="spellStart"/>
-      <w:r>
-        <w:rPr>
-          <w:rFonts w:ascii="TH SarabunPSK" w:hAnsi="TH SarabunPSK" w:cs="TH SarabunPSK"/>
-          <w:sz w:val="32"/>
-          <w:szCs w:val="32"/>
-        </w:rPr>
-        <w:t>hire_job_count</w:t>
-      </w:r>
-      <w:proofErr w:type="spellEnd"/>
-      <w:r>
-        <w:rPr>
-          <w:rFonts w:ascii="TH SarabunPSK" w:hAnsi="TH SarabunPSK" w:cs="TH SarabunPSK"/>
-          <w:sz w:val="32"/>
-          <w:szCs w:val="32"/>
-        </w:rPr>
-        <w:t>}}</w:t>
+        <w:t>{{hire_job_count}}</w:t>
       </w:r>
       <w:r>
         <w:rPr>
@@ -3975,28 +3469,8 @@
     <w:p>
       <w:pPr>
         <w:pStyle w:val="NoSpacing"/>
-        <w:jc w:val="center"/>
-        <w:rPr>
-          <w:rFonts w:ascii="TH SarabunPSK" w:hAnsi="TH SarabunPSK" w:cs="TH SarabunPSK"/>
-          <w:sz w:val="32"/>
-          <w:szCs w:val="32"/>
-        </w:rPr>
-      </w:pPr>
-      <w:r>
-        <w:rPr>
-          <w:rFonts w:ascii="TH SarabunPSK" w:hAnsi="TH SarabunPSK" w:cs="TH SarabunPSK" w:hint="cs"/>
-          <w:sz w:val="32"/>
-          <w:szCs w:val="32"/>
-          <w:cs/>
-        </w:rPr>
-        <w:t>----------------------------------------------------------------</w:t>
-      </w:r>
-    </w:p>
-    <w:p>
-      <w:pPr>
-        <w:pStyle w:val="NoSpacing"/>
-        <w:rPr>
-          <w:rFonts w:ascii="TH SarabunPSK" w:hAnsi="TH SarabunPSK" w:cs="TH SarabunPSK"/>
+        <w:rPr>
+          <w:rFonts w:ascii="TH SarabunPSK" w:hAnsi="TH SarabunPSK" w:cs="TH SarabunPSK" w:hint="cs"/>
           <w:sz w:val="32"/>
           <w:szCs w:val="32"/>
         </w:rPr>
@@ -4064,25 +3538,7 @@
           <w:sz w:val="32"/>
           <w:szCs w:val="32"/>
         </w:rPr>
-        <w:t>{{</w:t>
-      </w:r>
-      <w:proofErr w:type="spellStart"/>
-      <w:r>
-        <w:rPr>
-          <w:rFonts w:ascii="TH SarabunPSK" w:hAnsi="TH SarabunPSK" w:cs="TH SarabunPSK"/>
-          <w:sz w:val="32"/>
-          <w:szCs w:val="32"/>
-        </w:rPr>
-        <w:t>activity_name</w:t>
-      </w:r>
-      <w:proofErr w:type="spellEnd"/>
-      <w:r>
-        <w:rPr>
-          <w:rFonts w:ascii="TH SarabunPSK" w:hAnsi="TH SarabunPSK" w:cs="TH SarabunPSK"/>
-          <w:sz w:val="32"/>
-          <w:szCs w:val="32"/>
-        </w:rPr>
-        <w:t>}}</w:t>
+        <w:t>{{activity_name}}</w:t>
       </w:r>
       <w:r>
         <w:rPr>
@@ -4115,25 +3571,7 @@
           <w:sz w:val="32"/>
           <w:szCs w:val="32"/>
         </w:rPr>
-        <w:t>{{</w:t>
-      </w:r>
-      <w:proofErr w:type="spellStart"/>
-      <w:r>
-        <w:rPr>
-          <w:rFonts w:ascii="TH SarabunPSK" w:hAnsi="TH SarabunPSK" w:cs="TH SarabunPSK"/>
-          <w:sz w:val="32"/>
-          <w:szCs w:val="32"/>
-        </w:rPr>
-        <w:t>activity_date</w:t>
-      </w:r>
-      <w:proofErr w:type="spellEnd"/>
-      <w:r>
-        <w:rPr>
-          <w:rFonts w:ascii="TH SarabunPSK" w:hAnsi="TH SarabunPSK" w:cs="TH SarabunPSK"/>
-          <w:sz w:val="32"/>
-          <w:szCs w:val="32"/>
-        </w:rPr>
-        <w:t>}}</w:t>
+        <w:t>{{activity_date}}</w:t>
       </w:r>
       <w:r>
         <w:rPr>
@@ -4168,25 +3606,7 @@
           <w:sz w:val="32"/>
           <w:szCs w:val="32"/>
         </w:rPr>
-        <w:t>{{</w:t>
-      </w:r>
-      <w:proofErr w:type="spellStart"/>
-      <w:r>
-        <w:rPr>
-          <w:rFonts w:ascii="TH SarabunPSK" w:hAnsi="TH SarabunPSK" w:cs="TH SarabunPSK"/>
-          <w:sz w:val="32"/>
-          <w:szCs w:val="32"/>
-        </w:rPr>
-        <w:t>procurement_type</w:t>
-      </w:r>
-      <w:proofErr w:type="spellEnd"/>
-      <w:r>
-        <w:rPr>
-          <w:rFonts w:ascii="TH SarabunPSK" w:hAnsi="TH SarabunPSK" w:cs="TH SarabunPSK"/>
-          <w:sz w:val="32"/>
-          <w:szCs w:val="32"/>
-        </w:rPr>
-        <w:t>}}</w:t>
+        <w:t>{{procurement_type}}</w:t>
       </w:r>
       <w:r>
         <w:rPr>
@@ -4221,25 +3641,7 @@
           <w:sz w:val="32"/>
           <w:szCs w:val="32"/>
         </w:rPr>
-        <w:t>{{</w:t>
-      </w:r>
-      <w:proofErr w:type="spellStart"/>
-      <w:r>
-        <w:rPr>
-          <w:rFonts w:ascii="TH SarabunPSK" w:hAnsi="TH SarabunPSK" w:cs="TH SarabunPSK"/>
-          <w:sz w:val="32"/>
-          <w:szCs w:val="32"/>
-        </w:rPr>
-        <w:t>procurement_item_count</w:t>
-      </w:r>
-      <w:proofErr w:type="spellEnd"/>
-      <w:r>
-        <w:rPr>
-          <w:rFonts w:ascii="TH SarabunPSK" w:hAnsi="TH SarabunPSK" w:cs="TH SarabunPSK"/>
-          <w:sz w:val="32"/>
-          <w:szCs w:val="32"/>
-        </w:rPr>
-        <w:t>}}</w:t>
+        <w:t>{{procurement_item_count}}</w:t>
       </w:r>
       <w:r>
         <w:rPr>
@@ -4297,25 +3699,7 @@
           <w:sz w:val="32"/>
           <w:szCs w:val="32"/>
         </w:rPr>
-        <w:t>{{</w:t>
-      </w:r>
-      <w:proofErr w:type="spellStart"/>
-      <w:r>
-        <w:rPr>
-          <w:rFonts w:ascii="TH SarabunPSK" w:hAnsi="TH SarabunPSK" w:cs="TH SarabunPSK"/>
-          <w:sz w:val="32"/>
-          <w:szCs w:val="32"/>
-        </w:rPr>
-        <w:t>budget_amount</w:t>
-      </w:r>
-      <w:proofErr w:type="spellEnd"/>
-      <w:r>
-        <w:rPr>
-          <w:rFonts w:ascii="TH SarabunPSK" w:hAnsi="TH SarabunPSK" w:cs="TH SarabunPSK"/>
-          <w:sz w:val="32"/>
-          <w:szCs w:val="32"/>
-        </w:rPr>
-        <w:t>}}</w:t>
+        <w:t>{{budget_amount}}</w:t>
       </w:r>
       <w:r>
         <w:rPr>
@@ -4404,25 +3788,7 @@
           <w:sz w:val="32"/>
           <w:szCs w:val="32"/>
         </w:rPr>
-        <w:t>{{</w:t>
-      </w:r>
-      <w:proofErr w:type="spellStart"/>
-      <w:r>
-        <w:rPr>
-          <w:rFonts w:ascii="TH SarabunPSK" w:hAnsi="TH SarabunPSK" w:cs="TH SarabunPSK"/>
-          <w:sz w:val="32"/>
-          <w:szCs w:val="32"/>
-        </w:rPr>
-        <w:t>reference_price</w:t>
-      </w:r>
-      <w:proofErr w:type="spellEnd"/>
-      <w:r>
-        <w:rPr>
-          <w:rFonts w:ascii="TH SarabunPSK" w:hAnsi="TH SarabunPSK" w:cs="TH SarabunPSK"/>
-          <w:sz w:val="32"/>
-          <w:szCs w:val="32"/>
-        </w:rPr>
-        <w:t>}}</w:t>
+        <w:t>{{reference_price}}</w:t>
       </w:r>
       <w:r>
         <w:rPr>
@@ -4487,25 +3853,7 @@
           <w:sz w:val="32"/>
           <w:szCs w:val="32"/>
         </w:rPr>
-        <w:t>{{</w:t>
-      </w:r>
-      <w:proofErr w:type="spellStart"/>
-      <w:r>
-        <w:rPr>
-          <w:rFonts w:ascii="TH SarabunPSK" w:hAnsi="TH SarabunPSK" w:cs="TH SarabunPSK"/>
-          <w:sz w:val="32"/>
-          <w:szCs w:val="32"/>
-        </w:rPr>
-        <w:t>delivery_location</w:t>
-      </w:r>
-      <w:proofErr w:type="spellEnd"/>
-      <w:r>
-        <w:rPr>
-          <w:rFonts w:ascii="TH SarabunPSK" w:hAnsi="TH SarabunPSK" w:cs="TH SarabunPSK"/>
-          <w:sz w:val="32"/>
-          <w:szCs w:val="32"/>
-        </w:rPr>
-        <w:t>}}</w:t>
+        <w:t>{{delivery_location}}</w:t>
       </w:r>
     </w:p>
     <w:p>
@@ -4904,7 +4252,6 @@
           <w:szCs w:val="32"/>
           <w:cs/>
         </w:rPr>
-        <w:lastRenderedPageBreak/>
         <w:t>-2-</w:t>
       </w:r>
     </w:p>
@@ -4928,6 +4275,7 @@
           <w:szCs w:val="32"/>
           <w:cs/>
         </w:rPr>
+        <w:lastRenderedPageBreak/>
         <w:t>6. รายละเอียดคุณลักษะเฉพาะของพัสดุ</w:t>
       </w:r>
     </w:p>
@@ -6035,25 +5383,7 @@
           <w:sz w:val="32"/>
           <w:szCs w:val="32"/>
         </w:rPr>
-        <w:t>{{</w:t>
-      </w:r>
-      <w:proofErr w:type="spellStart"/>
-      <w:r>
-        <w:rPr>
-          <w:rFonts w:ascii="TH SarabunPSK" w:hAnsi="TH SarabunPSK" w:cs="TH SarabunPSK"/>
-          <w:sz w:val="32"/>
-          <w:szCs w:val="32"/>
-        </w:rPr>
-        <w:t>price_validity_days</w:t>
-      </w:r>
-      <w:proofErr w:type="spellEnd"/>
-      <w:r>
-        <w:rPr>
-          <w:rFonts w:ascii="TH SarabunPSK" w:hAnsi="TH SarabunPSK" w:cs="TH SarabunPSK"/>
-          <w:sz w:val="32"/>
-          <w:szCs w:val="32"/>
-        </w:rPr>
-        <w:t>}}</w:t>
+        <w:t>{{price_validity_days}}</w:t>
       </w:r>
       <w:r>
         <w:rPr>
@@ -6108,25 +5438,7 @@
           <w:sz w:val="32"/>
           <w:szCs w:val="32"/>
         </w:rPr>
-        <w:t>{{</w:t>
-      </w:r>
-      <w:proofErr w:type="spellStart"/>
-      <w:r>
-        <w:rPr>
-          <w:rFonts w:ascii="TH SarabunPSK" w:hAnsi="TH SarabunPSK" w:cs="TH SarabunPSK"/>
-          <w:sz w:val="32"/>
-          <w:szCs w:val="32"/>
-        </w:rPr>
-        <w:t>delivery_days</w:t>
-      </w:r>
-      <w:proofErr w:type="spellEnd"/>
-      <w:r>
-        <w:rPr>
-          <w:rFonts w:ascii="TH SarabunPSK" w:hAnsi="TH SarabunPSK" w:cs="TH SarabunPSK"/>
-          <w:sz w:val="32"/>
-          <w:szCs w:val="32"/>
-        </w:rPr>
-        <w:t>}}</w:t>
+        <w:t>{{delivery_days}}</w:t>
       </w:r>
       <w:r>
         <w:rPr>
@@ -6585,25 +5897,7 @@
           <w:sz w:val="32"/>
           <w:szCs w:val="32"/>
         </w:rPr>
-        <w:t>{{</w:t>
-      </w:r>
-      <w:proofErr w:type="spellStart"/>
-      <w:r>
-        <w:rPr>
-          <w:rFonts w:ascii="TH SarabunPSK" w:hAnsi="TH SarabunPSK" w:cs="TH SarabunPSK"/>
-          <w:sz w:val="32"/>
-          <w:szCs w:val="32"/>
-        </w:rPr>
-        <w:t>assigned_officer_name</w:t>
-      </w:r>
-      <w:proofErr w:type="spellEnd"/>
-      <w:r>
-        <w:rPr>
-          <w:rFonts w:ascii="TH SarabunPSK" w:hAnsi="TH SarabunPSK" w:cs="TH SarabunPSK"/>
-          <w:sz w:val="32"/>
-          <w:szCs w:val="32"/>
-        </w:rPr>
-        <w:t>}}</w:t>
+        <w:t>{{assigned_officer_name}}</w:t>
       </w:r>
       <w:r>
         <w:rPr>
@@ -6642,6 +5936,16 @@
         </w:rPr>
         <w:t>*** ใช้ราคามาตรฐานสำนักงบประมาณ หรือ ราคาจากการสืบราคาจากท้องตลาด (ใบเสนอราคาจากร้านค้าหรือผู้รับจ้างงาน)</w:t>
       </w:r>
+    </w:p>
+    <w:p>
+      <w:pPr>
+        <w:pStyle w:val="NoSpacing"/>
+        <w:rPr>
+          <w:rFonts w:ascii="TH SarabunPSK" w:hAnsi="TH SarabunPSK" w:cs="TH SarabunPSK"/>
+          <w:sz w:val="32"/>
+          <w:szCs w:val="32"/>
+        </w:rPr>
+      </w:pPr>
     </w:p>
     <w:p>
       <w:pPr>
@@ -6934,25 +6238,7 @@
           <w:sz w:val="32"/>
           <w:szCs w:val="32"/>
         </w:rPr>
-        <w:t>{{</w:t>
-      </w:r>
-      <w:proofErr w:type="spellStart"/>
-      <w:r>
-        <w:rPr>
-          <w:rFonts w:ascii="TH SarabunPSK" w:hAnsi="TH SarabunPSK" w:cs="TH SarabunPSK"/>
-          <w:sz w:val="32"/>
-          <w:szCs w:val="32"/>
-        </w:rPr>
-        <w:t>document_date</w:t>
-      </w:r>
-      <w:proofErr w:type="spellEnd"/>
-      <w:r>
-        <w:rPr>
-          <w:rFonts w:ascii="TH SarabunPSK" w:hAnsi="TH SarabunPSK" w:cs="TH SarabunPSK"/>
-          <w:sz w:val="32"/>
-          <w:szCs w:val="32"/>
-        </w:rPr>
-        <w:t>}}</w:t>
+        <w:t>{{document_date}}</w:t>
       </w:r>
       <w:r>
         <w:rPr>
@@ -7034,25 +6320,7 @@
           <w:sz w:val="32"/>
           <w:szCs w:val="32"/>
         </w:rPr>
-        <w:t>{{</w:t>
-      </w:r>
-      <w:proofErr w:type="spellStart"/>
-      <w:r>
-        <w:rPr>
-          <w:rFonts w:ascii="TH SarabunPSK" w:hAnsi="TH SarabunPSK" w:cs="TH SarabunPSK"/>
-          <w:sz w:val="32"/>
-          <w:szCs w:val="32"/>
-        </w:rPr>
-        <w:t>main_date</w:t>
-      </w:r>
-      <w:proofErr w:type="spellEnd"/>
-      <w:r>
-        <w:rPr>
-          <w:rFonts w:ascii="TH SarabunPSK" w:hAnsi="TH SarabunPSK" w:cs="TH SarabunPSK"/>
-          <w:sz w:val="32"/>
-          <w:szCs w:val="32"/>
-        </w:rPr>
-        <w:t>}}</w:t>
+        <w:t>{{main_date}}</w:t>
       </w:r>
     </w:p>
     <w:p>
@@ -7065,7 +6333,6 @@
           <w:rFonts w:ascii="TH SarabunPSK" w:hAnsi="TH SarabunPSK" w:cs="TH SarabunPSK"/>
           <w:sz w:val="30"/>
           <w:szCs w:val="30"/>
-          <w:cs/>
         </w:rPr>
       </w:pPr>
       <w:r>
@@ -7188,21 +6455,7 @@
         <w:rPr>
           <w:rFonts w:ascii="TH SarabunPSK" w:hAnsi="TH SarabunPSK" w:cs="TH SarabunPSK"/>
         </w:rPr>
-        <w:t>{{</w:t>
-      </w:r>
-      <w:proofErr w:type="spellStart"/>
-      <w:r>
-        <w:rPr>
-          <w:rFonts w:ascii="TH SarabunPSK" w:hAnsi="TH SarabunPSK" w:cs="TH SarabunPSK"/>
-        </w:rPr>
-        <w:t>procurement_item_count</w:t>
-      </w:r>
-      <w:proofErr w:type="spellEnd"/>
-      <w:r>
-        <w:rPr>
-          <w:rFonts w:ascii="TH SarabunPSK" w:hAnsi="TH SarabunPSK" w:cs="TH SarabunPSK"/>
-        </w:rPr>
-        <w:t>}}</w:t>
+        <w:t>{{procurement_item_count}}</w:t>
       </w:r>
       <w:r>
         <w:rPr>
@@ -7235,21 +6488,7 @@
         <w:rPr>
           <w:rFonts w:ascii="TH SarabunPSK" w:hAnsi="TH SarabunPSK" w:cs="TH SarabunPSK"/>
         </w:rPr>
-        <w:t>{{</w:t>
-      </w:r>
-      <w:proofErr w:type="spellStart"/>
-      <w:r>
-        <w:rPr>
-          <w:rFonts w:ascii="TH SarabunPSK" w:hAnsi="TH SarabunPSK" w:cs="TH SarabunPSK"/>
-        </w:rPr>
-        <w:t>procurement_purpose</w:t>
-      </w:r>
-      <w:proofErr w:type="spellEnd"/>
-      <w:r>
-        <w:rPr>
-          <w:rFonts w:ascii="TH SarabunPSK" w:hAnsi="TH SarabunPSK" w:cs="TH SarabunPSK"/>
-        </w:rPr>
-        <w:t>}}</w:t>
+        <w:t>{{procurement_purpose}}</w:t>
       </w:r>
       <w:r>
         <w:rPr>
@@ -7275,21 +6514,7 @@
         <w:rPr>
           <w:rFonts w:ascii="TH SarabunPSK" w:hAnsi="TH SarabunPSK" w:cs="TH SarabunPSK"/>
         </w:rPr>
-        <w:t>{{</w:t>
-      </w:r>
-      <w:proofErr w:type="spellStart"/>
-      <w:r>
-        <w:rPr>
-          <w:rFonts w:ascii="TH SarabunPSK" w:hAnsi="TH SarabunPSK" w:cs="TH SarabunPSK"/>
-        </w:rPr>
-        <w:t>project_name</w:t>
-      </w:r>
-      <w:proofErr w:type="spellEnd"/>
-      <w:r>
-        <w:rPr>
-          <w:rFonts w:ascii="TH SarabunPSK" w:hAnsi="TH SarabunPSK" w:cs="TH SarabunPSK"/>
-        </w:rPr>
-        <w:t>}}</w:t>
+        <w:t>{{project_name}}</w:t>
       </w:r>
       <w:r>
         <w:rPr>
@@ -7311,21 +6536,7 @@
         <w:rPr>
           <w:rFonts w:ascii="TH SarabunPSK" w:hAnsi="TH SarabunPSK" w:cs="TH SarabunPSK"/>
         </w:rPr>
-        <w:t>{{</w:t>
-      </w:r>
-      <w:proofErr w:type="spellStart"/>
-      <w:r>
-        <w:rPr>
-          <w:rFonts w:ascii="TH SarabunPSK" w:hAnsi="TH SarabunPSK" w:cs="TH SarabunPSK"/>
-        </w:rPr>
-        <w:t>budget_amount</w:t>
-      </w:r>
-      <w:proofErr w:type="spellEnd"/>
-      <w:r>
-        <w:rPr>
-          <w:rFonts w:ascii="TH SarabunPSK" w:hAnsi="TH SarabunPSK" w:cs="TH SarabunPSK"/>
-        </w:rPr>
-        <w:t>}}</w:t>
+        <w:t>{{budget_amount}}</w:t>
       </w:r>
       <w:r>
         <w:rPr>
@@ -7398,21 +6609,7 @@
         <w:rPr>
           <w:rFonts w:ascii="TH SarabunPSK" w:hAnsi="TH SarabunPSK" w:cs="TH SarabunPSK"/>
         </w:rPr>
-        <w:t>{{</w:t>
-      </w:r>
-      <w:proofErr w:type="spellStart"/>
-      <w:r>
-        <w:rPr>
-          <w:rFonts w:ascii="TH SarabunPSK" w:hAnsi="TH SarabunPSK" w:cs="TH SarabunPSK"/>
-        </w:rPr>
-        <w:t>procurement_reason</w:t>
-      </w:r>
-      <w:proofErr w:type="spellEnd"/>
-      <w:r>
-        <w:rPr>
-          <w:rFonts w:ascii="TH SarabunPSK" w:hAnsi="TH SarabunPSK" w:cs="TH SarabunPSK"/>
-        </w:rPr>
-        <w:t>}}</w:t>
+        <w:t>{{procurement_reason}}</w:t>
       </w:r>
     </w:p>
     <w:p>
@@ -7457,21 +6654,7 @@
         <w:rPr>
           <w:rFonts w:ascii="TH SarabunPSK" w:hAnsi="TH SarabunPSK" w:cs="TH SarabunPSK"/>
         </w:rPr>
-        <w:t>{{</w:t>
-      </w:r>
-      <w:proofErr w:type="spellStart"/>
-      <w:r>
-        <w:rPr>
-          <w:rFonts w:ascii="TH SarabunPSK" w:hAnsi="TH SarabunPSK" w:cs="TH SarabunPSK"/>
-        </w:rPr>
-        <w:t>procurement_reason</w:t>
-      </w:r>
-      <w:proofErr w:type="spellEnd"/>
-      <w:r>
-        <w:rPr>
-          <w:rFonts w:ascii="TH SarabunPSK" w:hAnsi="TH SarabunPSK" w:cs="TH SarabunPSK"/>
-        </w:rPr>
-        <w:t>}}</w:t>
+        <w:t>{{procurement_reason}}</w:t>
       </w:r>
     </w:p>
     <w:p>
@@ -7511,21 +6694,7 @@
         <w:rPr>
           <w:rFonts w:ascii="TH SarabunPSK" w:hAnsi="TH SarabunPSK" w:cs="TH SarabunPSK"/>
         </w:rPr>
-        <w:t>{{</w:t>
-      </w:r>
-      <w:proofErr w:type="spellStart"/>
-      <w:r>
-        <w:rPr>
-          <w:rFonts w:ascii="TH SarabunPSK" w:hAnsi="TH SarabunPSK" w:cs="TH SarabunPSK"/>
-        </w:rPr>
-        <w:t>budget_amount</w:t>
-      </w:r>
-      <w:proofErr w:type="spellEnd"/>
-      <w:r>
-        <w:rPr>
-          <w:rFonts w:ascii="TH SarabunPSK" w:hAnsi="TH SarabunPSK" w:cs="TH SarabunPSK"/>
-        </w:rPr>
-        <w:t>}}</w:t>
+        <w:t>{{budget_amount}}</w:t>
       </w:r>
       <w:r>
         <w:rPr>
@@ -7584,21 +6753,7 @@
         <w:rPr>
           <w:rFonts w:ascii="TH SarabunPSK" w:hAnsi="TH SarabunPSK" w:cs="TH SarabunPSK"/>
         </w:rPr>
-        <w:t>{{</w:t>
-      </w:r>
-      <w:proofErr w:type="spellStart"/>
-      <w:r>
-        <w:rPr>
-          <w:rFonts w:ascii="TH SarabunPSK" w:hAnsi="TH SarabunPSK" w:cs="TH SarabunPSK"/>
-        </w:rPr>
-        <w:t>budget_amount</w:t>
-      </w:r>
-      <w:proofErr w:type="spellEnd"/>
-      <w:r>
-        <w:rPr>
-          <w:rFonts w:ascii="TH SarabunPSK" w:hAnsi="TH SarabunPSK" w:cs="TH SarabunPSK"/>
-        </w:rPr>
-        <w:t>}}</w:t>
+        <w:t>{{budget_amount}}</w:t>
       </w:r>
       <w:r>
         <w:rPr>
@@ -7624,21 +6779,7 @@
         <w:rPr>
           <w:rFonts w:ascii="TH SarabunPSK" w:hAnsi="TH SarabunPSK" w:cs="TH SarabunPSK"/>
         </w:rPr>
-        <w:t>{{</w:t>
-      </w:r>
-      <w:proofErr w:type="spellStart"/>
-      <w:r>
-        <w:rPr>
-          <w:rFonts w:ascii="TH SarabunPSK" w:hAnsi="TH SarabunPSK" w:cs="TH SarabunPSK"/>
-        </w:rPr>
-        <w:t>budget_amount_text</w:t>
-      </w:r>
-      <w:proofErr w:type="spellEnd"/>
-      <w:r>
-        <w:rPr>
-          <w:rFonts w:ascii="TH SarabunPSK" w:hAnsi="TH SarabunPSK" w:cs="TH SarabunPSK"/>
-        </w:rPr>
-        <w:t>}}</w:t>
+        <w:t>{{budget_amount_text}}</w:t>
       </w:r>
       <w:r>
         <w:rPr>
@@ -7694,21 +6835,7 @@
         <w:rPr>
           <w:rFonts w:ascii="TH SarabunPSK" w:hAnsi="TH SarabunPSK" w:cs="TH SarabunPSK"/>
         </w:rPr>
-        <w:t>{{</w:t>
-      </w:r>
-      <w:proofErr w:type="spellStart"/>
-      <w:r>
-        <w:rPr>
-          <w:rFonts w:ascii="TH SarabunPSK" w:hAnsi="TH SarabunPSK" w:cs="TH SarabunPSK"/>
-        </w:rPr>
-        <w:t>required_within_days</w:t>
-      </w:r>
-      <w:proofErr w:type="spellEnd"/>
-      <w:r>
-        <w:rPr>
-          <w:rFonts w:ascii="TH SarabunPSK" w:hAnsi="TH SarabunPSK" w:cs="TH SarabunPSK"/>
-        </w:rPr>
-        <w:t>}}</w:t>
+        <w:t>{{required_within_days}}</w:t>
       </w:r>
       <w:r>
         <w:rPr>
@@ -7954,21 +7081,7 @@
         <w:rPr>
           <w:rFonts w:ascii="TH SarabunPSK" w:hAnsi="TH SarabunPSK" w:cs="TH SarabunPSK"/>
         </w:rPr>
-        <w:t>{{</w:t>
-      </w:r>
-      <w:proofErr w:type="spellStart"/>
-      <w:r>
-        <w:rPr>
-          <w:rFonts w:ascii="TH SarabunPSK" w:hAnsi="TH SarabunPSK" w:cs="TH SarabunPSK"/>
-        </w:rPr>
-        <w:t>assigned_officer_name</w:t>
-      </w:r>
-      <w:proofErr w:type="spellEnd"/>
-      <w:r>
-        <w:rPr>
-          <w:rFonts w:ascii="TH SarabunPSK" w:hAnsi="TH SarabunPSK" w:cs="TH SarabunPSK"/>
-        </w:rPr>
-        <w:t>}}</w:t>
+        <w:t>{{assigned_officer_name}}</w:t>
       </w:r>
       <w:r>
         <w:rPr>
@@ -8142,21 +7255,7 @@
         <w:rPr>
           <w:rFonts w:ascii="TH SarabunPSK" w:hAnsi="TH SarabunPSK" w:cs="TH SarabunPSK"/>
         </w:rPr>
-        <w:t>{{</w:t>
-      </w:r>
-      <w:proofErr w:type="spellStart"/>
-      <w:r>
-        <w:rPr>
-          <w:rFonts w:ascii="TH SarabunPSK" w:hAnsi="TH SarabunPSK" w:cs="TH SarabunPSK"/>
-        </w:rPr>
-        <w:t>officer_signer_name</w:t>
-      </w:r>
-      <w:proofErr w:type="spellEnd"/>
-      <w:r>
-        <w:rPr>
-          <w:rFonts w:ascii="TH SarabunPSK" w:hAnsi="TH SarabunPSK" w:cs="TH SarabunPSK"/>
-        </w:rPr>
-        <w:t>}}</w:t>
+        <w:t>{{officer_signer_name}}</w:t>
       </w:r>
       <w:r>
         <w:rPr>
@@ -8188,21 +7287,7 @@
         <w:rPr>
           <w:rFonts w:ascii="TH SarabunPSK" w:hAnsi="TH SarabunPSK" w:cs="TH SarabunPSK"/>
         </w:rPr>
-        <w:t>{{</w:t>
-      </w:r>
-      <w:proofErr w:type="spellStart"/>
-      <w:r>
-        <w:rPr>
-          <w:rFonts w:ascii="TH SarabunPSK" w:hAnsi="TH SarabunPSK" w:cs="TH SarabunPSK"/>
-        </w:rPr>
-        <w:t>chief_officer_signer_name</w:t>
-      </w:r>
-      <w:proofErr w:type="spellEnd"/>
-      <w:r>
-        <w:rPr>
-          <w:rFonts w:ascii="TH SarabunPSK" w:hAnsi="TH SarabunPSK" w:cs="TH SarabunPSK"/>
-        </w:rPr>
-        <w:t>}}</w:t>
+        <w:t>{{chief_officer_signer_name}}</w:t>
       </w:r>
       <w:r>
         <w:rPr>
@@ -8653,21 +7738,7 @@
         <w:rPr>
           <w:rFonts w:ascii="TH SarabunPSK" w:hAnsi="TH SarabunPSK" w:cs="TH SarabunPSK"/>
         </w:rPr>
-        <w:t>{{</w:t>
-      </w:r>
-      <w:proofErr w:type="spellStart"/>
-      <w:r>
-        <w:rPr>
-          <w:rFonts w:ascii="TH SarabunPSK" w:hAnsi="TH SarabunPSK" w:cs="TH SarabunPSK"/>
-        </w:rPr>
-        <w:t>procurement_item_count</w:t>
-      </w:r>
-      <w:proofErr w:type="spellEnd"/>
-      <w:r>
-        <w:rPr>
-          <w:rFonts w:ascii="TH SarabunPSK" w:hAnsi="TH SarabunPSK" w:cs="TH SarabunPSK"/>
-        </w:rPr>
-        <w:t>}}</w:t>
+        <w:t>{{procurement_item_count}}</w:t>
       </w:r>
       <w:r>
         <w:rPr>
@@ -8687,21 +7758,7 @@
         <w:rPr>
           <w:rFonts w:ascii="TH SarabunPSK" w:hAnsi="TH SarabunPSK" w:cs="TH SarabunPSK"/>
         </w:rPr>
-        <w:t>{{</w:t>
-      </w:r>
-      <w:proofErr w:type="spellStart"/>
-      <w:r>
-        <w:rPr>
-          <w:rFonts w:ascii="TH SarabunPSK" w:hAnsi="TH SarabunPSK" w:cs="TH SarabunPSK"/>
-        </w:rPr>
-        <w:t>requesting_unit</w:t>
-      </w:r>
-      <w:proofErr w:type="spellEnd"/>
-      <w:r>
-        <w:rPr>
-          <w:rFonts w:ascii="TH SarabunPSK" w:hAnsi="TH SarabunPSK" w:cs="TH SarabunPSK"/>
-        </w:rPr>
-        <w:t>}}</w:t>
+        <w:t>{{requesting_unit}}</w:t>
       </w:r>
     </w:p>
     <w:p>
@@ -9548,21 +8605,7 @@
         <w:rPr>
           <w:rFonts w:ascii="TH SarabunPSK" w:hAnsi="TH SarabunPSK" w:cs="TH SarabunPSK"/>
         </w:rPr>
-        <w:t>{{</w:t>
-      </w:r>
-      <w:proofErr w:type="spellStart"/>
-      <w:r>
-        <w:rPr>
-          <w:rFonts w:ascii="TH SarabunPSK" w:hAnsi="TH SarabunPSK" w:cs="TH SarabunPSK"/>
-        </w:rPr>
-        <w:t>officer_signer_name</w:t>
-      </w:r>
-      <w:proofErr w:type="spellEnd"/>
-      <w:r>
-        <w:rPr>
-          <w:rFonts w:ascii="TH SarabunPSK" w:hAnsi="TH SarabunPSK" w:cs="TH SarabunPSK"/>
-        </w:rPr>
-        <w:t>}}</w:t>
+        <w:t>{{officer_signer_name}}</w:t>
       </w:r>
       <w:r>
         <w:rPr>
@@ -9683,21 +8726,7 @@
         <w:rPr>
           <w:rFonts w:ascii="TH SarabunPSK" w:hAnsi="TH SarabunPSK" w:cs="TH SarabunPSK"/>
         </w:rPr>
-        <w:t>{{</w:t>
-      </w:r>
-      <w:proofErr w:type="spellStart"/>
-      <w:r>
-        <w:rPr>
-          <w:rFonts w:ascii="TH SarabunPSK" w:hAnsi="TH SarabunPSK" w:cs="TH SarabunPSK"/>
-        </w:rPr>
-        <w:t>chief_officer_signer_name</w:t>
-      </w:r>
-      <w:proofErr w:type="spellEnd"/>
-      <w:r>
-        <w:rPr>
-          <w:rFonts w:ascii="TH SarabunPSK" w:hAnsi="TH SarabunPSK" w:cs="TH SarabunPSK"/>
-        </w:rPr>
-        <w:t>}}</w:t>
+        <w:t>{{chief_officer_signer_name}}</w:t>
       </w:r>
       <w:r>
         <w:rPr>
@@ -9716,21 +8745,7 @@
         <w:rPr>
           <w:rFonts w:ascii="TH SarabunPSK" w:hAnsi="TH SarabunPSK" w:cs="TH SarabunPSK"/>
         </w:rPr>
-        <w:t>{{</w:t>
-      </w:r>
-      <w:proofErr w:type="spellStart"/>
-      <w:r>
-        <w:rPr>
-          <w:rFonts w:ascii="TH SarabunPSK" w:hAnsi="TH SarabunPSK" w:cs="TH SarabunPSK"/>
-        </w:rPr>
-        <w:t>main_date</w:t>
-      </w:r>
-      <w:proofErr w:type="spellEnd"/>
-      <w:r>
-        <w:rPr>
-          <w:rFonts w:ascii="TH SarabunPSK" w:hAnsi="TH SarabunPSK" w:cs="TH SarabunPSK"/>
-        </w:rPr>
-        <w:t>}}</w:t>
+        <w:t>{{main_date}}</w:t>
       </w:r>
     </w:p>
     <w:p>
@@ -9848,7 +8863,7 @@
         <w:ind w:right="-284"/>
         <w:jc w:val="center"/>
         <w:rPr>
-          <w:rFonts w:ascii="TH SarabunPSK" w:hAnsi="TH SarabunPSK" w:cs="TH SarabunPSK"/>
+          <w:rFonts w:ascii="TH SarabunPSK" w:hAnsi="TH SarabunPSK" w:cs="TH SarabunPSK" w:hint="cs"/>
           <w:b/>
           <w:bCs/>
           <w:sz w:val="48"/>
@@ -10218,21 +9233,7 @@
         <w:rPr>
           <w:rFonts w:ascii="TH SarabunPSK" w:hAnsi="TH SarabunPSK" w:cs="TH SarabunPSK"/>
         </w:rPr>
-        <w:t>{{</w:t>
-      </w:r>
-      <w:proofErr w:type="spellStart"/>
-      <w:r>
-        <w:rPr>
-          <w:rFonts w:ascii="TH SarabunPSK" w:hAnsi="TH SarabunPSK" w:cs="TH SarabunPSK"/>
-        </w:rPr>
-        <w:t>procurement_description</w:t>
-      </w:r>
-      <w:proofErr w:type="spellEnd"/>
-      <w:r>
-        <w:rPr>
-          <w:rFonts w:ascii="TH SarabunPSK" w:hAnsi="TH SarabunPSK" w:cs="TH SarabunPSK"/>
-        </w:rPr>
-        <w:t>}}</w:t>
+        <w:t>{{procurement_description}}</w:t>
       </w:r>
       <w:r>
         <w:rPr>
@@ -10255,21 +9256,7 @@
         <w:rPr>
           <w:rFonts w:ascii="TH SarabunPSK" w:hAnsi="TH SarabunPSK" w:cs="TH SarabunPSK"/>
         </w:rPr>
-        <w:t>{{</w:t>
-      </w:r>
-      <w:proofErr w:type="spellStart"/>
-      <w:r>
-        <w:rPr>
-          <w:rFonts w:ascii="TH SarabunPSK" w:hAnsi="TH SarabunPSK" w:cs="TH SarabunPSK"/>
-        </w:rPr>
-        <w:t>budget_amount</w:t>
-      </w:r>
-      <w:proofErr w:type="spellEnd"/>
-      <w:r>
-        <w:rPr>
-          <w:rFonts w:ascii="TH SarabunPSK" w:hAnsi="TH SarabunPSK" w:cs="TH SarabunPSK"/>
-        </w:rPr>
-        <w:t>}}</w:t>
+        <w:t>{{budget_amount}}</w:t>
       </w:r>
       <w:r>
         <w:rPr>
@@ -10296,21 +9283,7 @@
         <w:rPr>
           <w:rFonts w:ascii="TH SarabunPSK" w:hAnsi="TH SarabunPSK" w:cs="TH SarabunPSK"/>
         </w:rPr>
-        <w:t>{{</w:t>
-      </w:r>
-      <w:proofErr w:type="spellStart"/>
-      <w:r>
-        <w:rPr>
-          <w:rFonts w:ascii="TH SarabunPSK" w:hAnsi="TH SarabunPSK" w:cs="TH SarabunPSK"/>
-        </w:rPr>
-        <w:t>budget_amount_text</w:t>
-      </w:r>
-      <w:proofErr w:type="spellEnd"/>
-      <w:r>
-        <w:rPr>
-          <w:rFonts w:ascii="TH SarabunPSK" w:hAnsi="TH SarabunPSK" w:cs="TH SarabunPSK"/>
-        </w:rPr>
-        <w:t>}}</w:t>
+        <w:t>{{budget_amount_text}}</w:t>
       </w:r>
       <w:r>
         <w:rPr>
@@ -10356,21 +9329,7 @@
         <w:rPr>
           <w:rFonts w:ascii="TH SarabunPSK" w:hAnsi="TH SarabunPSK" w:cs="TH SarabunPSK"/>
         </w:rPr>
-        <w:t>{{</w:t>
-      </w:r>
-      <w:proofErr w:type="spellStart"/>
-      <w:r>
-        <w:rPr>
-          <w:rFonts w:ascii="TH SarabunPSK" w:hAnsi="TH SarabunPSK" w:cs="TH SarabunPSK"/>
-        </w:rPr>
-        <w:t>vendor_name</w:t>
-      </w:r>
-      <w:proofErr w:type="spellEnd"/>
-      <w:r>
-        <w:rPr>
-          <w:rFonts w:ascii="TH SarabunPSK" w:hAnsi="TH SarabunPSK" w:cs="TH SarabunPSK"/>
-        </w:rPr>
-        <w:t>}}</w:t>
+        <w:t>{{vendor_name}}</w:t>
       </w:r>
       <w:r>
         <w:rPr>
@@ -10383,21 +9342,7 @@
         <w:rPr>
           <w:rFonts w:ascii="TH SarabunPSK" w:hAnsi="TH SarabunPSK" w:cs="TH SarabunPSK"/>
         </w:rPr>
-        <w:t>{{</w:t>
-      </w:r>
-      <w:proofErr w:type="spellStart"/>
-      <w:r>
-        <w:rPr>
-          <w:rFonts w:ascii="TH SarabunPSK" w:hAnsi="TH SarabunPSK" w:cs="TH SarabunPSK"/>
-        </w:rPr>
-        <w:t>agreed_price</w:t>
-      </w:r>
-      <w:proofErr w:type="spellEnd"/>
-      <w:r>
-        <w:rPr>
-          <w:rFonts w:ascii="TH SarabunPSK" w:hAnsi="TH SarabunPSK" w:cs="TH SarabunPSK"/>
-        </w:rPr>
-        <w:t>}}</w:t>
+        <w:t>{{agreed_price}}</w:t>
       </w:r>
       <w:r>
         <w:rPr>
@@ -10424,21 +9369,7 @@
         <w:rPr>
           <w:rFonts w:ascii="TH SarabunPSK" w:hAnsi="TH SarabunPSK" w:cs="TH SarabunPSK"/>
         </w:rPr>
-        <w:t>{{</w:t>
-      </w:r>
-      <w:proofErr w:type="spellStart"/>
-      <w:r>
-        <w:rPr>
-          <w:rFonts w:ascii="TH SarabunPSK" w:hAnsi="TH SarabunPSK" w:cs="TH SarabunPSK"/>
-        </w:rPr>
-        <w:t>agreed_price_text</w:t>
-      </w:r>
-      <w:proofErr w:type="spellEnd"/>
-      <w:r>
-        <w:rPr>
-          <w:rFonts w:ascii="TH SarabunPSK" w:hAnsi="TH SarabunPSK" w:cs="TH SarabunPSK"/>
-        </w:rPr>
-        <w:t>}}</w:t>
+        <w:t>{{agreed_price_text}}</w:t>
       </w:r>
       <w:r>
         <w:rPr>
@@ -10534,21 +9465,7 @@
         <w:rPr>
           <w:rFonts w:ascii="TH SarabunPSK" w:hAnsi="TH SarabunPSK" w:cs="TH SarabunPSK"/>
         </w:rPr>
-        <w:t>{{</w:t>
-      </w:r>
-      <w:proofErr w:type="spellStart"/>
-      <w:r>
-        <w:rPr>
-          <w:rFonts w:ascii="TH SarabunPSK" w:hAnsi="TH SarabunPSK" w:cs="TH SarabunPSK"/>
-        </w:rPr>
-        <w:t>vendor_name</w:t>
-      </w:r>
-      <w:proofErr w:type="spellEnd"/>
-      <w:r>
-        <w:rPr>
-          <w:rFonts w:ascii="TH SarabunPSK" w:hAnsi="TH SarabunPSK" w:cs="TH SarabunPSK"/>
-        </w:rPr>
-        <w:t>}}</w:t>
+        <w:t>{{vendor_name}}</w:t>
       </w:r>
       <w:r>
         <w:rPr>
@@ -10575,21 +9492,7 @@
         <w:rPr>
           <w:rFonts w:ascii="TH SarabunPSK" w:hAnsi="TH SarabunPSK" w:cs="TH SarabunPSK"/>
         </w:rPr>
-        <w:t>{{</w:t>
-      </w:r>
-      <w:proofErr w:type="spellStart"/>
-      <w:r>
-        <w:rPr>
-          <w:rFonts w:ascii="TH SarabunPSK" w:hAnsi="TH SarabunPSK" w:cs="TH SarabunPSK"/>
-        </w:rPr>
-        <w:t>procurement_description</w:t>
-      </w:r>
-      <w:proofErr w:type="spellEnd"/>
-      <w:r>
-        <w:rPr>
-          <w:rFonts w:ascii="TH SarabunPSK" w:hAnsi="TH SarabunPSK" w:cs="TH SarabunPSK"/>
-        </w:rPr>
-        <w:t>}}</w:t>
+        <w:t>{{procurement_description}}</w:t>
       </w:r>
       <w:r>
         <w:rPr>
@@ -10609,21 +9512,7 @@
         <w:rPr>
           <w:rFonts w:ascii="TH SarabunPSK" w:hAnsi="TH SarabunPSK" w:cs="TH SarabunPSK"/>
         </w:rPr>
-        <w:t>{{</w:t>
-      </w:r>
-      <w:proofErr w:type="spellStart"/>
-      <w:r>
-        <w:rPr>
-          <w:rFonts w:ascii="TH SarabunPSK" w:hAnsi="TH SarabunPSK" w:cs="TH SarabunPSK"/>
-        </w:rPr>
-        <w:t>agreed_price</w:t>
-      </w:r>
-      <w:proofErr w:type="spellEnd"/>
-      <w:r>
-        <w:rPr>
-          <w:rFonts w:ascii="TH SarabunPSK" w:hAnsi="TH SarabunPSK" w:cs="TH SarabunPSK"/>
-        </w:rPr>
-        <w:t>}}</w:t>
+        <w:t>{{agreed_price}}</w:t>
       </w:r>
       <w:r>
         <w:rPr>
@@ -10650,21 +9539,7 @@
         <w:rPr>
           <w:rFonts w:ascii="TH SarabunPSK" w:hAnsi="TH SarabunPSK" w:cs="TH SarabunPSK"/>
         </w:rPr>
-        <w:t>{{</w:t>
-      </w:r>
-      <w:proofErr w:type="spellStart"/>
-      <w:r>
-        <w:rPr>
-          <w:rFonts w:ascii="TH SarabunPSK" w:hAnsi="TH SarabunPSK" w:cs="TH SarabunPSK"/>
-        </w:rPr>
-        <w:t>agreed_price_text</w:t>
-      </w:r>
-      <w:proofErr w:type="spellEnd"/>
-      <w:r>
-        <w:rPr>
-          <w:rFonts w:ascii="TH SarabunPSK" w:hAnsi="TH SarabunPSK" w:cs="TH SarabunPSK"/>
-        </w:rPr>
-        <w:t>}}</w:t>
+        <w:t>{{agreed_price_text}}</w:t>
       </w:r>
       <w:r>
         <w:rPr>
@@ -10684,21 +9559,7 @@
         <w:rPr>
           <w:rFonts w:ascii="TH SarabunPSK" w:hAnsi="TH SarabunPSK" w:cs="TH SarabunPSK"/>
         </w:rPr>
-        <w:t>{{</w:t>
-      </w:r>
-      <w:proofErr w:type="spellStart"/>
-      <w:r>
-        <w:rPr>
-          <w:rFonts w:ascii="TH SarabunPSK" w:hAnsi="TH SarabunPSK" w:cs="TH SarabunPSK"/>
-        </w:rPr>
-        <w:t>delivery_days</w:t>
-      </w:r>
-      <w:proofErr w:type="spellEnd"/>
-      <w:r>
-        <w:rPr>
-          <w:rFonts w:ascii="TH SarabunPSK" w:hAnsi="TH SarabunPSK" w:cs="TH SarabunPSK"/>
-        </w:rPr>
-        <w:t>}}</w:t>
+        <w:t>{{delivery_days}}</w:t>
       </w:r>
     </w:p>
     <w:p>
@@ -10884,21 +9745,7 @@
         <w:rPr>
           <w:rFonts w:ascii="TH SarabunPSK" w:hAnsi="TH SarabunPSK" w:cs="TH SarabunPSK"/>
         </w:rPr>
-        <w:t>{{</w:t>
-      </w:r>
-      <w:proofErr w:type="spellStart"/>
-      <w:r>
-        <w:rPr>
-          <w:rFonts w:ascii="TH SarabunPSK" w:hAnsi="TH SarabunPSK" w:cs="TH SarabunPSK"/>
-        </w:rPr>
-        <w:t>officer_signer_name</w:t>
-      </w:r>
-      <w:proofErr w:type="spellEnd"/>
-      <w:r>
-        <w:rPr>
-          <w:rFonts w:ascii="TH SarabunPSK" w:hAnsi="TH SarabunPSK" w:cs="TH SarabunPSK"/>
-        </w:rPr>
-        <w:t>}}</w:t>
+        <w:t>{{officer_signer_name}}</w:t>
       </w:r>
       <w:r>
         <w:rPr>
@@ -10930,21 +9777,7 @@
         <w:rPr>
           <w:rFonts w:ascii="TH SarabunPSK" w:hAnsi="TH SarabunPSK" w:cs="TH SarabunPSK"/>
         </w:rPr>
-        <w:t>{{</w:t>
-      </w:r>
-      <w:proofErr w:type="spellStart"/>
-      <w:r>
-        <w:rPr>
-          <w:rFonts w:ascii="TH SarabunPSK" w:hAnsi="TH SarabunPSK" w:cs="TH SarabunPSK"/>
-        </w:rPr>
-        <w:t>chief_officer_signer_name</w:t>
-      </w:r>
-      <w:proofErr w:type="spellEnd"/>
-      <w:r>
-        <w:rPr>
-          <w:rFonts w:ascii="TH SarabunPSK" w:hAnsi="TH SarabunPSK" w:cs="TH SarabunPSK"/>
-        </w:rPr>
-        <w:t>}}</w:t>
+        <w:t>{{chief_officer_signer_name}}</w:t>
       </w:r>
       <w:r>
         <w:rPr>
@@ -11071,7 +9904,7 @@
         <w:spacing w:line="216" w:lineRule="auto"/>
         <w:jc w:val="both"/>
         <w:rPr>
-          <w:rFonts w:ascii="TH SarabunPSK" w:hAnsi="TH SarabunPSK" w:cs="TH SarabunPSK"/>
+          <w:rFonts w:ascii="TH SarabunPSK" w:hAnsi="TH SarabunPSK" w:cs="TH SarabunPSK" w:hint="cs"/>
           <w:cs/>
         </w:rPr>
       </w:pPr>
@@ -11570,12 +10403,21 @@
       <w:pPr>
         <w:jc w:val="center"/>
         <w:rPr>
+          <w:rFonts w:ascii="TH SarabunPSK" w:eastAsia="Calibri" w:hAnsi="TH SarabunPSK" w:cs="TH SarabunPSK"/>
+          <w:b/>
+          <w:bCs/>
+          <w:cs/>
+        </w:rPr>
+      </w:pPr>
+      <w:r>
+        <w:rPr>
           <w:rFonts w:ascii="TH SarabunPSK" w:eastAsia="Calibri" w:hAnsi="TH SarabunPSK" w:cs="TH SarabunPSK" w:hint="cs"/>
           <w:b/>
           <w:bCs/>
           <w:cs/>
         </w:rPr>
-      </w:pPr>
+        <w:t>ประกาศโรงเรียน</w:t>
+      </w:r>
       <w:r>
         <w:rPr>
           <w:rFonts w:ascii="TH SarabunPSK" w:eastAsia="Calibri" w:hAnsi="TH SarabunPSK" w:cs="TH SarabunPSK" w:hint="cs"/>
@@ -11583,8 +10425,21 @@
           <w:bCs/>
           <w:cs/>
         </w:rPr>
-        <w:t>ประกาศโรงเรียน</w:t>
-      </w:r>
+        <w:t>ค่ายบางระจันวิทยาคม</w:t>
+      </w:r>
+    </w:p>
+    <w:p>
+      <w:pPr>
+        <w:pBdr>
+          <w:bottom w:val="single" w:sz="4" w:space="1" w:color="auto"/>
+        </w:pBdr>
+        <w:jc w:val="center"/>
+        <w:rPr>
+          <w:rFonts w:ascii="TH SarabunPSK" w:eastAsia="Calibri" w:hAnsi="TH SarabunPSK" w:cs="TH SarabunPSK"/>
+          <w:b/>
+          <w:bCs/>
+        </w:rPr>
+      </w:pPr>
       <w:r>
         <w:rPr>
           <w:rFonts w:ascii="TH SarabunPSK" w:eastAsia="Calibri" w:hAnsi="TH SarabunPSK" w:cs="TH SarabunPSK" w:hint="cs"/>
@@ -11592,11 +10447,29 @@
           <w:bCs/>
           <w:cs/>
         </w:rPr>
-        <w:t>ค่ายบางระจันวิทยาคม</w:t>
-      </w:r>
-    </w:p>
-    <w:p>
-      <w:pPr>
+        <w:t>เรื่อง   ประกาศผู้ชนะการเสนอราคาสำหรับการจัดซื้อ/จัดจ้าง</w:t>
+      </w:r>
+      <w:r>
+        <w:rPr>
+          <w:rFonts w:ascii="TH SarabunPSK" w:eastAsia="Calibri" w:hAnsi="TH SarabunPSK" w:cs="TH SarabunPSK" w:hint="cs"/>
+          <w:b/>
+          <w:bCs/>
+          <w:cs/>
+        </w:rPr>
+        <w:t xml:space="preserve"> </w:t>
+      </w:r>
+      <w:r>
+        <w:rPr>
+          <w:rFonts w:ascii="TH SarabunPSK" w:hAnsi="TH SarabunPSK" w:cs="TH SarabunPSK"/>
+        </w:rPr>
+        <w:t>{{procurement_description}}</w:t>
+      </w:r>
+    </w:p>
+    <w:p>
+      <w:pPr>
+        <w:pBdr>
+          <w:bottom w:val="single" w:sz="4" w:space="1" w:color="auto"/>
+        </w:pBdr>
         <w:jc w:val="center"/>
         <w:rPr>
           <w:rFonts w:ascii="TH SarabunPSK" w:eastAsia="Calibri" w:hAnsi="TH SarabunPSK" w:cs="TH SarabunPSK"/>
@@ -11604,48 +10477,106 @@
           <w:bCs/>
         </w:rPr>
       </w:pPr>
+    </w:p>
+    <w:p>
+      <w:pPr>
+        <w:spacing w:before="240"/>
+        <w:rPr>
+          <w:rFonts w:ascii="TH SarabunPSK" w:eastAsia="Calibri" w:hAnsi="TH SarabunPSK" w:cs="TH SarabunPSK"/>
+        </w:rPr>
+      </w:pPr>
       <w:r>
         <w:rPr>
           <w:rFonts w:ascii="TH SarabunPSK" w:eastAsia="Calibri" w:hAnsi="TH SarabunPSK" w:cs="TH SarabunPSK" w:hint="cs"/>
-          <w:b/>
-          <w:bCs/>
-          <w:cs/>
-        </w:rPr>
-        <w:t>เรื่อง   ประกาศผู้ชนะการเสนอราคาสำหรับการจัดซื้อ/จัดจ้าง</w:t>
+          <w:cs/>
+        </w:rPr>
+        <w:tab/>
       </w:r>
       <w:r>
         <w:rPr>
           <w:rFonts w:ascii="TH SarabunPSK" w:eastAsia="Calibri" w:hAnsi="TH SarabunPSK" w:cs="TH SarabunPSK" w:hint="cs"/>
-          <w:b/>
-          <w:bCs/>
+          <w:cs/>
+        </w:rPr>
+        <w:tab/>
+        <w:t>ตาม</w:t>
+      </w:r>
+      <w:r>
+        <w:rPr>
+          <w:rFonts w:ascii="TH SarabunPSK" w:hAnsi="TH SarabunPSK" w:cs="TH SarabunPSK"/>
+        </w:rPr>
+        <w:t>{{requesting_unit}}</w:t>
+      </w:r>
+      <w:r>
+        <w:rPr>
+          <w:rFonts w:ascii="TH SarabunPSK" w:hAnsi="TH SarabunPSK" w:cs="TH SarabunPSK" w:hint="cs"/>
           <w:cs/>
         </w:rPr>
         <w:t xml:space="preserve"> </w:t>
       </w:r>
       <w:r>
         <w:rPr>
-          <w:rFonts w:ascii="TH SarabunPSK" w:hAnsi="TH SarabunPSK" w:cs="TH SarabunPSK"/>
-        </w:rPr>
-        <w:t>{{</w:t>
-      </w:r>
-      <w:proofErr w:type="spellStart"/>
-      <w:r>
-        <w:rPr>
-          <w:rFonts w:ascii="TH SarabunPSK" w:hAnsi="TH SarabunPSK" w:cs="TH SarabunPSK"/>
-        </w:rPr>
-        <w:t>procurement_description</w:t>
-      </w:r>
-      <w:proofErr w:type="spellEnd"/>
-      <w:r>
-        <w:rPr>
-          <w:rFonts w:ascii="TH SarabunPSK" w:hAnsi="TH SarabunPSK" w:cs="TH SarabunPSK"/>
-        </w:rPr>
-        <w:t>}}</w:t>
-      </w:r>
-    </w:p>
-    <w:p>
-      <w:pPr>
-        <w:jc w:val="center"/>
+          <w:rFonts w:ascii="TH SarabunPSK" w:eastAsia="Calibri" w:hAnsi="TH SarabunPSK" w:cs="TH SarabunPSK" w:hint="cs"/>
+          <w:cs/>
+        </w:rPr>
+        <w:t>ได้มี</w:t>
+      </w:r>
+      <w:r>
+        <w:rPr>
+          <w:rFonts w:ascii="TH SarabunPSK" w:eastAsia="Calibri" w:hAnsi="TH SarabunPSK" w:cs="TH SarabunPSK" w:hint="cs"/>
+          <w:cs/>
+        </w:rPr>
+        <w:t>โครงการ</w:t>
+      </w:r>
+      <w:r>
+        <w:rPr>
+          <w:rFonts w:ascii="TH SarabunPSK" w:eastAsia="Calibri" w:hAnsi="TH SarabunPSK" w:cs="TH SarabunPSK" w:hint="cs"/>
+          <w:cs/>
+        </w:rPr>
+        <w:t>สำหรับการจัดซื้อ/จัดจ้าง</w:t>
+      </w:r>
+      <w:r>
+        <w:rPr>
+          <w:rFonts w:ascii="TH SarabunPSK" w:hAnsi="TH SarabunPSK" w:cs="TH SarabunPSK"/>
+        </w:rPr>
+        <w:t>{{procurement_description}}</w:t>
+      </w:r>
+      <w:r>
+        <w:rPr>
+          <w:rFonts w:ascii="TH SarabunPSK" w:hAnsi="TH SarabunPSK" w:cs="TH SarabunPSK" w:hint="cs"/>
+          <w:cs/>
+        </w:rPr>
+        <w:t xml:space="preserve"> </w:t>
+      </w:r>
+      <w:r>
+        <w:rPr>
+          <w:rFonts w:ascii="TH SarabunPSK" w:hAnsi="TH SarabunPSK" w:cs="TH SarabunPSK" w:hint="cs"/>
+          <w:cs/>
+        </w:rPr>
+        <w:t>เพื่อใช้สำหรับจัดกิจกรรม</w:t>
+      </w:r>
+      <w:r>
+        <w:rPr>
+          <w:rFonts w:ascii="TH SarabunPSK" w:hAnsi="TH SarabunPSK" w:cs="TH SarabunPSK"/>
+        </w:rPr>
+        <w:t>{{activity_name}}</w:t>
+      </w:r>
+      <w:r>
+        <w:rPr>
+          <w:rFonts w:ascii="TH SarabunPSK" w:hAnsi="TH SarabunPSK" w:cs="TH SarabunPSK" w:hint="cs"/>
+          <w:cs/>
+        </w:rPr>
+        <w:t xml:space="preserve"> </w:t>
+      </w:r>
+      <w:r>
+        <w:rPr>
+          <w:rFonts w:ascii="TH SarabunPSK" w:eastAsia="Calibri" w:hAnsi="TH SarabunPSK" w:cs="TH SarabunPSK" w:hint="cs"/>
+          <w:cs/>
+        </w:rPr>
+        <w:t>โดยวิธีเฉพาะเจาะจง นั้น</w:t>
+      </w:r>
+    </w:p>
+    <w:p>
+      <w:pPr>
         <w:rPr>
           <w:rFonts w:ascii="TH SarabunPSK" w:eastAsia="Calibri" w:hAnsi="TH SarabunPSK" w:cs="TH SarabunPSK"/>
         </w:rPr>
@@ -11655,12 +10586,100 @@
           <w:rFonts w:ascii="TH SarabunPSK" w:eastAsia="Calibri" w:hAnsi="TH SarabunPSK" w:cs="TH SarabunPSK" w:hint="cs"/>
           <w:cs/>
         </w:rPr>
-        <w:t>--------------------------------------------------------------</w:t>
-      </w:r>
-    </w:p>
-    <w:p>
-      <w:pPr>
-        <w:spacing w:before="240"/>
+        <w:tab/>
+      </w:r>
+      <w:r>
+        <w:rPr>
+          <w:rFonts w:ascii="TH SarabunPSK" w:eastAsia="Calibri" w:hAnsi="TH SarabunPSK" w:cs="TH SarabunPSK" w:hint="cs"/>
+          <w:cs/>
+        </w:rPr>
+        <w:tab/>
+        <w:t xml:space="preserve">ผู้ได้รับการคัดเลือกได้แก่ </w:t>
+      </w:r>
+      <w:r>
+        <w:rPr>
+          <w:rFonts w:ascii="TH SarabunPSK" w:hAnsi="TH SarabunPSK" w:cs="TH SarabunPSK"/>
+        </w:rPr>
+        <w:t>{{vendor_name}}</w:t>
+      </w:r>
+      <w:r>
+        <w:rPr>
+          <w:rFonts w:ascii="TH SarabunPSK" w:hAnsi="TH SarabunPSK" w:cs="TH SarabunPSK" w:hint="cs"/>
+          <w:cs/>
+        </w:rPr>
+        <w:t xml:space="preserve"> </w:t>
+      </w:r>
+      <w:r>
+        <w:rPr>
+          <w:rFonts w:ascii="TH SarabunPSK" w:eastAsia="Calibri" w:hAnsi="TH SarabunPSK" w:cs="TH SarabunPSK" w:hint="cs"/>
+          <w:cs/>
+        </w:rPr>
+        <w:t xml:space="preserve"> </w:t>
+      </w:r>
+      <w:r>
+        <w:rPr>
+          <w:rFonts w:ascii="TH SarabunPSK" w:eastAsia="Calibri" w:hAnsi="TH SarabunPSK" w:cs="TH SarabunPSK" w:hint="cs"/>
+          <w:cs/>
+        </w:rPr>
+        <w:t xml:space="preserve">(ขายส่ง,ขายปลีก,ให้บริการ) โดยเสนอราคาต่ำสุด เป็นจำนวนเงินทั้งสิ้น </w:t>
+      </w:r>
+      <w:r>
+        <w:rPr>
+          <w:rFonts w:ascii="TH SarabunPSK" w:hAnsi="TH SarabunPSK" w:cs="TH SarabunPSK"/>
+        </w:rPr>
+        <w:t>{{agreed_price}}</w:t>
+      </w:r>
+      <w:r>
+        <w:rPr>
+          <w:rFonts w:ascii="TH SarabunPSK" w:hAnsi="TH SarabunPSK" w:cs="TH SarabunPSK" w:hint="cs"/>
+          <w:cs/>
+        </w:rPr>
+        <w:t xml:space="preserve"> </w:t>
+      </w:r>
+      <w:r>
+        <w:rPr>
+          <w:rFonts w:ascii="TH SarabunPSK" w:eastAsia="Calibri" w:hAnsi="TH SarabunPSK" w:cs="TH SarabunPSK" w:hint="cs"/>
+          <w:cs/>
+        </w:rPr>
+        <w:t xml:space="preserve"> </w:t>
+      </w:r>
+      <w:r>
+        <w:rPr>
+          <w:rFonts w:ascii="TH SarabunPSK" w:eastAsia="Calibri" w:hAnsi="TH SarabunPSK" w:cs="TH SarabunPSK" w:hint="cs"/>
+          <w:cs/>
+        </w:rPr>
+        <w:t xml:space="preserve">บาท </w:t>
+      </w:r>
+      <w:r>
+        <w:rPr>
+          <w:rFonts w:ascii="TH SarabunPSK" w:hAnsi="TH SarabunPSK" w:cs="TH SarabunPSK" w:hint="cs"/>
+          <w:cs/>
+        </w:rPr>
+        <w:t>(</w:t>
+      </w:r>
+      <w:r>
+        <w:rPr>
+          <w:rFonts w:ascii="TH SarabunPSK" w:hAnsi="TH SarabunPSK" w:cs="TH SarabunPSK"/>
+        </w:rPr>
+        <w:t>{{agreed_price_text}}</w:t>
+      </w:r>
+      <w:r>
+        <w:rPr>
+          <w:rFonts w:ascii="TH SarabunPSK" w:hAnsi="TH SarabunPSK" w:cs="TH SarabunPSK" w:hint="cs"/>
+          <w:cs/>
+        </w:rPr>
+        <w:t>)</w:t>
+      </w:r>
+      <w:r>
+        <w:rPr>
+          <w:rFonts w:ascii="TH SarabunPSK" w:eastAsia="Calibri" w:hAnsi="TH SarabunPSK" w:cs="TH SarabunPSK" w:hint="cs"/>
+          <w:cs/>
+        </w:rPr>
+        <w:t xml:space="preserve"> รวมภาษีมูลค่าเพิ่มและภาษีอื่น ค่าขนส่ง ค่าจดทะเบียน และค่าใช้จ่ายอื่นๆ ทั้งปวง</w:t>
+      </w:r>
+    </w:p>
+    <w:p>
+      <w:pPr>
         <w:rPr>
           <w:rFonts w:ascii="TH SarabunPSK" w:eastAsia="Calibri" w:hAnsi="TH SarabunPSK" w:cs="TH SarabunPSK"/>
         </w:rPr>
@@ -11678,338 +10697,41 @@
           <w:cs/>
         </w:rPr>
         <w:tab/>
-        <w:t>ตาม</w:t>
-      </w:r>
-      <w:r>
-        <w:rPr>
-          <w:rFonts w:ascii="TH SarabunPSK" w:hAnsi="TH SarabunPSK" w:cs="TH SarabunPSK"/>
-        </w:rPr>
-        <w:t>{{</w:t>
-      </w:r>
-      <w:proofErr w:type="spellStart"/>
-      <w:r>
-        <w:rPr>
-          <w:rFonts w:ascii="TH SarabunPSK" w:hAnsi="TH SarabunPSK" w:cs="TH SarabunPSK"/>
-        </w:rPr>
-        <w:t>requesting_unit</w:t>
-      </w:r>
-      <w:proofErr w:type="spellEnd"/>
-      <w:r>
-        <w:rPr>
-          <w:rFonts w:ascii="TH SarabunPSK" w:hAnsi="TH SarabunPSK" w:cs="TH SarabunPSK"/>
-        </w:rPr>
-        <w:t>}}</w:t>
-      </w:r>
-      <w:r>
-        <w:rPr>
-          <w:rFonts w:ascii="TH SarabunPSK" w:hAnsi="TH SarabunPSK" w:cs="TH SarabunPSK" w:hint="cs"/>
-          <w:cs/>
-        </w:rPr>
-        <w:t xml:space="preserve"> </w:t>
       </w:r>
       <w:r>
         <w:rPr>
           <w:rFonts w:ascii="TH SarabunPSK" w:eastAsia="Calibri" w:hAnsi="TH SarabunPSK" w:cs="TH SarabunPSK" w:hint="cs"/>
           <w:cs/>
         </w:rPr>
-        <w:t>ได้มี</w:t>
-      </w:r>
+        <w:tab/>
+      </w:r>
+    </w:p>
+    <w:p>
+      <w:pPr>
+        <w:rPr>
+          <w:rFonts w:ascii="TH SarabunPSK" w:eastAsia="Calibri" w:hAnsi="TH SarabunPSK" w:cs="TH SarabunPSK"/>
+        </w:rPr>
+      </w:pPr>
       <w:r>
         <w:rPr>
           <w:rFonts w:ascii="TH SarabunPSK" w:eastAsia="Calibri" w:hAnsi="TH SarabunPSK" w:cs="TH SarabunPSK" w:hint="cs"/>
           <w:cs/>
         </w:rPr>
-        <w:t>โครงการ</w:t>
+        <w:tab/>
       </w:r>
       <w:r>
         <w:rPr>
           <w:rFonts w:ascii="TH SarabunPSK" w:eastAsia="Calibri" w:hAnsi="TH SarabunPSK" w:cs="TH SarabunPSK" w:hint="cs"/>
           <w:cs/>
         </w:rPr>
-        <w:t>สำหรับการจัดซื้อ/จัดจ้าง</w:t>
-      </w:r>
-      <w:r>
-        <w:rPr>
-          <w:rFonts w:ascii="TH SarabunPSK" w:hAnsi="TH SarabunPSK" w:cs="TH SarabunPSK"/>
-        </w:rPr>
-        <w:t>{{</w:t>
-      </w:r>
-      <w:proofErr w:type="spellStart"/>
-      <w:r>
-        <w:rPr>
-          <w:rFonts w:ascii="TH SarabunPSK" w:hAnsi="TH SarabunPSK" w:cs="TH SarabunPSK"/>
-        </w:rPr>
-        <w:t>procurement_description</w:t>
-      </w:r>
-      <w:proofErr w:type="spellEnd"/>
-      <w:r>
-        <w:rPr>
-          <w:rFonts w:ascii="TH SarabunPSK" w:hAnsi="TH SarabunPSK" w:cs="TH SarabunPSK"/>
-        </w:rPr>
-        <w:t>}}</w:t>
-      </w:r>
-      <w:r>
-        <w:rPr>
-          <w:rFonts w:ascii="TH SarabunPSK" w:hAnsi="TH SarabunPSK" w:cs="TH SarabunPSK" w:hint="cs"/>
-          <w:cs/>
-        </w:rPr>
-        <w:t xml:space="preserve"> </w:t>
-      </w:r>
-      <w:r>
-        <w:rPr>
-          <w:rFonts w:ascii="TH SarabunPSK" w:hAnsi="TH SarabunPSK" w:cs="TH SarabunPSK" w:hint="cs"/>
-          <w:cs/>
-        </w:rPr>
-        <w:t>เพื่อใช้สำหรับจัดกิจกรรม</w:t>
-      </w:r>
-      <w:r>
-        <w:rPr>
-          <w:rFonts w:ascii="TH SarabunPSK" w:hAnsi="TH SarabunPSK" w:cs="TH SarabunPSK"/>
-        </w:rPr>
-        <w:t>{{</w:t>
-      </w:r>
-      <w:proofErr w:type="spellStart"/>
-      <w:r>
-        <w:rPr>
-          <w:rFonts w:ascii="TH SarabunPSK" w:hAnsi="TH SarabunPSK" w:cs="TH SarabunPSK"/>
-        </w:rPr>
-        <w:t>activity_name</w:t>
-      </w:r>
-      <w:proofErr w:type="spellEnd"/>
-      <w:r>
-        <w:rPr>
-          <w:rFonts w:ascii="TH SarabunPSK" w:hAnsi="TH SarabunPSK" w:cs="TH SarabunPSK"/>
-        </w:rPr>
-        <w:t>}}</w:t>
-      </w:r>
-      <w:r>
-        <w:rPr>
-          <w:rFonts w:ascii="TH SarabunPSK" w:hAnsi="TH SarabunPSK" w:cs="TH SarabunPSK" w:hint="cs"/>
-          <w:cs/>
-        </w:rPr>
-        <w:t xml:space="preserve"> </w:t>
-      </w:r>
-      <w:r>
-        <w:rPr>
-          <w:rFonts w:ascii="TH SarabunPSK" w:eastAsia="Calibri" w:hAnsi="TH SarabunPSK" w:cs="TH SarabunPSK" w:hint="cs"/>
-          <w:cs/>
-        </w:rPr>
-        <w:t>โดยวิธีเฉพาะเจาะจง นั้น</w:t>
-      </w:r>
-    </w:p>
-    <w:p>
-      <w:pPr>
+        <w:tab/>
+        <w:t xml:space="preserve">ประกาศ ณ   วันที่ </w:t>
+      </w:r>
+      <w:r>
         <w:rPr>
           <w:rFonts w:ascii="TH SarabunPSK" w:eastAsia="Calibri" w:hAnsi="TH SarabunPSK" w:cs="TH SarabunPSK"/>
         </w:rPr>
-      </w:pPr>
-      <w:r>
-        <w:rPr>
-          <w:rFonts w:ascii="TH SarabunPSK" w:eastAsia="Calibri" w:hAnsi="TH SarabunPSK" w:cs="TH SarabunPSK" w:hint="cs"/>
-          <w:cs/>
-        </w:rPr>
-        <w:tab/>
-      </w:r>
-      <w:r>
-        <w:rPr>
-          <w:rFonts w:ascii="TH SarabunPSK" w:eastAsia="Calibri" w:hAnsi="TH SarabunPSK" w:cs="TH SarabunPSK" w:hint="cs"/>
-          <w:cs/>
-        </w:rPr>
-        <w:tab/>
-        <w:t xml:space="preserve">ผู้ได้รับการคัดเลือกได้แก่ </w:t>
-      </w:r>
-      <w:r>
-        <w:rPr>
-          <w:rFonts w:ascii="TH SarabunPSK" w:hAnsi="TH SarabunPSK" w:cs="TH SarabunPSK"/>
-        </w:rPr>
-        <w:t>{{</w:t>
-      </w:r>
-      <w:proofErr w:type="spellStart"/>
-      <w:r>
-        <w:rPr>
-          <w:rFonts w:ascii="TH SarabunPSK" w:hAnsi="TH SarabunPSK" w:cs="TH SarabunPSK"/>
-        </w:rPr>
-        <w:t>vendor_name</w:t>
-      </w:r>
-      <w:proofErr w:type="spellEnd"/>
-      <w:r>
-        <w:rPr>
-          <w:rFonts w:ascii="TH SarabunPSK" w:hAnsi="TH SarabunPSK" w:cs="TH SarabunPSK"/>
-        </w:rPr>
-        <w:t>}}</w:t>
-      </w:r>
-      <w:r>
-        <w:rPr>
-          <w:rFonts w:ascii="TH SarabunPSK" w:hAnsi="TH SarabunPSK" w:cs="TH SarabunPSK" w:hint="cs"/>
-          <w:cs/>
-        </w:rPr>
-        <w:t xml:space="preserve"> </w:t>
-      </w:r>
-      <w:r>
-        <w:rPr>
-          <w:rFonts w:ascii="TH SarabunPSK" w:eastAsia="Calibri" w:hAnsi="TH SarabunPSK" w:cs="TH SarabunPSK" w:hint="cs"/>
-          <w:cs/>
-        </w:rPr>
-        <w:t xml:space="preserve"> </w:t>
-      </w:r>
-      <w:r>
-        <w:rPr>
-          <w:rFonts w:ascii="TH SarabunPSK" w:eastAsia="Calibri" w:hAnsi="TH SarabunPSK" w:cs="TH SarabunPSK" w:hint="cs"/>
-          <w:cs/>
-        </w:rPr>
-        <w:t xml:space="preserve">(ขายส่ง,ขายปลีก,ให้บริการ) โดยเสนอราคาต่ำสุด เป็นจำนวนเงินทั้งสิ้น </w:t>
-      </w:r>
-      <w:r>
-        <w:rPr>
-          <w:rFonts w:ascii="TH SarabunPSK" w:hAnsi="TH SarabunPSK" w:cs="TH SarabunPSK"/>
-        </w:rPr>
-        <w:t>{{</w:t>
-      </w:r>
-      <w:proofErr w:type="spellStart"/>
-      <w:r>
-        <w:rPr>
-          <w:rFonts w:ascii="TH SarabunPSK" w:hAnsi="TH SarabunPSK" w:cs="TH SarabunPSK"/>
-        </w:rPr>
-        <w:t>agreed_price</w:t>
-      </w:r>
-      <w:proofErr w:type="spellEnd"/>
-      <w:r>
-        <w:rPr>
-          <w:rFonts w:ascii="TH SarabunPSK" w:hAnsi="TH SarabunPSK" w:cs="TH SarabunPSK"/>
-        </w:rPr>
-        <w:t>}}</w:t>
-      </w:r>
-      <w:r>
-        <w:rPr>
-          <w:rFonts w:ascii="TH SarabunPSK" w:hAnsi="TH SarabunPSK" w:cs="TH SarabunPSK" w:hint="cs"/>
-          <w:cs/>
-        </w:rPr>
-        <w:t xml:space="preserve"> </w:t>
-      </w:r>
-      <w:r>
-        <w:rPr>
-          <w:rFonts w:ascii="TH SarabunPSK" w:eastAsia="Calibri" w:hAnsi="TH SarabunPSK" w:cs="TH SarabunPSK" w:hint="cs"/>
-          <w:cs/>
-        </w:rPr>
-        <w:t xml:space="preserve"> </w:t>
-      </w:r>
-      <w:r>
-        <w:rPr>
-          <w:rFonts w:ascii="TH SarabunPSK" w:eastAsia="Calibri" w:hAnsi="TH SarabunPSK" w:cs="TH SarabunPSK" w:hint="cs"/>
-          <w:cs/>
-        </w:rPr>
-        <w:t xml:space="preserve">บาท </w:t>
-      </w:r>
-      <w:r>
-        <w:rPr>
-          <w:rFonts w:ascii="TH SarabunPSK" w:hAnsi="TH SarabunPSK" w:cs="TH SarabunPSK" w:hint="cs"/>
-          <w:cs/>
-        </w:rPr>
-        <w:t>(</w:t>
-      </w:r>
-      <w:r>
-        <w:rPr>
-          <w:rFonts w:ascii="TH SarabunPSK" w:hAnsi="TH SarabunPSK" w:cs="TH SarabunPSK"/>
-        </w:rPr>
-        <w:t>{{</w:t>
-      </w:r>
-      <w:proofErr w:type="spellStart"/>
-      <w:r>
-        <w:rPr>
-          <w:rFonts w:ascii="TH SarabunPSK" w:hAnsi="TH SarabunPSK" w:cs="TH SarabunPSK"/>
-        </w:rPr>
-        <w:t>agreed_price_text</w:t>
-      </w:r>
-      <w:proofErr w:type="spellEnd"/>
-      <w:r>
-        <w:rPr>
-          <w:rFonts w:ascii="TH SarabunPSK" w:hAnsi="TH SarabunPSK" w:cs="TH SarabunPSK"/>
-        </w:rPr>
-        <w:t>}}</w:t>
-      </w:r>
-      <w:r>
-        <w:rPr>
-          <w:rFonts w:ascii="TH SarabunPSK" w:hAnsi="TH SarabunPSK" w:cs="TH SarabunPSK" w:hint="cs"/>
-          <w:cs/>
-        </w:rPr>
-        <w:t>)</w:t>
-      </w:r>
-      <w:r>
-        <w:rPr>
-          <w:rFonts w:ascii="TH SarabunPSK" w:eastAsia="Calibri" w:hAnsi="TH SarabunPSK" w:cs="TH SarabunPSK" w:hint="cs"/>
-          <w:cs/>
-        </w:rPr>
-        <w:t xml:space="preserve"> รวมภาษีมูลค่าเพิ่มและภาษีอื่น ค่าขนส่ง ค่าจดทะเบียน และค่าใช้จ่ายอื่นๆ ทั้งปวง</w:t>
-      </w:r>
-    </w:p>
-    <w:p>
-      <w:pPr>
-        <w:rPr>
-          <w:rFonts w:ascii="TH SarabunPSK" w:eastAsia="Calibri" w:hAnsi="TH SarabunPSK" w:cs="TH SarabunPSK"/>
-        </w:rPr>
-      </w:pPr>
-      <w:r>
-        <w:rPr>
-          <w:rFonts w:ascii="TH SarabunPSK" w:eastAsia="Calibri" w:hAnsi="TH SarabunPSK" w:cs="TH SarabunPSK" w:hint="cs"/>
-          <w:cs/>
-        </w:rPr>
-        <w:tab/>
-      </w:r>
-      <w:r>
-        <w:rPr>
-          <w:rFonts w:ascii="TH SarabunPSK" w:eastAsia="Calibri" w:hAnsi="TH SarabunPSK" w:cs="TH SarabunPSK" w:hint="cs"/>
-          <w:cs/>
-        </w:rPr>
-        <w:tab/>
-      </w:r>
-      <w:r>
-        <w:rPr>
-          <w:rFonts w:ascii="TH SarabunPSK" w:eastAsia="Calibri" w:hAnsi="TH SarabunPSK" w:cs="TH SarabunPSK" w:hint="cs"/>
-          <w:cs/>
-        </w:rPr>
-        <w:tab/>
-      </w:r>
-    </w:p>
-    <w:p>
-      <w:pPr>
-        <w:rPr>
-          <w:rFonts w:ascii="TH SarabunPSK" w:eastAsia="Calibri" w:hAnsi="TH SarabunPSK" w:cs="TH SarabunPSK"/>
-        </w:rPr>
-      </w:pPr>
-      <w:r>
-        <w:rPr>
-          <w:rFonts w:ascii="TH SarabunPSK" w:eastAsia="Calibri" w:hAnsi="TH SarabunPSK" w:cs="TH SarabunPSK" w:hint="cs"/>
-          <w:cs/>
-        </w:rPr>
-        <w:tab/>
-      </w:r>
-      <w:r>
-        <w:rPr>
-          <w:rFonts w:ascii="TH SarabunPSK" w:eastAsia="Calibri" w:hAnsi="TH SarabunPSK" w:cs="TH SarabunPSK" w:hint="cs"/>
-          <w:cs/>
-        </w:rPr>
-        <w:tab/>
-        <w:t xml:space="preserve">ประกาศ ณ   วันที่ </w:t>
-      </w:r>
-      <w:r>
-        <w:rPr>
-          <w:rFonts w:ascii="TH SarabunPSK" w:eastAsia="Calibri" w:hAnsi="TH SarabunPSK" w:cs="TH SarabunPSK"/>
-        </w:rPr>
-        <w:t>{{</w:t>
-      </w:r>
-      <w:proofErr w:type="spellStart"/>
-      <w:r>
-        <w:rPr>
-          <w:rFonts w:ascii="TH SarabunPSK" w:eastAsia="Calibri" w:hAnsi="TH SarabunPSK" w:cs="TH SarabunPSK"/>
-        </w:rPr>
-        <w:t>announcement_date</w:t>
-      </w:r>
-      <w:proofErr w:type="spellEnd"/>
-      <w:r>
-        <w:rPr>
-          <w:rFonts w:ascii="TH SarabunPSK" w:eastAsia="Calibri" w:hAnsi="TH SarabunPSK" w:cs="TH SarabunPSK"/>
-        </w:rPr>
-        <w:t>}}</w:t>
+        <w:t>{{announcement_date}}</w:t>
       </w:r>
     </w:p>
     <w:p>
@@ -12438,21 +11160,7 @@
         <w:rPr>
           <w:rFonts w:ascii="TH SarabunPSK" w:hAnsi="TH SarabunPSK" w:cs="TH SarabunPSK"/>
         </w:rPr>
-        <w:t>{{</w:t>
-      </w:r>
-      <w:proofErr w:type="spellStart"/>
-      <w:r>
-        <w:rPr>
-          <w:rFonts w:ascii="TH SarabunPSK" w:hAnsi="TH SarabunPSK" w:cs="TH SarabunPSK"/>
-        </w:rPr>
-        <w:t>inspection_date</w:t>
-      </w:r>
-      <w:proofErr w:type="spellEnd"/>
-      <w:r>
-        <w:rPr>
-          <w:rFonts w:ascii="TH SarabunPSK" w:hAnsi="TH SarabunPSK" w:cs="TH SarabunPSK"/>
-        </w:rPr>
-        <w:t>}}</w:t>
+        <w:t>{{inspection_date}}</w:t>
       </w:r>
     </w:p>
     <w:p>
@@ -12498,21 +11206,7 @@
         <w:rPr>
           <w:rFonts w:ascii="TH SarabunPSK" w:hAnsi="TH SarabunPSK" w:cs="TH SarabunPSK"/>
         </w:rPr>
-        <w:t>{{</w:t>
-      </w:r>
-      <w:proofErr w:type="spellStart"/>
-      <w:r>
-        <w:rPr>
-          <w:rFonts w:ascii="TH SarabunPSK" w:hAnsi="TH SarabunPSK" w:cs="TH SarabunPSK"/>
-        </w:rPr>
-        <w:t>procurement_description</w:t>
-      </w:r>
-      <w:proofErr w:type="spellEnd"/>
-      <w:r>
-        <w:rPr>
-          <w:rFonts w:ascii="TH SarabunPSK" w:hAnsi="TH SarabunPSK" w:cs="TH SarabunPSK"/>
-        </w:rPr>
-        <w:t>}}</w:t>
+        <w:t>{{procurement_description}}</w:t>
       </w:r>
       <w:r>
         <w:rPr>
@@ -12532,21 +11226,7 @@
         <w:rPr>
           <w:rFonts w:ascii="TH SarabunPSK" w:hAnsi="TH SarabunPSK" w:cs="TH SarabunPSK"/>
         </w:rPr>
-        <w:t>{{</w:t>
-      </w:r>
-      <w:proofErr w:type="spellStart"/>
-      <w:r>
-        <w:rPr>
-          <w:rFonts w:ascii="TH SarabunPSK" w:hAnsi="TH SarabunPSK" w:cs="TH SarabunPSK"/>
-        </w:rPr>
-        <w:t>vendor_name</w:t>
-      </w:r>
-      <w:proofErr w:type="spellEnd"/>
-      <w:r>
-        <w:rPr>
-          <w:rFonts w:ascii="TH SarabunPSK" w:hAnsi="TH SarabunPSK" w:cs="TH SarabunPSK"/>
-        </w:rPr>
-        <w:t>}}</w:t>
+        <w:t>{{vendor_name}}</w:t>
       </w:r>
       <w:r>
         <w:rPr>
@@ -12566,21 +11246,7 @@
         <w:rPr>
           <w:rFonts w:ascii="TH SarabunPSK" w:hAnsi="TH SarabunPSK" w:cs="TH SarabunPSK"/>
         </w:rPr>
-        <w:t>{{</w:t>
-      </w:r>
-      <w:proofErr w:type="spellStart"/>
-      <w:r>
-        <w:rPr>
-          <w:rFonts w:ascii="TH SarabunPSK" w:hAnsi="TH SarabunPSK" w:cs="TH SarabunPSK"/>
-        </w:rPr>
-        <w:t>purchase_report_number</w:t>
-      </w:r>
-      <w:proofErr w:type="spellEnd"/>
-      <w:r>
-        <w:rPr>
-          <w:rFonts w:ascii="TH SarabunPSK" w:hAnsi="TH SarabunPSK" w:cs="TH SarabunPSK"/>
-        </w:rPr>
-        <w:t>}}</w:t>
+        <w:t>{{purchase_report_number}}</w:t>
       </w:r>
       <w:r>
         <w:rPr>
@@ -12606,21 +11272,7 @@
         <w:rPr>
           <w:rFonts w:ascii="TH SarabunPSK" w:hAnsi="TH SarabunPSK" w:cs="TH SarabunPSK"/>
         </w:rPr>
-        <w:t>{{</w:t>
-      </w:r>
-      <w:proofErr w:type="spellStart"/>
-      <w:r>
-        <w:rPr>
-          <w:rFonts w:ascii="TH SarabunPSK" w:hAnsi="TH SarabunPSK" w:cs="TH SarabunPSK"/>
-        </w:rPr>
-        <w:t>purchase_report_date</w:t>
-      </w:r>
-      <w:proofErr w:type="spellEnd"/>
-      <w:r>
-        <w:rPr>
-          <w:rFonts w:ascii="TH SarabunPSK" w:hAnsi="TH SarabunPSK" w:cs="TH SarabunPSK"/>
-        </w:rPr>
-        <w:t>}}</w:t>
+        <w:t>{{purchase_report_date}}</w:t>
       </w:r>
       <w:r>
         <w:rPr>
@@ -12646,21 +11298,7 @@
         <w:rPr>
           <w:rFonts w:ascii="TH SarabunPSK" w:hAnsi="TH SarabunPSK" w:cs="TH SarabunPSK"/>
         </w:rPr>
-        <w:t>{{</w:t>
-      </w:r>
-      <w:proofErr w:type="spellStart"/>
-      <w:r>
-        <w:rPr>
-          <w:rFonts w:ascii="TH SarabunPSK" w:hAnsi="TH SarabunPSK" w:cs="TH SarabunPSK"/>
-        </w:rPr>
-        <w:t>delivery_due_date</w:t>
-      </w:r>
-      <w:proofErr w:type="spellEnd"/>
-      <w:r>
-        <w:rPr>
-          <w:rFonts w:ascii="TH SarabunPSK" w:hAnsi="TH SarabunPSK" w:cs="TH SarabunPSK"/>
-        </w:rPr>
-        <w:t>}}</w:t>
+        <w:t>{{delivery_due_date}}</w:t>
       </w:r>
     </w:p>
     <w:p>
@@ -12741,21 +11379,7 @@
         <w:rPr>
           <w:rFonts w:ascii="TH SarabunPSK" w:hAnsi="TH SarabunPSK" w:cs="TH SarabunPSK"/>
         </w:rPr>
-        <w:t>{{</w:t>
-      </w:r>
-      <w:proofErr w:type="spellStart"/>
-      <w:r>
-        <w:rPr>
-          <w:rFonts w:ascii="TH SarabunPSK" w:hAnsi="TH SarabunPSK" w:cs="TH SarabunPSK"/>
-        </w:rPr>
-        <w:t>delivery_document_number</w:t>
-      </w:r>
-      <w:proofErr w:type="spellEnd"/>
-      <w:r>
-        <w:rPr>
-          <w:rFonts w:ascii="TH SarabunPSK" w:hAnsi="TH SarabunPSK" w:cs="TH SarabunPSK"/>
-        </w:rPr>
-        <w:t>}}</w:t>
+        <w:t>{{delivery_document_number}}</w:t>
       </w:r>
       <w:r>
         <w:rPr>
@@ -12778,21 +11402,7 @@
         <w:rPr>
           <w:rFonts w:ascii="TH SarabunPSK" w:hAnsi="TH SarabunPSK" w:cs="TH SarabunPSK"/>
         </w:rPr>
-        <w:t>{{</w:t>
-      </w:r>
-      <w:proofErr w:type="spellStart"/>
-      <w:r>
-        <w:rPr>
-          <w:rFonts w:ascii="TH SarabunPSK" w:hAnsi="TH SarabunPSK" w:cs="TH SarabunPSK"/>
-        </w:rPr>
-        <w:t>delivery_document_date</w:t>
-      </w:r>
-      <w:proofErr w:type="spellEnd"/>
-      <w:r>
-        <w:rPr>
-          <w:rFonts w:ascii="TH SarabunPSK" w:hAnsi="TH SarabunPSK" w:cs="TH SarabunPSK"/>
-        </w:rPr>
-        <w:t>}}</w:t>
+        <w:t>{{delivery_document_date}}</w:t>
       </w:r>
       <w:r>
         <w:rPr>
@@ -12815,21 +11425,7 @@
         <w:rPr>
           <w:rFonts w:ascii="TH SarabunPSK" w:hAnsi="TH SarabunPSK" w:cs="TH SarabunPSK"/>
         </w:rPr>
-        <w:t>{{</w:t>
-      </w:r>
-      <w:proofErr w:type="spellStart"/>
-      <w:r>
-        <w:rPr>
-          <w:rFonts w:ascii="TH SarabunPSK" w:hAnsi="TH SarabunPSK" w:cs="TH SarabunPSK"/>
-        </w:rPr>
-        <w:t>delivery_changes</w:t>
-      </w:r>
-      <w:proofErr w:type="spellEnd"/>
-      <w:r>
-        <w:rPr>
-          <w:rFonts w:ascii="TH SarabunPSK" w:hAnsi="TH SarabunPSK" w:cs="TH SarabunPSK"/>
-        </w:rPr>
-        <w:t>}}</w:t>
+        <w:t>{{delivery_changes}}</w:t>
       </w:r>
     </w:p>
     <w:p>
@@ -12875,21 +11471,7 @@
         <w:rPr>
           <w:rFonts w:ascii="TH SarabunPSK" w:hAnsi="TH SarabunPSK" w:cs="TH SarabunPSK"/>
         </w:rPr>
-        <w:t>{{</w:t>
-      </w:r>
-      <w:proofErr w:type="spellStart"/>
-      <w:r>
-        <w:rPr>
-          <w:rFonts w:ascii="TH SarabunPSK" w:hAnsi="TH SarabunPSK" w:cs="TH SarabunPSK"/>
-        </w:rPr>
-        <w:t>change_start_date</w:t>
-      </w:r>
-      <w:proofErr w:type="spellEnd"/>
-      <w:r>
-        <w:rPr>
-          <w:rFonts w:ascii="TH SarabunPSK" w:hAnsi="TH SarabunPSK" w:cs="TH SarabunPSK"/>
-        </w:rPr>
-        <w:t>}}</w:t>
+        <w:t>{{change_start_date}}</w:t>
       </w:r>
       <w:r>
         <w:rPr>
@@ -12909,21 +11491,7 @@
         <w:rPr>
           <w:rFonts w:ascii="TH SarabunPSK" w:hAnsi="TH SarabunPSK" w:cs="TH SarabunPSK"/>
         </w:rPr>
-        <w:t>{{</w:t>
-      </w:r>
-      <w:proofErr w:type="spellStart"/>
-      <w:r>
-        <w:rPr>
-          <w:rFonts w:ascii="TH SarabunPSK" w:hAnsi="TH SarabunPSK" w:cs="TH SarabunPSK"/>
-        </w:rPr>
-        <w:t>change_end_date</w:t>
-      </w:r>
-      <w:proofErr w:type="spellEnd"/>
-      <w:r>
-        <w:rPr>
-          <w:rFonts w:ascii="TH SarabunPSK" w:hAnsi="TH SarabunPSK" w:cs="TH SarabunPSK"/>
-        </w:rPr>
-        <w:t>}}</w:t>
+        <w:t>{{change_end_date}}</w:t>
       </w:r>
     </w:p>
     <w:p>
@@ -12969,21 +11537,7 @@
         <w:rPr>
           <w:rFonts w:ascii="TH SarabunPSK" w:hAnsi="TH SarabunPSK" w:cs="TH SarabunPSK"/>
         </w:rPr>
-        <w:t>{{</w:t>
-      </w:r>
-      <w:proofErr w:type="spellStart"/>
-      <w:r>
-        <w:rPr>
-          <w:rFonts w:ascii="TH SarabunPSK" w:hAnsi="TH SarabunPSK" w:cs="TH SarabunPSK"/>
-        </w:rPr>
-        <w:t>inspection_date</w:t>
-      </w:r>
-      <w:proofErr w:type="spellEnd"/>
-      <w:r>
-        <w:rPr>
-          <w:rFonts w:ascii="TH SarabunPSK" w:hAnsi="TH SarabunPSK" w:cs="TH SarabunPSK"/>
-        </w:rPr>
-        <w:t>}}</w:t>
+        <w:t>{{inspection_date}}</w:t>
       </w:r>
       <w:r>
         <w:rPr>
@@ -13020,21 +11574,7 @@
         <w:rPr>
           <w:rFonts w:ascii="TH SarabunPSK" w:hAnsi="TH SarabunPSK" w:cs="TH SarabunPSK"/>
         </w:rPr>
-        <w:t>{{</w:t>
-      </w:r>
-      <w:proofErr w:type="spellStart"/>
-      <w:r>
-        <w:rPr>
-          <w:rFonts w:ascii="TH SarabunPSK" w:hAnsi="TH SarabunPSK" w:cs="TH SarabunPSK"/>
-        </w:rPr>
-        <w:t>inspection_date</w:t>
-      </w:r>
-      <w:proofErr w:type="spellEnd"/>
-      <w:r>
-        <w:rPr>
-          <w:rFonts w:ascii="TH SarabunPSK" w:hAnsi="TH SarabunPSK" w:cs="TH SarabunPSK"/>
-        </w:rPr>
-        <w:t>}}</w:t>
+        <w:t>{{inspection_date}}</w:t>
       </w:r>
       <w:r>
         <w:rPr>
@@ -13060,21 +11600,7 @@
         <w:rPr>
           <w:rFonts w:ascii="TH SarabunPSK" w:hAnsi="TH SarabunPSK" w:cs="TH SarabunPSK"/>
         </w:rPr>
-        <w:t>{{</w:t>
-      </w:r>
-      <w:proofErr w:type="spellStart"/>
-      <w:r>
-        <w:rPr>
-          <w:rFonts w:ascii="TH SarabunPSK" w:hAnsi="TH SarabunPSK" w:cs="TH SarabunPSK"/>
-        </w:rPr>
-        <w:t>inspection_date</w:t>
-      </w:r>
-      <w:proofErr w:type="spellEnd"/>
-      <w:r>
-        <w:rPr>
-          <w:rFonts w:ascii="TH SarabunPSK" w:hAnsi="TH SarabunPSK" w:cs="TH SarabunPSK"/>
-        </w:rPr>
-        <w:t>}}</w:t>
+        <w:t>{{inspection_date}}</w:t>
       </w:r>
       <w:r>
         <w:rPr>
@@ -13108,21 +11634,7 @@
         <w:rPr>
           <w:rFonts w:ascii="TH SarabunPSK" w:hAnsi="TH SarabunPSK" w:cs="TH SarabunPSK"/>
         </w:rPr>
-        <w:t>{{</w:t>
-      </w:r>
-      <w:proofErr w:type="spellStart"/>
-      <w:r>
-        <w:rPr>
-          <w:rFonts w:ascii="TH SarabunPSK" w:hAnsi="TH SarabunPSK" w:cs="TH SarabunPSK"/>
-        </w:rPr>
-        <w:t>agreed_price</w:t>
-      </w:r>
-      <w:proofErr w:type="spellEnd"/>
-      <w:r>
-        <w:rPr>
-          <w:rFonts w:ascii="TH SarabunPSK" w:hAnsi="TH SarabunPSK" w:cs="TH SarabunPSK"/>
-        </w:rPr>
-        <w:t>}}</w:t>
+        <w:t>{{agreed_price}}</w:t>
       </w:r>
       <w:r>
         <w:rPr>
@@ -13142,21 +11654,7 @@
         <w:rPr>
           <w:rFonts w:ascii="TH SarabunPSK" w:hAnsi="TH SarabunPSK" w:cs="TH SarabunPSK"/>
         </w:rPr>
-        <w:t>{{</w:t>
-      </w:r>
-      <w:proofErr w:type="spellStart"/>
-      <w:r>
-        <w:rPr>
-          <w:rFonts w:ascii="TH SarabunPSK" w:hAnsi="TH SarabunPSK" w:cs="TH SarabunPSK"/>
-        </w:rPr>
-        <w:t>agreed_price_text</w:t>
-      </w:r>
-      <w:proofErr w:type="spellEnd"/>
-      <w:r>
-        <w:rPr>
-          <w:rFonts w:ascii="TH SarabunPSK" w:hAnsi="TH SarabunPSK" w:cs="TH SarabunPSK"/>
-        </w:rPr>
-        <w:t>}}</w:t>
+        <w:t>{{agreed_price_text}}</w:t>
       </w:r>
       <w:r>
         <w:rPr>
@@ -13327,21 +11825,7 @@
         <w:rPr>
           <w:rFonts w:ascii="TH SarabunPSK" w:hAnsi="TH SarabunPSK" w:cs="TH SarabunPSK"/>
         </w:rPr>
-        <w:t>{{</w:t>
-      </w:r>
-      <w:proofErr w:type="spellStart"/>
-      <w:r>
-        <w:rPr>
-          <w:rFonts w:ascii="TH SarabunPSK" w:hAnsi="TH SarabunPSK" w:cs="TH SarabunPSK"/>
-        </w:rPr>
-        <w:t>assigned_officer_name</w:t>
-      </w:r>
-      <w:proofErr w:type="spellEnd"/>
-      <w:r>
-        <w:rPr>
-          <w:rFonts w:ascii="TH SarabunPSK" w:hAnsi="TH SarabunPSK" w:cs="TH SarabunPSK"/>
-        </w:rPr>
-        <w:t>}}</w:t>
+        <w:t>{{assigned_officer_name}}</w:t>
       </w:r>
       <w:r>
         <w:rPr>
@@ -13414,21 +11898,7 @@
         <w:rPr>
           <w:rFonts w:ascii="TH SarabunPSK" w:hAnsi="TH SarabunPSK" w:cs="TH SarabunPSK"/>
         </w:rPr>
-        <w:t>{{</w:t>
-      </w:r>
-      <w:proofErr w:type="spellStart"/>
-      <w:r>
-        <w:rPr>
-          <w:rFonts w:ascii="TH SarabunPSK" w:hAnsi="TH SarabunPSK" w:cs="TH SarabunPSK"/>
-        </w:rPr>
-        <w:t>procurement_description</w:t>
-      </w:r>
-      <w:proofErr w:type="spellEnd"/>
-      <w:r>
-        <w:rPr>
-          <w:rFonts w:ascii="TH SarabunPSK" w:hAnsi="TH SarabunPSK" w:cs="TH SarabunPSK"/>
-        </w:rPr>
-        <w:t>}}</w:t>
+        <w:t>{{procurement_description}}</w:t>
       </w:r>
       <w:r>
         <w:rPr>
@@ -13579,21 +12049,7 @@
         <w:rPr>
           <w:rFonts w:ascii="TH SarabunPSK" w:hAnsi="TH SarabunPSK" w:cs="TH SarabunPSK"/>
         </w:rPr>
-        <w:t>{{</w:t>
-      </w:r>
-      <w:proofErr w:type="spellStart"/>
-      <w:r>
-        <w:rPr>
-          <w:rFonts w:ascii="TH SarabunPSK" w:hAnsi="TH SarabunPSK" w:cs="TH SarabunPSK"/>
-        </w:rPr>
-        <w:t>officer_signer_name</w:t>
-      </w:r>
-      <w:proofErr w:type="spellEnd"/>
-      <w:r>
-        <w:rPr>
-          <w:rFonts w:ascii="TH SarabunPSK" w:hAnsi="TH SarabunPSK" w:cs="TH SarabunPSK"/>
-        </w:rPr>
-        <w:t>}}</w:t>
+        <w:t>{{officer_signer_name}}</w:t>
       </w:r>
       <w:r>
         <w:rPr>
@@ -13625,21 +12081,7 @@
         <w:rPr>
           <w:rFonts w:ascii="TH SarabunPSK" w:hAnsi="TH SarabunPSK" w:cs="TH SarabunPSK"/>
         </w:rPr>
-        <w:t>{{</w:t>
-      </w:r>
-      <w:proofErr w:type="spellStart"/>
-      <w:r>
-        <w:rPr>
-          <w:rFonts w:ascii="TH SarabunPSK" w:hAnsi="TH SarabunPSK" w:cs="TH SarabunPSK"/>
-        </w:rPr>
-        <w:t>chief_officer_signer_name</w:t>
-      </w:r>
-      <w:proofErr w:type="spellEnd"/>
-      <w:r>
-        <w:rPr>
-          <w:rFonts w:ascii="TH SarabunPSK" w:hAnsi="TH SarabunPSK" w:cs="TH SarabunPSK"/>
-        </w:rPr>
-        <w:t>}}</w:t>
+        <w:t>{{chief_officer_signer_name}}</w:t>
       </w:r>
       <w:r>
         <w:rPr>
@@ -14268,35 +12710,19 @@
           <w:sz w:val="32"/>
           <w:szCs w:val="32"/>
         </w:rPr>
-        <w:t>{{</w:t>
-      </w:r>
-      <w:proofErr w:type="spellStart"/>
-      <w:r>
-        <w:rPr>
-          <w:rFonts w:ascii="TH SarabunPSK" w:hAnsi="TH SarabunPSK" w:cs="TH SarabunPSK"/>
-          <w:sz w:val="32"/>
-          <w:szCs w:val="32"/>
-        </w:rPr>
-        <w:t>inspection_date</w:t>
-      </w:r>
-      <w:proofErr w:type="spellEnd"/>
-      <w:r>
-        <w:rPr>
-          <w:rFonts w:ascii="TH SarabunPSK" w:hAnsi="TH SarabunPSK" w:cs="TH SarabunPSK"/>
-          <w:sz w:val="32"/>
-          <w:szCs w:val="32"/>
-        </w:rPr>
-        <w:t>}}</w:t>
+        <w:t>{{inspection_date}}</w:t>
       </w:r>
     </w:p>
     <w:p>
       <w:pPr>
         <w:pStyle w:val="NoSpacing"/>
-        <w:rPr>
-          <w:rFonts w:ascii="TH SarabunPSK" w:hAnsi="TH SarabunPSK" w:cs="TH SarabunPSK"/>
-          <w:sz w:val="32"/>
-          <w:szCs w:val="32"/>
-          <w:cs/>
+        <w:pBdr>
+          <w:bottom w:val="single" w:sz="4" w:space="1" w:color="auto"/>
+        </w:pBdr>
+        <w:rPr>
+          <w:rFonts w:ascii="TH SarabunPSK" w:hAnsi="TH SarabunPSK" w:cs="TH SarabunPSK"/>
+          <w:sz w:val="32"/>
+          <w:szCs w:val="32"/>
         </w:rPr>
       </w:pPr>
       <w:r>
@@ -14325,19 +12751,12 @@
         <w:pStyle w:val="NoSpacing"/>
         <w:rPr>
           <w:rFonts w:ascii="TH SarabunPSK" w:hAnsi="TH SarabunPSK" w:cs="TH SarabunPSK"/>
-          <w:sz w:val="32"/>
-          <w:szCs w:val="32"/>
-        </w:rPr>
-      </w:pPr>
-      <w:r>
-        <w:rPr>
-          <w:rFonts w:ascii="TH SarabunPSK" w:hAnsi="TH SarabunPSK" w:cs="TH SarabunPSK" w:hint="cs"/>
-          <w:sz w:val="32"/>
-          <w:szCs w:val="32"/>
-          <w:cs/>
-        </w:rPr>
-        <w:t>-----------------------------------------------------------------------------------------------------------------------------------</w:t>
-      </w:r>
+          <w:b/>
+          <w:bCs/>
+          <w:sz w:val="32"/>
+          <w:szCs w:val="32"/>
+        </w:rPr>
+      </w:pPr>
     </w:p>
     <w:p>
       <w:pPr>
@@ -14527,25 +12946,7 @@
           <w:sz w:val="32"/>
           <w:szCs w:val="32"/>
         </w:rPr>
-        <w:t>{{</w:t>
-      </w:r>
-      <w:proofErr w:type="spellStart"/>
-      <w:r>
-        <w:rPr>
-          <w:rFonts w:ascii="TH SarabunPSK" w:hAnsi="TH SarabunPSK" w:cs="TH SarabunPSK"/>
-          <w:sz w:val="32"/>
-          <w:szCs w:val="32"/>
-        </w:rPr>
-        <w:t>procurement_description</w:t>
-      </w:r>
-      <w:proofErr w:type="spellEnd"/>
-      <w:r>
-        <w:rPr>
-          <w:rFonts w:ascii="TH SarabunPSK" w:hAnsi="TH SarabunPSK" w:cs="TH SarabunPSK"/>
-          <w:sz w:val="32"/>
-          <w:szCs w:val="32"/>
-        </w:rPr>
-        <w:t>}}</w:t>
+        <w:t>{{procurement_description}}</w:t>
       </w:r>
       <w:r>
         <w:rPr>
@@ -14580,25 +12981,7 @@
           <w:sz w:val="32"/>
           <w:szCs w:val="32"/>
         </w:rPr>
-        <w:t>{{</w:t>
-      </w:r>
-      <w:proofErr w:type="spellStart"/>
-      <w:r>
-        <w:rPr>
-          <w:rFonts w:ascii="TH SarabunPSK" w:hAnsi="TH SarabunPSK" w:cs="TH SarabunPSK"/>
-          <w:sz w:val="32"/>
-          <w:szCs w:val="32"/>
-        </w:rPr>
-        <w:t>vendor_name</w:t>
-      </w:r>
-      <w:proofErr w:type="spellEnd"/>
-      <w:r>
-        <w:rPr>
-          <w:rFonts w:ascii="TH SarabunPSK" w:hAnsi="TH SarabunPSK" w:cs="TH SarabunPSK"/>
-          <w:sz w:val="32"/>
-          <w:szCs w:val="32"/>
-        </w:rPr>
-        <w:t>}}</w:t>
+        <w:t>{{vendor_name}}</w:t>
       </w:r>
       <w:r>
         <w:rPr>
@@ -14633,25 +13016,7 @@
           <w:sz w:val="32"/>
           <w:szCs w:val="32"/>
         </w:rPr>
-        <w:t>{{</w:t>
-      </w:r>
-      <w:proofErr w:type="spellStart"/>
-      <w:r>
-        <w:rPr>
-          <w:rFonts w:ascii="TH SarabunPSK" w:hAnsi="TH SarabunPSK" w:cs="TH SarabunPSK"/>
-          <w:sz w:val="32"/>
-          <w:szCs w:val="32"/>
-        </w:rPr>
-        <w:t>agreed_price</w:t>
-      </w:r>
-      <w:proofErr w:type="spellEnd"/>
-      <w:r>
-        <w:rPr>
-          <w:rFonts w:ascii="TH SarabunPSK" w:hAnsi="TH SarabunPSK" w:cs="TH SarabunPSK"/>
-          <w:sz w:val="32"/>
-          <w:szCs w:val="32"/>
-        </w:rPr>
-        <w:t>}}</w:t>
+        <w:t>{{agreed_price}}</w:t>
       </w:r>
       <w:r>
         <w:rPr>
@@ -14704,25 +13069,7 @@
           <w:sz w:val="32"/>
           <w:szCs w:val="32"/>
         </w:rPr>
-        <w:t>{{</w:t>
-      </w:r>
-      <w:proofErr w:type="spellStart"/>
-      <w:r>
-        <w:rPr>
-          <w:rFonts w:ascii="TH SarabunPSK" w:hAnsi="TH SarabunPSK" w:cs="TH SarabunPSK"/>
-          <w:sz w:val="32"/>
-          <w:szCs w:val="32"/>
-        </w:rPr>
-        <w:t>agreed_price_text</w:t>
-      </w:r>
-      <w:proofErr w:type="spellEnd"/>
-      <w:r>
-        <w:rPr>
-          <w:rFonts w:ascii="TH SarabunPSK" w:hAnsi="TH SarabunPSK" w:cs="TH SarabunPSK"/>
-          <w:sz w:val="32"/>
-          <w:szCs w:val="32"/>
-        </w:rPr>
-        <w:t>}}</w:t>
+        <w:t>{{agreed_price_text}}</w:t>
       </w:r>
       <w:r>
         <w:rPr>
@@ -14759,27 +13106,27 @@
           <w:sz w:val="32"/>
           <w:szCs w:val="32"/>
         </w:rPr>
-        <w:t>{{</w:t>
-      </w:r>
-      <w:proofErr w:type="spellStart"/>
-      <w:r>
-        <w:rPr>
-          <w:rFonts w:ascii="TH SarabunPSK" w:hAnsi="TH SarabunPSK" w:cs="TH SarabunPSK"/>
+        <w:t>{{purchase_order_number}}</w:t>
+      </w:r>
+      <w:r>
+        <w:rPr>
+          <w:rFonts w:ascii="TH SarabunPSK" w:hAnsi="TH SarabunPSK" w:cs="TH SarabunPSK" w:hint="cs"/>
           <w:color w:val="000000"/>
           <w:sz w:val="32"/>
           <w:szCs w:val="32"/>
-        </w:rPr>
-        <w:t>purchase_order_number</w:t>
-      </w:r>
-      <w:proofErr w:type="spellEnd"/>
-      <w:r>
-        <w:rPr>
-          <w:rFonts w:ascii="TH SarabunPSK" w:hAnsi="TH SarabunPSK" w:cs="TH SarabunPSK"/>
+          <w:cs/>
+        </w:rPr>
+        <w:t xml:space="preserve"> </w:t>
+      </w:r>
+      <w:r>
+        <w:rPr>
+          <w:rFonts w:ascii="TH SarabunPSK" w:hAnsi="TH SarabunPSK" w:cs="TH SarabunPSK" w:hint="cs"/>
           <w:color w:val="000000"/>
           <w:sz w:val="32"/>
           <w:szCs w:val="32"/>
-        </w:rPr>
-        <w:t>}}</w:t>
+          <w:cs/>
+        </w:rPr>
+        <w:t>ลงวันที่</w:t>
       </w:r>
       <w:r>
         <w:rPr>
@@ -14793,13 +13140,12 @@
       </w:r>
       <w:r>
         <w:rPr>
-          <w:rFonts w:ascii="TH SarabunPSK" w:hAnsi="TH SarabunPSK" w:cs="TH SarabunPSK" w:hint="cs"/>
+          <w:rFonts w:ascii="TH SarabunPSK" w:hAnsi="TH SarabunPSK" w:cs="TH SarabunPSK"/>
           <w:color w:val="000000"/>
           <w:sz w:val="32"/>
           <w:szCs w:val="32"/>
-          <w:cs/>
-        </w:rPr>
-        <w:t>ลงวันที่</w:t>
+        </w:rPr>
+        <w:t>{{purchase_order_date}}</w:t>
       </w:r>
       <w:r>
         <w:rPr>
@@ -14813,24 +13159,24 @@
       </w:r>
       <w:r>
         <w:rPr>
-          <w:rFonts w:ascii="TH SarabunPSK" w:hAnsi="TH SarabunPSK" w:cs="TH SarabunPSK"/>
+          <w:rFonts w:ascii="TH SarabunPSK" w:hAnsi="TH SarabunPSK" w:cs="TH SarabunPSK" w:hint="cs"/>
           <w:color w:val="000000"/>
           <w:sz w:val="32"/>
           <w:szCs w:val="32"/>
-        </w:rPr>
-        <w:t>{{</w:t>
-      </w:r>
-      <w:proofErr w:type="spellStart"/>
-      <w:r>
-        <w:rPr>
-          <w:rFonts w:ascii="TH SarabunPSK" w:hAnsi="TH SarabunPSK" w:cs="TH SarabunPSK"/>
+          <w:cs/>
+        </w:rPr>
+        <w:t>และผู้ตรวจรับพัสดุ/คณะกรรมการตรวจรับพัสดุ ได้ตรวจรับพัสดุตามใบส่งของ/ใบวางบิล/ใบแจ้งหนี้ เลขที่</w:t>
+      </w:r>
+      <w:r>
+        <w:rPr>
+          <w:rFonts w:ascii="TH SarabunPSK" w:hAnsi="TH SarabunPSK" w:cs="TH SarabunPSK" w:hint="cs"/>
           <w:color w:val="000000"/>
           <w:sz w:val="32"/>
           <w:szCs w:val="32"/>
-        </w:rPr>
-        <w:t>purchase_order_date</w:t>
-      </w:r>
-      <w:proofErr w:type="spellEnd"/>
+          <w:cs/>
+        </w:rPr>
+        <w:t xml:space="preserve"> </w:t>
+      </w:r>
       <w:r>
         <w:rPr>
           <w:rFonts w:ascii="TH SarabunPSK" w:hAnsi="TH SarabunPSK" w:cs="TH SarabunPSK"/>
@@ -14838,7 +13184,7 @@
           <w:sz w:val="32"/>
           <w:szCs w:val="32"/>
         </w:rPr>
-        <w:t>}}</w:t>
+        <w:t>{{delivery_document_number}}</w:t>
       </w:r>
       <w:r>
         <w:rPr>
@@ -14858,46 +13204,64 @@
           <w:szCs w:val="32"/>
           <w:cs/>
         </w:rPr>
-        <w:t>และผู้ตรวจรับพัสดุ/คณะกรรมการตรวจรับพัสดุ ได้ตรวจรับพัสดุตามใบส่งของ/ใบวางบิล/ใบแจ้งหนี้ เลขที่</w:t>
-      </w:r>
-      <w:r>
-        <w:rPr>
-          <w:rFonts w:ascii="TH SarabunPSK" w:hAnsi="TH SarabunPSK" w:cs="TH SarabunPSK" w:hint="cs"/>
+        <w:t xml:space="preserve">ลงวันที่ </w:t>
+      </w:r>
+      <w:r>
+        <w:rPr>
+          <w:rFonts w:ascii="TH SarabunPSK" w:hAnsi="TH SarabunPSK" w:cs="TH SarabunPSK"/>
           <w:color w:val="000000"/>
           <w:sz w:val="32"/>
           <w:szCs w:val="32"/>
+        </w:rPr>
+        <w:t>{{delivery_document_number}}</w:t>
+      </w:r>
+      <w:r>
+        <w:rPr>
+          <w:rFonts w:ascii="TH SarabunPSK" w:hAnsi="TH SarabunPSK" w:cs="TH SarabunPSK" w:hint="cs"/>
+          <w:color w:val="000000"/>
+          <w:sz w:val="32"/>
+          <w:szCs w:val="32"/>
           <w:cs/>
         </w:rPr>
         <w:t xml:space="preserve"> </w:t>
       </w:r>
       <w:r>
         <w:rPr>
-          <w:rFonts w:ascii="TH SarabunPSK" w:hAnsi="TH SarabunPSK" w:cs="TH SarabunPSK"/>
+          <w:rFonts w:ascii="TH SarabunPSK" w:hAnsi="TH SarabunPSK" w:cs="TH SarabunPSK" w:hint="cs"/>
           <w:color w:val="000000"/>
           <w:sz w:val="32"/>
           <w:szCs w:val="32"/>
-        </w:rPr>
-        <w:t>{{</w:t>
-      </w:r>
-      <w:proofErr w:type="spellStart"/>
-      <w:r>
-        <w:rPr>
-          <w:rFonts w:ascii="TH SarabunPSK" w:hAnsi="TH SarabunPSK" w:cs="TH SarabunPSK"/>
+          <w:cs/>
+        </w:rPr>
+        <w:t>ไว้เป็นการถูกต้องครบถ้วนแล้ว  เมื่อวันที่</w:t>
+      </w:r>
+      <w:r>
+        <w:rPr>
+          <w:rFonts w:ascii="TH SarabunPSK" w:hAnsi="TH SarabunPSK" w:cs="TH SarabunPSK" w:hint="cs"/>
           <w:color w:val="000000"/>
           <w:sz w:val="32"/>
           <w:szCs w:val="32"/>
-        </w:rPr>
-        <w:t>delivery_document_number</w:t>
-      </w:r>
-      <w:proofErr w:type="spellEnd"/>
-      <w:r>
-        <w:rPr>
-          <w:rFonts w:ascii="TH SarabunPSK" w:hAnsi="TH SarabunPSK" w:cs="TH SarabunPSK"/>
+          <w:cs/>
+        </w:rPr>
+        <w:t xml:space="preserve"> </w:t>
+      </w:r>
+      <w:r>
+        <w:rPr>
+          <w:rFonts w:ascii="TH SarabunPSK" w:hAnsi="TH SarabunPSK" w:cs="TH SarabunPSK"/>
+          <w:sz w:val="32"/>
+          <w:szCs w:val="32"/>
+        </w:rPr>
+        <w:t>{{inspection_date}}</w:t>
+      </w:r>
+      <w:r>
+        <w:rPr>
+          <w:rFonts w:ascii="TH SarabunPSK" w:hAnsi="TH SarabunPSK" w:cs="TH SarabunPSK" w:hint="cs"/>
           <w:color w:val="000000"/>
           <w:sz w:val="32"/>
           <w:szCs w:val="32"/>
-        </w:rPr>
-        <w:t>}}</w:t>
+          <w:cs/>
+        </w:rPr>
+        <w:t xml:space="preserve"> </w:t>
       </w:r>
       <w:r>
         <w:rPr>
@@ -14907,161 +13271,26 @@
           <w:szCs w:val="32"/>
           <w:cs/>
         </w:rPr>
+        <w:t>จะต้องจ่ายเงินให้แก่</w:t>
+      </w:r>
+      <w:r>
+        <w:rPr>
+          <w:rFonts w:ascii="TH SarabunPSK" w:hAnsi="TH SarabunPSK" w:cs="TH SarabunPSK" w:hint="cs"/>
+          <w:color w:val="000000"/>
+          <w:sz w:val="32"/>
+          <w:szCs w:val="32"/>
+          <w:cs/>
+        </w:rPr>
         <w:t xml:space="preserve"> </w:t>
       </w:r>
       <w:r>
         <w:rPr>
-          <w:rFonts w:ascii="TH SarabunPSK" w:hAnsi="TH SarabunPSK" w:cs="TH SarabunPSK" w:hint="cs"/>
+          <w:rFonts w:ascii="TH SarabunPSK" w:hAnsi="TH SarabunPSK" w:cs="TH SarabunPSK"/>
           <w:color w:val="000000"/>
           <w:sz w:val="32"/>
           <w:szCs w:val="32"/>
-          <w:cs/>
-        </w:rPr>
-        <w:t xml:space="preserve">ลงวันที่ </w:t>
-      </w:r>
-      <w:r>
-        <w:rPr>
-          <w:rFonts w:ascii="TH SarabunPSK" w:hAnsi="TH SarabunPSK" w:cs="TH SarabunPSK"/>
-          <w:color w:val="000000"/>
-          <w:sz w:val="32"/>
-          <w:szCs w:val="32"/>
-        </w:rPr>
-        <w:t>{{</w:t>
-      </w:r>
-      <w:proofErr w:type="spellStart"/>
-      <w:r>
-        <w:rPr>
-          <w:rFonts w:ascii="TH SarabunPSK" w:hAnsi="TH SarabunPSK" w:cs="TH SarabunPSK"/>
-          <w:color w:val="000000"/>
-          <w:sz w:val="32"/>
-          <w:szCs w:val="32"/>
-        </w:rPr>
-        <w:t>delivery_document_number</w:t>
-      </w:r>
-      <w:proofErr w:type="spellEnd"/>
-      <w:r>
-        <w:rPr>
-          <w:rFonts w:ascii="TH SarabunPSK" w:hAnsi="TH SarabunPSK" w:cs="TH SarabunPSK"/>
-          <w:color w:val="000000"/>
-          <w:sz w:val="32"/>
-          <w:szCs w:val="32"/>
-        </w:rPr>
-        <w:t>}}</w:t>
-      </w:r>
-      <w:r>
-        <w:rPr>
-          <w:rFonts w:ascii="TH SarabunPSK" w:hAnsi="TH SarabunPSK" w:cs="TH SarabunPSK" w:hint="cs"/>
-          <w:color w:val="000000"/>
-          <w:sz w:val="32"/>
-          <w:szCs w:val="32"/>
-          <w:cs/>
-        </w:rPr>
-        <w:t xml:space="preserve"> </w:t>
-      </w:r>
-      <w:r>
-        <w:rPr>
-          <w:rFonts w:ascii="TH SarabunPSK" w:hAnsi="TH SarabunPSK" w:cs="TH SarabunPSK" w:hint="cs"/>
-          <w:color w:val="000000"/>
-          <w:sz w:val="32"/>
-          <w:szCs w:val="32"/>
-          <w:cs/>
-        </w:rPr>
-        <w:t>ไว้เป็นการถูกต้องครบถ้วนแล้ว  เมื่อวันที่</w:t>
-      </w:r>
-      <w:r>
-        <w:rPr>
-          <w:rFonts w:ascii="TH SarabunPSK" w:hAnsi="TH SarabunPSK" w:cs="TH SarabunPSK" w:hint="cs"/>
-          <w:color w:val="000000"/>
-          <w:sz w:val="32"/>
-          <w:szCs w:val="32"/>
-          <w:cs/>
-        </w:rPr>
-        <w:t xml:space="preserve"> </w:t>
-      </w:r>
-      <w:r>
-        <w:rPr>
-          <w:rFonts w:ascii="TH SarabunPSK" w:hAnsi="TH SarabunPSK" w:cs="TH SarabunPSK"/>
-          <w:sz w:val="32"/>
-          <w:szCs w:val="32"/>
-        </w:rPr>
-        <w:t>{{</w:t>
-      </w:r>
-      <w:proofErr w:type="spellStart"/>
-      <w:r>
-        <w:rPr>
-          <w:rFonts w:ascii="TH SarabunPSK" w:hAnsi="TH SarabunPSK" w:cs="TH SarabunPSK"/>
-          <w:sz w:val="32"/>
-          <w:szCs w:val="32"/>
-        </w:rPr>
-        <w:t>inspection_date</w:t>
-      </w:r>
-      <w:proofErr w:type="spellEnd"/>
-      <w:r>
-        <w:rPr>
-          <w:rFonts w:ascii="TH SarabunPSK" w:hAnsi="TH SarabunPSK" w:cs="TH SarabunPSK"/>
-          <w:sz w:val="32"/>
-          <w:szCs w:val="32"/>
-        </w:rPr>
-        <w:t>}}</w:t>
-      </w:r>
-      <w:r>
-        <w:rPr>
-          <w:rFonts w:ascii="TH SarabunPSK" w:hAnsi="TH SarabunPSK" w:cs="TH SarabunPSK" w:hint="cs"/>
-          <w:color w:val="000000"/>
-          <w:sz w:val="32"/>
-          <w:szCs w:val="32"/>
-          <w:cs/>
-        </w:rPr>
-        <w:t xml:space="preserve"> </w:t>
-      </w:r>
-      <w:r>
-        <w:rPr>
-          <w:rFonts w:ascii="TH SarabunPSK" w:hAnsi="TH SarabunPSK" w:cs="TH SarabunPSK" w:hint="cs"/>
-          <w:color w:val="000000"/>
-          <w:sz w:val="32"/>
-          <w:szCs w:val="32"/>
-          <w:cs/>
-        </w:rPr>
-        <w:t>จะต้องจ่ายเงินให้แก่</w:t>
-      </w:r>
-      <w:r>
-        <w:rPr>
-          <w:rFonts w:ascii="TH SarabunPSK" w:hAnsi="TH SarabunPSK" w:cs="TH SarabunPSK" w:hint="cs"/>
-          <w:color w:val="000000"/>
-          <w:sz w:val="32"/>
-          <w:szCs w:val="32"/>
-          <w:cs/>
-        </w:rPr>
-        <w:t xml:space="preserve"> </w:t>
-      </w:r>
-      <w:r>
-        <w:rPr>
-          <w:rFonts w:ascii="TH SarabunPSK" w:hAnsi="TH SarabunPSK" w:cs="TH SarabunPSK"/>
-          <w:color w:val="000000"/>
-          <w:sz w:val="32"/>
-          <w:szCs w:val="32"/>
-        </w:rPr>
-        <w:t>{{</w:t>
-      </w:r>
-      <w:proofErr w:type="spellStart"/>
-      <w:r>
-        <w:rPr>
-          <w:rFonts w:ascii="TH SarabunPSK" w:hAnsi="TH SarabunPSK" w:cs="TH SarabunPSK"/>
-          <w:color w:val="000000"/>
-          <w:sz w:val="32"/>
-          <w:szCs w:val="32"/>
-        </w:rPr>
-        <w:t>vendor_name</w:t>
-      </w:r>
-      <w:proofErr w:type="spellEnd"/>
-      <w:r>
-        <w:rPr>
-          <w:rFonts w:ascii="TH SarabunPSK" w:hAnsi="TH SarabunPSK" w:cs="TH SarabunPSK"/>
-          <w:color w:val="000000"/>
-          <w:sz w:val="32"/>
-          <w:szCs w:val="32"/>
-        </w:rPr>
-        <w:t>}}</w:t>
+        </w:rPr>
+        <w:t>{{vendor_name}}</w:t>
       </w:r>
       <w:r>
         <w:rPr>
@@ -15269,25 +13498,7 @@
                 <w:sz w:val="32"/>
                 <w:szCs w:val="32"/>
               </w:rPr>
-              <w:t>{{</w:t>
-            </w:r>
-            <w:proofErr w:type="spellStart"/>
-            <w:r>
-              <w:rPr>
-                <w:rFonts w:ascii="TH SarabunPSK" w:hAnsi="TH SarabunPSK" w:cs="TH SarabunPSK"/>
-                <w:sz w:val="32"/>
-                <w:szCs w:val="32"/>
-              </w:rPr>
-              <w:t>pv</w:t>
-            </w:r>
-            <w:proofErr w:type="spellEnd"/>
-            <w:r>
-              <w:rPr>
-                <w:rFonts w:ascii="TH SarabunPSK" w:hAnsi="TH SarabunPSK" w:cs="TH SarabunPSK"/>
-                <w:sz w:val="32"/>
-                <w:szCs w:val="32"/>
-              </w:rPr>
-              <w:t>}}</w:t>
+              <w:t>{{pv}}</w:t>
             </w:r>
           </w:p>
         </w:tc>
@@ -15660,25 +13871,7 @@
                 <w:sz w:val="32"/>
                 <w:szCs w:val="32"/>
               </w:rPr>
-              <w:t>{{</w:t>
-            </w:r>
-            <w:proofErr w:type="spellStart"/>
-            <w:r>
-              <w:rPr>
-                <w:rFonts w:ascii="TH SarabunPSK" w:hAnsi="TH SarabunPSK" w:cs="TH SarabunPSK"/>
-                <w:sz w:val="32"/>
-                <w:szCs w:val="32"/>
-              </w:rPr>
-              <w:t>pn</w:t>
-            </w:r>
-            <w:proofErr w:type="spellEnd"/>
-            <w:r>
-              <w:rPr>
-                <w:rFonts w:ascii="TH SarabunPSK" w:hAnsi="TH SarabunPSK" w:cs="TH SarabunPSK"/>
-                <w:sz w:val="32"/>
-                <w:szCs w:val="32"/>
-              </w:rPr>
-              <w:t>}}</w:t>
+              <w:t>{{pn}}</w:t>
             </w:r>
           </w:p>
         </w:tc>
@@ -15733,25 +13926,7 @@
           <w:sz w:val="32"/>
           <w:szCs w:val="32"/>
         </w:rPr>
-        <w:t>{{</w:t>
-      </w:r>
-      <w:proofErr w:type="spellStart"/>
-      <w:r>
-        <w:rPr>
-          <w:rFonts w:ascii="TH SarabunPSK" w:hAnsi="TH SarabunPSK" w:cs="TH SarabunPSK"/>
-          <w:sz w:val="32"/>
-          <w:szCs w:val="32"/>
-        </w:rPr>
-        <w:t>pnt</w:t>
-      </w:r>
-      <w:proofErr w:type="spellEnd"/>
-      <w:r>
-        <w:rPr>
-          <w:rFonts w:ascii="TH SarabunPSK" w:hAnsi="TH SarabunPSK" w:cs="TH SarabunPSK"/>
-          <w:sz w:val="32"/>
-          <w:szCs w:val="32"/>
-        </w:rPr>
-        <w:t>}}</w:t>
+        <w:t>{{pnt}}</w:t>
       </w:r>
       <w:r>
         <w:rPr>
@@ -15931,21 +14106,7 @@
         <w:rPr>
           <w:rFonts w:ascii="TH SarabunPSK" w:hAnsi="TH SarabunPSK" w:cs="TH SarabunPSK"/>
         </w:rPr>
-        <w:t>{{</w:t>
-      </w:r>
-      <w:proofErr w:type="spellStart"/>
-      <w:r>
-        <w:rPr>
-          <w:rFonts w:ascii="TH SarabunPSK" w:hAnsi="TH SarabunPSK" w:cs="TH SarabunPSK"/>
-        </w:rPr>
-        <w:t>officer_signer_name</w:t>
-      </w:r>
-      <w:proofErr w:type="spellEnd"/>
-      <w:r>
-        <w:rPr>
-          <w:rFonts w:ascii="TH SarabunPSK" w:hAnsi="TH SarabunPSK" w:cs="TH SarabunPSK"/>
-        </w:rPr>
-        <w:t>}}</w:t>
+        <w:t>{{officer_signer_name}}</w:t>
       </w:r>
       <w:r>
         <w:rPr>
@@ -15977,21 +14138,7 @@
         <w:rPr>
           <w:rFonts w:ascii="TH SarabunPSK" w:hAnsi="TH SarabunPSK" w:cs="TH SarabunPSK"/>
         </w:rPr>
-        <w:t>{{</w:t>
-      </w:r>
-      <w:proofErr w:type="spellStart"/>
-      <w:r>
-        <w:rPr>
-          <w:rFonts w:ascii="TH SarabunPSK" w:hAnsi="TH SarabunPSK" w:cs="TH SarabunPSK"/>
-        </w:rPr>
-        <w:t>chief_officer_signer_name</w:t>
-      </w:r>
-      <w:proofErr w:type="spellEnd"/>
-      <w:r>
-        <w:rPr>
-          <w:rFonts w:ascii="TH SarabunPSK" w:hAnsi="TH SarabunPSK" w:cs="TH SarabunPSK"/>
-        </w:rPr>
-        <w:t>}}</w:t>
+        <w:t>{{chief_officer_signer_name}}</w:t>
       </w:r>
       <w:r>
         <w:rPr>
@@ -16601,7 +14748,8 @@
         </w:tabs>
         <w:jc w:val="center"/>
         <w:rPr>
-          <w:rFonts w:ascii="TH SarabunPSK" w:hAnsi="TH SarabunPSK" w:cs="TH SarabunPSK"/>
+          <w:rFonts w:ascii="TH SarabunPSK" w:hAnsi="TH SarabunPSK" w:cs="TH SarabunPSK" w:hint="cs"/>
+          <w:cs/>
         </w:rPr>
       </w:pPr>
       <w:r>
@@ -16628,10 +14776,9 @@
       </w:r>
       <w:r>
         <w:rPr>
-          <w:rFonts w:ascii="TH SarabunPSK" w:hAnsi="TH SarabunPSK" w:cs="TH SarabunPSK" w:hint="cs"/>
-          <w:cs/>
-        </w:rPr>
-        <w:t>วันที่.....26....เดือน......สิงหาคม..........พ.ศ......2569.....</w:t>
+          <w:rFonts w:ascii="TH SarabunPSK" w:hAnsi="TH SarabunPSK" w:cs="TH SarabunPSK"/>
+        </w:rPr>
+        <w:t>{{inspection_date}}</w:t>
       </w:r>
     </w:p>
     <w:p>
@@ -18179,21 +16326,7 @@
         <w:rPr>
           <w:rFonts w:ascii="TH SarabunPSK" w:hAnsi="TH SarabunPSK" w:cs="TH SarabunPSK"/>
         </w:rPr>
-        <w:t>{{</w:t>
-      </w:r>
-      <w:proofErr w:type="spellStart"/>
-      <w:r>
-        <w:rPr>
-          <w:rFonts w:ascii="TH SarabunPSK" w:hAnsi="TH SarabunPSK" w:cs="TH SarabunPSK"/>
-        </w:rPr>
-        <w:t>chief_officer_signer_name</w:t>
-      </w:r>
-      <w:proofErr w:type="spellEnd"/>
-      <w:r>
-        <w:rPr>
-          <w:rFonts w:ascii="TH SarabunPSK" w:hAnsi="TH SarabunPSK" w:cs="TH SarabunPSK"/>
-        </w:rPr>
-        <w:t>}}</w:t>
+        <w:t>{{chief_officer_signer_name}}</w:t>
       </w:r>
       <w:r>
         <w:rPr>
@@ -18216,38 +16349,36 @@
       </w:pPr>
       <w:r>
         <w:rPr>
-          <w:rFonts w:ascii="TH SarabunPSK" w:hAnsi="TH SarabunPSK" w:cs="TH SarabunPSK" w:hint="cs"/>
-          <w:cs/>
-        </w:rPr>
-        <w:t xml:space="preserve">วันที่....................เดือน..............................พ.ศ...............              </w:t>
-      </w:r>
-      <w:r>
-        <w:rPr>
-          <w:rFonts w:ascii="TH SarabunPSK" w:hAnsi="TH SarabunPSK" w:cs="TH SarabunPSK"/>
-          <w:cs/>
-        </w:rPr>
-        <w:tab/>
-      </w:r>
-      <w:r>
-        <w:rPr>
-          <w:rFonts w:ascii="TH SarabunPSK" w:hAnsi="TH SarabunPSK" w:cs="TH SarabunPSK"/>
-          <w:cs/>
-        </w:rPr>
-        <w:tab/>
-      </w:r>
-      <w:r>
-        <w:rPr>
-          <w:rFonts w:ascii="TH SarabunPSK" w:hAnsi="TH SarabunPSK" w:cs="TH SarabunPSK"/>
-          <w:cs/>
-        </w:rPr>
-        <w:tab/>
-      </w:r>
-      <w:r>
-        <w:rPr>
-          <w:rFonts w:ascii="TH SarabunPSK" w:hAnsi="TH SarabunPSK" w:cs="TH SarabunPSK" w:hint="cs"/>
-          <w:cs/>
-        </w:rPr>
-        <w:t xml:space="preserve">  </w:t>
+          <w:rFonts w:ascii="TH SarabunPSK" w:hAnsi="TH SarabunPSK" w:cs="TH SarabunPSK"/>
+        </w:rPr>
+        <w:tab/>
+      </w:r>
+      <w:r>
+        <w:rPr>
+          <w:rFonts w:ascii="TH SarabunPSK" w:hAnsi="TH SarabunPSK" w:cs="TH SarabunPSK"/>
+        </w:rPr>
+        <w:t>{{inspection_date}}</w:t>
+      </w:r>
+      <w:r>
+        <w:rPr>
+          <w:rFonts w:ascii="TH SarabunPSK" w:hAnsi="TH SarabunPSK" w:cs="TH SarabunPSK"/>
+          <w:cs/>
+        </w:rPr>
+        <w:tab/>
+      </w:r>
+      <w:r>
+        <w:rPr>
+          <w:rFonts w:ascii="TH SarabunPSK" w:hAnsi="TH SarabunPSK" w:cs="TH SarabunPSK"/>
+          <w:cs/>
+        </w:rPr>
+        <w:tab/>
+      </w:r>
+      <w:r>
+        <w:rPr>
+          <w:rFonts w:ascii="TH SarabunPSK" w:hAnsi="TH SarabunPSK" w:cs="TH SarabunPSK" w:hint="cs"/>
+          <w:cs/>
+        </w:rPr>
+        <w:t xml:space="preserve">           </w:t>
       </w:r>
       <w:r>
         <w:rPr>
@@ -19850,6 +17981,7 @@
   <w:style w:type="character" w:default="1" w:styleId="DefaultParagraphFont">
     <w:name w:val="Default Paragraph Font"/>
     <w:uiPriority w:val="1"/>
+    <w:semiHidden/>
     <w:unhideWhenUsed/>
   </w:style>
   <w:style w:type="table" w:default="1" w:styleId="TableNormal">

--- a/procurement-template13.docx
+++ b/procurement-template13.docx
@@ -206,7 +206,25 @@
           <w:sz w:val="32"/>
           <w:szCs w:val="32"/>
         </w:rPr>
-        <w:t>{{document_date}}</w:t>
+        <w:t>{{</w:t>
+      </w:r>
+      <w:proofErr w:type="spellStart"/>
+      <w:r>
+        <w:rPr>
+          <w:rFonts w:ascii="TH SarabunPSK" w:hAnsi="TH SarabunPSK" w:cs="TH SarabunPSK"/>
+          <w:sz w:val="32"/>
+          <w:szCs w:val="32"/>
+        </w:rPr>
+        <w:t>document_date</w:t>
+      </w:r>
+      <w:proofErr w:type="spellEnd"/>
+      <w:r>
+        <w:rPr>
+          <w:rFonts w:ascii="TH SarabunPSK" w:hAnsi="TH SarabunPSK" w:cs="TH SarabunPSK"/>
+          <w:sz w:val="32"/>
+          <w:szCs w:val="32"/>
+        </w:rPr>
+        <w:t>}}</w:t>
       </w:r>
       <w:r>
         <w:rPr>
@@ -279,7 +297,25 @@
           <w:sz w:val="32"/>
           <w:szCs w:val="32"/>
         </w:rPr>
-        <w:t>{{main_date}}</w:t>
+        <w:t>{{</w:t>
+      </w:r>
+      <w:proofErr w:type="spellStart"/>
+      <w:r>
+        <w:rPr>
+          <w:rFonts w:ascii="TH SarabunPSK" w:hAnsi="TH SarabunPSK" w:cs="TH SarabunPSK"/>
+          <w:sz w:val="32"/>
+          <w:szCs w:val="32"/>
+        </w:rPr>
+        <w:t>main_date</w:t>
+      </w:r>
+      <w:proofErr w:type="spellEnd"/>
+      <w:r>
+        <w:rPr>
+          <w:rFonts w:ascii="TH SarabunPSK" w:hAnsi="TH SarabunPSK" w:cs="TH SarabunPSK"/>
+          <w:sz w:val="32"/>
+          <w:szCs w:val="32"/>
+        </w:rPr>
+        <w:t>}}</w:t>
       </w:r>
     </w:p>
     <w:p>
@@ -328,7 +364,25 @@
           <w:sz w:val="32"/>
           <w:szCs w:val="32"/>
         </w:rPr>
-        <w:t>{{procurement_type}}</w:t>
+        <w:t>{{</w:t>
+      </w:r>
+      <w:proofErr w:type="spellStart"/>
+      <w:r>
+        <w:rPr>
+          <w:rFonts w:ascii="TH SarabunPSK" w:hAnsi="TH SarabunPSK" w:cs="TH SarabunPSK"/>
+          <w:sz w:val="32"/>
+          <w:szCs w:val="32"/>
+        </w:rPr>
+        <w:t>procurement_type</w:t>
+      </w:r>
+      <w:proofErr w:type="spellEnd"/>
+      <w:r>
+        <w:rPr>
+          <w:rFonts w:ascii="TH SarabunPSK" w:hAnsi="TH SarabunPSK" w:cs="TH SarabunPSK"/>
+          <w:sz w:val="32"/>
+          <w:szCs w:val="32"/>
+        </w:rPr>
+        <w:t>}}</w:t>
       </w:r>
     </w:p>
     <w:p>
@@ -418,7 +472,25 @@
           <w:sz w:val="32"/>
           <w:szCs w:val="32"/>
         </w:rPr>
-        <w:t>{{requesting_unit}}</w:t>
+        <w:t>{{</w:t>
+      </w:r>
+      <w:proofErr w:type="spellStart"/>
+      <w:r>
+        <w:rPr>
+          <w:rFonts w:ascii="TH SarabunPSK" w:hAnsi="TH SarabunPSK" w:cs="TH SarabunPSK"/>
+          <w:sz w:val="32"/>
+          <w:szCs w:val="32"/>
+        </w:rPr>
+        <w:t>requesting_unit</w:t>
+      </w:r>
+      <w:proofErr w:type="spellEnd"/>
+      <w:r>
+        <w:rPr>
+          <w:rFonts w:ascii="TH SarabunPSK" w:hAnsi="TH SarabunPSK" w:cs="TH SarabunPSK"/>
+          <w:sz w:val="32"/>
+          <w:szCs w:val="32"/>
+        </w:rPr>
+        <w:t>}}</w:t>
       </w:r>
       <w:r>
         <w:rPr>
@@ -452,7 +524,25 @@
           <w:sz w:val="32"/>
           <w:szCs w:val="32"/>
         </w:rPr>
-        <w:t>{{procurement_type}}</w:t>
+        <w:t>{{</w:t>
+      </w:r>
+      <w:proofErr w:type="spellStart"/>
+      <w:r>
+        <w:rPr>
+          <w:rFonts w:ascii="TH SarabunPSK" w:hAnsi="TH SarabunPSK" w:cs="TH SarabunPSK"/>
+          <w:sz w:val="32"/>
+          <w:szCs w:val="32"/>
+        </w:rPr>
+        <w:t>procurement_type</w:t>
+      </w:r>
+      <w:proofErr w:type="spellEnd"/>
+      <w:r>
+        <w:rPr>
+          <w:rFonts w:ascii="TH SarabunPSK" w:hAnsi="TH SarabunPSK" w:cs="TH SarabunPSK"/>
+          <w:sz w:val="32"/>
+          <w:szCs w:val="32"/>
+        </w:rPr>
+        <w:t>}}</w:t>
       </w:r>
       <w:r>
         <w:rPr>
@@ -487,7 +577,25 @@
           <w:sz w:val="32"/>
           <w:szCs w:val="32"/>
         </w:rPr>
-        <w:t>{{budget_year}}</w:t>
+        <w:t>{{</w:t>
+      </w:r>
+      <w:proofErr w:type="spellStart"/>
+      <w:r>
+        <w:rPr>
+          <w:rFonts w:ascii="TH SarabunPSK" w:hAnsi="TH SarabunPSK" w:cs="TH SarabunPSK"/>
+          <w:sz w:val="32"/>
+          <w:szCs w:val="32"/>
+        </w:rPr>
+        <w:t>budget_year</w:t>
+      </w:r>
+      <w:proofErr w:type="spellEnd"/>
+      <w:r>
+        <w:rPr>
+          <w:rFonts w:ascii="TH SarabunPSK" w:hAnsi="TH SarabunPSK" w:cs="TH SarabunPSK"/>
+          <w:sz w:val="32"/>
+          <w:szCs w:val="32"/>
+        </w:rPr>
+        <w:t>}}</w:t>
       </w:r>
       <w:r>
         <w:rPr>
@@ -522,7 +630,25 @@
           <w:sz w:val="32"/>
           <w:szCs w:val="32"/>
         </w:rPr>
-        <w:t>{{project_name}}</w:t>
+        <w:t>{{</w:t>
+      </w:r>
+      <w:proofErr w:type="spellStart"/>
+      <w:r>
+        <w:rPr>
+          <w:rFonts w:ascii="TH SarabunPSK" w:hAnsi="TH SarabunPSK" w:cs="TH SarabunPSK"/>
+          <w:sz w:val="32"/>
+          <w:szCs w:val="32"/>
+        </w:rPr>
+        <w:t>project_name</w:t>
+      </w:r>
+      <w:proofErr w:type="spellEnd"/>
+      <w:r>
+        <w:rPr>
+          <w:rFonts w:ascii="TH SarabunPSK" w:hAnsi="TH SarabunPSK" w:cs="TH SarabunPSK"/>
+          <w:sz w:val="32"/>
+          <w:szCs w:val="32"/>
+        </w:rPr>
+        <w:t>}}</w:t>
       </w:r>
       <w:r>
         <w:rPr>
@@ -548,7 +674,25 @@
           <w:sz w:val="32"/>
           <w:szCs w:val="32"/>
         </w:rPr>
-        <w:t>{{activity_name}}</w:t>
+        <w:t>{{</w:t>
+      </w:r>
+      <w:proofErr w:type="spellStart"/>
+      <w:r>
+        <w:rPr>
+          <w:rFonts w:ascii="TH SarabunPSK" w:hAnsi="TH SarabunPSK" w:cs="TH SarabunPSK"/>
+          <w:sz w:val="32"/>
+          <w:szCs w:val="32"/>
+        </w:rPr>
+        <w:t>activity_name</w:t>
+      </w:r>
+      <w:proofErr w:type="spellEnd"/>
+      <w:r>
+        <w:rPr>
+          <w:rFonts w:ascii="TH SarabunPSK" w:hAnsi="TH SarabunPSK" w:cs="TH SarabunPSK"/>
+          <w:sz w:val="32"/>
+          <w:szCs w:val="32"/>
+        </w:rPr>
+        <w:t>}}</w:t>
       </w:r>
       <w:r>
         <w:rPr>
@@ -574,7 +718,25 @@
           <w:sz w:val="32"/>
           <w:szCs w:val="32"/>
         </w:rPr>
-        <w:t>{{expense_description}}</w:t>
+        <w:t>{{</w:t>
+      </w:r>
+      <w:proofErr w:type="spellStart"/>
+      <w:r>
+        <w:rPr>
+          <w:rFonts w:ascii="TH SarabunPSK" w:hAnsi="TH SarabunPSK" w:cs="TH SarabunPSK"/>
+          <w:sz w:val="32"/>
+          <w:szCs w:val="32"/>
+        </w:rPr>
+        <w:t>expense_description</w:t>
+      </w:r>
+      <w:proofErr w:type="spellEnd"/>
+      <w:r>
+        <w:rPr>
+          <w:rFonts w:ascii="TH SarabunPSK" w:hAnsi="TH SarabunPSK" w:cs="TH SarabunPSK"/>
+          <w:sz w:val="32"/>
+          <w:szCs w:val="32"/>
+        </w:rPr>
+        <w:t>}}</w:t>
       </w:r>
       <w:r>
         <w:rPr>
@@ -607,7 +769,25 @@
           <w:sz w:val="32"/>
           <w:szCs w:val="32"/>
         </w:rPr>
-        <w:t>{{budget_amount}}</w:t>
+        <w:t>{{</w:t>
+      </w:r>
+      <w:proofErr w:type="spellStart"/>
+      <w:r>
+        <w:rPr>
+          <w:rFonts w:ascii="TH SarabunPSK" w:hAnsi="TH SarabunPSK" w:cs="TH SarabunPSK"/>
+          <w:sz w:val="32"/>
+          <w:szCs w:val="32"/>
+        </w:rPr>
+        <w:t>budget_amount</w:t>
+      </w:r>
+      <w:proofErr w:type="spellEnd"/>
+      <w:r>
+        <w:rPr>
+          <w:rFonts w:ascii="TH SarabunPSK" w:hAnsi="TH SarabunPSK" w:cs="TH SarabunPSK"/>
+          <w:sz w:val="32"/>
+          <w:szCs w:val="32"/>
+        </w:rPr>
+        <w:t>}}</w:t>
       </w:r>
       <w:r>
         <w:rPr>
@@ -641,7 +821,25 @@
           <w:sz w:val="32"/>
           <w:szCs w:val="32"/>
         </w:rPr>
-        <w:t>{{budget_amount_text}}</w:t>
+        <w:t>{{</w:t>
+      </w:r>
+      <w:proofErr w:type="spellStart"/>
+      <w:r>
+        <w:rPr>
+          <w:rFonts w:ascii="TH SarabunPSK" w:hAnsi="TH SarabunPSK" w:cs="TH SarabunPSK"/>
+          <w:sz w:val="32"/>
+          <w:szCs w:val="32"/>
+        </w:rPr>
+        <w:t>budget_amount_text</w:t>
+      </w:r>
+      <w:proofErr w:type="spellEnd"/>
+      <w:r>
+        <w:rPr>
+          <w:rFonts w:ascii="TH SarabunPSK" w:hAnsi="TH SarabunPSK" w:cs="TH SarabunPSK"/>
+          <w:sz w:val="32"/>
+          <w:szCs w:val="32"/>
+        </w:rPr>
+        <w:t>}}</w:t>
       </w:r>
       <w:r>
         <w:rPr>
@@ -681,35 +879,51 @@
         <w:tab/>
         <w:t>ดังนั้นเพื่อให้การจัดทำรายละเอียดคุณลักษณะพัสดุที่จะจัดซื้อ/จัดจ้างของงานดังกล่าว เป็นไปตามระเบียบกระทรวงการคลังว่าด้วยการจัดซื้อจัดจ้างและการบริหารพัสดุภาครัฐ พ.ศ.2560 ข้อ 21 จึงเห็นสมควรมอบหมาย</w:t>
       </w:r>
-    </w:p>
-    <w:p>
-      <w:pPr>
-        <w:pStyle w:val="NoSpacing"/>
-        <w:rPr>
-          <w:rFonts w:ascii="TH SarabunPSK" w:hAnsi="TH SarabunPSK" w:cs="TH SarabunPSK"/>
-          <w:sz w:val="32"/>
-          <w:szCs w:val="32"/>
-        </w:rPr>
-      </w:pPr>
-      <w:r>
-        <w:rPr>
-          <w:rFonts w:ascii="TH SarabunPSK" w:hAnsi="TH SarabunPSK" w:cs="TH SarabunPSK"/>
-          <w:sz w:val="32"/>
-          <w:szCs w:val="32"/>
-        </w:rPr>
-        <w:t>{{chief_officer_signer_name}}</w:t>
-      </w:r>
-      <w:r>
-        <w:rPr>
-          <w:rFonts w:ascii="TH SarabunPSK" w:hAnsi="TH SarabunPSK" w:cs="TH SarabunPSK" w:hint="cs"/>
-          <w:sz w:val="32"/>
-          <w:szCs w:val="32"/>
-          <w:cs/>
+      <w:r>
+        <w:rPr>
+          <w:rFonts w:ascii="TH SarabunPSK" w:hAnsi="TH SarabunPSK" w:cs="TH SarabunPSK"/>
+          <w:sz w:val="32"/>
+          <w:szCs w:val="32"/>
         </w:rPr>
         <w:t xml:space="preserve"> </w:t>
       </w:r>
       <w:r>
         <w:rPr>
+          <w:rFonts w:ascii="TH SarabunPSK" w:hAnsi="TH SarabunPSK" w:cs="TH SarabunPSK"/>
+          <w:sz w:val="32"/>
+          <w:szCs w:val="32"/>
+        </w:rPr>
+        <w:t>{{</w:t>
+      </w:r>
+      <w:proofErr w:type="spellStart"/>
+      <w:r>
+        <w:rPr>
+          <w:rFonts w:ascii="TH SarabunPSK" w:hAnsi="TH SarabunPSK" w:cs="TH SarabunPSK"/>
+          <w:sz w:val="32"/>
+          <w:szCs w:val="32"/>
+        </w:rPr>
+        <w:t>assigned_officer_name</w:t>
+      </w:r>
+      <w:proofErr w:type="spellEnd"/>
+      <w:r>
+        <w:rPr>
+          <w:rFonts w:ascii="TH SarabunPSK" w:hAnsi="TH SarabunPSK" w:cs="TH SarabunPSK"/>
+          <w:sz w:val="32"/>
+          <w:szCs w:val="32"/>
+        </w:rPr>
+        <w:t>}}</w:t>
+      </w:r>
+      <w:r>
+        <w:rPr>
+          <w:rFonts w:ascii="TH SarabunPSK" w:hAnsi="TH SarabunPSK" w:cs="TH SarabunPSK" w:hint="cs"/>
+          <w:sz w:val="32"/>
+          <w:szCs w:val="32"/>
+          <w:cs/>
+        </w:rPr>
+        <w:t xml:space="preserve"> </w:t>
+      </w:r>
+      <w:r>
+        <w:rPr>
           <w:rFonts w:ascii="TH SarabunPSK" w:hAnsi="TH SarabunPSK" w:cs="TH SarabunPSK" w:hint="cs"/>
           <w:sz w:val="32"/>
           <w:szCs w:val="32"/>
@@ -731,7 +945,25 @@
           <w:sz w:val="32"/>
           <w:szCs w:val="32"/>
         </w:rPr>
-        <w:t>{{assigned_officer_position}}</w:t>
+        <w:t>{{</w:t>
+      </w:r>
+      <w:proofErr w:type="spellStart"/>
+      <w:r>
+        <w:rPr>
+          <w:rFonts w:ascii="TH SarabunPSK" w:hAnsi="TH SarabunPSK" w:cs="TH SarabunPSK"/>
+          <w:sz w:val="32"/>
+          <w:szCs w:val="32"/>
+        </w:rPr>
+        <w:t>assigned_officer_position</w:t>
+      </w:r>
+      <w:proofErr w:type="spellEnd"/>
+      <w:r>
+        <w:rPr>
+          <w:rFonts w:ascii="TH SarabunPSK" w:hAnsi="TH SarabunPSK" w:cs="TH SarabunPSK"/>
+          <w:sz w:val="32"/>
+          <w:szCs w:val="32"/>
+        </w:rPr>
+        <w:t>}}</w:t>
       </w:r>
       <w:r>
         <w:rPr>
@@ -757,7 +989,25 @@
           <w:sz w:val="32"/>
           <w:szCs w:val="32"/>
         </w:rPr>
-        <w:t>{{procurement_type}}</w:t>
+        <w:t>{{</w:t>
+      </w:r>
+      <w:proofErr w:type="spellStart"/>
+      <w:r>
+        <w:rPr>
+          <w:rFonts w:ascii="TH SarabunPSK" w:hAnsi="TH SarabunPSK" w:cs="TH SarabunPSK"/>
+          <w:sz w:val="32"/>
+          <w:szCs w:val="32"/>
+        </w:rPr>
+        <w:t>procurement_type</w:t>
+      </w:r>
+      <w:proofErr w:type="spellEnd"/>
+      <w:r>
+        <w:rPr>
+          <w:rFonts w:ascii="TH SarabunPSK" w:hAnsi="TH SarabunPSK" w:cs="TH SarabunPSK"/>
+          <w:sz w:val="32"/>
+          <w:szCs w:val="32"/>
+        </w:rPr>
+        <w:t>}}</w:t>
       </w:r>
       <w:r>
         <w:rPr>
@@ -955,7 +1205,25 @@
           <w:sz w:val="32"/>
           <w:szCs w:val="32"/>
         </w:rPr>
-        <w:t>{{officer_signer_name}}</w:t>
+        <w:t>{{</w:t>
+      </w:r>
+      <w:proofErr w:type="spellStart"/>
+      <w:r>
+        <w:rPr>
+          <w:rFonts w:ascii="TH SarabunPSK" w:hAnsi="TH SarabunPSK" w:cs="TH SarabunPSK"/>
+          <w:sz w:val="32"/>
+          <w:szCs w:val="32"/>
+        </w:rPr>
+        <w:t>officer_signer_name</w:t>
+      </w:r>
+      <w:proofErr w:type="spellEnd"/>
+      <w:r>
+        <w:rPr>
+          <w:rFonts w:ascii="TH SarabunPSK" w:hAnsi="TH SarabunPSK" w:cs="TH SarabunPSK"/>
+          <w:sz w:val="32"/>
+          <w:szCs w:val="32"/>
+        </w:rPr>
+        <w:t>}}</w:t>
       </w:r>
       <w:r>
         <w:rPr>
@@ -1027,7 +1295,25 @@
           <w:sz w:val="32"/>
           <w:szCs w:val="32"/>
         </w:rPr>
-        <w:t>{{chief_officer_signer_name}}</w:t>
+        <w:t>{{</w:t>
+      </w:r>
+      <w:proofErr w:type="spellStart"/>
+      <w:r>
+        <w:rPr>
+          <w:rFonts w:ascii="TH SarabunPSK" w:hAnsi="TH SarabunPSK" w:cs="TH SarabunPSK"/>
+          <w:sz w:val="32"/>
+          <w:szCs w:val="32"/>
+        </w:rPr>
+        <w:t>chief_officer_signer_name</w:t>
+      </w:r>
+      <w:proofErr w:type="spellEnd"/>
+      <w:r>
+        <w:rPr>
+          <w:rFonts w:ascii="TH SarabunPSK" w:hAnsi="TH SarabunPSK" w:cs="TH SarabunPSK"/>
+          <w:sz w:val="32"/>
+          <w:szCs w:val="32"/>
+        </w:rPr>
+        <w:t>}}</w:t>
       </w:r>
       <w:r>
         <w:rPr>
@@ -1477,7 +1763,25 @@
           <w:sz w:val="32"/>
           <w:szCs w:val="32"/>
         </w:rPr>
-        <w:t>{{main_date}}</w:t>
+        <w:t>{{</w:t>
+      </w:r>
+      <w:proofErr w:type="spellStart"/>
+      <w:r>
+        <w:rPr>
+          <w:rFonts w:ascii="TH SarabunPSK" w:hAnsi="TH SarabunPSK" w:cs="TH SarabunPSK"/>
+          <w:sz w:val="32"/>
+          <w:szCs w:val="32"/>
+        </w:rPr>
+        <w:t>main_date</w:t>
+      </w:r>
+      <w:proofErr w:type="spellEnd"/>
+      <w:r>
+        <w:rPr>
+          <w:rFonts w:ascii="TH SarabunPSK" w:hAnsi="TH SarabunPSK" w:cs="TH SarabunPSK"/>
+          <w:sz w:val="32"/>
+          <w:szCs w:val="32"/>
+        </w:rPr>
+        <w:t>}}</w:t>
       </w:r>
     </w:p>
     <w:p>
@@ -1602,6 +1906,26 @@
         <w:pStyle w:val="NoSpacing"/>
         <w:rPr>
           <w:rFonts w:ascii="TH SarabunPSK" w:hAnsi="TH SarabunPSK" w:cs="TH SarabunPSK"/>
+          <w:sz w:val="32"/>
+          <w:szCs w:val="32"/>
+        </w:rPr>
+      </w:pPr>
+    </w:p>
+    <w:p>
+      <w:pPr>
+        <w:pStyle w:val="NoSpacing"/>
+        <w:rPr>
+          <w:rFonts w:ascii="TH SarabunPSK" w:hAnsi="TH SarabunPSK" w:cs="TH SarabunPSK"/>
+          <w:sz w:val="32"/>
+          <w:szCs w:val="32"/>
+        </w:rPr>
+      </w:pPr>
+    </w:p>
+    <w:p>
+      <w:pPr>
+        <w:pStyle w:val="NoSpacing"/>
+        <w:rPr>
+          <w:rFonts w:ascii="TH SarabunPSK" w:hAnsi="TH SarabunPSK" w:cs="TH SarabunPSK" w:hint="cs"/>
           <w:sz w:val="32"/>
           <w:szCs w:val="32"/>
         </w:rPr>
@@ -1650,7 +1974,6 @@
           <w:sz w:val="50"/>
           <w:szCs w:val="50"/>
         </w:rPr>
-        <w:lastRenderedPageBreak/>
         <w:drawing>
           <wp:anchor distT="0" distB="0" distL="114300" distR="114300" simplePos="0" relativeHeight="251710464" behindDoc="0" locked="0" layoutInCell="1" allowOverlap="1" wp14:anchorId="5527316E" wp14:editId="5BA02F03">
             <wp:simplePos x="0" y="0"/>
@@ -1822,7 +2145,25 @@
           <w:sz w:val="32"/>
           <w:szCs w:val="32"/>
         </w:rPr>
-        <w:t>{{document_date}}</w:t>
+        <w:t>{{</w:t>
+      </w:r>
+      <w:proofErr w:type="spellStart"/>
+      <w:r>
+        <w:rPr>
+          <w:rFonts w:ascii="TH SarabunPSK" w:hAnsi="TH SarabunPSK" w:cs="TH SarabunPSK"/>
+          <w:sz w:val="32"/>
+          <w:szCs w:val="32"/>
+        </w:rPr>
+        <w:t>document_date</w:t>
+      </w:r>
+      <w:proofErr w:type="spellEnd"/>
+      <w:r>
+        <w:rPr>
+          <w:rFonts w:ascii="TH SarabunPSK" w:hAnsi="TH SarabunPSK" w:cs="TH SarabunPSK"/>
+          <w:sz w:val="32"/>
+          <w:szCs w:val="32"/>
+        </w:rPr>
+        <w:t>}}</w:t>
       </w:r>
       <w:r>
         <w:rPr>
@@ -1904,7 +2245,25 @@
           <w:sz w:val="32"/>
           <w:szCs w:val="32"/>
         </w:rPr>
-        <w:t>{{main_date}}</w:t>
+        <w:t>{{</w:t>
+      </w:r>
+      <w:proofErr w:type="spellStart"/>
+      <w:r>
+        <w:rPr>
+          <w:rFonts w:ascii="TH SarabunPSK" w:hAnsi="TH SarabunPSK" w:cs="TH SarabunPSK"/>
+          <w:sz w:val="32"/>
+          <w:szCs w:val="32"/>
+        </w:rPr>
+        <w:t>main_date</w:t>
+      </w:r>
+      <w:proofErr w:type="spellEnd"/>
+      <w:r>
+        <w:rPr>
+          <w:rFonts w:ascii="TH SarabunPSK" w:hAnsi="TH SarabunPSK" w:cs="TH SarabunPSK"/>
+          <w:sz w:val="32"/>
+          <w:szCs w:val="32"/>
+        </w:rPr>
+        <w:t>}}</w:t>
       </w:r>
     </w:p>
     <w:p>
@@ -2111,7 +2470,25 @@
           <w:sz w:val="32"/>
           <w:szCs w:val="32"/>
         </w:rPr>
-        <w:t>{{requesting_unit}}</w:t>
+        <w:t>{{</w:t>
+      </w:r>
+      <w:proofErr w:type="spellStart"/>
+      <w:r>
+        <w:rPr>
+          <w:rFonts w:ascii="TH SarabunPSK" w:hAnsi="TH SarabunPSK" w:cs="TH SarabunPSK"/>
+          <w:sz w:val="32"/>
+          <w:szCs w:val="32"/>
+        </w:rPr>
+        <w:t>requesting_unit</w:t>
+      </w:r>
+      <w:proofErr w:type="spellEnd"/>
+      <w:r>
+        <w:rPr>
+          <w:rFonts w:ascii="TH SarabunPSK" w:hAnsi="TH SarabunPSK" w:cs="TH SarabunPSK"/>
+          <w:sz w:val="32"/>
+          <w:szCs w:val="32"/>
+        </w:rPr>
+        <w:t>}}</w:t>
       </w:r>
       <w:r>
         <w:rPr>
@@ -2145,7 +2522,25 @@
           <w:sz w:val="32"/>
           <w:szCs w:val="32"/>
         </w:rPr>
-        <w:t>{{procurement_type}}</w:t>
+        <w:t>{{</w:t>
+      </w:r>
+      <w:proofErr w:type="spellStart"/>
+      <w:r>
+        <w:rPr>
+          <w:rFonts w:ascii="TH SarabunPSK" w:hAnsi="TH SarabunPSK" w:cs="TH SarabunPSK"/>
+          <w:sz w:val="32"/>
+          <w:szCs w:val="32"/>
+        </w:rPr>
+        <w:t>procurement_type</w:t>
+      </w:r>
+      <w:proofErr w:type="spellEnd"/>
+      <w:r>
+        <w:rPr>
+          <w:rFonts w:ascii="TH SarabunPSK" w:hAnsi="TH SarabunPSK" w:cs="TH SarabunPSK"/>
+          <w:sz w:val="32"/>
+          <w:szCs w:val="32"/>
+        </w:rPr>
+        <w:t>}}</w:t>
       </w:r>
       <w:r>
         <w:rPr>
@@ -2171,7 +2566,25 @@
           <w:sz w:val="32"/>
           <w:szCs w:val="32"/>
         </w:rPr>
-        <w:t>{{assigned_officer_name}}</w:t>
+        <w:t>{{</w:t>
+      </w:r>
+      <w:proofErr w:type="spellStart"/>
+      <w:r>
+        <w:rPr>
+          <w:rFonts w:ascii="TH SarabunPSK" w:hAnsi="TH SarabunPSK" w:cs="TH SarabunPSK"/>
+          <w:sz w:val="32"/>
+          <w:szCs w:val="32"/>
+        </w:rPr>
+        <w:t>assigned_officer_name</w:t>
+      </w:r>
+      <w:proofErr w:type="spellEnd"/>
+      <w:r>
+        <w:rPr>
+          <w:rFonts w:ascii="TH SarabunPSK" w:hAnsi="TH SarabunPSK" w:cs="TH SarabunPSK"/>
+          <w:sz w:val="32"/>
+          <w:szCs w:val="32"/>
+        </w:rPr>
+        <w:t>}}</w:t>
       </w:r>
       <w:r>
         <w:rPr>
@@ -2206,7 +2619,25 @@
           <w:sz w:val="32"/>
           <w:szCs w:val="32"/>
         </w:rPr>
-        <w:t>{{main_date}}</w:t>
+        <w:t>{{</w:t>
+      </w:r>
+      <w:proofErr w:type="spellStart"/>
+      <w:r>
+        <w:rPr>
+          <w:rFonts w:ascii="TH SarabunPSK" w:hAnsi="TH SarabunPSK" w:cs="TH SarabunPSK"/>
+          <w:sz w:val="32"/>
+          <w:szCs w:val="32"/>
+        </w:rPr>
+        <w:t>main_date</w:t>
+      </w:r>
+      <w:proofErr w:type="spellEnd"/>
+      <w:r>
+        <w:rPr>
+          <w:rFonts w:ascii="TH SarabunPSK" w:hAnsi="TH SarabunPSK" w:cs="TH SarabunPSK"/>
+          <w:sz w:val="32"/>
+          <w:szCs w:val="32"/>
+        </w:rPr>
+        <w:t>}}</w:t>
       </w:r>
       <w:r>
         <w:rPr>
@@ -2279,7 +2710,25 @@
           <w:sz w:val="32"/>
           <w:szCs w:val="32"/>
         </w:rPr>
-        <w:t>{{assigned_officer_name}}</w:t>
+        <w:t>{{</w:t>
+      </w:r>
+      <w:proofErr w:type="spellStart"/>
+      <w:r>
+        <w:rPr>
+          <w:rFonts w:ascii="TH SarabunPSK" w:hAnsi="TH SarabunPSK" w:cs="TH SarabunPSK"/>
+          <w:sz w:val="32"/>
+          <w:szCs w:val="32"/>
+        </w:rPr>
+        <w:t>assigned_officer_name</w:t>
+      </w:r>
+      <w:proofErr w:type="spellEnd"/>
+      <w:r>
+        <w:rPr>
+          <w:rFonts w:ascii="TH SarabunPSK" w:hAnsi="TH SarabunPSK" w:cs="TH SarabunPSK"/>
+          <w:sz w:val="32"/>
+          <w:szCs w:val="32"/>
+        </w:rPr>
+        <w:t>}}</w:t>
       </w:r>
       <w:r>
         <w:rPr>
@@ -2487,7 +2936,25 @@
           <w:sz w:val="32"/>
           <w:szCs w:val="32"/>
         </w:rPr>
-        <w:t>{{assigned_officer_name}}</w:t>
+        <w:t>{{</w:t>
+      </w:r>
+      <w:proofErr w:type="spellStart"/>
+      <w:r>
+        <w:rPr>
+          <w:rFonts w:ascii="TH SarabunPSK" w:hAnsi="TH SarabunPSK" w:cs="TH SarabunPSK"/>
+          <w:sz w:val="32"/>
+          <w:szCs w:val="32"/>
+        </w:rPr>
+        <w:t>assigned_officer_name</w:t>
+      </w:r>
+      <w:proofErr w:type="spellEnd"/>
+      <w:r>
+        <w:rPr>
+          <w:rFonts w:ascii="TH SarabunPSK" w:hAnsi="TH SarabunPSK" w:cs="TH SarabunPSK"/>
+          <w:sz w:val="32"/>
+          <w:szCs w:val="32"/>
+        </w:rPr>
+        <w:t>}}</w:t>
       </w:r>
       <w:r>
         <w:rPr>
@@ -2621,7 +3088,25 @@
           <w:sz w:val="32"/>
           <w:szCs w:val="32"/>
         </w:rPr>
-        <w:t>{{officer_signer_name}}</w:t>
+        <w:t>{{</w:t>
+      </w:r>
+      <w:proofErr w:type="spellStart"/>
+      <w:r>
+        <w:rPr>
+          <w:rFonts w:ascii="TH SarabunPSK" w:hAnsi="TH SarabunPSK" w:cs="TH SarabunPSK"/>
+          <w:sz w:val="32"/>
+          <w:szCs w:val="32"/>
+        </w:rPr>
+        <w:t>officer_signer_name</w:t>
+      </w:r>
+      <w:proofErr w:type="spellEnd"/>
+      <w:r>
+        <w:rPr>
+          <w:rFonts w:ascii="TH SarabunPSK" w:hAnsi="TH SarabunPSK" w:cs="TH SarabunPSK"/>
+          <w:sz w:val="32"/>
+          <w:szCs w:val="32"/>
+        </w:rPr>
+        <w:t>}}</w:t>
       </w:r>
       <w:r>
         <w:rPr>
@@ -2684,7 +3169,25 @@
           <w:sz w:val="32"/>
           <w:szCs w:val="32"/>
         </w:rPr>
-        <w:t>{{chief_officer_signer_name}}</w:t>
+        <w:t>{{</w:t>
+      </w:r>
+      <w:proofErr w:type="spellStart"/>
+      <w:r>
+        <w:rPr>
+          <w:rFonts w:ascii="TH SarabunPSK" w:hAnsi="TH SarabunPSK" w:cs="TH SarabunPSK"/>
+          <w:sz w:val="32"/>
+          <w:szCs w:val="32"/>
+        </w:rPr>
+        <w:t>chief_officer_signer_name</w:t>
+      </w:r>
+      <w:proofErr w:type="spellEnd"/>
+      <w:r>
+        <w:rPr>
+          <w:rFonts w:ascii="TH SarabunPSK" w:hAnsi="TH SarabunPSK" w:cs="TH SarabunPSK"/>
+          <w:sz w:val="32"/>
+          <w:szCs w:val="32"/>
+        </w:rPr>
+        <w:t>}}</w:t>
       </w:r>
       <w:r>
         <w:rPr>
@@ -3148,7 +3651,25 @@
           <w:sz w:val="32"/>
           <w:szCs w:val="32"/>
         </w:rPr>
-        <w:t>{{main_date}}</w:t>
+        <w:t>{{</w:t>
+      </w:r>
+      <w:proofErr w:type="spellStart"/>
+      <w:r>
+        <w:rPr>
+          <w:rFonts w:ascii="TH SarabunPSK" w:hAnsi="TH SarabunPSK" w:cs="TH SarabunPSK"/>
+          <w:sz w:val="32"/>
+          <w:szCs w:val="32"/>
+        </w:rPr>
+        <w:t>main_date</w:t>
+      </w:r>
+      <w:proofErr w:type="spellEnd"/>
+      <w:r>
+        <w:rPr>
+          <w:rFonts w:ascii="TH SarabunPSK" w:hAnsi="TH SarabunPSK" w:cs="TH SarabunPSK"/>
+          <w:sz w:val="32"/>
+          <w:szCs w:val="32"/>
+        </w:rPr>
+        <w:t>}}</w:t>
       </w:r>
     </w:p>
     <w:p>
@@ -3247,7 +3768,6 @@
           <w:szCs w:val="32"/>
           <w:cs/>
         </w:rPr>
-        <w:lastRenderedPageBreak/>
         <w:t>ขอบเขตของงานหรือรายละเอียดคุณลักษณะเฉพาะของพัสดุ</w:t>
       </w:r>
     </w:p>
@@ -3255,7 +3775,7 @@
       <w:pPr>
         <w:pStyle w:val="NoSpacing"/>
         <w:rPr>
-          <w:rFonts w:ascii="TH SarabunPSK" w:hAnsi="TH SarabunPSK" w:cs="TH SarabunPSK" w:hint="cs"/>
+          <w:rFonts w:ascii="TH SarabunPSK" w:hAnsi="TH SarabunPSK" w:cs="TH SarabunPSK"/>
           <w:sz w:val="32"/>
           <w:szCs w:val="32"/>
           <w:cs/>
@@ -3302,7 +3822,25 @@
           <w:sz w:val="32"/>
           <w:szCs w:val="32"/>
         </w:rPr>
-        <w:t>{{purchase_item}}</w:t>
+        <w:t>{{</w:t>
+      </w:r>
+      <w:proofErr w:type="spellStart"/>
+      <w:r>
+        <w:rPr>
+          <w:rFonts w:ascii="TH SarabunPSK" w:hAnsi="TH SarabunPSK" w:cs="TH SarabunPSK"/>
+          <w:sz w:val="32"/>
+          <w:szCs w:val="32"/>
+        </w:rPr>
+        <w:t>purchase_item</w:t>
+      </w:r>
+      <w:proofErr w:type="spellEnd"/>
+      <w:r>
+        <w:rPr>
+          <w:rFonts w:ascii="TH SarabunPSK" w:hAnsi="TH SarabunPSK" w:cs="TH SarabunPSK"/>
+          <w:sz w:val="32"/>
+          <w:szCs w:val="32"/>
+        </w:rPr>
+        <w:t>}}</w:t>
       </w:r>
       <w:r>
         <w:rPr>
@@ -3337,7 +3875,25 @@
           <w:sz w:val="32"/>
           <w:szCs w:val="32"/>
         </w:rPr>
-        <w:t>{{purchase_item_count}}</w:t>
+        <w:t>{{</w:t>
+      </w:r>
+      <w:proofErr w:type="spellStart"/>
+      <w:r>
+        <w:rPr>
+          <w:rFonts w:ascii="TH SarabunPSK" w:hAnsi="TH SarabunPSK" w:cs="TH SarabunPSK"/>
+          <w:sz w:val="32"/>
+          <w:szCs w:val="32"/>
+        </w:rPr>
+        <w:t>purchase_item_count</w:t>
+      </w:r>
+      <w:proofErr w:type="spellEnd"/>
+      <w:r>
+        <w:rPr>
+          <w:rFonts w:ascii="TH SarabunPSK" w:hAnsi="TH SarabunPSK" w:cs="TH SarabunPSK"/>
+          <w:sz w:val="32"/>
+          <w:szCs w:val="32"/>
+        </w:rPr>
+        <w:t>}}</w:t>
       </w:r>
       <w:r>
         <w:rPr>
@@ -3365,7 +3921,7 @@
           <w:bottom w:val="single" w:sz="4" w:space="1" w:color="auto"/>
         </w:pBdr>
         <w:rPr>
-          <w:rFonts w:ascii="TH SarabunPSK" w:hAnsi="TH SarabunPSK" w:cs="TH SarabunPSK" w:hint="cs"/>
+          <w:rFonts w:ascii="TH SarabunPSK" w:hAnsi="TH SarabunPSK" w:cs="TH SarabunPSK"/>
           <w:sz w:val="32"/>
           <w:szCs w:val="32"/>
         </w:rPr>
@@ -3411,7 +3967,25 @@
           <w:sz w:val="32"/>
           <w:szCs w:val="32"/>
         </w:rPr>
-        <w:t>{{hire_item}}</w:t>
+        <w:t>{{</w:t>
+      </w:r>
+      <w:proofErr w:type="spellStart"/>
+      <w:r>
+        <w:rPr>
+          <w:rFonts w:ascii="TH SarabunPSK" w:hAnsi="TH SarabunPSK" w:cs="TH SarabunPSK"/>
+          <w:sz w:val="32"/>
+          <w:szCs w:val="32"/>
+        </w:rPr>
+        <w:t>hire_item</w:t>
+      </w:r>
+      <w:proofErr w:type="spellEnd"/>
+      <w:r>
+        <w:rPr>
+          <w:rFonts w:ascii="TH SarabunPSK" w:hAnsi="TH SarabunPSK" w:cs="TH SarabunPSK"/>
+          <w:sz w:val="32"/>
+          <w:szCs w:val="32"/>
+        </w:rPr>
+        <w:t>}}</w:t>
       </w:r>
       <w:r>
         <w:rPr>
@@ -3445,7 +4019,25 @@
           <w:sz w:val="32"/>
           <w:szCs w:val="32"/>
         </w:rPr>
-        <w:t>{{hire_job_count}}</w:t>
+        <w:t>{{</w:t>
+      </w:r>
+      <w:proofErr w:type="spellStart"/>
+      <w:r>
+        <w:rPr>
+          <w:rFonts w:ascii="TH SarabunPSK" w:hAnsi="TH SarabunPSK" w:cs="TH SarabunPSK"/>
+          <w:sz w:val="32"/>
+          <w:szCs w:val="32"/>
+        </w:rPr>
+        <w:t>hire_job_count</w:t>
+      </w:r>
+      <w:proofErr w:type="spellEnd"/>
+      <w:r>
+        <w:rPr>
+          <w:rFonts w:ascii="TH SarabunPSK" w:hAnsi="TH SarabunPSK" w:cs="TH SarabunPSK"/>
+          <w:sz w:val="32"/>
+          <w:szCs w:val="32"/>
+        </w:rPr>
+        <w:t>}}</w:t>
       </w:r>
       <w:r>
         <w:rPr>
@@ -3470,7 +4062,7 @@
       <w:pPr>
         <w:pStyle w:val="NoSpacing"/>
         <w:rPr>
-          <w:rFonts w:ascii="TH SarabunPSK" w:hAnsi="TH SarabunPSK" w:cs="TH SarabunPSK" w:hint="cs"/>
+          <w:rFonts w:ascii="TH SarabunPSK" w:hAnsi="TH SarabunPSK" w:cs="TH SarabunPSK"/>
           <w:sz w:val="32"/>
           <w:szCs w:val="32"/>
         </w:rPr>
@@ -3538,7 +4130,25 @@
           <w:sz w:val="32"/>
           <w:szCs w:val="32"/>
         </w:rPr>
-        <w:t>{{activity_name}}</w:t>
+        <w:t>{{</w:t>
+      </w:r>
+      <w:proofErr w:type="spellStart"/>
+      <w:r>
+        <w:rPr>
+          <w:rFonts w:ascii="TH SarabunPSK" w:hAnsi="TH SarabunPSK" w:cs="TH SarabunPSK"/>
+          <w:sz w:val="32"/>
+          <w:szCs w:val="32"/>
+        </w:rPr>
+        <w:t>activity_name</w:t>
+      </w:r>
+      <w:proofErr w:type="spellEnd"/>
+      <w:r>
+        <w:rPr>
+          <w:rFonts w:ascii="TH SarabunPSK" w:hAnsi="TH SarabunPSK" w:cs="TH SarabunPSK"/>
+          <w:sz w:val="32"/>
+          <w:szCs w:val="32"/>
+        </w:rPr>
+        <w:t>}}</w:t>
       </w:r>
       <w:r>
         <w:rPr>
@@ -3571,7 +4181,25 @@
           <w:sz w:val="32"/>
           <w:szCs w:val="32"/>
         </w:rPr>
-        <w:t>{{activity_date}}</w:t>
+        <w:t>{{</w:t>
+      </w:r>
+      <w:proofErr w:type="spellStart"/>
+      <w:r>
+        <w:rPr>
+          <w:rFonts w:ascii="TH SarabunPSK" w:hAnsi="TH SarabunPSK" w:cs="TH SarabunPSK"/>
+          <w:sz w:val="32"/>
+          <w:szCs w:val="32"/>
+        </w:rPr>
+        <w:t>activity_date</w:t>
+      </w:r>
+      <w:proofErr w:type="spellEnd"/>
+      <w:r>
+        <w:rPr>
+          <w:rFonts w:ascii="TH SarabunPSK" w:hAnsi="TH SarabunPSK" w:cs="TH SarabunPSK"/>
+          <w:sz w:val="32"/>
+          <w:szCs w:val="32"/>
+        </w:rPr>
+        <w:t>}}</w:t>
       </w:r>
       <w:r>
         <w:rPr>
@@ -3606,7 +4234,25 @@
           <w:sz w:val="32"/>
           <w:szCs w:val="32"/>
         </w:rPr>
-        <w:t>{{procurement_type}}</w:t>
+        <w:t>{{</w:t>
+      </w:r>
+      <w:proofErr w:type="spellStart"/>
+      <w:r>
+        <w:rPr>
+          <w:rFonts w:ascii="TH SarabunPSK" w:hAnsi="TH SarabunPSK" w:cs="TH SarabunPSK"/>
+          <w:sz w:val="32"/>
+          <w:szCs w:val="32"/>
+        </w:rPr>
+        <w:t>procurement_type</w:t>
+      </w:r>
+      <w:proofErr w:type="spellEnd"/>
+      <w:r>
+        <w:rPr>
+          <w:rFonts w:ascii="TH SarabunPSK" w:hAnsi="TH SarabunPSK" w:cs="TH SarabunPSK"/>
+          <w:sz w:val="32"/>
+          <w:szCs w:val="32"/>
+        </w:rPr>
+        <w:t>}}</w:t>
       </w:r>
       <w:r>
         <w:rPr>
@@ -3641,7 +4287,25 @@
           <w:sz w:val="32"/>
           <w:szCs w:val="32"/>
         </w:rPr>
-        <w:t>{{procurement_item_count}}</w:t>
+        <w:t>{{</w:t>
+      </w:r>
+      <w:proofErr w:type="spellStart"/>
+      <w:r>
+        <w:rPr>
+          <w:rFonts w:ascii="TH SarabunPSK" w:hAnsi="TH SarabunPSK" w:cs="TH SarabunPSK"/>
+          <w:sz w:val="32"/>
+          <w:szCs w:val="32"/>
+        </w:rPr>
+        <w:t>procurement_item_count</w:t>
+      </w:r>
+      <w:proofErr w:type="spellEnd"/>
+      <w:r>
+        <w:rPr>
+          <w:rFonts w:ascii="TH SarabunPSK" w:hAnsi="TH SarabunPSK" w:cs="TH SarabunPSK"/>
+          <w:sz w:val="32"/>
+          <w:szCs w:val="32"/>
+        </w:rPr>
+        <w:t>}}</w:t>
       </w:r>
       <w:r>
         <w:rPr>
@@ -3699,7 +4363,25 @@
           <w:sz w:val="32"/>
           <w:szCs w:val="32"/>
         </w:rPr>
-        <w:t>{{budget_amount}}</w:t>
+        <w:t>{{</w:t>
+      </w:r>
+      <w:proofErr w:type="spellStart"/>
+      <w:r>
+        <w:rPr>
+          <w:rFonts w:ascii="TH SarabunPSK" w:hAnsi="TH SarabunPSK" w:cs="TH SarabunPSK"/>
+          <w:sz w:val="32"/>
+          <w:szCs w:val="32"/>
+        </w:rPr>
+        <w:t>budget_amount</w:t>
+      </w:r>
+      <w:proofErr w:type="spellEnd"/>
+      <w:r>
+        <w:rPr>
+          <w:rFonts w:ascii="TH SarabunPSK" w:hAnsi="TH SarabunPSK" w:cs="TH SarabunPSK"/>
+          <w:sz w:val="32"/>
+          <w:szCs w:val="32"/>
+        </w:rPr>
+        <w:t>}}</w:t>
       </w:r>
       <w:r>
         <w:rPr>
@@ -3788,7 +4470,25 @@
           <w:sz w:val="32"/>
           <w:szCs w:val="32"/>
         </w:rPr>
-        <w:t>{{reference_price}}</w:t>
+        <w:t>{{</w:t>
+      </w:r>
+      <w:proofErr w:type="spellStart"/>
+      <w:r>
+        <w:rPr>
+          <w:rFonts w:ascii="TH SarabunPSK" w:hAnsi="TH SarabunPSK" w:cs="TH SarabunPSK"/>
+          <w:sz w:val="32"/>
+          <w:szCs w:val="32"/>
+        </w:rPr>
+        <w:t>reference_price</w:t>
+      </w:r>
+      <w:proofErr w:type="spellEnd"/>
+      <w:r>
+        <w:rPr>
+          <w:rFonts w:ascii="TH SarabunPSK" w:hAnsi="TH SarabunPSK" w:cs="TH SarabunPSK"/>
+          <w:sz w:val="32"/>
+          <w:szCs w:val="32"/>
+        </w:rPr>
+        <w:t>}}</w:t>
       </w:r>
       <w:r>
         <w:rPr>
@@ -3853,7 +4553,25 @@
           <w:sz w:val="32"/>
           <w:szCs w:val="32"/>
         </w:rPr>
-        <w:t>{{delivery_location}}</w:t>
+        <w:t>{{</w:t>
+      </w:r>
+      <w:proofErr w:type="spellStart"/>
+      <w:r>
+        <w:rPr>
+          <w:rFonts w:ascii="TH SarabunPSK" w:hAnsi="TH SarabunPSK" w:cs="TH SarabunPSK"/>
+          <w:sz w:val="32"/>
+          <w:szCs w:val="32"/>
+        </w:rPr>
+        <w:t>delivery_location</w:t>
+      </w:r>
+      <w:proofErr w:type="spellEnd"/>
+      <w:r>
+        <w:rPr>
+          <w:rFonts w:ascii="TH SarabunPSK" w:hAnsi="TH SarabunPSK" w:cs="TH SarabunPSK"/>
+          <w:sz w:val="32"/>
+          <w:szCs w:val="32"/>
+        </w:rPr>
+        <w:t>}}</w:t>
       </w:r>
     </w:p>
     <w:p>
@@ -4252,6 +4970,7 @@
           <w:szCs w:val="32"/>
           <w:cs/>
         </w:rPr>
+        <w:lastRenderedPageBreak/>
         <w:t>-2-</w:t>
       </w:r>
     </w:p>
@@ -4275,7 +4994,6 @@
           <w:szCs w:val="32"/>
           <w:cs/>
         </w:rPr>
-        <w:lastRenderedPageBreak/>
         <w:t>6. รายละเอียดคุณลักษะเฉพาะของพัสดุ</w:t>
       </w:r>
     </w:p>
@@ -5383,7 +6101,25 @@
           <w:sz w:val="32"/>
           <w:szCs w:val="32"/>
         </w:rPr>
-        <w:t>{{price_validity_days}}</w:t>
+        <w:t>{{</w:t>
+      </w:r>
+      <w:proofErr w:type="spellStart"/>
+      <w:r>
+        <w:rPr>
+          <w:rFonts w:ascii="TH SarabunPSK" w:hAnsi="TH SarabunPSK" w:cs="TH SarabunPSK"/>
+          <w:sz w:val="32"/>
+          <w:szCs w:val="32"/>
+        </w:rPr>
+        <w:t>price_validity_days</w:t>
+      </w:r>
+      <w:proofErr w:type="spellEnd"/>
+      <w:r>
+        <w:rPr>
+          <w:rFonts w:ascii="TH SarabunPSK" w:hAnsi="TH SarabunPSK" w:cs="TH SarabunPSK"/>
+          <w:sz w:val="32"/>
+          <w:szCs w:val="32"/>
+        </w:rPr>
+        <w:t>}}</w:t>
       </w:r>
       <w:r>
         <w:rPr>
@@ -5438,7 +6174,25 @@
           <w:sz w:val="32"/>
           <w:szCs w:val="32"/>
         </w:rPr>
-        <w:t>{{delivery_days}}</w:t>
+        <w:t>{{</w:t>
+      </w:r>
+      <w:proofErr w:type="spellStart"/>
+      <w:r>
+        <w:rPr>
+          <w:rFonts w:ascii="TH SarabunPSK" w:hAnsi="TH SarabunPSK" w:cs="TH SarabunPSK"/>
+          <w:sz w:val="32"/>
+          <w:szCs w:val="32"/>
+        </w:rPr>
+        <w:t>delivery_days</w:t>
+      </w:r>
+      <w:proofErr w:type="spellEnd"/>
+      <w:r>
+        <w:rPr>
+          <w:rFonts w:ascii="TH SarabunPSK" w:hAnsi="TH SarabunPSK" w:cs="TH SarabunPSK"/>
+          <w:sz w:val="32"/>
+          <w:szCs w:val="32"/>
+        </w:rPr>
+        <w:t>}}</w:t>
       </w:r>
       <w:r>
         <w:rPr>
@@ -5897,7 +6651,25 @@
           <w:sz w:val="32"/>
           <w:szCs w:val="32"/>
         </w:rPr>
-        <w:t>{{assigned_officer_name}}</w:t>
+        <w:t>{{</w:t>
+      </w:r>
+      <w:proofErr w:type="spellStart"/>
+      <w:r>
+        <w:rPr>
+          <w:rFonts w:ascii="TH SarabunPSK" w:hAnsi="TH SarabunPSK" w:cs="TH SarabunPSK"/>
+          <w:sz w:val="32"/>
+          <w:szCs w:val="32"/>
+        </w:rPr>
+        <w:t>assigned_officer_name</w:t>
+      </w:r>
+      <w:proofErr w:type="spellEnd"/>
+      <w:r>
+        <w:rPr>
+          <w:rFonts w:ascii="TH SarabunPSK" w:hAnsi="TH SarabunPSK" w:cs="TH SarabunPSK"/>
+          <w:sz w:val="32"/>
+          <w:szCs w:val="32"/>
+        </w:rPr>
+        <w:t>}}</w:t>
       </w:r>
       <w:r>
         <w:rPr>
@@ -6059,7 +6831,6 @@
           <w:rFonts w:ascii="TH SarabunPSK" w:hAnsi="TH SarabunPSK" w:cs="TH SarabunPSK" w:hint="cs"/>
           <w:noProof/>
         </w:rPr>
-        <w:lastRenderedPageBreak/>
         <w:drawing>
           <wp:anchor distT="0" distB="0" distL="114300" distR="114300" simplePos="0" relativeHeight="251671552" behindDoc="0" locked="0" layoutInCell="1" allowOverlap="1" wp14:anchorId="2B386F11" wp14:editId="2F09A503">
             <wp:simplePos x="0" y="0"/>
@@ -6238,7 +7009,25 @@
           <w:sz w:val="32"/>
           <w:szCs w:val="32"/>
         </w:rPr>
-        <w:t>{{document_date}}</w:t>
+        <w:t>{{</w:t>
+      </w:r>
+      <w:proofErr w:type="spellStart"/>
+      <w:r>
+        <w:rPr>
+          <w:rFonts w:ascii="TH SarabunPSK" w:hAnsi="TH SarabunPSK" w:cs="TH SarabunPSK"/>
+          <w:sz w:val="32"/>
+          <w:szCs w:val="32"/>
+        </w:rPr>
+        <w:t>document_date</w:t>
+      </w:r>
+      <w:proofErr w:type="spellEnd"/>
+      <w:r>
+        <w:rPr>
+          <w:rFonts w:ascii="TH SarabunPSK" w:hAnsi="TH SarabunPSK" w:cs="TH SarabunPSK"/>
+          <w:sz w:val="32"/>
+          <w:szCs w:val="32"/>
+        </w:rPr>
+        <w:t>}}</w:t>
       </w:r>
       <w:r>
         <w:rPr>
@@ -6320,7 +7109,25 @@
           <w:sz w:val="32"/>
           <w:szCs w:val="32"/>
         </w:rPr>
-        <w:t>{{main_date}}</w:t>
+        <w:t>{{</w:t>
+      </w:r>
+      <w:proofErr w:type="spellStart"/>
+      <w:r>
+        <w:rPr>
+          <w:rFonts w:ascii="TH SarabunPSK" w:hAnsi="TH SarabunPSK" w:cs="TH SarabunPSK"/>
+          <w:sz w:val="32"/>
+          <w:szCs w:val="32"/>
+        </w:rPr>
+        <w:t>main_date</w:t>
+      </w:r>
+      <w:proofErr w:type="spellEnd"/>
+      <w:r>
+        <w:rPr>
+          <w:rFonts w:ascii="TH SarabunPSK" w:hAnsi="TH SarabunPSK" w:cs="TH SarabunPSK"/>
+          <w:sz w:val="32"/>
+          <w:szCs w:val="32"/>
+        </w:rPr>
+        <w:t>}}</w:t>
       </w:r>
     </w:p>
     <w:p>
@@ -6428,7 +7235,21 @@
         <w:rPr>
           <w:rFonts w:ascii="TH SarabunPSK" w:hAnsi="TH SarabunPSK" w:cs="TH SarabunPSK"/>
         </w:rPr>
-        <w:t>{{requesting_unit}}</w:t>
+        <w:t>{{</w:t>
+      </w:r>
+      <w:proofErr w:type="spellStart"/>
+      <w:r>
+        <w:rPr>
+          <w:rFonts w:ascii="TH SarabunPSK" w:hAnsi="TH SarabunPSK" w:cs="TH SarabunPSK"/>
+        </w:rPr>
+        <w:t>requesting_unit</w:t>
+      </w:r>
+      <w:proofErr w:type="spellEnd"/>
+      <w:r>
+        <w:rPr>
+          <w:rFonts w:ascii="TH SarabunPSK" w:hAnsi="TH SarabunPSK" w:cs="TH SarabunPSK"/>
+        </w:rPr>
+        <w:t>}}</w:t>
       </w:r>
       <w:r>
         <w:rPr>
@@ -6455,7 +7276,21 @@
         <w:rPr>
           <w:rFonts w:ascii="TH SarabunPSK" w:hAnsi="TH SarabunPSK" w:cs="TH SarabunPSK"/>
         </w:rPr>
-        <w:t>{{procurement_item_count}}</w:t>
+        <w:t>{{</w:t>
+      </w:r>
+      <w:proofErr w:type="spellStart"/>
+      <w:r>
+        <w:rPr>
+          <w:rFonts w:ascii="TH SarabunPSK" w:hAnsi="TH SarabunPSK" w:cs="TH SarabunPSK"/>
+        </w:rPr>
+        <w:t>procurement_item_count</w:t>
+      </w:r>
+      <w:proofErr w:type="spellEnd"/>
+      <w:r>
+        <w:rPr>
+          <w:rFonts w:ascii="TH SarabunPSK" w:hAnsi="TH SarabunPSK" w:cs="TH SarabunPSK"/>
+        </w:rPr>
+        <w:t>}}</w:t>
       </w:r>
       <w:r>
         <w:rPr>
@@ -6488,7 +7323,21 @@
         <w:rPr>
           <w:rFonts w:ascii="TH SarabunPSK" w:hAnsi="TH SarabunPSK" w:cs="TH SarabunPSK"/>
         </w:rPr>
-        <w:t>{{procurement_purpose}}</w:t>
+        <w:t>{{</w:t>
+      </w:r>
+      <w:proofErr w:type="spellStart"/>
+      <w:r>
+        <w:rPr>
+          <w:rFonts w:ascii="TH SarabunPSK" w:hAnsi="TH SarabunPSK" w:cs="TH SarabunPSK"/>
+        </w:rPr>
+        <w:t>procurement_purpose</w:t>
+      </w:r>
+      <w:proofErr w:type="spellEnd"/>
+      <w:r>
+        <w:rPr>
+          <w:rFonts w:ascii="TH SarabunPSK" w:hAnsi="TH SarabunPSK" w:cs="TH SarabunPSK"/>
+        </w:rPr>
+        <w:t>}}</w:t>
       </w:r>
       <w:r>
         <w:rPr>
@@ -6514,7 +7363,21 @@
         <w:rPr>
           <w:rFonts w:ascii="TH SarabunPSK" w:hAnsi="TH SarabunPSK" w:cs="TH SarabunPSK"/>
         </w:rPr>
-        <w:t>{{project_name}}</w:t>
+        <w:t>{{</w:t>
+      </w:r>
+      <w:proofErr w:type="spellStart"/>
+      <w:r>
+        <w:rPr>
+          <w:rFonts w:ascii="TH SarabunPSK" w:hAnsi="TH SarabunPSK" w:cs="TH SarabunPSK"/>
+        </w:rPr>
+        <w:t>project_name</w:t>
+      </w:r>
+      <w:proofErr w:type="spellEnd"/>
+      <w:r>
+        <w:rPr>
+          <w:rFonts w:ascii="TH SarabunPSK" w:hAnsi="TH SarabunPSK" w:cs="TH SarabunPSK"/>
+        </w:rPr>
+        <w:t>}}</w:t>
       </w:r>
       <w:r>
         <w:rPr>
@@ -6536,7 +7399,21 @@
         <w:rPr>
           <w:rFonts w:ascii="TH SarabunPSK" w:hAnsi="TH SarabunPSK" w:cs="TH SarabunPSK"/>
         </w:rPr>
-        <w:t>{{budget_amount}}</w:t>
+        <w:t>{{</w:t>
+      </w:r>
+      <w:proofErr w:type="spellStart"/>
+      <w:r>
+        <w:rPr>
+          <w:rFonts w:ascii="TH SarabunPSK" w:hAnsi="TH SarabunPSK" w:cs="TH SarabunPSK"/>
+        </w:rPr>
+        <w:t>budget_amount</w:t>
+      </w:r>
+      <w:proofErr w:type="spellEnd"/>
+      <w:r>
+        <w:rPr>
+          <w:rFonts w:ascii="TH SarabunPSK" w:hAnsi="TH SarabunPSK" w:cs="TH SarabunPSK"/>
+        </w:rPr>
+        <w:t>}}</w:t>
       </w:r>
       <w:r>
         <w:rPr>
@@ -6609,7 +7486,21 @@
         <w:rPr>
           <w:rFonts w:ascii="TH SarabunPSK" w:hAnsi="TH SarabunPSK" w:cs="TH SarabunPSK"/>
         </w:rPr>
-        <w:t>{{procurement_reason}}</w:t>
+        <w:t>{{</w:t>
+      </w:r>
+      <w:proofErr w:type="spellStart"/>
+      <w:r>
+        <w:rPr>
+          <w:rFonts w:ascii="TH SarabunPSK" w:hAnsi="TH SarabunPSK" w:cs="TH SarabunPSK"/>
+        </w:rPr>
+        <w:t>procurement_reason</w:t>
+      </w:r>
+      <w:proofErr w:type="spellEnd"/>
+      <w:r>
+        <w:rPr>
+          <w:rFonts w:ascii="TH SarabunPSK" w:hAnsi="TH SarabunPSK" w:cs="TH SarabunPSK"/>
+        </w:rPr>
+        <w:t>}}</w:t>
       </w:r>
     </w:p>
     <w:p>
@@ -6654,7 +7545,21 @@
         <w:rPr>
           <w:rFonts w:ascii="TH SarabunPSK" w:hAnsi="TH SarabunPSK" w:cs="TH SarabunPSK"/>
         </w:rPr>
-        <w:t>{{procurement_reason}}</w:t>
+        <w:t>{{</w:t>
+      </w:r>
+      <w:proofErr w:type="spellStart"/>
+      <w:r>
+        <w:rPr>
+          <w:rFonts w:ascii="TH SarabunPSK" w:hAnsi="TH SarabunPSK" w:cs="TH SarabunPSK"/>
+        </w:rPr>
+        <w:t>procurement_reason</w:t>
+      </w:r>
+      <w:proofErr w:type="spellEnd"/>
+      <w:r>
+        <w:rPr>
+          <w:rFonts w:ascii="TH SarabunPSK" w:hAnsi="TH SarabunPSK" w:cs="TH SarabunPSK"/>
+        </w:rPr>
+        <w:t>}}</w:t>
       </w:r>
     </w:p>
     <w:p>
@@ -6694,7 +7599,21 @@
         <w:rPr>
           <w:rFonts w:ascii="TH SarabunPSK" w:hAnsi="TH SarabunPSK" w:cs="TH SarabunPSK"/>
         </w:rPr>
-        <w:t>{{budget_amount}}</w:t>
+        <w:t>{{</w:t>
+      </w:r>
+      <w:proofErr w:type="spellStart"/>
+      <w:r>
+        <w:rPr>
+          <w:rFonts w:ascii="TH SarabunPSK" w:hAnsi="TH SarabunPSK" w:cs="TH SarabunPSK"/>
+        </w:rPr>
+        <w:t>budget_amount</w:t>
+      </w:r>
+      <w:proofErr w:type="spellEnd"/>
+      <w:r>
+        <w:rPr>
+          <w:rFonts w:ascii="TH SarabunPSK" w:hAnsi="TH SarabunPSK" w:cs="TH SarabunPSK"/>
+        </w:rPr>
+        <w:t>}}</w:t>
       </w:r>
       <w:r>
         <w:rPr>
@@ -6753,7 +7672,21 @@
         <w:rPr>
           <w:rFonts w:ascii="TH SarabunPSK" w:hAnsi="TH SarabunPSK" w:cs="TH SarabunPSK"/>
         </w:rPr>
-        <w:t>{{budget_amount}}</w:t>
+        <w:t>{{</w:t>
+      </w:r>
+      <w:proofErr w:type="spellStart"/>
+      <w:r>
+        <w:rPr>
+          <w:rFonts w:ascii="TH SarabunPSK" w:hAnsi="TH SarabunPSK" w:cs="TH SarabunPSK"/>
+        </w:rPr>
+        <w:t>budget_amount</w:t>
+      </w:r>
+      <w:proofErr w:type="spellEnd"/>
+      <w:r>
+        <w:rPr>
+          <w:rFonts w:ascii="TH SarabunPSK" w:hAnsi="TH SarabunPSK" w:cs="TH SarabunPSK"/>
+        </w:rPr>
+        <w:t>}}</w:t>
       </w:r>
       <w:r>
         <w:rPr>
@@ -6779,7 +7712,21 @@
         <w:rPr>
           <w:rFonts w:ascii="TH SarabunPSK" w:hAnsi="TH SarabunPSK" w:cs="TH SarabunPSK"/>
         </w:rPr>
-        <w:t>{{budget_amount_text}}</w:t>
+        <w:t>{{</w:t>
+      </w:r>
+      <w:proofErr w:type="spellStart"/>
+      <w:r>
+        <w:rPr>
+          <w:rFonts w:ascii="TH SarabunPSK" w:hAnsi="TH SarabunPSK" w:cs="TH SarabunPSK"/>
+        </w:rPr>
+        <w:t>budget_amount_text</w:t>
+      </w:r>
+      <w:proofErr w:type="spellEnd"/>
+      <w:r>
+        <w:rPr>
+          <w:rFonts w:ascii="TH SarabunPSK" w:hAnsi="TH SarabunPSK" w:cs="TH SarabunPSK"/>
+        </w:rPr>
+        <w:t>}}</w:t>
       </w:r>
       <w:r>
         <w:rPr>
@@ -6835,7 +7782,21 @@
         <w:rPr>
           <w:rFonts w:ascii="TH SarabunPSK" w:hAnsi="TH SarabunPSK" w:cs="TH SarabunPSK"/>
         </w:rPr>
-        <w:t>{{required_within_days}}</w:t>
+        <w:t>{{</w:t>
+      </w:r>
+      <w:proofErr w:type="spellStart"/>
+      <w:r>
+        <w:rPr>
+          <w:rFonts w:ascii="TH SarabunPSK" w:hAnsi="TH SarabunPSK" w:cs="TH SarabunPSK"/>
+        </w:rPr>
+        <w:t>required_within_days</w:t>
+      </w:r>
+      <w:proofErr w:type="spellEnd"/>
+      <w:r>
+        <w:rPr>
+          <w:rFonts w:ascii="TH SarabunPSK" w:hAnsi="TH SarabunPSK" w:cs="TH SarabunPSK"/>
+        </w:rPr>
+        <w:t>}}</w:t>
       </w:r>
       <w:r>
         <w:rPr>
@@ -7081,7 +8042,21 @@
         <w:rPr>
           <w:rFonts w:ascii="TH SarabunPSK" w:hAnsi="TH SarabunPSK" w:cs="TH SarabunPSK"/>
         </w:rPr>
-        <w:t>{{assigned_officer_name}}</w:t>
+        <w:t>{{</w:t>
+      </w:r>
+      <w:proofErr w:type="spellStart"/>
+      <w:r>
+        <w:rPr>
+          <w:rFonts w:ascii="TH SarabunPSK" w:hAnsi="TH SarabunPSK" w:cs="TH SarabunPSK"/>
+        </w:rPr>
+        <w:t>inspector_name</w:t>
+      </w:r>
+      <w:proofErr w:type="spellEnd"/>
+      <w:r>
+        <w:rPr>
+          <w:rFonts w:ascii="TH SarabunPSK" w:hAnsi="TH SarabunPSK" w:cs="TH SarabunPSK"/>
+        </w:rPr>
+        <w:t>}}</w:t>
       </w:r>
       <w:r>
         <w:rPr>
@@ -7255,7 +8230,21 @@
         <w:rPr>
           <w:rFonts w:ascii="TH SarabunPSK" w:hAnsi="TH SarabunPSK" w:cs="TH SarabunPSK"/>
         </w:rPr>
-        <w:t>{{officer_signer_name}}</w:t>
+        <w:t>{{</w:t>
+      </w:r>
+      <w:proofErr w:type="spellStart"/>
+      <w:r>
+        <w:rPr>
+          <w:rFonts w:ascii="TH SarabunPSK" w:hAnsi="TH SarabunPSK" w:cs="TH SarabunPSK"/>
+        </w:rPr>
+        <w:t>officer_signer_name</w:t>
+      </w:r>
+      <w:proofErr w:type="spellEnd"/>
+      <w:r>
+        <w:rPr>
+          <w:rFonts w:ascii="TH SarabunPSK" w:hAnsi="TH SarabunPSK" w:cs="TH SarabunPSK"/>
+        </w:rPr>
+        <w:t>}}</w:t>
       </w:r>
       <w:r>
         <w:rPr>
@@ -7287,7 +8276,21 @@
         <w:rPr>
           <w:rFonts w:ascii="TH SarabunPSK" w:hAnsi="TH SarabunPSK" w:cs="TH SarabunPSK"/>
         </w:rPr>
-        <w:t>{{chief_officer_signer_name}}</w:t>
+        <w:t>{{</w:t>
+      </w:r>
+      <w:proofErr w:type="spellStart"/>
+      <w:r>
+        <w:rPr>
+          <w:rFonts w:ascii="TH SarabunPSK" w:hAnsi="TH SarabunPSK" w:cs="TH SarabunPSK"/>
+        </w:rPr>
+        <w:t>chief_officer_signer_name</w:t>
+      </w:r>
+      <w:proofErr w:type="spellEnd"/>
+      <w:r>
+        <w:rPr>
+          <w:rFonts w:ascii="TH SarabunPSK" w:hAnsi="TH SarabunPSK" w:cs="TH SarabunPSK"/>
+        </w:rPr>
+        <w:t>}}</w:t>
       </w:r>
       <w:r>
         <w:rPr>
@@ -7694,14 +8697,27 @@
           <w:rFonts w:ascii="TH SarabunPSK" w:hAnsi="TH SarabunPSK" w:cs="TH SarabunPSK" w:hint="cs"/>
           <w:cs/>
         </w:rPr>
-        <w:lastRenderedPageBreak/>
         <w:t xml:space="preserve">รายละเอียดแนบท้ายบันทึกข้อความ ที่ </w:t>
       </w:r>
       <w:r>
         <w:rPr>
           <w:rFonts w:ascii="TH SarabunPSK" w:hAnsi="TH SarabunPSK" w:cs="TH SarabunPSK"/>
         </w:rPr>
-        <w:t>{{document_date}}</w:t>
+        <w:t>{{</w:t>
+      </w:r>
+      <w:proofErr w:type="spellStart"/>
+      <w:r>
+        <w:rPr>
+          <w:rFonts w:ascii="TH SarabunPSK" w:hAnsi="TH SarabunPSK" w:cs="TH SarabunPSK"/>
+        </w:rPr>
+        <w:t>document_date</w:t>
+      </w:r>
+      <w:proofErr w:type="spellEnd"/>
+      <w:r>
+        <w:rPr>
+          <w:rFonts w:ascii="TH SarabunPSK" w:hAnsi="TH SarabunPSK" w:cs="TH SarabunPSK"/>
+        </w:rPr>
+        <w:t>}}</w:t>
       </w:r>
       <w:r>
         <w:rPr>
@@ -7714,7 +8730,21 @@
         <w:rPr>
           <w:rFonts w:ascii="TH SarabunPSK" w:hAnsi="TH SarabunPSK" w:cs="TH SarabunPSK"/>
         </w:rPr>
-        <w:t>{{main_date}}</w:t>
+        <w:t>{{</w:t>
+      </w:r>
+      <w:proofErr w:type="spellStart"/>
+      <w:r>
+        <w:rPr>
+          <w:rFonts w:ascii="TH SarabunPSK" w:hAnsi="TH SarabunPSK" w:cs="TH SarabunPSK"/>
+        </w:rPr>
+        <w:t>main_date</w:t>
+      </w:r>
+      <w:proofErr w:type="spellEnd"/>
+      <w:r>
+        <w:rPr>
+          <w:rFonts w:ascii="TH SarabunPSK" w:hAnsi="TH SarabunPSK" w:cs="TH SarabunPSK"/>
+        </w:rPr>
+        <w:t>}}</w:t>
       </w:r>
     </w:p>
     <w:p>
@@ -7738,7 +8768,21 @@
         <w:rPr>
           <w:rFonts w:ascii="TH SarabunPSK" w:hAnsi="TH SarabunPSK" w:cs="TH SarabunPSK"/>
         </w:rPr>
-        <w:t>{{procurement_item_count}}</w:t>
+        <w:t>{{</w:t>
+      </w:r>
+      <w:proofErr w:type="spellStart"/>
+      <w:r>
+        <w:rPr>
+          <w:rFonts w:ascii="TH SarabunPSK" w:hAnsi="TH SarabunPSK" w:cs="TH SarabunPSK"/>
+        </w:rPr>
+        <w:t>procurement_item_count</w:t>
+      </w:r>
+      <w:proofErr w:type="spellEnd"/>
+      <w:r>
+        <w:rPr>
+          <w:rFonts w:ascii="TH SarabunPSK" w:hAnsi="TH SarabunPSK" w:cs="TH SarabunPSK"/>
+        </w:rPr>
+        <w:t>}}</w:t>
       </w:r>
       <w:r>
         <w:rPr>
@@ -7758,7 +8802,21 @@
         <w:rPr>
           <w:rFonts w:ascii="TH SarabunPSK" w:hAnsi="TH SarabunPSK" w:cs="TH SarabunPSK"/>
         </w:rPr>
-        <w:t>{{requesting_unit}}</w:t>
+        <w:t>{{</w:t>
+      </w:r>
+      <w:proofErr w:type="spellStart"/>
+      <w:r>
+        <w:rPr>
+          <w:rFonts w:ascii="TH SarabunPSK" w:hAnsi="TH SarabunPSK" w:cs="TH SarabunPSK"/>
+        </w:rPr>
+        <w:t>requesting_unit</w:t>
+      </w:r>
+      <w:proofErr w:type="spellEnd"/>
+      <w:r>
+        <w:rPr>
+          <w:rFonts w:ascii="TH SarabunPSK" w:hAnsi="TH SarabunPSK" w:cs="TH SarabunPSK"/>
+        </w:rPr>
+        <w:t>}}</w:t>
       </w:r>
     </w:p>
     <w:p>
@@ -8605,7 +9663,21 @@
         <w:rPr>
           <w:rFonts w:ascii="TH SarabunPSK" w:hAnsi="TH SarabunPSK" w:cs="TH SarabunPSK"/>
         </w:rPr>
-        <w:t>{{officer_signer_name}}</w:t>
+        <w:t>{{</w:t>
+      </w:r>
+      <w:proofErr w:type="spellStart"/>
+      <w:r>
+        <w:rPr>
+          <w:rFonts w:ascii="TH SarabunPSK" w:hAnsi="TH SarabunPSK" w:cs="TH SarabunPSK"/>
+        </w:rPr>
+        <w:t>officer_signer_name</w:t>
+      </w:r>
+      <w:proofErr w:type="spellEnd"/>
+      <w:r>
+        <w:rPr>
+          <w:rFonts w:ascii="TH SarabunPSK" w:hAnsi="TH SarabunPSK" w:cs="TH SarabunPSK"/>
+        </w:rPr>
+        <w:t>}}</w:t>
       </w:r>
       <w:r>
         <w:rPr>
@@ -8629,7 +9701,21 @@
         <w:rPr>
           <w:rFonts w:ascii="TH SarabunPSK" w:hAnsi="TH SarabunPSK" w:cs="TH SarabunPSK"/>
         </w:rPr>
-        <w:t>{{main_date}}</w:t>
+        <w:t>{{</w:t>
+      </w:r>
+      <w:proofErr w:type="spellStart"/>
+      <w:r>
+        <w:rPr>
+          <w:rFonts w:ascii="TH SarabunPSK" w:hAnsi="TH SarabunPSK" w:cs="TH SarabunPSK"/>
+        </w:rPr>
+        <w:t>main_date</w:t>
+      </w:r>
+      <w:proofErr w:type="spellEnd"/>
+      <w:r>
+        <w:rPr>
+          <w:rFonts w:ascii="TH SarabunPSK" w:hAnsi="TH SarabunPSK" w:cs="TH SarabunPSK"/>
+        </w:rPr>
+        <w:t>}}</w:t>
       </w:r>
     </w:p>
     <w:p>
@@ -8726,7 +9812,21 @@
         <w:rPr>
           <w:rFonts w:ascii="TH SarabunPSK" w:hAnsi="TH SarabunPSK" w:cs="TH SarabunPSK"/>
         </w:rPr>
-        <w:t>{{chief_officer_signer_name}}</w:t>
+        <w:t>{{</w:t>
+      </w:r>
+      <w:proofErr w:type="spellStart"/>
+      <w:r>
+        <w:rPr>
+          <w:rFonts w:ascii="TH SarabunPSK" w:hAnsi="TH SarabunPSK" w:cs="TH SarabunPSK"/>
+        </w:rPr>
+        <w:t>chief_officer_signer_name</w:t>
+      </w:r>
+      <w:proofErr w:type="spellEnd"/>
+      <w:r>
+        <w:rPr>
+          <w:rFonts w:ascii="TH SarabunPSK" w:hAnsi="TH SarabunPSK" w:cs="TH SarabunPSK"/>
+        </w:rPr>
+        <w:t>}}</w:t>
       </w:r>
       <w:r>
         <w:rPr>
@@ -8745,7 +9845,21 @@
         <w:rPr>
           <w:rFonts w:ascii="TH SarabunPSK" w:hAnsi="TH SarabunPSK" w:cs="TH SarabunPSK"/>
         </w:rPr>
-        <w:t>{{main_date}}</w:t>
+        <w:t>{{</w:t>
+      </w:r>
+      <w:proofErr w:type="spellStart"/>
+      <w:r>
+        <w:rPr>
+          <w:rFonts w:ascii="TH SarabunPSK" w:hAnsi="TH SarabunPSK" w:cs="TH SarabunPSK"/>
+        </w:rPr>
+        <w:t>main_date</w:t>
+      </w:r>
+      <w:proofErr w:type="spellEnd"/>
+      <w:r>
+        <w:rPr>
+          <w:rFonts w:ascii="TH SarabunPSK" w:hAnsi="TH SarabunPSK" w:cs="TH SarabunPSK"/>
+        </w:rPr>
+        <w:t>}}</w:t>
       </w:r>
     </w:p>
     <w:p>
@@ -8863,7 +9977,7 @@
         <w:ind w:right="-284"/>
         <w:jc w:val="center"/>
         <w:rPr>
-          <w:rFonts w:ascii="TH SarabunPSK" w:hAnsi="TH SarabunPSK" w:cs="TH SarabunPSK" w:hint="cs"/>
+          <w:rFonts w:ascii="TH SarabunPSK" w:hAnsi="TH SarabunPSK" w:cs="TH SarabunPSK"/>
           <w:b/>
           <w:bCs/>
           <w:sz w:val="48"/>
@@ -8880,7 +9994,6 @@
           <w:sz w:val="48"/>
           <w:szCs w:val="48"/>
         </w:rPr>
-        <w:lastRenderedPageBreak/>
         <w:drawing>
           <wp:anchor distT="0" distB="0" distL="114300" distR="114300" simplePos="0" relativeHeight="251686912" behindDoc="0" locked="0" layoutInCell="1" allowOverlap="1" wp14:anchorId="179D528B" wp14:editId="09745772">
             <wp:simplePos x="0" y="0"/>
@@ -9043,7 +10156,25 @@
           <w:sz w:val="32"/>
           <w:szCs w:val="32"/>
         </w:rPr>
-        <w:t>{{document_date}}</w:t>
+        <w:t>{{</w:t>
+      </w:r>
+      <w:proofErr w:type="spellStart"/>
+      <w:r>
+        <w:rPr>
+          <w:rFonts w:ascii="TH SarabunPSK" w:hAnsi="TH SarabunPSK" w:cs="TH SarabunPSK"/>
+          <w:sz w:val="32"/>
+          <w:szCs w:val="32"/>
+        </w:rPr>
+        <w:t>document_date</w:t>
+      </w:r>
+      <w:proofErr w:type="spellEnd"/>
+      <w:r>
+        <w:rPr>
+          <w:rFonts w:ascii="TH SarabunPSK" w:hAnsi="TH SarabunPSK" w:cs="TH SarabunPSK"/>
+          <w:sz w:val="32"/>
+          <w:szCs w:val="32"/>
+        </w:rPr>
+        <w:t>}}</w:t>
       </w:r>
       <w:r>
         <w:rPr>
@@ -9116,7 +10247,25 @@
           <w:sz w:val="32"/>
           <w:szCs w:val="32"/>
         </w:rPr>
-        <w:t>{{main_date}}</w:t>
+        <w:t>{{</w:t>
+      </w:r>
+      <w:proofErr w:type="spellStart"/>
+      <w:r>
+        <w:rPr>
+          <w:rFonts w:ascii="TH SarabunPSK" w:hAnsi="TH SarabunPSK" w:cs="TH SarabunPSK"/>
+          <w:sz w:val="32"/>
+          <w:szCs w:val="32"/>
+        </w:rPr>
+        <w:t>main_date</w:t>
+      </w:r>
+      <w:proofErr w:type="spellEnd"/>
+      <w:r>
+        <w:rPr>
+          <w:rFonts w:ascii="TH SarabunPSK" w:hAnsi="TH SarabunPSK" w:cs="TH SarabunPSK"/>
+          <w:sz w:val="32"/>
+          <w:szCs w:val="32"/>
+        </w:rPr>
+        <w:t>}}</w:t>
       </w:r>
     </w:p>
     <w:p>
@@ -9233,7 +10382,21 @@
         <w:rPr>
           <w:rFonts w:ascii="TH SarabunPSK" w:hAnsi="TH SarabunPSK" w:cs="TH SarabunPSK"/>
         </w:rPr>
-        <w:t>{{procurement_description}}</w:t>
+        <w:t>{{</w:t>
+      </w:r>
+      <w:proofErr w:type="spellStart"/>
+      <w:r>
+        <w:rPr>
+          <w:rFonts w:ascii="TH SarabunPSK" w:hAnsi="TH SarabunPSK" w:cs="TH SarabunPSK"/>
+        </w:rPr>
+        <w:t>procurement_description</w:t>
+      </w:r>
+      <w:proofErr w:type="spellEnd"/>
+      <w:r>
+        <w:rPr>
+          <w:rFonts w:ascii="TH SarabunPSK" w:hAnsi="TH SarabunPSK" w:cs="TH SarabunPSK"/>
+        </w:rPr>
+        <w:t>}}</w:t>
       </w:r>
       <w:r>
         <w:rPr>
@@ -9256,7 +10419,21 @@
         <w:rPr>
           <w:rFonts w:ascii="TH SarabunPSK" w:hAnsi="TH SarabunPSK" w:cs="TH SarabunPSK"/>
         </w:rPr>
-        <w:t>{{budget_amount}}</w:t>
+        <w:t>{{</w:t>
+      </w:r>
+      <w:proofErr w:type="spellStart"/>
+      <w:r>
+        <w:rPr>
+          <w:rFonts w:ascii="TH SarabunPSK" w:hAnsi="TH SarabunPSK" w:cs="TH SarabunPSK"/>
+        </w:rPr>
+        <w:t>budget_amount</w:t>
+      </w:r>
+      <w:proofErr w:type="spellEnd"/>
+      <w:r>
+        <w:rPr>
+          <w:rFonts w:ascii="TH SarabunPSK" w:hAnsi="TH SarabunPSK" w:cs="TH SarabunPSK"/>
+        </w:rPr>
+        <w:t>}}</w:t>
       </w:r>
       <w:r>
         <w:rPr>
@@ -9283,7 +10460,21 @@
         <w:rPr>
           <w:rFonts w:ascii="TH SarabunPSK" w:hAnsi="TH SarabunPSK" w:cs="TH SarabunPSK"/>
         </w:rPr>
-        <w:t>{{budget_amount_text}}</w:t>
+        <w:t>{{</w:t>
+      </w:r>
+      <w:proofErr w:type="spellStart"/>
+      <w:r>
+        <w:rPr>
+          <w:rFonts w:ascii="TH SarabunPSK" w:hAnsi="TH SarabunPSK" w:cs="TH SarabunPSK"/>
+        </w:rPr>
+        <w:t>budget_amount_text</w:t>
+      </w:r>
+      <w:proofErr w:type="spellEnd"/>
+      <w:r>
+        <w:rPr>
+          <w:rFonts w:ascii="TH SarabunPSK" w:hAnsi="TH SarabunPSK" w:cs="TH SarabunPSK"/>
+        </w:rPr>
+        <w:t>}}</w:t>
       </w:r>
       <w:r>
         <w:rPr>
@@ -9329,7 +10520,21 @@
         <w:rPr>
           <w:rFonts w:ascii="TH SarabunPSK" w:hAnsi="TH SarabunPSK" w:cs="TH SarabunPSK"/>
         </w:rPr>
-        <w:t>{{vendor_name}}</w:t>
+        <w:t>{{</w:t>
+      </w:r>
+      <w:proofErr w:type="spellStart"/>
+      <w:r>
+        <w:rPr>
+          <w:rFonts w:ascii="TH SarabunPSK" w:hAnsi="TH SarabunPSK" w:cs="TH SarabunPSK"/>
+        </w:rPr>
+        <w:t>vendor_name</w:t>
+      </w:r>
+      <w:proofErr w:type="spellEnd"/>
+      <w:r>
+        <w:rPr>
+          <w:rFonts w:ascii="TH SarabunPSK" w:hAnsi="TH SarabunPSK" w:cs="TH SarabunPSK"/>
+        </w:rPr>
+        <w:t>}}</w:t>
       </w:r>
       <w:r>
         <w:rPr>
@@ -9342,7 +10547,21 @@
         <w:rPr>
           <w:rFonts w:ascii="TH SarabunPSK" w:hAnsi="TH SarabunPSK" w:cs="TH SarabunPSK"/>
         </w:rPr>
-        <w:t>{{agreed_price}}</w:t>
+        <w:t>{{</w:t>
+      </w:r>
+      <w:proofErr w:type="spellStart"/>
+      <w:r>
+        <w:rPr>
+          <w:rFonts w:ascii="TH SarabunPSK" w:hAnsi="TH SarabunPSK" w:cs="TH SarabunPSK"/>
+        </w:rPr>
+        <w:t>agreed_price</w:t>
+      </w:r>
+      <w:proofErr w:type="spellEnd"/>
+      <w:r>
+        <w:rPr>
+          <w:rFonts w:ascii="TH SarabunPSK" w:hAnsi="TH SarabunPSK" w:cs="TH SarabunPSK"/>
+        </w:rPr>
+        <w:t>}}</w:t>
       </w:r>
       <w:r>
         <w:rPr>
@@ -9369,7 +10588,21 @@
         <w:rPr>
           <w:rFonts w:ascii="TH SarabunPSK" w:hAnsi="TH SarabunPSK" w:cs="TH SarabunPSK"/>
         </w:rPr>
-        <w:t>{{agreed_price_text}}</w:t>
+        <w:t>{{</w:t>
+      </w:r>
+      <w:proofErr w:type="spellStart"/>
+      <w:r>
+        <w:rPr>
+          <w:rFonts w:ascii="TH SarabunPSK" w:hAnsi="TH SarabunPSK" w:cs="TH SarabunPSK"/>
+        </w:rPr>
+        <w:t>agreed_price_text</w:t>
+      </w:r>
+      <w:proofErr w:type="spellEnd"/>
+      <w:r>
+        <w:rPr>
+          <w:rFonts w:ascii="TH SarabunPSK" w:hAnsi="TH SarabunPSK" w:cs="TH SarabunPSK"/>
+        </w:rPr>
+        <w:t>}}</w:t>
       </w:r>
       <w:r>
         <w:rPr>
@@ -9465,7 +10698,21 @@
         <w:rPr>
           <w:rFonts w:ascii="TH SarabunPSK" w:hAnsi="TH SarabunPSK" w:cs="TH SarabunPSK"/>
         </w:rPr>
-        <w:t>{{vendor_name}}</w:t>
+        <w:t>{{</w:t>
+      </w:r>
+      <w:proofErr w:type="spellStart"/>
+      <w:r>
+        <w:rPr>
+          <w:rFonts w:ascii="TH SarabunPSK" w:hAnsi="TH SarabunPSK" w:cs="TH SarabunPSK"/>
+        </w:rPr>
+        <w:t>vendor_name</w:t>
+      </w:r>
+      <w:proofErr w:type="spellEnd"/>
+      <w:r>
+        <w:rPr>
+          <w:rFonts w:ascii="TH SarabunPSK" w:hAnsi="TH SarabunPSK" w:cs="TH SarabunPSK"/>
+        </w:rPr>
+        <w:t>}}</w:t>
       </w:r>
       <w:r>
         <w:rPr>
@@ -9492,7 +10739,21 @@
         <w:rPr>
           <w:rFonts w:ascii="TH SarabunPSK" w:hAnsi="TH SarabunPSK" w:cs="TH SarabunPSK"/>
         </w:rPr>
-        <w:t>{{procurement_description}}</w:t>
+        <w:t>{{</w:t>
+      </w:r>
+      <w:proofErr w:type="spellStart"/>
+      <w:r>
+        <w:rPr>
+          <w:rFonts w:ascii="TH SarabunPSK" w:hAnsi="TH SarabunPSK" w:cs="TH SarabunPSK"/>
+        </w:rPr>
+        <w:t>procurement_description</w:t>
+      </w:r>
+      <w:proofErr w:type="spellEnd"/>
+      <w:r>
+        <w:rPr>
+          <w:rFonts w:ascii="TH SarabunPSK" w:hAnsi="TH SarabunPSK" w:cs="TH SarabunPSK"/>
+        </w:rPr>
+        <w:t>}}</w:t>
       </w:r>
       <w:r>
         <w:rPr>
@@ -9512,7 +10773,21 @@
         <w:rPr>
           <w:rFonts w:ascii="TH SarabunPSK" w:hAnsi="TH SarabunPSK" w:cs="TH SarabunPSK"/>
         </w:rPr>
-        <w:t>{{agreed_price}}</w:t>
+        <w:t>{{</w:t>
+      </w:r>
+      <w:proofErr w:type="spellStart"/>
+      <w:r>
+        <w:rPr>
+          <w:rFonts w:ascii="TH SarabunPSK" w:hAnsi="TH SarabunPSK" w:cs="TH SarabunPSK"/>
+        </w:rPr>
+        <w:t>agreed_price</w:t>
+      </w:r>
+      <w:proofErr w:type="spellEnd"/>
+      <w:r>
+        <w:rPr>
+          <w:rFonts w:ascii="TH SarabunPSK" w:hAnsi="TH SarabunPSK" w:cs="TH SarabunPSK"/>
+        </w:rPr>
+        <w:t>}}</w:t>
       </w:r>
       <w:r>
         <w:rPr>
@@ -9539,7 +10814,21 @@
         <w:rPr>
           <w:rFonts w:ascii="TH SarabunPSK" w:hAnsi="TH SarabunPSK" w:cs="TH SarabunPSK"/>
         </w:rPr>
-        <w:t>{{agreed_price_text}}</w:t>
+        <w:t>{{</w:t>
+      </w:r>
+      <w:proofErr w:type="spellStart"/>
+      <w:r>
+        <w:rPr>
+          <w:rFonts w:ascii="TH SarabunPSK" w:hAnsi="TH SarabunPSK" w:cs="TH SarabunPSK"/>
+        </w:rPr>
+        <w:t>agreed_price_text</w:t>
+      </w:r>
+      <w:proofErr w:type="spellEnd"/>
+      <w:r>
+        <w:rPr>
+          <w:rFonts w:ascii="TH SarabunPSK" w:hAnsi="TH SarabunPSK" w:cs="TH SarabunPSK"/>
+        </w:rPr>
+        <w:t>}}</w:t>
       </w:r>
       <w:r>
         <w:rPr>
@@ -9559,7 +10848,21 @@
         <w:rPr>
           <w:rFonts w:ascii="TH SarabunPSK" w:hAnsi="TH SarabunPSK" w:cs="TH SarabunPSK"/>
         </w:rPr>
-        <w:t>{{delivery_days}}</w:t>
+        <w:t>{{</w:t>
+      </w:r>
+      <w:proofErr w:type="spellStart"/>
+      <w:r>
+        <w:rPr>
+          <w:rFonts w:ascii="TH SarabunPSK" w:hAnsi="TH SarabunPSK" w:cs="TH SarabunPSK"/>
+        </w:rPr>
+        <w:t>delivery_days</w:t>
+      </w:r>
+      <w:proofErr w:type="spellEnd"/>
+      <w:r>
+        <w:rPr>
+          <w:rFonts w:ascii="TH SarabunPSK" w:hAnsi="TH SarabunPSK" w:cs="TH SarabunPSK"/>
+        </w:rPr>
+        <w:t>}}</w:t>
       </w:r>
     </w:p>
     <w:p>
@@ -9745,7 +11048,21 @@
         <w:rPr>
           <w:rFonts w:ascii="TH SarabunPSK" w:hAnsi="TH SarabunPSK" w:cs="TH SarabunPSK"/>
         </w:rPr>
-        <w:t>{{officer_signer_name}}</w:t>
+        <w:t>{{</w:t>
+      </w:r>
+      <w:proofErr w:type="spellStart"/>
+      <w:r>
+        <w:rPr>
+          <w:rFonts w:ascii="TH SarabunPSK" w:hAnsi="TH SarabunPSK" w:cs="TH SarabunPSK"/>
+        </w:rPr>
+        <w:t>officer_signer_name</w:t>
+      </w:r>
+      <w:proofErr w:type="spellEnd"/>
+      <w:r>
+        <w:rPr>
+          <w:rFonts w:ascii="TH SarabunPSK" w:hAnsi="TH SarabunPSK" w:cs="TH SarabunPSK"/>
+        </w:rPr>
+        <w:t>}}</w:t>
       </w:r>
       <w:r>
         <w:rPr>
@@ -9777,7 +11094,21 @@
         <w:rPr>
           <w:rFonts w:ascii="TH SarabunPSK" w:hAnsi="TH SarabunPSK" w:cs="TH SarabunPSK"/>
         </w:rPr>
-        <w:t>{{chief_officer_signer_name}}</w:t>
+        <w:t>{{</w:t>
+      </w:r>
+      <w:proofErr w:type="spellStart"/>
+      <w:r>
+        <w:rPr>
+          <w:rFonts w:ascii="TH SarabunPSK" w:hAnsi="TH SarabunPSK" w:cs="TH SarabunPSK"/>
+        </w:rPr>
+        <w:t>chief_officer_signer_name</w:t>
+      </w:r>
+      <w:proofErr w:type="spellEnd"/>
+      <w:r>
+        <w:rPr>
+          <w:rFonts w:ascii="TH SarabunPSK" w:hAnsi="TH SarabunPSK" w:cs="TH SarabunPSK"/>
+        </w:rPr>
+        <w:t>}}</w:t>
       </w:r>
       <w:r>
         <w:rPr>
@@ -9904,7 +11235,7 @@
         <w:spacing w:line="216" w:lineRule="auto"/>
         <w:jc w:val="both"/>
         <w:rPr>
-          <w:rFonts w:ascii="TH SarabunPSK" w:hAnsi="TH SarabunPSK" w:cs="TH SarabunPSK" w:hint="cs"/>
+          <w:rFonts w:ascii="TH SarabunPSK" w:hAnsi="TH SarabunPSK" w:cs="TH SarabunPSK"/>
           <w:cs/>
         </w:rPr>
       </w:pPr>
@@ -10462,7 +11793,21 @@
         <w:rPr>
           <w:rFonts w:ascii="TH SarabunPSK" w:hAnsi="TH SarabunPSK" w:cs="TH SarabunPSK"/>
         </w:rPr>
-        <w:t>{{procurement_description}}</w:t>
+        <w:t>{{</w:t>
+      </w:r>
+      <w:proofErr w:type="spellStart"/>
+      <w:r>
+        <w:rPr>
+          <w:rFonts w:ascii="TH SarabunPSK" w:hAnsi="TH SarabunPSK" w:cs="TH SarabunPSK"/>
+        </w:rPr>
+        <w:t>procurement_description</w:t>
+      </w:r>
+      <w:proofErr w:type="spellEnd"/>
+      <w:r>
+        <w:rPr>
+          <w:rFonts w:ascii="TH SarabunPSK" w:hAnsi="TH SarabunPSK" w:cs="TH SarabunPSK"/>
+        </w:rPr>
+        <w:t>}}</w:t>
       </w:r>
     </w:p>
     <w:p>
@@ -10504,7 +11849,21 @@
         <w:rPr>
           <w:rFonts w:ascii="TH SarabunPSK" w:hAnsi="TH SarabunPSK" w:cs="TH SarabunPSK"/>
         </w:rPr>
-        <w:t>{{requesting_unit}}</w:t>
+        <w:t>{{</w:t>
+      </w:r>
+      <w:proofErr w:type="spellStart"/>
+      <w:r>
+        <w:rPr>
+          <w:rFonts w:ascii="TH SarabunPSK" w:hAnsi="TH SarabunPSK" w:cs="TH SarabunPSK"/>
+        </w:rPr>
+        <w:t>requesting_unit</w:t>
+      </w:r>
+      <w:proofErr w:type="spellEnd"/>
+      <w:r>
+        <w:rPr>
+          <w:rFonts w:ascii="TH SarabunPSK" w:hAnsi="TH SarabunPSK" w:cs="TH SarabunPSK"/>
+        </w:rPr>
+        <w:t>}}</w:t>
       </w:r>
       <w:r>
         <w:rPr>
@@ -10538,7 +11897,21 @@
         <w:rPr>
           <w:rFonts w:ascii="TH SarabunPSK" w:hAnsi="TH SarabunPSK" w:cs="TH SarabunPSK"/>
         </w:rPr>
-        <w:t>{{procurement_description}}</w:t>
+        <w:t>{{</w:t>
+      </w:r>
+      <w:proofErr w:type="spellStart"/>
+      <w:r>
+        <w:rPr>
+          <w:rFonts w:ascii="TH SarabunPSK" w:hAnsi="TH SarabunPSK" w:cs="TH SarabunPSK"/>
+        </w:rPr>
+        <w:t>procurement_description</w:t>
+      </w:r>
+      <w:proofErr w:type="spellEnd"/>
+      <w:r>
+        <w:rPr>
+          <w:rFonts w:ascii="TH SarabunPSK" w:hAnsi="TH SarabunPSK" w:cs="TH SarabunPSK"/>
+        </w:rPr>
+        <w:t>}}</w:t>
       </w:r>
       <w:r>
         <w:rPr>
@@ -10558,7 +11931,21 @@
         <w:rPr>
           <w:rFonts w:ascii="TH SarabunPSK" w:hAnsi="TH SarabunPSK" w:cs="TH SarabunPSK"/>
         </w:rPr>
-        <w:t>{{activity_name}}</w:t>
+        <w:t>{{</w:t>
+      </w:r>
+      <w:proofErr w:type="spellStart"/>
+      <w:r>
+        <w:rPr>
+          <w:rFonts w:ascii="TH SarabunPSK" w:hAnsi="TH SarabunPSK" w:cs="TH SarabunPSK"/>
+        </w:rPr>
+        <w:t>activity_name</w:t>
+      </w:r>
+      <w:proofErr w:type="spellEnd"/>
+      <w:r>
+        <w:rPr>
+          <w:rFonts w:ascii="TH SarabunPSK" w:hAnsi="TH SarabunPSK" w:cs="TH SarabunPSK"/>
+        </w:rPr>
+        <w:t>}}</w:t>
       </w:r>
       <w:r>
         <w:rPr>
@@ -10600,7 +11987,21 @@
         <w:rPr>
           <w:rFonts w:ascii="TH SarabunPSK" w:hAnsi="TH SarabunPSK" w:cs="TH SarabunPSK"/>
         </w:rPr>
-        <w:t>{{vendor_name}}</w:t>
+        <w:t>{{</w:t>
+      </w:r>
+      <w:proofErr w:type="spellStart"/>
+      <w:r>
+        <w:rPr>
+          <w:rFonts w:ascii="TH SarabunPSK" w:hAnsi="TH SarabunPSK" w:cs="TH SarabunPSK"/>
+        </w:rPr>
+        <w:t>vendor_name</w:t>
+      </w:r>
+      <w:proofErr w:type="spellEnd"/>
+      <w:r>
+        <w:rPr>
+          <w:rFonts w:ascii="TH SarabunPSK" w:hAnsi="TH SarabunPSK" w:cs="TH SarabunPSK"/>
+        </w:rPr>
+        <w:t>}}</w:t>
       </w:r>
       <w:r>
         <w:rPr>
@@ -10627,7 +12028,21 @@
         <w:rPr>
           <w:rFonts w:ascii="TH SarabunPSK" w:hAnsi="TH SarabunPSK" w:cs="TH SarabunPSK"/>
         </w:rPr>
-        <w:t>{{agreed_price}}</w:t>
+        <w:t>{{</w:t>
+      </w:r>
+      <w:proofErr w:type="spellStart"/>
+      <w:r>
+        <w:rPr>
+          <w:rFonts w:ascii="TH SarabunPSK" w:hAnsi="TH SarabunPSK" w:cs="TH SarabunPSK"/>
+        </w:rPr>
+        <w:t>agreed_price</w:t>
+      </w:r>
+      <w:proofErr w:type="spellEnd"/>
+      <w:r>
+        <w:rPr>
+          <w:rFonts w:ascii="TH SarabunPSK" w:hAnsi="TH SarabunPSK" w:cs="TH SarabunPSK"/>
+        </w:rPr>
+        <w:t>}}</w:t>
       </w:r>
       <w:r>
         <w:rPr>
@@ -10661,7 +12076,21 @@
         <w:rPr>
           <w:rFonts w:ascii="TH SarabunPSK" w:hAnsi="TH SarabunPSK" w:cs="TH SarabunPSK"/>
         </w:rPr>
-        <w:t>{{agreed_price_text}}</w:t>
+        <w:t>{{</w:t>
+      </w:r>
+      <w:proofErr w:type="spellStart"/>
+      <w:r>
+        <w:rPr>
+          <w:rFonts w:ascii="TH SarabunPSK" w:hAnsi="TH SarabunPSK" w:cs="TH SarabunPSK"/>
+        </w:rPr>
+        <w:t>agreed_price_text</w:t>
+      </w:r>
+      <w:proofErr w:type="spellEnd"/>
+      <w:r>
+        <w:rPr>
+          <w:rFonts w:ascii="TH SarabunPSK" w:hAnsi="TH SarabunPSK" w:cs="TH SarabunPSK"/>
+        </w:rPr>
+        <w:t>}}</w:t>
       </w:r>
       <w:r>
         <w:rPr>
@@ -10731,7 +12160,21 @@
         <w:rPr>
           <w:rFonts w:ascii="TH SarabunPSK" w:eastAsia="Calibri" w:hAnsi="TH SarabunPSK" w:cs="TH SarabunPSK"/>
         </w:rPr>
-        <w:t>{{announcement_date}}</w:t>
+        <w:t>{{</w:t>
+      </w:r>
+      <w:proofErr w:type="spellStart"/>
+      <w:r>
+        <w:rPr>
+          <w:rFonts w:ascii="TH SarabunPSK" w:eastAsia="Calibri" w:hAnsi="TH SarabunPSK" w:cs="TH SarabunPSK"/>
+        </w:rPr>
+        <w:t>announcement_date</w:t>
+      </w:r>
+      <w:proofErr w:type="spellEnd"/>
+      <w:r>
+        <w:rPr>
+          <w:rFonts w:ascii="TH SarabunPSK" w:eastAsia="Calibri" w:hAnsi="TH SarabunPSK" w:cs="TH SarabunPSK"/>
+        </w:rPr>
+        <w:t>}}</w:t>
       </w:r>
     </w:p>
     <w:p>
@@ -11099,7 +12542,6 @@
           <w:szCs w:val="48"/>
           <w:cs/>
         </w:rPr>
-        <w:lastRenderedPageBreak/>
         <w:t>ใบตรวจรับพัสดุ</w:t>
       </w:r>
     </w:p>
@@ -11160,7 +12602,21 @@
         <w:rPr>
           <w:rFonts w:ascii="TH SarabunPSK" w:hAnsi="TH SarabunPSK" w:cs="TH SarabunPSK"/>
         </w:rPr>
-        <w:t>{{inspection_date}}</w:t>
+        <w:t>{{</w:t>
+      </w:r>
+      <w:proofErr w:type="spellStart"/>
+      <w:r>
+        <w:rPr>
+          <w:rFonts w:ascii="TH SarabunPSK" w:hAnsi="TH SarabunPSK" w:cs="TH SarabunPSK"/>
+        </w:rPr>
+        <w:t>inspection_date</w:t>
+      </w:r>
+      <w:proofErr w:type="spellEnd"/>
+      <w:r>
+        <w:rPr>
+          <w:rFonts w:ascii="TH SarabunPSK" w:hAnsi="TH SarabunPSK" w:cs="TH SarabunPSK"/>
+        </w:rPr>
+        <w:t>}}</w:t>
       </w:r>
     </w:p>
     <w:p>
@@ -11206,7 +12662,21 @@
         <w:rPr>
           <w:rFonts w:ascii="TH SarabunPSK" w:hAnsi="TH SarabunPSK" w:cs="TH SarabunPSK"/>
         </w:rPr>
-        <w:t>{{procurement_description}}</w:t>
+        <w:t>{{</w:t>
+      </w:r>
+      <w:proofErr w:type="spellStart"/>
+      <w:r>
+        <w:rPr>
+          <w:rFonts w:ascii="TH SarabunPSK" w:hAnsi="TH SarabunPSK" w:cs="TH SarabunPSK"/>
+        </w:rPr>
+        <w:t>procurement_description</w:t>
+      </w:r>
+      <w:proofErr w:type="spellEnd"/>
+      <w:r>
+        <w:rPr>
+          <w:rFonts w:ascii="TH SarabunPSK" w:hAnsi="TH SarabunPSK" w:cs="TH SarabunPSK"/>
+        </w:rPr>
+        <w:t>}}</w:t>
       </w:r>
       <w:r>
         <w:rPr>
@@ -11226,7 +12696,21 @@
         <w:rPr>
           <w:rFonts w:ascii="TH SarabunPSK" w:hAnsi="TH SarabunPSK" w:cs="TH SarabunPSK"/>
         </w:rPr>
-        <w:t>{{vendor_name}}</w:t>
+        <w:t>{{</w:t>
+      </w:r>
+      <w:proofErr w:type="spellStart"/>
+      <w:r>
+        <w:rPr>
+          <w:rFonts w:ascii="TH SarabunPSK" w:hAnsi="TH SarabunPSK" w:cs="TH SarabunPSK"/>
+        </w:rPr>
+        <w:t>vendor_name</w:t>
+      </w:r>
+      <w:proofErr w:type="spellEnd"/>
+      <w:r>
+        <w:rPr>
+          <w:rFonts w:ascii="TH SarabunPSK" w:hAnsi="TH SarabunPSK" w:cs="TH SarabunPSK"/>
+        </w:rPr>
+        <w:t>}}</w:t>
       </w:r>
       <w:r>
         <w:rPr>
@@ -11246,7 +12730,21 @@
         <w:rPr>
           <w:rFonts w:ascii="TH SarabunPSK" w:hAnsi="TH SarabunPSK" w:cs="TH SarabunPSK"/>
         </w:rPr>
-        <w:t>{{purchase_report_number}}</w:t>
+        <w:t>{{</w:t>
+      </w:r>
+      <w:proofErr w:type="spellStart"/>
+      <w:r>
+        <w:rPr>
+          <w:rFonts w:ascii="TH SarabunPSK" w:hAnsi="TH SarabunPSK" w:cs="TH SarabunPSK"/>
+        </w:rPr>
+        <w:t>purchase_report_number</w:t>
+      </w:r>
+      <w:proofErr w:type="spellEnd"/>
+      <w:r>
+        <w:rPr>
+          <w:rFonts w:ascii="TH SarabunPSK" w:hAnsi="TH SarabunPSK" w:cs="TH SarabunPSK"/>
+        </w:rPr>
+        <w:t>}}</w:t>
       </w:r>
       <w:r>
         <w:rPr>
@@ -11272,7 +12770,21 @@
         <w:rPr>
           <w:rFonts w:ascii="TH SarabunPSK" w:hAnsi="TH SarabunPSK" w:cs="TH SarabunPSK"/>
         </w:rPr>
-        <w:t>{{purchase_report_date}}</w:t>
+        <w:t>{{</w:t>
+      </w:r>
+      <w:proofErr w:type="spellStart"/>
+      <w:r>
+        <w:rPr>
+          <w:rFonts w:ascii="TH SarabunPSK" w:hAnsi="TH SarabunPSK" w:cs="TH SarabunPSK"/>
+        </w:rPr>
+        <w:t>purchase_report_date</w:t>
+      </w:r>
+      <w:proofErr w:type="spellEnd"/>
+      <w:r>
+        <w:rPr>
+          <w:rFonts w:ascii="TH SarabunPSK" w:hAnsi="TH SarabunPSK" w:cs="TH SarabunPSK"/>
+        </w:rPr>
+        <w:t>}}</w:t>
       </w:r>
       <w:r>
         <w:rPr>
@@ -11298,7 +12810,21 @@
         <w:rPr>
           <w:rFonts w:ascii="TH SarabunPSK" w:hAnsi="TH SarabunPSK" w:cs="TH SarabunPSK"/>
         </w:rPr>
-        <w:t>{{delivery_due_date}}</w:t>
+        <w:t>{{</w:t>
+      </w:r>
+      <w:proofErr w:type="spellStart"/>
+      <w:r>
+        <w:rPr>
+          <w:rFonts w:ascii="TH SarabunPSK" w:hAnsi="TH SarabunPSK" w:cs="TH SarabunPSK"/>
+        </w:rPr>
+        <w:t>delivery_due_date</w:t>
+      </w:r>
+      <w:proofErr w:type="spellEnd"/>
+      <w:r>
+        <w:rPr>
+          <w:rFonts w:ascii="TH SarabunPSK" w:hAnsi="TH SarabunPSK" w:cs="TH SarabunPSK"/>
+        </w:rPr>
+        <w:t>}}</w:t>
       </w:r>
     </w:p>
     <w:p>
@@ -11379,7 +12905,21 @@
         <w:rPr>
           <w:rFonts w:ascii="TH SarabunPSK" w:hAnsi="TH SarabunPSK" w:cs="TH SarabunPSK"/>
         </w:rPr>
-        <w:t>{{delivery_document_number}}</w:t>
+        <w:t>{{</w:t>
+      </w:r>
+      <w:proofErr w:type="spellStart"/>
+      <w:r>
+        <w:rPr>
+          <w:rFonts w:ascii="TH SarabunPSK" w:hAnsi="TH SarabunPSK" w:cs="TH SarabunPSK"/>
+        </w:rPr>
+        <w:t>delivery_document_number</w:t>
+      </w:r>
+      <w:proofErr w:type="spellEnd"/>
+      <w:r>
+        <w:rPr>
+          <w:rFonts w:ascii="TH SarabunPSK" w:hAnsi="TH SarabunPSK" w:cs="TH SarabunPSK"/>
+        </w:rPr>
+        <w:t>}}</w:t>
       </w:r>
       <w:r>
         <w:rPr>
@@ -11402,7 +12942,21 @@
         <w:rPr>
           <w:rFonts w:ascii="TH SarabunPSK" w:hAnsi="TH SarabunPSK" w:cs="TH SarabunPSK"/>
         </w:rPr>
-        <w:t>{{delivery_document_date}}</w:t>
+        <w:t>{{</w:t>
+      </w:r>
+      <w:proofErr w:type="spellStart"/>
+      <w:r>
+        <w:rPr>
+          <w:rFonts w:ascii="TH SarabunPSK" w:hAnsi="TH SarabunPSK" w:cs="TH SarabunPSK"/>
+        </w:rPr>
+        <w:t>delivery_document_date</w:t>
+      </w:r>
+      <w:proofErr w:type="spellEnd"/>
+      <w:r>
+        <w:rPr>
+          <w:rFonts w:ascii="TH SarabunPSK" w:hAnsi="TH SarabunPSK" w:cs="TH SarabunPSK"/>
+        </w:rPr>
+        <w:t>}}</w:t>
       </w:r>
       <w:r>
         <w:rPr>
@@ -11425,7 +12979,21 @@
         <w:rPr>
           <w:rFonts w:ascii="TH SarabunPSK" w:hAnsi="TH SarabunPSK" w:cs="TH SarabunPSK"/>
         </w:rPr>
-        <w:t>{{delivery_changes}}</w:t>
+        <w:t>{{</w:t>
+      </w:r>
+      <w:proofErr w:type="spellStart"/>
+      <w:r>
+        <w:rPr>
+          <w:rFonts w:ascii="TH SarabunPSK" w:hAnsi="TH SarabunPSK" w:cs="TH SarabunPSK"/>
+        </w:rPr>
+        <w:t>delivery_changes</w:t>
+      </w:r>
+      <w:proofErr w:type="spellEnd"/>
+      <w:r>
+        <w:rPr>
+          <w:rFonts w:ascii="TH SarabunPSK" w:hAnsi="TH SarabunPSK" w:cs="TH SarabunPSK"/>
+        </w:rPr>
+        <w:t>}}</w:t>
       </w:r>
     </w:p>
     <w:p>
@@ -11471,7 +13039,21 @@
         <w:rPr>
           <w:rFonts w:ascii="TH SarabunPSK" w:hAnsi="TH SarabunPSK" w:cs="TH SarabunPSK"/>
         </w:rPr>
-        <w:t>{{change_start_date}}</w:t>
+        <w:t>{{</w:t>
+      </w:r>
+      <w:proofErr w:type="spellStart"/>
+      <w:r>
+        <w:rPr>
+          <w:rFonts w:ascii="TH SarabunPSK" w:hAnsi="TH SarabunPSK" w:cs="TH SarabunPSK"/>
+        </w:rPr>
+        <w:t>change_start_date</w:t>
+      </w:r>
+      <w:proofErr w:type="spellEnd"/>
+      <w:r>
+        <w:rPr>
+          <w:rFonts w:ascii="TH SarabunPSK" w:hAnsi="TH SarabunPSK" w:cs="TH SarabunPSK"/>
+        </w:rPr>
+        <w:t>}}</w:t>
       </w:r>
       <w:r>
         <w:rPr>
@@ -11491,7 +13073,21 @@
         <w:rPr>
           <w:rFonts w:ascii="TH SarabunPSK" w:hAnsi="TH SarabunPSK" w:cs="TH SarabunPSK"/>
         </w:rPr>
-        <w:t>{{change_end_date}}</w:t>
+        <w:t>{{</w:t>
+      </w:r>
+      <w:proofErr w:type="spellStart"/>
+      <w:r>
+        <w:rPr>
+          <w:rFonts w:ascii="TH SarabunPSK" w:hAnsi="TH SarabunPSK" w:cs="TH SarabunPSK"/>
+        </w:rPr>
+        <w:t>change_end_date</w:t>
+      </w:r>
+      <w:proofErr w:type="spellEnd"/>
+      <w:r>
+        <w:rPr>
+          <w:rFonts w:ascii="TH SarabunPSK" w:hAnsi="TH SarabunPSK" w:cs="TH SarabunPSK"/>
+        </w:rPr>
+        <w:t>}}</w:t>
       </w:r>
     </w:p>
     <w:p>
@@ -11537,7 +13133,21 @@
         <w:rPr>
           <w:rFonts w:ascii="TH SarabunPSK" w:hAnsi="TH SarabunPSK" w:cs="TH SarabunPSK"/>
         </w:rPr>
-        <w:t>{{inspection_date}}</w:t>
+        <w:t>{{</w:t>
+      </w:r>
+      <w:proofErr w:type="spellStart"/>
+      <w:r>
+        <w:rPr>
+          <w:rFonts w:ascii="TH SarabunPSK" w:hAnsi="TH SarabunPSK" w:cs="TH SarabunPSK"/>
+        </w:rPr>
+        <w:t>inspection_date</w:t>
+      </w:r>
+      <w:proofErr w:type="spellEnd"/>
+      <w:r>
+        <w:rPr>
+          <w:rFonts w:ascii="TH SarabunPSK" w:hAnsi="TH SarabunPSK" w:cs="TH SarabunPSK"/>
+        </w:rPr>
+        <w:t>}}</w:t>
       </w:r>
       <w:r>
         <w:rPr>
@@ -11574,7 +13184,21 @@
         <w:rPr>
           <w:rFonts w:ascii="TH SarabunPSK" w:hAnsi="TH SarabunPSK" w:cs="TH SarabunPSK"/>
         </w:rPr>
-        <w:t>{{inspection_date}}</w:t>
+        <w:t>{{</w:t>
+      </w:r>
+      <w:proofErr w:type="spellStart"/>
+      <w:r>
+        <w:rPr>
+          <w:rFonts w:ascii="TH SarabunPSK" w:hAnsi="TH SarabunPSK" w:cs="TH SarabunPSK"/>
+        </w:rPr>
+        <w:t>inspection_date</w:t>
+      </w:r>
+      <w:proofErr w:type="spellEnd"/>
+      <w:r>
+        <w:rPr>
+          <w:rFonts w:ascii="TH SarabunPSK" w:hAnsi="TH SarabunPSK" w:cs="TH SarabunPSK"/>
+        </w:rPr>
+        <w:t>}}</w:t>
       </w:r>
       <w:r>
         <w:rPr>
@@ -11600,7 +13224,21 @@
         <w:rPr>
           <w:rFonts w:ascii="TH SarabunPSK" w:hAnsi="TH SarabunPSK" w:cs="TH SarabunPSK"/>
         </w:rPr>
-        <w:t>{{inspection_date}}</w:t>
+        <w:t>{{</w:t>
+      </w:r>
+      <w:proofErr w:type="spellStart"/>
+      <w:r>
+        <w:rPr>
+          <w:rFonts w:ascii="TH SarabunPSK" w:hAnsi="TH SarabunPSK" w:cs="TH SarabunPSK"/>
+        </w:rPr>
+        <w:t>inspection_date</w:t>
+      </w:r>
+      <w:proofErr w:type="spellEnd"/>
+      <w:r>
+        <w:rPr>
+          <w:rFonts w:ascii="TH SarabunPSK" w:hAnsi="TH SarabunPSK" w:cs="TH SarabunPSK"/>
+        </w:rPr>
+        <w:t>}}</w:t>
       </w:r>
       <w:r>
         <w:rPr>
@@ -11634,7 +13272,21 @@
         <w:rPr>
           <w:rFonts w:ascii="TH SarabunPSK" w:hAnsi="TH SarabunPSK" w:cs="TH SarabunPSK"/>
         </w:rPr>
-        <w:t>{{agreed_price}}</w:t>
+        <w:t>{{</w:t>
+      </w:r>
+      <w:proofErr w:type="spellStart"/>
+      <w:r>
+        <w:rPr>
+          <w:rFonts w:ascii="TH SarabunPSK" w:hAnsi="TH SarabunPSK" w:cs="TH SarabunPSK"/>
+        </w:rPr>
+        <w:t>agreed_price</w:t>
+      </w:r>
+      <w:proofErr w:type="spellEnd"/>
+      <w:r>
+        <w:rPr>
+          <w:rFonts w:ascii="TH SarabunPSK" w:hAnsi="TH SarabunPSK" w:cs="TH SarabunPSK"/>
+        </w:rPr>
+        <w:t>}}</w:t>
       </w:r>
       <w:r>
         <w:rPr>
@@ -11654,7 +13306,21 @@
         <w:rPr>
           <w:rFonts w:ascii="TH SarabunPSK" w:hAnsi="TH SarabunPSK" w:cs="TH SarabunPSK"/>
         </w:rPr>
-        <w:t>{{agreed_price_text}}</w:t>
+        <w:t>{{</w:t>
+      </w:r>
+      <w:proofErr w:type="spellStart"/>
+      <w:r>
+        <w:rPr>
+          <w:rFonts w:ascii="TH SarabunPSK" w:hAnsi="TH SarabunPSK" w:cs="TH SarabunPSK"/>
+        </w:rPr>
+        <w:t>agreed_price_text</w:t>
+      </w:r>
+      <w:proofErr w:type="spellEnd"/>
+      <w:r>
+        <w:rPr>
+          <w:rFonts w:ascii="TH SarabunPSK" w:hAnsi="TH SarabunPSK" w:cs="TH SarabunPSK"/>
+        </w:rPr>
+        <w:t>}}</w:t>
       </w:r>
       <w:r>
         <w:rPr>
@@ -11819,13 +13485,34 @@
           <w:cs/>
         </w:rPr>
         <w:tab/>
-        <w:t xml:space="preserve">       (</w:t>
-      </w:r>
-      <w:r>
-        <w:rPr>
-          <w:rFonts w:ascii="TH SarabunPSK" w:hAnsi="TH SarabunPSK" w:cs="TH SarabunPSK"/>
-        </w:rPr>
-        <w:t>{{assigned_officer_name}}</w:t>
+        <w:t xml:space="preserve">      </w:t>
+      </w:r>
+      <w:r>
+        <w:rPr>
+          <w:rFonts w:ascii="TH SarabunPSK" w:hAnsi="TH SarabunPSK" w:cs="TH SarabunPSK" w:hint="cs"/>
+          <w:cs/>
+        </w:rPr>
+        <w:t xml:space="preserve"> (</w:t>
+      </w:r>
+      <w:r>
+        <w:rPr>
+          <w:rFonts w:ascii="TH SarabunPSK" w:hAnsi="TH SarabunPSK" w:cs="TH SarabunPSK"/>
+        </w:rPr>
+        <w:t>{{</w:t>
+      </w:r>
+      <w:proofErr w:type="spellStart"/>
+      <w:r>
+        <w:rPr>
+          <w:rFonts w:ascii="TH SarabunPSK" w:hAnsi="TH SarabunPSK" w:cs="TH SarabunPSK"/>
+        </w:rPr>
+        <w:t>inspector_name</w:t>
+      </w:r>
+      <w:proofErr w:type="spellEnd"/>
+      <w:r>
+        <w:rPr>
+          <w:rFonts w:ascii="TH SarabunPSK" w:hAnsi="TH SarabunPSK" w:cs="TH SarabunPSK"/>
+        </w:rPr>
+        <w:t>}}</w:t>
       </w:r>
       <w:r>
         <w:rPr>
@@ -11898,7 +13585,21 @@
         <w:rPr>
           <w:rFonts w:ascii="TH SarabunPSK" w:hAnsi="TH SarabunPSK" w:cs="TH SarabunPSK"/>
         </w:rPr>
-        <w:t>{{procurement_description}}</w:t>
+        <w:t>{{</w:t>
+      </w:r>
+      <w:proofErr w:type="spellStart"/>
+      <w:r>
+        <w:rPr>
+          <w:rFonts w:ascii="TH SarabunPSK" w:hAnsi="TH SarabunPSK" w:cs="TH SarabunPSK"/>
+        </w:rPr>
+        <w:t>procurement_description</w:t>
+      </w:r>
+      <w:proofErr w:type="spellEnd"/>
+      <w:r>
+        <w:rPr>
+          <w:rFonts w:ascii="TH SarabunPSK" w:hAnsi="TH SarabunPSK" w:cs="TH SarabunPSK"/>
+        </w:rPr>
+        <w:t>}}</w:t>
       </w:r>
       <w:r>
         <w:rPr>
@@ -12049,7 +13750,21 @@
         <w:rPr>
           <w:rFonts w:ascii="TH SarabunPSK" w:hAnsi="TH SarabunPSK" w:cs="TH SarabunPSK"/>
         </w:rPr>
-        <w:t>{{officer_signer_name}}</w:t>
+        <w:t>{{</w:t>
+      </w:r>
+      <w:proofErr w:type="spellStart"/>
+      <w:r>
+        <w:rPr>
+          <w:rFonts w:ascii="TH SarabunPSK" w:hAnsi="TH SarabunPSK" w:cs="TH SarabunPSK"/>
+        </w:rPr>
+        <w:t>officer_signer_name</w:t>
+      </w:r>
+      <w:proofErr w:type="spellEnd"/>
+      <w:r>
+        <w:rPr>
+          <w:rFonts w:ascii="TH SarabunPSK" w:hAnsi="TH SarabunPSK" w:cs="TH SarabunPSK"/>
+        </w:rPr>
+        <w:t>}}</w:t>
       </w:r>
       <w:r>
         <w:rPr>
@@ -12081,7 +13796,21 @@
         <w:rPr>
           <w:rFonts w:ascii="TH SarabunPSK" w:hAnsi="TH SarabunPSK" w:cs="TH SarabunPSK"/>
         </w:rPr>
-        <w:t>{{chief_officer_signer_name}}</w:t>
+        <w:t>{{</w:t>
+      </w:r>
+      <w:proofErr w:type="spellStart"/>
+      <w:r>
+        <w:rPr>
+          <w:rFonts w:ascii="TH SarabunPSK" w:hAnsi="TH SarabunPSK" w:cs="TH SarabunPSK"/>
+        </w:rPr>
+        <w:t>chief_officer_signer_name</w:t>
+      </w:r>
+      <w:proofErr w:type="spellEnd"/>
+      <w:r>
+        <w:rPr>
+          <w:rFonts w:ascii="TH SarabunPSK" w:hAnsi="TH SarabunPSK" w:cs="TH SarabunPSK"/>
+        </w:rPr>
+        <w:t>}}</w:t>
       </w:r>
       <w:r>
         <w:rPr>
@@ -12457,7 +14186,6 @@
           <w:sz w:val="32"/>
           <w:szCs w:val="32"/>
         </w:rPr>
-        <w:lastRenderedPageBreak/>
         <w:drawing>
           <wp:anchor distT="0" distB="0" distL="114300" distR="114300" simplePos="0" relativeHeight="251713536" behindDoc="0" locked="0" layoutInCell="1" allowOverlap="1" wp14:anchorId="127B3C45" wp14:editId="1CC3D3EC">
             <wp:simplePos x="0" y="0"/>
@@ -12637,7 +14365,25 @@
           <w:sz w:val="32"/>
           <w:szCs w:val="32"/>
         </w:rPr>
-        <w:t>{{document_date}}</w:t>
+        <w:t>{{</w:t>
+      </w:r>
+      <w:proofErr w:type="spellStart"/>
+      <w:r>
+        <w:rPr>
+          <w:rFonts w:ascii="TH SarabunPSK" w:hAnsi="TH SarabunPSK" w:cs="TH SarabunPSK"/>
+          <w:sz w:val="32"/>
+          <w:szCs w:val="32"/>
+        </w:rPr>
+        <w:t>document_date</w:t>
+      </w:r>
+      <w:proofErr w:type="spellEnd"/>
+      <w:r>
+        <w:rPr>
+          <w:rFonts w:ascii="TH SarabunPSK" w:hAnsi="TH SarabunPSK" w:cs="TH SarabunPSK"/>
+          <w:sz w:val="32"/>
+          <w:szCs w:val="32"/>
+        </w:rPr>
+        <w:t>}}</w:t>
       </w:r>
       <w:r>
         <w:rPr>
@@ -12710,7 +14456,25 @@
           <w:sz w:val="32"/>
           <w:szCs w:val="32"/>
         </w:rPr>
-        <w:t>{{inspection_date}}</w:t>
+        <w:t>{{</w:t>
+      </w:r>
+      <w:proofErr w:type="spellStart"/>
+      <w:r>
+        <w:rPr>
+          <w:rFonts w:ascii="TH SarabunPSK" w:hAnsi="TH SarabunPSK" w:cs="TH SarabunPSK"/>
+          <w:sz w:val="32"/>
+          <w:szCs w:val="32"/>
+        </w:rPr>
+        <w:t>inspection_date</w:t>
+      </w:r>
+      <w:proofErr w:type="spellEnd"/>
+      <w:r>
+        <w:rPr>
+          <w:rFonts w:ascii="TH SarabunPSK" w:hAnsi="TH SarabunPSK" w:cs="TH SarabunPSK"/>
+          <w:sz w:val="32"/>
+          <w:szCs w:val="32"/>
+        </w:rPr>
+        <w:t>}}</w:t>
       </w:r>
     </w:p>
     <w:p>
@@ -12912,7 +14676,25 @@
           <w:sz w:val="32"/>
           <w:szCs w:val="32"/>
         </w:rPr>
-        <w:t>{{requesting_unit}}</w:t>
+        <w:t>{{</w:t>
+      </w:r>
+      <w:proofErr w:type="spellStart"/>
+      <w:r>
+        <w:rPr>
+          <w:rFonts w:ascii="TH SarabunPSK" w:hAnsi="TH SarabunPSK" w:cs="TH SarabunPSK"/>
+          <w:sz w:val="32"/>
+          <w:szCs w:val="32"/>
+        </w:rPr>
+        <w:t>requesting_unit</w:t>
+      </w:r>
+      <w:proofErr w:type="spellEnd"/>
+      <w:r>
+        <w:rPr>
+          <w:rFonts w:ascii="TH SarabunPSK" w:hAnsi="TH SarabunPSK" w:cs="TH SarabunPSK"/>
+          <w:sz w:val="32"/>
+          <w:szCs w:val="32"/>
+        </w:rPr>
+        <w:t>}}</w:t>
       </w:r>
       <w:r>
         <w:rPr>
@@ -12946,7 +14728,25 @@
           <w:sz w:val="32"/>
           <w:szCs w:val="32"/>
         </w:rPr>
-        <w:t>{{procurement_description}}</w:t>
+        <w:t>{{</w:t>
+      </w:r>
+      <w:proofErr w:type="spellStart"/>
+      <w:r>
+        <w:rPr>
+          <w:rFonts w:ascii="TH SarabunPSK" w:hAnsi="TH SarabunPSK" w:cs="TH SarabunPSK"/>
+          <w:sz w:val="32"/>
+          <w:szCs w:val="32"/>
+        </w:rPr>
+        <w:t>procurement_description</w:t>
+      </w:r>
+      <w:proofErr w:type="spellEnd"/>
+      <w:r>
+        <w:rPr>
+          <w:rFonts w:ascii="TH SarabunPSK" w:hAnsi="TH SarabunPSK" w:cs="TH SarabunPSK"/>
+          <w:sz w:val="32"/>
+          <w:szCs w:val="32"/>
+        </w:rPr>
+        <w:t>}}</w:t>
       </w:r>
       <w:r>
         <w:rPr>
@@ -12981,7 +14781,25 @@
           <w:sz w:val="32"/>
           <w:szCs w:val="32"/>
         </w:rPr>
-        <w:t>{{vendor_name}}</w:t>
+        <w:t>{{</w:t>
+      </w:r>
+      <w:proofErr w:type="spellStart"/>
+      <w:r>
+        <w:rPr>
+          <w:rFonts w:ascii="TH SarabunPSK" w:hAnsi="TH SarabunPSK" w:cs="TH SarabunPSK"/>
+          <w:sz w:val="32"/>
+          <w:szCs w:val="32"/>
+        </w:rPr>
+        <w:t>vendor_name</w:t>
+      </w:r>
+      <w:proofErr w:type="spellEnd"/>
+      <w:r>
+        <w:rPr>
+          <w:rFonts w:ascii="TH SarabunPSK" w:hAnsi="TH SarabunPSK" w:cs="TH SarabunPSK"/>
+          <w:sz w:val="32"/>
+          <w:szCs w:val="32"/>
+        </w:rPr>
+        <w:t>}}</w:t>
       </w:r>
       <w:r>
         <w:rPr>
@@ -13016,7 +14834,25 @@
           <w:sz w:val="32"/>
           <w:szCs w:val="32"/>
         </w:rPr>
-        <w:t>{{agreed_price}}</w:t>
+        <w:t>{{</w:t>
+      </w:r>
+      <w:proofErr w:type="spellStart"/>
+      <w:r>
+        <w:rPr>
+          <w:rFonts w:ascii="TH SarabunPSK" w:hAnsi="TH SarabunPSK" w:cs="TH SarabunPSK"/>
+          <w:sz w:val="32"/>
+          <w:szCs w:val="32"/>
+        </w:rPr>
+        <w:t>agreed_price</w:t>
+      </w:r>
+      <w:proofErr w:type="spellEnd"/>
+      <w:r>
+        <w:rPr>
+          <w:rFonts w:ascii="TH SarabunPSK" w:hAnsi="TH SarabunPSK" w:cs="TH SarabunPSK"/>
+          <w:sz w:val="32"/>
+          <w:szCs w:val="32"/>
+        </w:rPr>
+        <w:t>}}</w:t>
       </w:r>
       <w:r>
         <w:rPr>
@@ -13069,7 +14905,25 @@
           <w:sz w:val="32"/>
           <w:szCs w:val="32"/>
         </w:rPr>
-        <w:t>{{agreed_price_text}}</w:t>
+        <w:t>{{</w:t>
+      </w:r>
+      <w:proofErr w:type="spellStart"/>
+      <w:r>
+        <w:rPr>
+          <w:rFonts w:ascii="TH SarabunPSK" w:hAnsi="TH SarabunPSK" w:cs="TH SarabunPSK"/>
+          <w:sz w:val="32"/>
+          <w:szCs w:val="32"/>
+        </w:rPr>
+        <w:t>agreed_price_text</w:t>
+      </w:r>
+      <w:proofErr w:type="spellEnd"/>
+      <w:r>
+        <w:rPr>
+          <w:rFonts w:ascii="TH SarabunPSK" w:hAnsi="TH SarabunPSK" w:cs="TH SarabunPSK"/>
+          <w:sz w:val="32"/>
+          <w:szCs w:val="32"/>
+        </w:rPr>
+        <w:t>}}</w:t>
       </w:r>
       <w:r>
         <w:rPr>
@@ -13106,14 +14960,34 @@
           <w:sz w:val="32"/>
           <w:szCs w:val="32"/>
         </w:rPr>
-        <w:t>{{purchase_order_number}}</w:t>
-      </w:r>
-      <w:r>
-        <w:rPr>
-          <w:rFonts w:ascii="TH SarabunPSK" w:hAnsi="TH SarabunPSK" w:cs="TH SarabunPSK" w:hint="cs"/>
+        <w:t>{{</w:t>
+      </w:r>
+      <w:proofErr w:type="spellStart"/>
+      <w:r>
+        <w:rPr>
+          <w:rFonts w:ascii="TH SarabunPSK" w:hAnsi="TH SarabunPSK" w:cs="TH SarabunPSK"/>
           <w:color w:val="000000"/>
           <w:sz w:val="32"/>
           <w:szCs w:val="32"/>
+        </w:rPr>
+        <w:t>purchase_order_number</w:t>
+      </w:r>
+      <w:proofErr w:type="spellEnd"/>
+      <w:r>
+        <w:rPr>
+          <w:rFonts w:ascii="TH SarabunPSK" w:hAnsi="TH SarabunPSK" w:cs="TH SarabunPSK"/>
+          <w:color w:val="000000"/>
+          <w:sz w:val="32"/>
+          <w:szCs w:val="32"/>
+        </w:rPr>
+        <w:t>}}</w:t>
+      </w:r>
+      <w:r>
+        <w:rPr>
+          <w:rFonts w:ascii="TH SarabunPSK" w:hAnsi="TH SarabunPSK" w:cs="TH SarabunPSK" w:hint="cs"/>
+          <w:color w:val="000000"/>
+          <w:sz w:val="32"/>
+          <w:szCs w:val="32"/>
           <w:cs/>
         </w:rPr>
         <w:t xml:space="preserve"> </w:t>
@@ -13145,14 +15019,34 @@
           <w:sz w:val="32"/>
           <w:szCs w:val="32"/>
         </w:rPr>
-        <w:t>{{purchase_order_date}}</w:t>
-      </w:r>
-      <w:r>
-        <w:rPr>
-          <w:rFonts w:ascii="TH SarabunPSK" w:hAnsi="TH SarabunPSK" w:cs="TH SarabunPSK" w:hint="cs"/>
+        <w:t>{{</w:t>
+      </w:r>
+      <w:proofErr w:type="spellStart"/>
+      <w:r>
+        <w:rPr>
+          <w:rFonts w:ascii="TH SarabunPSK" w:hAnsi="TH SarabunPSK" w:cs="TH SarabunPSK"/>
           <w:color w:val="000000"/>
           <w:sz w:val="32"/>
           <w:szCs w:val="32"/>
+        </w:rPr>
+        <w:t>purchase_order_date</w:t>
+      </w:r>
+      <w:proofErr w:type="spellEnd"/>
+      <w:r>
+        <w:rPr>
+          <w:rFonts w:ascii="TH SarabunPSK" w:hAnsi="TH SarabunPSK" w:cs="TH SarabunPSK"/>
+          <w:color w:val="000000"/>
+          <w:sz w:val="32"/>
+          <w:szCs w:val="32"/>
+        </w:rPr>
+        <w:t>}}</w:t>
+      </w:r>
+      <w:r>
+        <w:rPr>
+          <w:rFonts w:ascii="TH SarabunPSK" w:hAnsi="TH SarabunPSK" w:cs="TH SarabunPSK" w:hint="cs"/>
+          <w:color w:val="000000"/>
+          <w:sz w:val="32"/>
+          <w:szCs w:val="32"/>
           <w:cs/>
         </w:rPr>
         <w:t xml:space="preserve"> </w:t>
@@ -13184,14 +15078,34 @@
           <w:sz w:val="32"/>
           <w:szCs w:val="32"/>
         </w:rPr>
-        <w:t>{{delivery_document_number}}</w:t>
-      </w:r>
-      <w:r>
-        <w:rPr>
-          <w:rFonts w:ascii="TH SarabunPSK" w:hAnsi="TH SarabunPSK" w:cs="TH SarabunPSK" w:hint="cs"/>
+        <w:t>{{</w:t>
+      </w:r>
+      <w:proofErr w:type="spellStart"/>
+      <w:r>
+        <w:rPr>
+          <w:rFonts w:ascii="TH SarabunPSK" w:hAnsi="TH SarabunPSK" w:cs="TH SarabunPSK"/>
           <w:color w:val="000000"/>
           <w:sz w:val="32"/>
           <w:szCs w:val="32"/>
+        </w:rPr>
+        <w:t>delivery_document_number</w:t>
+      </w:r>
+      <w:proofErr w:type="spellEnd"/>
+      <w:r>
+        <w:rPr>
+          <w:rFonts w:ascii="TH SarabunPSK" w:hAnsi="TH SarabunPSK" w:cs="TH SarabunPSK"/>
+          <w:color w:val="000000"/>
+          <w:sz w:val="32"/>
+          <w:szCs w:val="32"/>
+        </w:rPr>
+        <w:t>}}</w:t>
+      </w:r>
+      <w:r>
+        <w:rPr>
+          <w:rFonts w:ascii="TH SarabunPSK" w:hAnsi="TH SarabunPSK" w:cs="TH SarabunPSK" w:hint="cs"/>
+          <w:color w:val="000000"/>
+          <w:sz w:val="32"/>
+          <w:szCs w:val="32"/>
           <w:cs/>
         </w:rPr>
         <w:t xml:space="preserve"> </w:t>
@@ -13213,14 +15127,34 @@
           <w:sz w:val="32"/>
           <w:szCs w:val="32"/>
         </w:rPr>
-        <w:t>{{delivery_document_number}}</w:t>
-      </w:r>
-      <w:r>
-        <w:rPr>
-          <w:rFonts w:ascii="TH SarabunPSK" w:hAnsi="TH SarabunPSK" w:cs="TH SarabunPSK" w:hint="cs"/>
+        <w:t>{{</w:t>
+      </w:r>
+      <w:proofErr w:type="spellStart"/>
+      <w:r>
+        <w:rPr>
+          <w:rFonts w:ascii="TH SarabunPSK" w:hAnsi="TH SarabunPSK" w:cs="TH SarabunPSK"/>
           <w:color w:val="000000"/>
           <w:sz w:val="32"/>
           <w:szCs w:val="32"/>
+        </w:rPr>
+        <w:t>delivery_document_number</w:t>
+      </w:r>
+      <w:proofErr w:type="spellEnd"/>
+      <w:r>
+        <w:rPr>
+          <w:rFonts w:ascii="TH SarabunPSK" w:hAnsi="TH SarabunPSK" w:cs="TH SarabunPSK"/>
+          <w:color w:val="000000"/>
+          <w:sz w:val="32"/>
+          <w:szCs w:val="32"/>
+        </w:rPr>
+        <w:t>}}</w:t>
+      </w:r>
+      <w:r>
+        <w:rPr>
+          <w:rFonts w:ascii="TH SarabunPSK" w:hAnsi="TH SarabunPSK" w:cs="TH SarabunPSK" w:hint="cs"/>
+          <w:color w:val="000000"/>
+          <w:sz w:val="32"/>
+          <w:szCs w:val="32"/>
           <w:cs/>
         </w:rPr>
         <w:t xml:space="preserve"> </w:t>
@@ -13251,7 +15185,25 @@
           <w:sz w:val="32"/>
           <w:szCs w:val="32"/>
         </w:rPr>
-        <w:t>{{inspection_date}}</w:t>
+        <w:t>{{</w:t>
+      </w:r>
+      <w:proofErr w:type="spellStart"/>
+      <w:r>
+        <w:rPr>
+          <w:rFonts w:ascii="TH SarabunPSK" w:hAnsi="TH SarabunPSK" w:cs="TH SarabunPSK"/>
+          <w:sz w:val="32"/>
+          <w:szCs w:val="32"/>
+        </w:rPr>
+        <w:t>inspection_date</w:t>
+      </w:r>
+      <w:proofErr w:type="spellEnd"/>
+      <w:r>
+        <w:rPr>
+          <w:rFonts w:ascii="TH SarabunPSK" w:hAnsi="TH SarabunPSK" w:cs="TH SarabunPSK"/>
+          <w:sz w:val="32"/>
+          <w:szCs w:val="32"/>
+        </w:rPr>
+        <w:t>}}</w:t>
       </w:r>
       <w:r>
         <w:rPr>
@@ -13290,7 +15242,27 @@
           <w:sz w:val="32"/>
           <w:szCs w:val="32"/>
         </w:rPr>
-        <w:t>{{vendor_name}}</w:t>
+        <w:t>{{</w:t>
+      </w:r>
+      <w:proofErr w:type="spellStart"/>
+      <w:r>
+        <w:rPr>
+          <w:rFonts w:ascii="TH SarabunPSK" w:hAnsi="TH SarabunPSK" w:cs="TH SarabunPSK"/>
+          <w:color w:val="000000"/>
+          <w:sz w:val="32"/>
+          <w:szCs w:val="32"/>
+        </w:rPr>
+        <w:t>vendor_name</w:t>
+      </w:r>
+      <w:proofErr w:type="spellEnd"/>
+      <w:r>
+        <w:rPr>
+          <w:rFonts w:ascii="TH SarabunPSK" w:hAnsi="TH SarabunPSK" w:cs="TH SarabunPSK"/>
+          <w:color w:val="000000"/>
+          <w:sz w:val="32"/>
+          <w:szCs w:val="32"/>
+        </w:rPr>
+        <w:t>}}</w:t>
       </w:r>
       <w:r>
         <w:rPr>
@@ -13498,7 +15470,25 @@
                 <w:sz w:val="32"/>
                 <w:szCs w:val="32"/>
               </w:rPr>
-              <w:t>{{pv}}</w:t>
+              <w:t>{{</w:t>
+            </w:r>
+            <w:proofErr w:type="spellStart"/>
+            <w:r>
+              <w:rPr>
+                <w:rFonts w:ascii="TH SarabunPSK" w:hAnsi="TH SarabunPSK" w:cs="TH SarabunPSK"/>
+                <w:sz w:val="32"/>
+                <w:szCs w:val="32"/>
+              </w:rPr>
+              <w:t>pv</w:t>
+            </w:r>
+            <w:proofErr w:type="spellEnd"/>
+            <w:r>
+              <w:rPr>
+                <w:rFonts w:ascii="TH SarabunPSK" w:hAnsi="TH SarabunPSK" w:cs="TH SarabunPSK"/>
+                <w:sz w:val="32"/>
+                <w:szCs w:val="32"/>
+              </w:rPr>
+              <w:t>}}</w:t>
             </w:r>
           </w:p>
         </w:tc>
@@ -13871,7 +15861,25 @@
                 <w:sz w:val="32"/>
                 <w:szCs w:val="32"/>
               </w:rPr>
-              <w:t>{{pn}}</w:t>
+              <w:t>{{</w:t>
+            </w:r>
+            <w:proofErr w:type="spellStart"/>
+            <w:r>
+              <w:rPr>
+                <w:rFonts w:ascii="TH SarabunPSK" w:hAnsi="TH SarabunPSK" w:cs="TH SarabunPSK"/>
+                <w:sz w:val="32"/>
+                <w:szCs w:val="32"/>
+              </w:rPr>
+              <w:t>pn</w:t>
+            </w:r>
+            <w:proofErr w:type="spellEnd"/>
+            <w:r>
+              <w:rPr>
+                <w:rFonts w:ascii="TH SarabunPSK" w:hAnsi="TH SarabunPSK" w:cs="TH SarabunPSK"/>
+                <w:sz w:val="32"/>
+                <w:szCs w:val="32"/>
+              </w:rPr>
+              <w:t>}}</w:t>
             </w:r>
           </w:p>
         </w:tc>
@@ -13926,7 +15934,25 @@
           <w:sz w:val="32"/>
           <w:szCs w:val="32"/>
         </w:rPr>
-        <w:t>{{pnt}}</w:t>
+        <w:t>{{</w:t>
+      </w:r>
+      <w:proofErr w:type="spellStart"/>
+      <w:r>
+        <w:rPr>
+          <w:rFonts w:ascii="TH SarabunPSK" w:hAnsi="TH SarabunPSK" w:cs="TH SarabunPSK"/>
+          <w:sz w:val="32"/>
+          <w:szCs w:val="32"/>
+        </w:rPr>
+        <w:t>pnt</w:t>
+      </w:r>
+      <w:proofErr w:type="spellEnd"/>
+      <w:r>
+        <w:rPr>
+          <w:rFonts w:ascii="TH SarabunPSK" w:hAnsi="TH SarabunPSK" w:cs="TH SarabunPSK"/>
+          <w:sz w:val="32"/>
+          <w:szCs w:val="32"/>
+        </w:rPr>
+        <w:t>}}</w:t>
       </w:r>
       <w:r>
         <w:rPr>
@@ -14106,7 +16132,21 @@
         <w:rPr>
           <w:rFonts w:ascii="TH SarabunPSK" w:hAnsi="TH SarabunPSK" w:cs="TH SarabunPSK"/>
         </w:rPr>
-        <w:t>{{officer_signer_name}}</w:t>
+        <w:t>{{</w:t>
+      </w:r>
+      <w:proofErr w:type="spellStart"/>
+      <w:r>
+        <w:rPr>
+          <w:rFonts w:ascii="TH SarabunPSK" w:hAnsi="TH SarabunPSK" w:cs="TH SarabunPSK"/>
+        </w:rPr>
+        <w:t>officer_signer_name</w:t>
+      </w:r>
+      <w:proofErr w:type="spellEnd"/>
+      <w:r>
+        <w:rPr>
+          <w:rFonts w:ascii="TH SarabunPSK" w:hAnsi="TH SarabunPSK" w:cs="TH SarabunPSK"/>
+        </w:rPr>
+        <w:t>}}</w:t>
       </w:r>
       <w:r>
         <w:rPr>
@@ -14138,7 +16178,21 @@
         <w:rPr>
           <w:rFonts w:ascii="TH SarabunPSK" w:hAnsi="TH SarabunPSK" w:cs="TH SarabunPSK"/>
         </w:rPr>
-        <w:t>{{chief_officer_signer_name}}</w:t>
+        <w:t>{{</w:t>
+      </w:r>
+      <w:proofErr w:type="spellStart"/>
+      <w:r>
+        <w:rPr>
+          <w:rFonts w:ascii="TH SarabunPSK" w:hAnsi="TH SarabunPSK" w:cs="TH SarabunPSK"/>
+        </w:rPr>
+        <w:t>chief_officer_signer_name</w:t>
+      </w:r>
+      <w:proofErr w:type="spellEnd"/>
+      <w:r>
+        <w:rPr>
+          <w:rFonts w:ascii="TH SarabunPSK" w:hAnsi="TH SarabunPSK" w:cs="TH SarabunPSK"/>
+        </w:rPr>
+        <w:t>}}</w:t>
       </w:r>
       <w:r>
         <w:rPr>
@@ -14614,13 +16668,70 @@
         <w:tabs>
           <w:tab w:val="center" w:pos="2268"/>
         </w:tabs>
-        <w:jc w:val="center"/>
-        <w:rPr>
-          <w:rFonts w:ascii="TH SarabunPSK" w:hAnsi="TH SarabunPSK" w:cs="TH SarabunPSK"/>
+        <w:rPr>
+          <w:rFonts w:ascii="TH SarabunPSK" w:hAnsi="TH SarabunPSK" w:cs="TH SarabunPSK" w:hint="cs"/>
           <w:b/>
           <w:bCs/>
         </w:rPr>
       </w:pPr>
+    </w:p>
+    <w:p>
+      <w:pPr>
+        <w:tabs>
+          <w:tab w:val="center" w:pos="2268"/>
+        </w:tabs>
+        <w:rPr>
+          <w:rFonts w:ascii="TH SarabunPSK" w:hAnsi="TH SarabunPSK" w:cs="TH SarabunPSK"/>
+          <w:b/>
+          <w:bCs/>
+          <w:cs/>
+        </w:rPr>
+      </w:pPr>
+      <w:r>
+        <w:rPr>
+          <w:rFonts w:ascii="TH SarabunPSK" w:hAnsi="TH SarabunPSK" w:cs="TH SarabunPSK"/>
+          <w:b/>
+          <w:bCs/>
+          <w:cs/>
+        </w:rPr>
+        <w:tab/>
+      </w:r>
+      <w:r>
+        <w:rPr>
+          <w:rFonts w:ascii="TH SarabunPSK" w:hAnsi="TH SarabunPSK" w:cs="TH SarabunPSK"/>
+          <w:b/>
+          <w:bCs/>
+          <w:cs/>
+        </w:rPr>
+        <w:tab/>
+      </w:r>
+      <w:r>
+        <w:rPr>
+          <w:rFonts w:ascii="TH SarabunPSK" w:hAnsi="TH SarabunPSK" w:cs="TH SarabunPSK"/>
+          <w:b/>
+          <w:bCs/>
+          <w:cs/>
+        </w:rPr>
+        <w:tab/>
+      </w:r>
+      <w:r>
+        <w:rPr>
+          <w:rFonts w:ascii="TH SarabunPSK" w:hAnsi="TH SarabunPSK" w:cs="TH SarabunPSK"/>
+          <w:b/>
+          <w:bCs/>
+          <w:cs/>
+        </w:rPr>
+        <w:tab/>
+      </w:r>
+      <w:r>
+        <w:rPr>
+          <w:rFonts w:ascii="TH SarabunPSK" w:hAnsi="TH SarabunPSK" w:cs="TH SarabunPSK" w:hint="cs"/>
+          <w:b/>
+          <w:bCs/>
+          <w:cs/>
+        </w:rPr>
+        <w:t>ใบเบิกพัสดุ</w:t>
+      </w:r>
     </w:p>
     <w:p>
       <w:pPr>
@@ -14630,68 +16741,43 @@
         <w:jc w:val="center"/>
         <w:rPr>
           <w:rFonts w:ascii="TH SarabunPSK" w:hAnsi="TH SarabunPSK" w:cs="TH SarabunPSK"/>
-          <w:b/>
-          <w:bCs/>
-        </w:rPr>
-      </w:pPr>
-    </w:p>
-    <w:p>
-      <w:pPr>
-        <w:tabs>
-          <w:tab w:val="center" w:pos="2268"/>
-        </w:tabs>
-        <w:rPr>
-          <w:rFonts w:ascii="TH SarabunPSK" w:hAnsi="TH SarabunPSK" w:cs="TH SarabunPSK"/>
-          <w:b/>
-          <w:bCs/>
-          <w:cs/>
-        </w:rPr>
-      </w:pPr>
-      <w:r>
-        <w:rPr>
-          <w:rFonts w:ascii="TH SarabunPSK" w:hAnsi="TH SarabunPSK" w:cs="TH SarabunPSK"/>
-          <w:b/>
-          <w:bCs/>
-          <w:cs/>
-        </w:rPr>
-        <w:lastRenderedPageBreak/>
-        <w:tab/>
-      </w:r>
-      <w:r>
-        <w:rPr>
-          <w:rFonts w:ascii="TH SarabunPSK" w:hAnsi="TH SarabunPSK" w:cs="TH SarabunPSK"/>
-          <w:b/>
-          <w:bCs/>
-          <w:cs/>
-        </w:rPr>
-        <w:tab/>
-      </w:r>
-      <w:r>
-        <w:rPr>
-          <w:rFonts w:ascii="TH SarabunPSK" w:hAnsi="TH SarabunPSK" w:cs="TH SarabunPSK"/>
-          <w:b/>
-          <w:bCs/>
-          <w:cs/>
-        </w:rPr>
-        <w:tab/>
-      </w:r>
-      <w:r>
-        <w:rPr>
-          <w:rFonts w:ascii="TH SarabunPSK" w:hAnsi="TH SarabunPSK" w:cs="TH SarabunPSK"/>
-          <w:b/>
-          <w:bCs/>
-          <w:cs/>
-        </w:rPr>
-        <w:tab/>
-      </w:r>
-      <w:r>
-        <w:rPr>
-          <w:rFonts w:ascii="TH SarabunPSK" w:hAnsi="TH SarabunPSK" w:cs="TH SarabunPSK" w:hint="cs"/>
-          <w:b/>
-          <w:bCs/>
-          <w:cs/>
-        </w:rPr>
-        <w:t>ใบเบิกพัสดุ</w:t>
+        </w:rPr>
+      </w:pPr>
+      <w:r>
+        <w:rPr>
+          <w:rFonts w:ascii="TH SarabunPSK" w:hAnsi="TH SarabunPSK" w:cs="TH SarabunPSK" w:hint="cs"/>
+          <w:cs/>
+        </w:rPr>
+        <w:tab/>
+      </w:r>
+      <w:r>
+        <w:rPr>
+          <w:rFonts w:ascii="TH SarabunPSK" w:hAnsi="TH SarabunPSK" w:cs="TH SarabunPSK" w:hint="cs"/>
+          <w:cs/>
+        </w:rPr>
+        <w:tab/>
+      </w:r>
+      <w:r>
+        <w:rPr>
+          <w:rFonts w:ascii="TH SarabunPSK" w:hAnsi="TH SarabunPSK" w:cs="TH SarabunPSK" w:hint="cs"/>
+          <w:cs/>
+        </w:rPr>
+        <w:tab/>
+      </w:r>
+      <w:r>
+        <w:rPr>
+          <w:rFonts w:ascii="TH SarabunPSK" w:hAnsi="TH SarabunPSK" w:cs="TH SarabunPSK" w:hint="cs"/>
+          <w:cs/>
+        </w:rPr>
+        <w:tab/>
+      </w:r>
+      <w:r>
+        <w:rPr>
+          <w:rFonts w:ascii="TH SarabunPSK" w:hAnsi="TH SarabunPSK" w:cs="TH SarabunPSK" w:hint="cs"/>
+          <w:cs/>
+        </w:rPr>
+        <w:tab/>
+        <w:t xml:space="preserve">     ส่วนราชการ โรงเรียนค่ายบางระจันวิทยาคม</w:t>
       </w:r>
     </w:p>
     <w:p>
@@ -14702,53 +16788,6 @@
         <w:jc w:val="center"/>
         <w:rPr>
           <w:rFonts w:ascii="TH SarabunPSK" w:hAnsi="TH SarabunPSK" w:cs="TH SarabunPSK"/>
-        </w:rPr>
-      </w:pPr>
-      <w:r>
-        <w:rPr>
-          <w:rFonts w:ascii="TH SarabunPSK" w:hAnsi="TH SarabunPSK" w:cs="TH SarabunPSK" w:hint="cs"/>
-          <w:cs/>
-        </w:rPr>
-        <w:tab/>
-      </w:r>
-      <w:r>
-        <w:rPr>
-          <w:rFonts w:ascii="TH SarabunPSK" w:hAnsi="TH SarabunPSK" w:cs="TH SarabunPSK" w:hint="cs"/>
-          <w:cs/>
-        </w:rPr>
-        <w:tab/>
-      </w:r>
-      <w:r>
-        <w:rPr>
-          <w:rFonts w:ascii="TH SarabunPSK" w:hAnsi="TH SarabunPSK" w:cs="TH SarabunPSK" w:hint="cs"/>
-          <w:cs/>
-        </w:rPr>
-        <w:tab/>
-      </w:r>
-      <w:r>
-        <w:rPr>
-          <w:rFonts w:ascii="TH SarabunPSK" w:hAnsi="TH SarabunPSK" w:cs="TH SarabunPSK" w:hint="cs"/>
-          <w:cs/>
-        </w:rPr>
-        <w:tab/>
-      </w:r>
-      <w:r>
-        <w:rPr>
-          <w:rFonts w:ascii="TH SarabunPSK" w:hAnsi="TH SarabunPSK" w:cs="TH SarabunPSK" w:hint="cs"/>
-          <w:cs/>
-        </w:rPr>
-        <w:tab/>
-        <w:t xml:space="preserve">     ส่วนราชการ โรงเรียนค่ายบางระจันวิทยาคม</w:t>
-      </w:r>
-    </w:p>
-    <w:p>
-      <w:pPr>
-        <w:tabs>
-          <w:tab w:val="center" w:pos="2268"/>
-        </w:tabs>
-        <w:jc w:val="center"/>
-        <w:rPr>
-          <w:rFonts w:ascii="TH SarabunPSK" w:hAnsi="TH SarabunPSK" w:cs="TH SarabunPSK" w:hint="cs"/>
           <w:cs/>
         </w:rPr>
       </w:pPr>
@@ -14778,7 +16817,21 @@
         <w:rPr>
           <w:rFonts w:ascii="TH SarabunPSK" w:hAnsi="TH SarabunPSK" w:cs="TH SarabunPSK"/>
         </w:rPr>
-        <w:t>{{inspection_date}}</w:t>
+        <w:t>{{</w:t>
+      </w:r>
+      <w:proofErr w:type="spellStart"/>
+      <w:r>
+        <w:rPr>
+          <w:rFonts w:ascii="TH SarabunPSK" w:hAnsi="TH SarabunPSK" w:cs="TH SarabunPSK"/>
+        </w:rPr>
+        <w:t>inspection_date</w:t>
+      </w:r>
+      <w:proofErr w:type="spellEnd"/>
+      <w:r>
+        <w:rPr>
+          <w:rFonts w:ascii="TH SarabunPSK" w:hAnsi="TH SarabunPSK" w:cs="TH SarabunPSK"/>
+        </w:rPr>
+        <w:t>}}</w:t>
       </w:r>
     </w:p>
     <w:p>
@@ -14810,7 +16863,21 @@
         <w:rPr>
           <w:rFonts w:ascii="TH SarabunPSK" w:hAnsi="TH SarabunPSK" w:cs="TH SarabunPSK"/>
         </w:rPr>
-        <w:t>{{requesting_unit}}</w:t>
+        <w:t>{{</w:t>
+      </w:r>
+      <w:proofErr w:type="spellStart"/>
+      <w:r>
+        <w:rPr>
+          <w:rFonts w:ascii="TH SarabunPSK" w:hAnsi="TH SarabunPSK" w:cs="TH SarabunPSK"/>
+        </w:rPr>
+        <w:t>requesting_unit</w:t>
+      </w:r>
+      <w:proofErr w:type="spellEnd"/>
+      <w:r>
+        <w:rPr>
+          <w:rFonts w:ascii="TH SarabunPSK" w:hAnsi="TH SarabunPSK" w:cs="TH SarabunPSK"/>
+        </w:rPr>
+        <w:t>}}</w:t>
       </w:r>
     </w:p>
     <w:tbl>
@@ -16326,7 +18393,21 @@
         <w:rPr>
           <w:rFonts w:ascii="TH SarabunPSK" w:hAnsi="TH SarabunPSK" w:cs="TH SarabunPSK"/>
         </w:rPr>
-        <w:t>{{chief_officer_signer_name}}</w:t>
+        <w:t>{{</w:t>
+      </w:r>
+      <w:proofErr w:type="spellStart"/>
+      <w:r>
+        <w:rPr>
+          <w:rFonts w:ascii="TH SarabunPSK" w:hAnsi="TH SarabunPSK" w:cs="TH SarabunPSK"/>
+        </w:rPr>
+        <w:t>chief_officer_signer_name</w:t>
+      </w:r>
+      <w:proofErr w:type="spellEnd"/>
+      <w:r>
+        <w:rPr>
+          <w:rFonts w:ascii="TH SarabunPSK" w:hAnsi="TH SarabunPSK" w:cs="TH SarabunPSK"/>
+        </w:rPr>
+        <w:t>}}</w:t>
       </w:r>
       <w:r>
         <w:rPr>
@@ -16357,7 +18438,21 @@
         <w:rPr>
           <w:rFonts w:ascii="TH SarabunPSK" w:hAnsi="TH SarabunPSK" w:cs="TH SarabunPSK"/>
         </w:rPr>
-        <w:t>{{inspection_date}}</w:t>
+        <w:t>{{</w:t>
+      </w:r>
+      <w:proofErr w:type="spellStart"/>
+      <w:r>
+        <w:rPr>
+          <w:rFonts w:ascii="TH SarabunPSK" w:hAnsi="TH SarabunPSK" w:cs="TH SarabunPSK"/>
+        </w:rPr>
+        <w:t>inspection_date</w:t>
+      </w:r>
+      <w:proofErr w:type="spellEnd"/>
+      <w:r>
+        <w:rPr>
+          <w:rFonts w:ascii="TH SarabunPSK" w:hAnsi="TH SarabunPSK" w:cs="TH SarabunPSK"/>
+        </w:rPr>
+        <w:t>}}</w:t>
       </w:r>
       <w:r>
         <w:rPr>
@@ -17981,7 +20076,6 @@
   <w:style w:type="character" w:default="1" w:styleId="DefaultParagraphFont">
     <w:name w:val="Default Paragraph Font"/>
     <w:uiPriority w:val="1"/>
-    <w:semiHidden/>
     <w:unhideWhenUsed/>
   </w:style>
   <w:style w:type="table" w:default="1" w:styleId="TableNormal">

--- a/procurement-template13.docx
+++ b/procurement-template13.docx
@@ -19,7 +19,7 @@
         <w:pStyle w:val="NoSpacing"/>
         <w:jc w:val="center"/>
         <w:rPr>
-          <w:rFonts w:ascii="TH SarabunPSK" w:hAnsi="TH SarabunPSK" w:cs="TH SarabunPSK"/>
+          <w:rFonts w:ascii="TH SarabunPSK" w:hAnsi="TH SarabunPSK" w:cs="TH SarabunPSK" w:hint="cs"/>
           <w:b/>
           <w:bCs/>
           <w:color w:val="000000" w:themeColor="text1"/>
@@ -206,25 +206,7 @@
           <w:sz w:val="32"/>
           <w:szCs w:val="32"/>
         </w:rPr>
-        <w:t>{{</w:t>
-      </w:r>
-      <w:proofErr w:type="spellStart"/>
-      <w:r>
-        <w:rPr>
-          <w:rFonts w:ascii="TH SarabunPSK" w:hAnsi="TH SarabunPSK" w:cs="TH SarabunPSK"/>
-          <w:sz w:val="32"/>
-          <w:szCs w:val="32"/>
-        </w:rPr>
-        <w:t>document_date</w:t>
-      </w:r>
-      <w:proofErr w:type="spellEnd"/>
-      <w:r>
-        <w:rPr>
-          <w:rFonts w:ascii="TH SarabunPSK" w:hAnsi="TH SarabunPSK" w:cs="TH SarabunPSK"/>
-          <w:sz w:val="32"/>
-          <w:szCs w:val="32"/>
-        </w:rPr>
-        <w:t>}}</w:t>
+        <w:t>{{document_date}}</w:t>
       </w:r>
       <w:r>
         <w:rPr>
@@ -297,25 +279,7 @@
           <w:sz w:val="32"/>
           <w:szCs w:val="32"/>
         </w:rPr>
-        <w:t>{{</w:t>
-      </w:r>
-      <w:proofErr w:type="spellStart"/>
-      <w:r>
-        <w:rPr>
-          <w:rFonts w:ascii="TH SarabunPSK" w:hAnsi="TH SarabunPSK" w:cs="TH SarabunPSK"/>
-          <w:sz w:val="32"/>
-          <w:szCs w:val="32"/>
-        </w:rPr>
-        <w:t>main_date</w:t>
-      </w:r>
-      <w:proofErr w:type="spellEnd"/>
-      <w:r>
-        <w:rPr>
-          <w:rFonts w:ascii="TH SarabunPSK" w:hAnsi="TH SarabunPSK" w:cs="TH SarabunPSK"/>
-          <w:sz w:val="32"/>
-          <w:szCs w:val="32"/>
-        </w:rPr>
-        <w:t>}}</w:t>
+        <w:t>{{main_date}}</w:t>
       </w:r>
     </w:p>
     <w:p>
@@ -432,7 +396,7 @@
         <w:pStyle w:val="NoSpacing"/>
         <w:spacing w:before="240"/>
         <w:rPr>
-          <w:rFonts w:ascii="TH SarabunPSK" w:hAnsi="TH SarabunPSK" w:cs="TH SarabunPSK"/>
+          <w:rFonts w:ascii="TH SarabunPSK" w:hAnsi="TH SarabunPSK" w:cs="TH SarabunPSK" w:hint="cs"/>
           <w:sz w:val="32"/>
           <w:szCs w:val="32"/>
           <w:cs/>
@@ -879,14 +843,16 @@
         <w:tab/>
         <w:t>ดังนั้นเพื่อให้การจัดทำรายละเอียดคุณลักษณะพัสดุที่จะจัดซื้อ/จัดจ้างของงานดังกล่าว เป็นไปตามระเบียบกระทรวงการคลังว่าด้วยการจัดซื้อจัดจ้างและการบริหารพัสดุภาครัฐ พ.ศ.2560 ข้อ 21 จึงเห็นสมควรมอบหมาย</w:t>
       </w:r>
-      <w:r>
-        <w:rPr>
-          <w:rFonts w:ascii="TH SarabunPSK" w:hAnsi="TH SarabunPSK" w:cs="TH SarabunPSK"/>
-          <w:sz w:val="32"/>
-          <w:szCs w:val="32"/>
-        </w:rPr>
-        <w:t xml:space="preserve"> </w:t>
-      </w:r>
+    </w:p>
+    <w:p>
+      <w:pPr>
+        <w:pStyle w:val="NoSpacing"/>
+        <w:rPr>
+          <w:rFonts w:ascii="TH SarabunPSK" w:hAnsi="TH SarabunPSK" w:cs="TH SarabunPSK"/>
+          <w:sz w:val="32"/>
+          <w:szCs w:val="32"/>
+        </w:rPr>
+      </w:pPr>
       <w:r>
         <w:rPr>
           <w:rFonts w:ascii="TH SarabunPSK" w:hAnsi="TH SarabunPSK" w:cs="TH SarabunPSK"/>
@@ -902,7 +868,7 @@
           <w:sz w:val="32"/>
           <w:szCs w:val="32"/>
         </w:rPr>
-        <w:t>assigned_officer_name</w:t>
+        <w:t>chief_officer_signer_name</w:t>
       </w:r>
       <w:proofErr w:type="spellEnd"/>
       <w:r>
@@ -1763,25 +1729,7 @@
           <w:sz w:val="32"/>
           <w:szCs w:val="32"/>
         </w:rPr>
-        <w:t>{{</w:t>
-      </w:r>
-      <w:proofErr w:type="spellStart"/>
-      <w:r>
-        <w:rPr>
-          <w:rFonts w:ascii="TH SarabunPSK" w:hAnsi="TH SarabunPSK" w:cs="TH SarabunPSK"/>
-          <w:sz w:val="32"/>
-          <w:szCs w:val="32"/>
-        </w:rPr>
-        <w:t>main_date</w:t>
-      </w:r>
-      <w:proofErr w:type="spellEnd"/>
-      <w:r>
-        <w:rPr>
-          <w:rFonts w:ascii="TH SarabunPSK" w:hAnsi="TH SarabunPSK" w:cs="TH SarabunPSK"/>
-          <w:sz w:val="32"/>
-          <w:szCs w:val="32"/>
-        </w:rPr>
-        <w:t>}}</w:t>
+        <w:t>{{main_date}}</w:t>
       </w:r>
     </w:p>
     <w:p>
@@ -1906,26 +1854,6 @@
         <w:pStyle w:val="NoSpacing"/>
         <w:rPr>
           <w:rFonts w:ascii="TH SarabunPSK" w:hAnsi="TH SarabunPSK" w:cs="TH SarabunPSK"/>
-          <w:sz w:val="32"/>
-          <w:szCs w:val="32"/>
-        </w:rPr>
-      </w:pPr>
-    </w:p>
-    <w:p>
-      <w:pPr>
-        <w:pStyle w:val="NoSpacing"/>
-        <w:rPr>
-          <w:rFonts w:ascii="TH SarabunPSK" w:hAnsi="TH SarabunPSK" w:cs="TH SarabunPSK"/>
-          <w:sz w:val="32"/>
-          <w:szCs w:val="32"/>
-        </w:rPr>
-      </w:pPr>
-    </w:p>
-    <w:p>
-      <w:pPr>
-        <w:pStyle w:val="NoSpacing"/>
-        <w:rPr>
-          <w:rFonts w:ascii="TH SarabunPSK" w:hAnsi="TH SarabunPSK" w:cs="TH SarabunPSK" w:hint="cs"/>
           <w:sz w:val="32"/>
           <w:szCs w:val="32"/>
         </w:rPr>
@@ -1974,6 +1902,7 @@
           <w:sz w:val="50"/>
           <w:szCs w:val="50"/>
         </w:rPr>
+        <w:lastRenderedPageBreak/>
         <w:drawing>
           <wp:anchor distT="0" distB="0" distL="114300" distR="114300" simplePos="0" relativeHeight="251710464" behindDoc="0" locked="0" layoutInCell="1" allowOverlap="1" wp14:anchorId="5527316E" wp14:editId="5BA02F03">
             <wp:simplePos x="0" y="0"/>
@@ -2269,9 +2198,6 @@
     <w:p>
       <w:pPr>
         <w:pStyle w:val="NoSpacing"/>
-        <w:pBdr>
-          <w:bottom w:val="single" w:sz="4" w:space="1" w:color="auto"/>
-        </w:pBdr>
         <w:rPr>
           <w:rFonts w:ascii="TH SarabunPSK" w:hAnsi="TH SarabunPSK" w:cs="TH SarabunPSK"/>
           <w:sz w:val="32"/>
@@ -2305,12 +2231,19 @@
         <w:pStyle w:val="NoSpacing"/>
         <w:rPr>
           <w:rFonts w:ascii="TH SarabunPSK" w:hAnsi="TH SarabunPSK" w:cs="TH SarabunPSK"/>
-          <w:b/>
-          <w:bCs/>
-          <w:sz w:val="32"/>
-          <w:szCs w:val="32"/>
-        </w:rPr>
-      </w:pPr>
+          <w:sz w:val="32"/>
+          <w:szCs w:val="32"/>
+        </w:rPr>
+      </w:pPr>
+      <w:r>
+        <w:rPr>
+          <w:rFonts w:ascii="TH SarabunPSK" w:hAnsi="TH SarabunPSK" w:cs="TH SarabunPSK" w:hint="cs"/>
+          <w:sz w:val="32"/>
+          <w:szCs w:val="32"/>
+          <w:cs/>
+        </w:rPr>
+        <w:t>-----------------------------------------------------------------------------------------------------------------------------------</w:t>
+      </w:r>
     </w:p>
     <w:p>
       <w:pPr>
@@ -3651,25 +3584,7 @@
           <w:sz w:val="32"/>
           <w:szCs w:val="32"/>
         </w:rPr>
-        <w:t>{{</w:t>
-      </w:r>
-      <w:proofErr w:type="spellStart"/>
-      <w:r>
-        <w:rPr>
-          <w:rFonts w:ascii="TH SarabunPSK" w:hAnsi="TH SarabunPSK" w:cs="TH SarabunPSK"/>
-          <w:sz w:val="32"/>
-          <w:szCs w:val="32"/>
-        </w:rPr>
-        <w:t>main_date</w:t>
-      </w:r>
-      <w:proofErr w:type="spellEnd"/>
-      <w:r>
-        <w:rPr>
-          <w:rFonts w:ascii="TH SarabunPSK" w:hAnsi="TH SarabunPSK" w:cs="TH SarabunPSK"/>
-          <w:sz w:val="32"/>
-          <w:szCs w:val="32"/>
-        </w:rPr>
-        <w:t>}}</w:t>
+        <w:t>{{main_date}}</w:t>
       </w:r>
     </w:p>
     <w:p>
@@ -3768,6 +3683,7 @@
           <w:szCs w:val="32"/>
           <w:cs/>
         </w:rPr>
+        <w:lastRenderedPageBreak/>
         <w:t>ขอบเขตของงานหรือรายละเอียดคุณลักษณะเฉพาะของพัสดุ</w:t>
       </w:r>
     </w:p>
@@ -3917,13 +3833,11 @@
     <w:p>
       <w:pPr>
         <w:pStyle w:val="NoSpacing"/>
-        <w:pBdr>
-          <w:bottom w:val="single" w:sz="4" w:space="1" w:color="auto"/>
-        </w:pBdr>
-        <w:rPr>
-          <w:rFonts w:ascii="TH SarabunPSK" w:hAnsi="TH SarabunPSK" w:cs="TH SarabunPSK"/>
-          <w:sz w:val="32"/>
-          <w:szCs w:val="32"/>
+        <w:rPr>
+          <w:rFonts w:ascii="TH SarabunPSK" w:hAnsi="TH SarabunPSK" w:cs="TH SarabunPSK"/>
+          <w:sz w:val="32"/>
+          <w:szCs w:val="32"/>
+          <w:cs/>
         </w:rPr>
       </w:pPr>
       <w:r>
@@ -4056,6 +3970,26 @@
           <w:cs/>
         </w:rPr>
         <w:t>งาน</w:t>
+      </w:r>
+    </w:p>
+    <w:p>
+      <w:pPr>
+        <w:pStyle w:val="NoSpacing"/>
+        <w:jc w:val="center"/>
+        <w:rPr>
+          <w:rFonts w:ascii="TH SarabunPSK" w:hAnsi="TH SarabunPSK" w:cs="TH SarabunPSK"/>
+          <w:sz w:val="32"/>
+          <w:szCs w:val="32"/>
+        </w:rPr>
+      </w:pPr>
+      <w:r>
+        <w:rPr>
+          <w:rFonts w:ascii="TH SarabunPSK" w:hAnsi="TH SarabunPSK" w:cs="TH SarabunPSK" w:hint="cs"/>
+          <w:sz w:val="32"/>
+          <w:szCs w:val="32"/>
+          <w:cs/>
+        </w:rPr>
+        <w:t>----------------------------------------------------------------</w:t>
       </w:r>
     </w:p>
     <w:p>
@@ -6791,16 +6725,6 @@
     </w:p>
     <w:p>
       <w:pPr>
-        <w:pStyle w:val="NoSpacing"/>
-        <w:rPr>
-          <w:rFonts w:ascii="TH SarabunPSK" w:hAnsi="TH SarabunPSK" w:cs="TH SarabunPSK"/>
-          <w:sz w:val="32"/>
-          <w:szCs w:val="32"/>
-        </w:rPr>
-      </w:pPr>
-    </w:p>
-    <w:p>
-      <w:pPr>
         <w:spacing w:line="216" w:lineRule="auto"/>
         <w:ind w:right="-284"/>
         <w:rPr>
@@ -6831,6 +6755,7 @@
           <w:rFonts w:ascii="TH SarabunPSK" w:hAnsi="TH SarabunPSK" w:cs="TH SarabunPSK" w:hint="cs"/>
           <w:noProof/>
         </w:rPr>
+        <w:lastRenderedPageBreak/>
         <w:drawing>
           <wp:anchor distT="0" distB="0" distL="114300" distR="114300" simplePos="0" relativeHeight="251671552" behindDoc="0" locked="0" layoutInCell="1" allowOverlap="1" wp14:anchorId="2B386F11" wp14:editId="2F09A503">
             <wp:simplePos x="0" y="0"/>
@@ -7140,6 +7065,7 @@
           <w:rFonts w:ascii="TH SarabunPSK" w:hAnsi="TH SarabunPSK" w:cs="TH SarabunPSK"/>
           <w:sz w:val="30"/>
           <w:szCs w:val="30"/>
+          <w:cs/>
         </w:rPr>
       </w:pPr>
       <w:r>
@@ -7235,21 +7161,7 @@
         <w:rPr>
           <w:rFonts w:ascii="TH SarabunPSK" w:hAnsi="TH SarabunPSK" w:cs="TH SarabunPSK"/>
         </w:rPr>
-        <w:t>{{</w:t>
-      </w:r>
-      <w:proofErr w:type="spellStart"/>
-      <w:r>
-        <w:rPr>
-          <w:rFonts w:ascii="TH SarabunPSK" w:hAnsi="TH SarabunPSK" w:cs="TH SarabunPSK"/>
-        </w:rPr>
-        <w:t>requesting_unit</w:t>
-      </w:r>
-      <w:proofErr w:type="spellEnd"/>
-      <w:r>
-        <w:rPr>
-          <w:rFonts w:ascii="TH SarabunPSK" w:hAnsi="TH SarabunPSK" w:cs="TH SarabunPSK"/>
-        </w:rPr>
-        <w:t>}}</w:t>
+        <w:t>{{requesting_unit}}</w:t>
       </w:r>
       <w:r>
         <w:rPr>
@@ -8049,7 +7961,7 @@
         <w:rPr>
           <w:rFonts w:ascii="TH SarabunPSK" w:hAnsi="TH SarabunPSK" w:cs="TH SarabunPSK"/>
         </w:rPr>
-        <w:t>inspector_name</w:t>
+        <w:t>assigned_officer_name</w:t>
       </w:r>
       <w:proofErr w:type="spellEnd"/>
       <w:r>
@@ -8697,27 +8609,14 @@
           <w:rFonts w:ascii="TH SarabunPSK" w:hAnsi="TH SarabunPSK" w:cs="TH SarabunPSK" w:hint="cs"/>
           <w:cs/>
         </w:rPr>
+        <w:lastRenderedPageBreak/>
         <w:t xml:space="preserve">รายละเอียดแนบท้ายบันทึกข้อความ ที่ </w:t>
       </w:r>
       <w:r>
         <w:rPr>
           <w:rFonts w:ascii="TH SarabunPSK" w:hAnsi="TH SarabunPSK" w:cs="TH SarabunPSK"/>
         </w:rPr>
-        <w:t>{{</w:t>
-      </w:r>
-      <w:proofErr w:type="spellStart"/>
-      <w:r>
-        <w:rPr>
-          <w:rFonts w:ascii="TH SarabunPSK" w:hAnsi="TH SarabunPSK" w:cs="TH SarabunPSK"/>
-        </w:rPr>
-        <w:t>document_date</w:t>
-      </w:r>
-      <w:proofErr w:type="spellEnd"/>
-      <w:r>
-        <w:rPr>
-          <w:rFonts w:ascii="TH SarabunPSK" w:hAnsi="TH SarabunPSK" w:cs="TH SarabunPSK"/>
-        </w:rPr>
-        <w:t>}}</w:t>
+        <w:t>{{document_date}}</w:t>
       </w:r>
       <w:r>
         <w:rPr>
@@ -8730,21 +8629,7 @@
         <w:rPr>
           <w:rFonts w:ascii="TH SarabunPSK" w:hAnsi="TH SarabunPSK" w:cs="TH SarabunPSK"/>
         </w:rPr>
-        <w:t>{{</w:t>
-      </w:r>
-      <w:proofErr w:type="spellStart"/>
-      <w:r>
-        <w:rPr>
-          <w:rFonts w:ascii="TH SarabunPSK" w:hAnsi="TH SarabunPSK" w:cs="TH SarabunPSK"/>
-        </w:rPr>
-        <w:t>main_date</w:t>
-      </w:r>
-      <w:proofErr w:type="spellEnd"/>
-      <w:r>
-        <w:rPr>
-          <w:rFonts w:ascii="TH SarabunPSK" w:hAnsi="TH SarabunPSK" w:cs="TH SarabunPSK"/>
-        </w:rPr>
-        <w:t>}}</w:t>
+        <w:t>{{main_date}}</w:t>
       </w:r>
     </w:p>
     <w:p>
@@ -9701,21 +9586,7 @@
         <w:rPr>
           <w:rFonts w:ascii="TH SarabunPSK" w:hAnsi="TH SarabunPSK" w:cs="TH SarabunPSK"/>
         </w:rPr>
-        <w:t>{{</w:t>
-      </w:r>
-      <w:proofErr w:type="spellStart"/>
-      <w:r>
-        <w:rPr>
-          <w:rFonts w:ascii="TH SarabunPSK" w:hAnsi="TH SarabunPSK" w:cs="TH SarabunPSK"/>
-        </w:rPr>
-        <w:t>main_date</w:t>
-      </w:r>
-      <w:proofErr w:type="spellEnd"/>
-      <w:r>
-        <w:rPr>
-          <w:rFonts w:ascii="TH SarabunPSK" w:hAnsi="TH SarabunPSK" w:cs="TH SarabunPSK"/>
-        </w:rPr>
-        <w:t>}}</w:t>
+        <w:t>{{main_date}}</w:t>
       </w:r>
     </w:p>
     <w:p>
@@ -9994,6 +9865,7 @@
           <w:sz w:val="48"/>
           <w:szCs w:val="48"/>
         </w:rPr>
+        <w:lastRenderedPageBreak/>
         <w:drawing>
           <wp:anchor distT="0" distB="0" distL="114300" distR="114300" simplePos="0" relativeHeight="251686912" behindDoc="0" locked="0" layoutInCell="1" allowOverlap="1" wp14:anchorId="179D528B" wp14:editId="09745772">
             <wp:simplePos x="0" y="0"/>
@@ -10156,25 +10028,7 @@
           <w:sz w:val="32"/>
           <w:szCs w:val="32"/>
         </w:rPr>
-        <w:t>{{</w:t>
-      </w:r>
-      <w:proofErr w:type="spellStart"/>
-      <w:r>
-        <w:rPr>
-          <w:rFonts w:ascii="TH SarabunPSK" w:hAnsi="TH SarabunPSK" w:cs="TH SarabunPSK"/>
-          <w:sz w:val="32"/>
-          <w:szCs w:val="32"/>
-        </w:rPr>
-        <w:t>document_date</w:t>
-      </w:r>
-      <w:proofErr w:type="spellEnd"/>
-      <w:r>
-        <w:rPr>
-          <w:rFonts w:ascii="TH SarabunPSK" w:hAnsi="TH SarabunPSK" w:cs="TH SarabunPSK"/>
-          <w:sz w:val="32"/>
-          <w:szCs w:val="32"/>
-        </w:rPr>
-        <w:t>}}</w:t>
+        <w:t>{{document_date}}</w:t>
       </w:r>
       <w:r>
         <w:rPr>
@@ -10247,25 +10101,7 @@
           <w:sz w:val="32"/>
           <w:szCs w:val="32"/>
         </w:rPr>
-        <w:t>{{</w:t>
-      </w:r>
-      <w:proofErr w:type="spellStart"/>
-      <w:r>
-        <w:rPr>
-          <w:rFonts w:ascii="TH SarabunPSK" w:hAnsi="TH SarabunPSK" w:cs="TH SarabunPSK"/>
-          <w:sz w:val="32"/>
-          <w:szCs w:val="32"/>
-        </w:rPr>
-        <w:t>main_date</w:t>
-      </w:r>
-      <w:proofErr w:type="spellEnd"/>
-      <w:r>
-        <w:rPr>
-          <w:rFonts w:ascii="TH SarabunPSK" w:hAnsi="TH SarabunPSK" w:cs="TH SarabunPSK"/>
-          <w:sz w:val="32"/>
-          <w:szCs w:val="32"/>
-        </w:rPr>
-        <w:t>}}</w:t>
+        <w:t>{{main_date}}</w:t>
       </w:r>
     </w:p>
     <w:p>
@@ -11734,10 +11570,38 @@
       <w:pPr>
         <w:jc w:val="center"/>
         <w:rPr>
+          <w:rFonts w:ascii="TH SarabunPSK" w:eastAsia="Calibri" w:hAnsi="TH SarabunPSK" w:cs="TH SarabunPSK" w:hint="cs"/>
+          <w:b/>
+          <w:bCs/>
+          <w:cs/>
+        </w:rPr>
+      </w:pPr>
+      <w:r>
+        <w:rPr>
+          <w:rFonts w:ascii="TH SarabunPSK" w:eastAsia="Calibri" w:hAnsi="TH SarabunPSK" w:cs="TH SarabunPSK" w:hint="cs"/>
+          <w:b/>
+          <w:bCs/>
+          <w:cs/>
+        </w:rPr>
+        <w:t>ประกาศโรงเรียน</w:t>
+      </w:r>
+      <w:r>
+        <w:rPr>
+          <w:rFonts w:ascii="TH SarabunPSK" w:eastAsia="Calibri" w:hAnsi="TH SarabunPSK" w:cs="TH SarabunPSK" w:hint="cs"/>
+          <w:b/>
+          <w:bCs/>
+          <w:cs/>
+        </w:rPr>
+        <w:t>ค่ายบางระจันวิทยาคม</w:t>
+      </w:r>
+    </w:p>
+    <w:p>
+      <w:pPr>
+        <w:jc w:val="center"/>
+        <w:rPr>
           <w:rFonts w:ascii="TH SarabunPSK" w:eastAsia="Calibri" w:hAnsi="TH SarabunPSK" w:cs="TH SarabunPSK"/>
           <w:b/>
           <w:bCs/>
-          <w:cs/>
         </w:rPr>
       </w:pPr>
       <w:r>
@@ -11747,7 +11611,7 @@
           <w:bCs/>
           <w:cs/>
         </w:rPr>
-        <w:t>ประกาศโรงเรียน</w:t>
+        <w:t>เรื่อง   ประกาศผู้ชนะการเสนอราคาสำหรับการจัดซื้อ/จัดจ้าง</w:t>
       </w:r>
       <w:r>
         <w:rPr>
@@ -11756,72 +11620,43 @@
           <w:bCs/>
           <w:cs/>
         </w:rPr>
-        <w:t>ค่ายบางระจันวิทยาคม</w:t>
-      </w:r>
-    </w:p>
-    <w:p>
-      <w:pPr>
-        <w:pBdr>
-          <w:bottom w:val="single" w:sz="4" w:space="1" w:color="auto"/>
-        </w:pBdr>
+        <w:t xml:space="preserve"> </w:t>
+      </w:r>
+      <w:r>
+        <w:rPr>
+          <w:rFonts w:ascii="TH SarabunPSK" w:hAnsi="TH SarabunPSK" w:cs="TH SarabunPSK"/>
+        </w:rPr>
+        <w:t>{{</w:t>
+      </w:r>
+      <w:proofErr w:type="spellStart"/>
+      <w:r>
+        <w:rPr>
+          <w:rFonts w:ascii="TH SarabunPSK" w:hAnsi="TH SarabunPSK" w:cs="TH SarabunPSK"/>
+        </w:rPr>
+        <w:t>procurement_description</w:t>
+      </w:r>
+      <w:proofErr w:type="spellEnd"/>
+      <w:r>
+        <w:rPr>
+          <w:rFonts w:ascii="TH SarabunPSK" w:hAnsi="TH SarabunPSK" w:cs="TH SarabunPSK"/>
+        </w:rPr>
+        <w:t>}}</w:t>
+      </w:r>
+    </w:p>
+    <w:p>
+      <w:pPr>
         <w:jc w:val="center"/>
         <w:rPr>
           <w:rFonts w:ascii="TH SarabunPSK" w:eastAsia="Calibri" w:hAnsi="TH SarabunPSK" w:cs="TH SarabunPSK"/>
-          <w:b/>
-          <w:bCs/>
         </w:rPr>
       </w:pPr>
       <w:r>
         <w:rPr>
           <w:rFonts w:ascii="TH SarabunPSK" w:eastAsia="Calibri" w:hAnsi="TH SarabunPSK" w:cs="TH SarabunPSK" w:hint="cs"/>
-          <w:b/>
-          <w:bCs/>
-          <w:cs/>
-        </w:rPr>
-        <w:t>เรื่อง   ประกาศผู้ชนะการเสนอราคาสำหรับการจัดซื้อ/จัดจ้าง</w:t>
-      </w:r>
-      <w:r>
-        <w:rPr>
-          <w:rFonts w:ascii="TH SarabunPSK" w:eastAsia="Calibri" w:hAnsi="TH SarabunPSK" w:cs="TH SarabunPSK" w:hint="cs"/>
-          <w:b/>
-          <w:bCs/>
-          <w:cs/>
-        </w:rPr>
-        <w:t xml:space="preserve"> </w:t>
-      </w:r>
-      <w:r>
-        <w:rPr>
-          <w:rFonts w:ascii="TH SarabunPSK" w:hAnsi="TH SarabunPSK" w:cs="TH SarabunPSK"/>
-        </w:rPr>
-        <w:t>{{</w:t>
-      </w:r>
-      <w:proofErr w:type="spellStart"/>
-      <w:r>
-        <w:rPr>
-          <w:rFonts w:ascii="TH SarabunPSK" w:hAnsi="TH SarabunPSK" w:cs="TH SarabunPSK"/>
-        </w:rPr>
-        <w:t>procurement_description</w:t>
-      </w:r>
-      <w:proofErr w:type="spellEnd"/>
-      <w:r>
-        <w:rPr>
-          <w:rFonts w:ascii="TH SarabunPSK" w:hAnsi="TH SarabunPSK" w:cs="TH SarabunPSK"/>
-        </w:rPr>
-        <w:t>}}</w:t>
-      </w:r>
-    </w:p>
-    <w:p>
-      <w:pPr>
-        <w:pBdr>
-          <w:bottom w:val="single" w:sz="4" w:space="1" w:color="auto"/>
-        </w:pBdr>
-        <w:jc w:val="center"/>
-        <w:rPr>
-          <w:rFonts w:ascii="TH SarabunPSK" w:eastAsia="Calibri" w:hAnsi="TH SarabunPSK" w:cs="TH SarabunPSK"/>
-          <w:b/>
-          <w:bCs/>
-        </w:rPr>
-      </w:pPr>
+          <w:cs/>
+        </w:rPr>
+        <w:t>--------------------------------------------------------------</w:t>
+      </w:r>
     </w:p>
     <w:p>
       <w:pPr>
@@ -12542,6 +12377,7 @@
           <w:szCs w:val="48"/>
           <w:cs/>
         </w:rPr>
+        <w:lastRenderedPageBreak/>
         <w:t>ใบตรวจรับพัสดุ</w:t>
       </w:r>
     </w:p>
@@ -13485,14 +13321,7 @@
           <w:cs/>
         </w:rPr>
         <w:tab/>
-        <w:t xml:space="preserve">      </w:t>
-      </w:r>
-      <w:r>
-        <w:rPr>
-          <w:rFonts w:ascii="TH SarabunPSK" w:hAnsi="TH SarabunPSK" w:cs="TH SarabunPSK" w:hint="cs"/>
-          <w:cs/>
-        </w:rPr>
-        <w:t xml:space="preserve"> (</w:t>
+        <w:t xml:space="preserve">       (</w:t>
       </w:r>
       <w:r>
         <w:rPr>
@@ -13505,7 +13334,7 @@
         <w:rPr>
           <w:rFonts w:ascii="TH SarabunPSK" w:hAnsi="TH SarabunPSK" w:cs="TH SarabunPSK"/>
         </w:rPr>
-        <w:t>inspector_name</w:t>
+        <w:t>assigned_officer_name</w:t>
       </w:r>
       <w:proofErr w:type="spellEnd"/>
       <w:r>
@@ -14186,6 +14015,7 @@
           <w:sz w:val="32"/>
           <w:szCs w:val="32"/>
         </w:rPr>
+        <w:lastRenderedPageBreak/>
         <w:drawing>
           <wp:anchor distT="0" distB="0" distL="114300" distR="114300" simplePos="0" relativeHeight="251713536" behindDoc="0" locked="0" layoutInCell="1" allowOverlap="1" wp14:anchorId="127B3C45" wp14:editId="1CC3D3EC">
             <wp:simplePos x="0" y="0"/>
@@ -14365,25 +14195,7 @@
           <w:sz w:val="32"/>
           <w:szCs w:val="32"/>
         </w:rPr>
-        <w:t>{{</w:t>
-      </w:r>
-      <w:proofErr w:type="spellStart"/>
-      <w:r>
-        <w:rPr>
-          <w:rFonts w:ascii="TH SarabunPSK" w:hAnsi="TH SarabunPSK" w:cs="TH SarabunPSK"/>
-          <w:sz w:val="32"/>
-          <w:szCs w:val="32"/>
-        </w:rPr>
-        <w:t>document_date</w:t>
-      </w:r>
-      <w:proofErr w:type="spellEnd"/>
-      <w:r>
-        <w:rPr>
-          <w:rFonts w:ascii="TH SarabunPSK" w:hAnsi="TH SarabunPSK" w:cs="TH SarabunPSK"/>
-          <w:sz w:val="32"/>
-          <w:szCs w:val="32"/>
-        </w:rPr>
-        <w:t>}}</w:t>
+        <w:t>{{document_date}}</w:t>
       </w:r>
       <w:r>
         <w:rPr>
@@ -14480,13 +14292,11 @@
     <w:p>
       <w:pPr>
         <w:pStyle w:val="NoSpacing"/>
-        <w:pBdr>
-          <w:bottom w:val="single" w:sz="4" w:space="1" w:color="auto"/>
-        </w:pBdr>
-        <w:rPr>
-          <w:rFonts w:ascii="TH SarabunPSK" w:hAnsi="TH SarabunPSK" w:cs="TH SarabunPSK"/>
-          <w:sz w:val="32"/>
-          <w:szCs w:val="32"/>
+        <w:rPr>
+          <w:rFonts w:ascii="TH SarabunPSK" w:hAnsi="TH SarabunPSK" w:cs="TH SarabunPSK"/>
+          <w:sz w:val="32"/>
+          <w:szCs w:val="32"/>
+          <w:cs/>
         </w:rPr>
       </w:pPr>
       <w:r>
@@ -14515,12 +14325,19 @@
         <w:pStyle w:val="NoSpacing"/>
         <w:rPr>
           <w:rFonts w:ascii="TH SarabunPSK" w:hAnsi="TH SarabunPSK" w:cs="TH SarabunPSK"/>
-          <w:b/>
-          <w:bCs/>
-          <w:sz w:val="32"/>
-          <w:szCs w:val="32"/>
-        </w:rPr>
-      </w:pPr>
+          <w:sz w:val="32"/>
+          <w:szCs w:val="32"/>
+        </w:rPr>
+      </w:pPr>
+      <w:r>
+        <w:rPr>
+          <w:rFonts w:ascii="TH SarabunPSK" w:hAnsi="TH SarabunPSK" w:cs="TH SarabunPSK" w:hint="cs"/>
+          <w:sz w:val="32"/>
+          <w:szCs w:val="32"/>
+          <w:cs/>
+        </w:rPr>
+        <w:t>-----------------------------------------------------------------------------------------------------------------------------------</w:t>
+      </w:r>
     </w:p>
     <w:p>
       <w:pPr>
@@ -14676,25 +14493,7 @@
           <w:sz w:val="32"/>
           <w:szCs w:val="32"/>
         </w:rPr>
-        <w:t>{{</w:t>
-      </w:r>
-      <w:proofErr w:type="spellStart"/>
-      <w:r>
-        <w:rPr>
-          <w:rFonts w:ascii="TH SarabunPSK" w:hAnsi="TH SarabunPSK" w:cs="TH SarabunPSK"/>
-          <w:sz w:val="32"/>
-          <w:szCs w:val="32"/>
-        </w:rPr>
-        <w:t>requesting_unit</w:t>
-      </w:r>
-      <w:proofErr w:type="spellEnd"/>
-      <w:r>
-        <w:rPr>
-          <w:rFonts w:ascii="TH SarabunPSK" w:hAnsi="TH SarabunPSK" w:cs="TH SarabunPSK"/>
-          <w:sz w:val="32"/>
-          <w:szCs w:val="32"/>
-        </w:rPr>
-        <w:t>}}</w:t>
+        <w:t>{{requesting_unit}}</w:t>
       </w:r>
       <w:r>
         <w:rPr>
@@ -16668,70 +16467,13 @@
         <w:tabs>
           <w:tab w:val="center" w:pos="2268"/>
         </w:tabs>
-        <w:rPr>
-          <w:rFonts w:ascii="TH SarabunPSK" w:hAnsi="TH SarabunPSK" w:cs="TH SarabunPSK" w:hint="cs"/>
+        <w:jc w:val="center"/>
+        <w:rPr>
+          <w:rFonts w:ascii="TH SarabunPSK" w:hAnsi="TH SarabunPSK" w:cs="TH SarabunPSK"/>
           <w:b/>
           <w:bCs/>
         </w:rPr>
       </w:pPr>
-    </w:p>
-    <w:p>
-      <w:pPr>
-        <w:tabs>
-          <w:tab w:val="center" w:pos="2268"/>
-        </w:tabs>
-        <w:rPr>
-          <w:rFonts w:ascii="TH SarabunPSK" w:hAnsi="TH SarabunPSK" w:cs="TH SarabunPSK"/>
-          <w:b/>
-          <w:bCs/>
-          <w:cs/>
-        </w:rPr>
-      </w:pPr>
-      <w:r>
-        <w:rPr>
-          <w:rFonts w:ascii="TH SarabunPSK" w:hAnsi="TH SarabunPSK" w:cs="TH SarabunPSK"/>
-          <w:b/>
-          <w:bCs/>
-          <w:cs/>
-        </w:rPr>
-        <w:tab/>
-      </w:r>
-      <w:r>
-        <w:rPr>
-          <w:rFonts w:ascii="TH SarabunPSK" w:hAnsi="TH SarabunPSK" w:cs="TH SarabunPSK"/>
-          <w:b/>
-          <w:bCs/>
-          <w:cs/>
-        </w:rPr>
-        <w:tab/>
-      </w:r>
-      <w:r>
-        <w:rPr>
-          <w:rFonts w:ascii="TH SarabunPSK" w:hAnsi="TH SarabunPSK" w:cs="TH SarabunPSK"/>
-          <w:b/>
-          <w:bCs/>
-          <w:cs/>
-        </w:rPr>
-        <w:tab/>
-      </w:r>
-      <w:r>
-        <w:rPr>
-          <w:rFonts w:ascii="TH SarabunPSK" w:hAnsi="TH SarabunPSK" w:cs="TH SarabunPSK"/>
-          <w:b/>
-          <w:bCs/>
-          <w:cs/>
-        </w:rPr>
-        <w:tab/>
-      </w:r>
-      <w:r>
-        <w:rPr>
-          <w:rFonts w:ascii="TH SarabunPSK" w:hAnsi="TH SarabunPSK" w:cs="TH SarabunPSK" w:hint="cs"/>
-          <w:b/>
-          <w:bCs/>
-          <w:cs/>
-        </w:rPr>
-        <w:t>ใบเบิกพัสดุ</w:t>
-      </w:r>
     </w:p>
     <w:p>
       <w:pPr>
@@ -16741,43 +16483,68 @@
         <w:jc w:val="center"/>
         <w:rPr>
           <w:rFonts w:ascii="TH SarabunPSK" w:hAnsi="TH SarabunPSK" w:cs="TH SarabunPSK"/>
-        </w:rPr>
-      </w:pPr>
-      <w:r>
-        <w:rPr>
-          <w:rFonts w:ascii="TH SarabunPSK" w:hAnsi="TH SarabunPSK" w:cs="TH SarabunPSK" w:hint="cs"/>
-          <w:cs/>
-        </w:rPr>
-        <w:tab/>
-      </w:r>
-      <w:r>
-        <w:rPr>
-          <w:rFonts w:ascii="TH SarabunPSK" w:hAnsi="TH SarabunPSK" w:cs="TH SarabunPSK" w:hint="cs"/>
-          <w:cs/>
-        </w:rPr>
-        <w:tab/>
-      </w:r>
-      <w:r>
-        <w:rPr>
-          <w:rFonts w:ascii="TH SarabunPSK" w:hAnsi="TH SarabunPSK" w:cs="TH SarabunPSK" w:hint="cs"/>
-          <w:cs/>
-        </w:rPr>
-        <w:tab/>
-      </w:r>
-      <w:r>
-        <w:rPr>
-          <w:rFonts w:ascii="TH SarabunPSK" w:hAnsi="TH SarabunPSK" w:cs="TH SarabunPSK" w:hint="cs"/>
-          <w:cs/>
-        </w:rPr>
-        <w:tab/>
-      </w:r>
-      <w:r>
-        <w:rPr>
-          <w:rFonts w:ascii="TH SarabunPSK" w:hAnsi="TH SarabunPSK" w:cs="TH SarabunPSK" w:hint="cs"/>
-          <w:cs/>
-        </w:rPr>
-        <w:tab/>
-        <w:t xml:space="preserve">     ส่วนราชการ โรงเรียนค่ายบางระจันวิทยาคม</w:t>
+          <w:b/>
+          <w:bCs/>
+        </w:rPr>
+      </w:pPr>
+    </w:p>
+    <w:p>
+      <w:pPr>
+        <w:tabs>
+          <w:tab w:val="center" w:pos="2268"/>
+        </w:tabs>
+        <w:rPr>
+          <w:rFonts w:ascii="TH SarabunPSK" w:hAnsi="TH SarabunPSK" w:cs="TH SarabunPSK"/>
+          <w:b/>
+          <w:bCs/>
+          <w:cs/>
+        </w:rPr>
+      </w:pPr>
+      <w:r>
+        <w:rPr>
+          <w:rFonts w:ascii="TH SarabunPSK" w:hAnsi="TH SarabunPSK" w:cs="TH SarabunPSK"/>
+          <w:b/>
+          <w:bCs/>
+          <w:cs/>
+        </w:rPr>
+        <w:lastRenderedPageBreak/>
+        <w:tab/>
+      </w:r>
+      <w:r>
+        <w:rPr>
+          <w:rFonts w:ascii="TH SarabunPSK" w:hAnsi="TH SarabunPSK" w:cs="TH SarabunPSK"/>
+          <w:b/>
+          <w:bCs/>
+          <w:cs/>
+        </w:rPr>
+        <w:tab/>
+      </w:r>
+      <w:r>
+        <w:rPr>
+          <w:rFonts w:ascii="TH SarabunPSK" w:hAnsi="TH SarabunPSK" w:cs="TH SarabunPSK"/>
+          <w:b/>
+          <w:bCs/>
+          <w:cs/>
+        </w:rPr>
+        <w:tab/>
+      </w:r>
+      <w:r>
+        <w:rPr>
+          <w:rFonts w:ascii="TH SarabunPSK" w:hAnsi="TH SarabunPSK" w:cs="TH SarabunPSK"/>
+          <w:b/>
+          <w:bCs/>
+          <w:cs/>
+        </w:rPr>
+        <w:tab/>
+      </w:r>
+      <w:r>
+        <w:rPr>
+          <w:rFonts w:ascii="TH SarabunPSK" w:hAnsi="TH SarabunPSK" w:cs="TH SarabunPSK" w:hint="cs"/>
+          <w:b/>
+          <w:bCs/>
+          <w:cs/>
+        </w:rPr>
+        <w:t>ใบเบิกพัสดุ</w:t>
       </w:r>
     </w:p>
     <w:p>
@@ -16788,7 +16555,53 @@
         <w:jc w:val="center"/>
         <w:rPr>
           <w:rFonts w:ascii="TH SarabunPSK" w:hAnsi="TH SarabunPSK" w:cs="TH SarabunPSK"/>
-          <w:cs/>
+        </w:rPr>
+      </w:pPr>
+      <w:r>
+        <w:rPr>
+          <w:rFonts w:ascii="TH SarabunPSK" w:hAnsi="TH SarabunPSK" w:cs="TH SarabunPSK" w:hint="cs"/>
+          <w:cs/>
+        </w:rPr>
+        <w:tab/>
+      </w:r>
+      <w:r>
+        <w:rPr>
+          <w:rFonts w:ascii="TH SarabunPSK" w:hAnsi="TH SarabunPSK" w:cs="TH SarabunPSK" w:hint="cs"/>
+          <w:cs/>
+        </w:rPr>
+        <w:tab/>
+      </w:r>
+      <w:r>
+        <w:rPr>
+          <w:rFonts w:ascii="TH SarabunPSK" w:hAnsi="TH SarabunPSK" w:cs="TH SarabunPSK" w:hint="cs"/>
+          <w:cs/>
+        </w:rPr>
+        <w:tab/>
+      </w:r>
+      <w:r>
+        <w:rPr>
+          <w:rFonts w:ascii="TH SarabunPSK" w:hAnsi="TH SarabunPSK" w:cs="TH SarabunPSK" w:hint="cs"/>
+          <w:cs/>
+        </w:rPr>
+        <w:tab/>
+      </w:r>
+      <w:r>
+        <w:rPr>
+          <w:rFonts w:ascii="TH SarabunPSK" w:hAnsi="TH SarabunPSK" w:cs="TH SarabunPSK" w:hint="cs"/>
+          <w:cs/>
+        </w:rPr>
+        <w:tab/>
+        <w:t xml:space="preserve">     ส่วนราชการ โรงเรียนค่ายบางระจันวิทยาคม</w:t>
+      </w:r>
+    </w:p>
+    <w:p>
+      <w:pPr>
+        <w:tabs>
+          <w:tab w:val="center" w:pos="2268"/>
+        </w:tabs>
+        <w:jc w:val="center"/>
+        <w:rPr>
+          <w:rFonts w:ascii="TH SarabunPSK" w:hAnsi="TH SarabunPSK" w:cs="TH SarabunPSK"/>
         </w:rPr>
       </w:pPr>
       <w:r>
@@ -16815,23 +16628,10 @@
       </w:r>
       <w:r>
         <w:rPr>
-          <w:rFonts w:ascii="TH SarabunPSK" w:hAnsi="TH SarabunPSK" w:cs="TH SarabunPSK"/>
-        </w:rPr>
-        <w:t>{{</w:t>
-      </w:r>
-      <w:proofErr w:type="spellStart"/>
-      <w:r>
-        <w:rPr>
-          <w:rFonts w:ascii="TH SarabunPSK" w:hAnsi="TH SarabunPSK" w:cs="TH SarabunPSK"/>
-        </w:rPr>
-        <w:t>inspection_date</w:t>
-      </w:r>
-      <w:proofErr w:type="spellEnd"/>
-      <w:r>
-        <w:rPr>
-          <w:rFonts w:ascii="TH SarabunPSK" w:hAnsi="TH SarabunPSK" w:cs="TH SarabunPSK"/>
-        </w:rPr>
-        <w:t>}}</w:t>
+          <w:rFonts w:ascii="TH SarabunPSK" w:hAnsi="TH SarabunPSK" w:cs="TH SarabunPSK" w:hint="cs"/>
+          <w:cs/>
+        </w:rPr>
+        <w:t>วันที่.....26....เดือน......สิงหาคม..........พ.ศ......2569.....</w:t>
       </w:r>
     </w:p>
     <w:p>
@@ -16863,21 +16663,7 @@
         <w:rPr>
           <w:rFonts w:ascii="TH SarabunPSK" w:hAnsi="TH SarabunPSK" w:cs="TH SarabunPSK"/>
         </w:rPr>
-        <w:t>{{</w:t>
-      </w:r>
-      <w:proofErr w:type="spellStart"/>
-      <w:r>
-        <w:rPr>
-          <w:rFonts w:ascii="TH SarabunPSK" w:hAnsi="TH SarabunPSK" w:cs="TH SarabunPSK"/>
-        </w:rPr>
-        <w:t>requesting_unit</w:t>
-      </w:r>
-      <w:proofErr w:type="spellEnd"/>
-      <w:r>
-        <w:rPr>
-          <w:rFonts w:ascii="TH SarabunPSK" w:hAnsi="TH SarabunPSK" w:cs="TH SarabunPSK"/>
-        </w:rPr>
-        <w:t>}}</w:t>
+        <w:t>{{requesting_unit}}</w:t>
       </w:r>
     </w:p>
     <w:tbl>
@@ -18430,50 +18216,38 @@
       </w:pPr>
       <w:r>
         <w:rPr>
-          <w:rFonts w:ascii="TH SarabunPSK" w:hAnsi="TH SarabunPSK" w:cs="TH SarabunPSK"/>
-        </w:rPr>
-        <w:tab/>
-      </w:r>
-      <w:r>
-        <w:rPr>
-          <w:rFonts w:ascii="TH SarabunPSK" w:hAnsi="TH SarabunPSK" w:cs="TH SarabunPSK"/>
-        </w:rPr>
-        <w:t>{{</w:t>
-      </w:r>
-      <w:proofErr w:type="spellStart"/>
-      <w:r>
-        <w:rPr>
-          <w:rFonts w:ascii="TH SarabunPSK" w:hAnsi="TH SarabunPSK" w:cs="TH SarabunPSK"/>
-        </w:rPr>
-        <w:t>inspection_date</w:t>
-      </w:r>
-      <w:proofErr w:type="spellEnd"/>
-      <w:r>
-        <w:rPr>
-          <w:rFonts w:ascii="TH SarabunPSK" w:hAnsi="TH SarabunPSK" w:cs="TH SarabunPSK"/>
-        </w:rPr>
-        <w:t>}}</w:t>
-      </w:r>
-      <w:r>
-        <w:rPr>
-          <w:rFonts w:ascii="TH SarabunPSK" w:hAnsi="TH SarabunPSK" w:cs="TH SarabunPSK"/>
-          <w:cs/>
-        </w:rPr>
-        <w:tab/>
-      </w:r>
-      <w:r>
-        <w:rPr>
-          <w:rFonts w:ascii="TH SarabunPSK" w:hAnsi="TH SarabunPSK" w:cs="TH SarabunPSK"/>
-          <w:cs/>
-        </w:rPr>
-        <w:tab/>
-      </w:r>
-      <w:r>
-        <w:rPr>
-          <w:rFonts w:ascii="TH SarabunPSK" w:hAnsi="TH SarabunPSK" w:cs="TH SarabunPSK" w:hint="cs"/>
-          <w:cs/>
-        </w:rPr>
-        <w:t xml:space="preserve">           </w:t>
+          <w:rFonts w:ascii="TH SarabunPSK" w:hAnsi="TH SarabunPSK" w:cs="TH SarabunPSK" w:hint="cs"/>
+          <w:cs/>
+        </w:rPr>
+        <w:t xml:space="preserve">วันที่....................เดือน..............................พ.ศ...............              </w:t>
+      </w:r>
+      <w:r>
+        <w:rPr>
+          <w:rFonts w:ascii="TH SarabunPSK" w:hAnsi="TH SarabunPSK" w:cs="TH SarabunPSK"/>
+          <w:cs/>
+        </w:rPr>
+        <w:tab/>
+      </w:r>
+      <w:r>
+        <w:rPr>
+          <w:rFonts w:ascii="TH SarabunPSK" w:hAnsi="TH SarabunPSK" w:cs="TH SarabunPSK"/>
+          <w:cs/>
+        </w:rPr>
+        <w:tab/>
+      </w:r>
+      <w:r>
+        <w:rPr>
+          <w:rFonts w:ascii="TH SarabunPSK" w:hAnsi="TH SarabunPSK" w:cs="TH SarabunPSK"/>
+          <w:cs/>
+        </w:rPr>
+        <w:tab/>
+      </w:r>
+      <w:r>
+        <w:rPr>
+          <w:rFonts w:ascii="TH SarabunPSK" w:hAnsi="TH SarabunPSK" w:cs="TH SarabunPSK" w:hint="cs"/>
+          <w:cs/>
+        </w:rPr>
+        <w:t xml:space="preserve">  </w:t>
       </w:r>
       <w:r>
         <w:rPr>

--- a/procurement-template13.docx
+++ b/procurement-template13.docx
@@ -19,7 +19,7 @@
         <w:pStyle w:val="NoSpacing"/>
         <w:jc w:val="center"/>
         <w:rPr>
-          <w:rFonts w:ascii="TH SarabunPSK" w:hAnsi="TH SarabunPSK" w:cs="TH SarabunPSK" w:hint="cs"/>
+          <w:rFonts w:ascii="TH SarabunPSK" w:hAnsi="TH SarabunPSK" w:cs="TH SarabunPSK"/>
           <w:b/>
           <w:bCs/>
           <w:color w:val="000000" w:themeColor="text1"/>
@@ -206,7 +206,25 @@
           <w:sz w:val="32"/>
           <w:szCs w:val="32"/>
         </w:rPr>
-        <w:t>{{document_date}}</w:t>
+        <w:t>{{</w:t>
+      </w:r>
+      <w:proofErr w:type="spellStart"/>
+      <w:r>
+        <w:rPr>
+          <w:rFonts w:ascii="TH SarabunPSK" w:hAnsi="TH SarabunPSK" w:cs="TH SarabunPSK"/>
+          <w:sz w:val="32"/>
+          <w:szCs w:val="32"/>
+        </w:rPr>
+        <w:t>document_date</w:t>
+      </w:r>
+      <w:proofErr w:type="spellEnd"/>
+      <w:r>
+        <w:rPr>
+          <w:rFonts w:ascii="TH SarabunPSK" w:hAnsi="TH SarabunPSK" w:cs="TH SarabunPSK"/>
+          <w:sz w:val="32"/>
+          <w:szCs w:val="32"/>
+        </w:rPr>
+        <w:t>}}</w:t>
       </w:r>
       <w:r>
         <w:rPr>
@@ -279,7 +297,25 @@
           <w:sz w:val="32"/>
           <w:szCs w:val="32"/>
         </w:rPr>
-        <w:t>{{main_date}}</w:t>
+        <w:t>{{</w:t>
+      </w:r>
+      <w:proofErr w:type="spellStart"/>
+      <w:r>
+        <w:rPr>
+          <w:rFonts w:ascii="TH SarabunPSK" w:hAnsi="TH SarabunPSK" w:cs="TH SarabunPSK"/>
+          <w:sz w:val="32"/>
+          <w:szCs w:val="32"/>
+        </w:rPr>
+        <w:t>main_date</w:t>
+      </w:r>
+      <w:proofErr w:type="spellEnd"/>
+      <w:r>
+        <w:rPr>
+          <w:rFonts w:ascii="TH SarabunPSK" w:hAnsi="TH SarabunPSK" w:cs="TH SarabunPSK"/>
+          <w:sz w:val="32"/>
+          <w:szCs w:val="32"/>
+        </w:rPr>
+        <w:t>}}</w:t>
       </w:r>
     </w:p>
     <w:p>
@@ -396,7 +432,7 @@
         <w:pStyle w:val="NoSpacing"/>
         <w:spacing w:before="240"/>
         <w:rPr>
-          <w:rFonts w:ascii="TH SarabunPSK" w:hAnsi="TH SarabunPSK" w:cs="TH SarabunPSK" w:hint="cs"/>
+          <w:rFonts w:ascii="TH SarabunPSK" w:hAnsi="TH SarabunPSK" w:cs="TH SarabunPSK"/>
           <w:sz w:val="32"/>
           <w:szCs w:val="32"/>
           <w:cs/>
@@ -843,16 +879,14 @@
         <w:tab/>
         <w:t>ดังนั้นเพื่อให้การจัดทำรายละเอียดคุณลักษณะพัสดุที่จะจัดซื้อ/จัดจ้างของงานดังกล่าว เป็นไปตามระเบียบกระทรวงการคลังว่าด้วยการจัดซื้อจัดจ้างและการบริหารพัสดุภาครัฐ พ.ศ.2560 ข้อ 21 จึงเห็นสมควรมอบหมาย</w:t>
       </w:r>
-    </w:p>
-    <w:p>
-      <w:pPr>
-        <w:pStyle w:val="NoSpacing"/>
-        <w:rPr>
-          <w:rFonts w:ascii="TH SarabunPSK" w:hAnsi="TH SarabunPSK" w:cs="TH SarabunPSK"/>
-          <w:sz w:val="32"/>
-          <w:szCs w:val="32"/>
-        </w:rPr>
-      </w:pPr>
+      <w:r>
+        <w:rPr>
+          <w:rFonts w:ascii="TH SarabunPSK" w:hAnsi="TH SarabunPSK" w:cs="TH SarabunPSK"/>
+          <w:sz w:val="32"/>
+          <w:szCs w:val="32"/>
+        </w:rPr>
+        <w:t xml:space="preserve"> </w:t>
+      </w:r>
       <w:r>
         <w:rPr>
           <w:rFonts w:ascii="TH SarabunPSK" w:hAnsi="TH SarabunPSK" w:cs="TH SarabunPSK"/>
@@ -868,7 +902,7 @@
           <w:sz w:val="32"/>
           <w:szCs w:val="32"/>
         </w:rPr>
-        <w:t>chief_officer_signer_name</w:t>
+        <w:t>assigned_officer_name</w:t>
       </w:r>
       <w:proofErr w:type="spellEnd"/>
       <w:r>
@@ -1729,7 +1763,25 @@
           <w:sz w:val="32"/>
           <w:szCs w:val="32"/>
         </w:rPr>
-        <w:t>{{main_date}}</w:t>
+        <w:t>{{</w:t>
+      </w:r>
+      <w:proofErr w:type="spellStart"/>
+      <w:r>
+        <w:rPr>
+          <w:rFonts w:ascii="TH SarabunPSK" w:hAnsi="TH SarabunPSK" w:cs="TH SarabunPSK"/>
+          <w:sz w:val="32"/>
+          <w:szCs w:val="32"/>
+        </w:rPr>
+        <w:t>main_date</w:t>
+      </w:r>
+      <w:proofErr w:type="spellEnd"/>
+      <w:r>
+        <w:rPr>
+          <w:rFonts w:ascii="TH SarabunPSK" w:hAnsi="TH SarabunPSK" w:cs="TH SarabunPSK"/>
+          <w:sz w:val="32"/>
+          <w:szCs w:val="32"/>
+        </w:rPr>
+        <w:t>}}</w:t>
       </w:r>
     </w:p>
     <w:p>
@@ -1854,6 +1906,26 @@
         <w:pStyle w:val="NoSpacing"/>
         <w:rPr>
           <w:rFonts w:ascii="TH SarabunPSK" w:hAnsi="TH SarabunPSK" w:cs="TH SarabunPSK"/>
+          <w:sz w:val="32"/>
+          <w:szCs w:val="32"/>
+        </w:rPr>
+      </w:pPr>
+    </w:p>
+    <w:p>
+      <w:pPr>
+        <w:pStyle w:val="NoSpacing"/>
+        <w:rPr>
+          <w:rFonts w:ascii="TH SarabunPSK" w:hAnsi="TH SarabunPSK" w:cs="TH SarabunPSK"/>
+          <w:sz w:val="32"/>
+          <w:szCs w:val="32"/>
+        </w:rPr>
+      </w:pPr>
+    </w:p>
+    <w:p>
+      <w:pPr>
+        <w:pStyle w:val="NoSpacing"/>
+        <w:rPr>
+          <w:rFonts w:ascii="TH SarabunPSK" w:hAnsi="TH SarabunPSK" w:cs="TH SarabunPSK" w:hint="cs"/>
           <w:sz w:val="32"/>
           <w:szCs w:val="32"/>
         </w:rPr>
@@ -1902,7 +1974,6 @@
           <w:sz w:val="50"/>
           <w:szCs w:val="50"/>
         </w:rPr>
-        <w:lastRenderedPageBreak/>
         <w:drawing>
           <wp:anchor distT="0" distB="0" distL="114300" distR="114300" simplePos="0" relativeHeight="251710464" behindDoc="0" locked="0" layoutInCell="1" allowOverlap="1" wp14:anchorId="5527316E" wp14:editId="5BA02F03">
             <wp:simplePos x="0" y="0"/>
@@ -2198,6 +2269,9 @@
     <w:p>
       <w:pPr>
         <w:pStyle w:val="NoSpacing"/>
+        <w:pBdr>
+          <w:bottom w:val="single" w:sz="4" w:space="1" w:color="auto"/>
+        </w:pBdr>
         <w:rPr>
           <w:rFonts w:ascii="TH SarabunPSK" w:hAnsi="TH SarabunPSK" w:cs="TH SarabunPSK"/>
           <w:sz w:val="32"/>
@@ -2231,19 +2305,12 @@
         <w:pStyle w:val="NoSpacing"/>
         <w:rPr>
           <w:rFonts w:ascii="TH SarabunPSK" w:hAnsi="TH SarabunPSK" w:cs="TH SarabunPSK"/>
-          <w:sz w:val="32"/>
-          <w:szCs w:val="32"/>
-        </w:rPr>
-      </w:pPr>
-      <w:r>
-        <w:rPr>
-          <w:rFonts w:ascii="TH SarabunPSK" w:hAnsi="TH SarabunPSK" w:cs="TH SarabunPSK" w:hint="cs"/>
-          <w:sz w:val="32"/>
-          <w:szCs w:val="32"/>
-          <w:cs/>
-        </w:rPr>
-        <w:t>-----------------------------------------------------------------------------------------------------------------------------------</w:t>
-      </w:r>
+          <w:b/>
+          <w:bCs/>
+          <w:sz w:val="32"/>
+          <w:szCs w:val="32"/>
+        </w:rPr>
+      </w:pPr>
     </w:p>
     <w:p>
       <w:pPr>
@@ -3584,7 +3651,25 @@
           <w:sz w:val="32"/>
           <w:szCs w:val="32"/>
         </w:rPr>
-        <w:t>{{main_date}}</w:t>
+        <w:t>{{</w:t>
+      </w:r>
+      <w:proofErr w:type="spellStart"/>
+      <w:r>
+        <w:rPr>
+          <w:rFonts w:ascii="TH SarabunPSK" w:hAnsi="TH SarabunPSK" w:cs="TH SarabunPSK"/>
+          <w:sz w:val="32"/>
+          <w:szCs w:val="32"/>
+        </w:rPr>
+        <w:t>main_date</w:t>
+      </w:r>
+      <w:proofErr w:type="spellEnd"/>
+      <w:r>
+        <w:rPr>
+          <w:rFonts w:ascii="TH SarabunPSK" w:hAnsi="TH SarabunPSK" w:cs="TH SarabunPSK"/>
+          <w:sz w:val="32"/>
+          <w:szCs w:val="32"/>
+        </w:rPr>
+        <w:t>}}</w:t>
       </w:r>
     </w:p>
     <w:p>
@@ -3683,7 +3768,6 @@
           <w:szCs w:val="32"/>
           <w:cs/>
         </w:rPr>
-        <w:lastRenderedPageBreak/>
         <w:t>ขอบเขตของงานหรือรายละเอียดคุณลักษณะเฉพาะของพัสดุ</w:t>
       </w:r>
     </w:p>
@@ -3833,11 +3917,13 @@
     <w:p>
       <w:pPr>
         <w:pStyle w:val="NoSpacing"/>
-        <w:rPr>
-          <w:rFonts w:ascii="TH SarabunPSK" w:hAnsi="TH SarabunPSK" w:cs="TH SarabunPSK"/>
-          <w:sz w:val="32"/>
-          <w:szCs w:val="32"/>
-          <w:cs/>
+        <w:pBdr>
+          <w:bottom w:val="single" w:sz="4" w:space="1" w:color="auto"/>
+        </w:pBdr>
+        <w:rPr>
+          <w:rFonts w:ascii="TH SarabunPSK" w:hAnsi="TH SarabunPSK" w:cs="TH SarabunPSK"/>
+          <w:sz w:val="32"/>
+          <w:szCs w:val="32"/>
         </w:rPr>
       </w:pPr>
       <w:r>
@@ -3970,26 +4056,6 @@
           <w:cs/>
         </w:rPr>
         <w:t>งาน</w:t>
-      </w:r>
-    </w:p>
-    <w:p>
-      <w:pPr>
-        <w:pStyle w:val="NoSpacing"/>
-        <w:jc w:val="center"/>
-        <w:rPr>
-          <w:rFonts w:ascii="TH SarabunPSK" w:hAnsi="TH SarabunPSK" w:cs="TH SarabunPSK"/>
-          <w:sz w:val="32"/>
-          <w:szCs w:val="32"/>
-        </w:rPr>
-      </w:pPr>
-      <w:r>
-        <w:rPr>
-          <w:rFonts w:ascii="TH SarabunPSK" w:hAnsi="TH SarabunPSK" w:cs="TH SarabunPSK" w:hint="cs"/>
-          <w:sz w:val="32"/>
-          <w:szCs w:val="32"/>
-          <w:cs/>
-        </w:rPr>
-        <w:t>----------------------------------------------------------------</w:t>
       </w:r>
     </w:p>
     <w:p>
@@ -6725,6 +6791,16 @@
     </w:p>
     <w:p>
       <w:pPr>
+        <w:pStyle w:val="NoSpacing"/>
+        <w:rPr>
+          <w:rFonts w:ascii="TH SarabunPSK" w:hAnsi="TH SarabunPSK" w:cs="TH SarabunPSK"/>
+          <w:sz w:val="32"/>
+          <w:szCs w:val="32"/>
+        </w:rPr>
+      </w:pPr>
+    </w:p>
+    <w:p>
+      <w:pPr>
         <w:spacing w:line="216" w:lineRule="auto"/>
         <w:ind w:right="-284"/>
         <w:rPr>
@@ -6755,7 +6831,6 @@
           <w:rFonts w:ascii="TH SarabunPSK" w:hAnsi="TH SarabunPSK" w:cs="TH SarabunPSK" w:hint="cs"/>
           <w:noProof/>
         </w:rPr>
-        <w:lastRenderedPageBreak/>
         <w:drawing>
           <wp:anchor distT="0" distB="0" distL="114300" distR="114300" simplePos="0" relativeHeight="251671552" behindDoc="0" locked="0" layoutInCell="1" allowOverlap="1" wp14:anchorId="2B386F11" wp14:editId="2F09A503">
             <wp:simplePos x="0" y="0"/>
@@ -7065,7 +7140,6 @@
           <w:rFonts w:ascii="TH SarabunPSK" w:hAnsi="TH SarabunPSK" w:cs="TH SarabunPSK"/>
           <w:sz w:val="30"/>
           <w:szCs w:val="30"/>
-          <w:cs/>
         </w:rPr>
       </w:pPr>
       <w:r>
@@ -7161,7 +7235,21 @@
         <w:rPr>
           <w:rFonts w:ascii="TH SarabunPSK" w:hAnsi="TH SarabunPSK" w:cs="TH SarabunPSK"/>
         </w:rPr>
-        <w:t>{{requesting_unit}}</w:t>
+        <w:t>{{</w:t>
+      </w:r>
+      <w:proofErr w:type="spellStart"/>
+      <w:r>
+        <w:rPr>
+          <w:rFonts w:ascii="TH SarabunPSK" w:hAnsi="TH SarabunPSK" w:cs="TH SarabunPSK"/>
+        </w:rPr>
+        <w:t>requesting_unit</w:t>
+      </w:r>
+      <w:proofErr w:type="spellEnd"/>
+      <w:r>
+        <w:rPr>
+          <w:rFonts w:ascii="TH SarabunPSK" w:hAnsi="TH SarabunPSK" w:cs="TH SarabunPSK"/>
+        </w:rPr>
+        <w:t>}}</w:t>
       </w:r>
       <w:r>
         <w:rPr>
@@ -7961,7 +8049,7 @@
         <w:rPr>
           <w:rFonts w:ascii="TH SarabunPSK" w:hAnsi="TH SarabunPSK" w:cs="TH SarabunPSK"/>
         </w:rPr>
-        <w:t>assigned_officer_name</w:t>
+        <w:t>inspector_name</w:t>
       </w:r>
       <w:proofErr w:type="spellEnd"/>
       <w:r>
@@ -8609,14 +8697,27 @@
           <w:rFonts w:ascii="TH SarabunPSK" w:hAnsi="TH SarabunPSK" w:cs="TH SarabunPSK" w:hint="cs"/>
           <w:cs/>
         </w:rPr>
-        <w:lastRenderedPageBreak/>
         <w:t xml:space="preserve">รายละเอียดแนบท้ายบันทึกข้อความ ที่ </w:t>
       </w:r>
       <w:r>
         <w:rPr>
           <w:rFonts w:ascii="TH SarabunPSK" w:hAnsi="TH SarabunPSK" w:cs="TH SarabunPSK"/>
         </w:rPr>
-        <w:t>{{document_date}}</w:t>
+        <w:t>{{</w:t>
+      </w:r>
+      <w:proofErr w:type="spellStart"/>
+      <w:r>
+        <w:rPr>
+          <w:rFonts w:ascii="TH SarabunPSK" w:hAnsi="TH SarabunPSK" w:cs="TH SarabunPSK"/>
+        </w:rPr>
+        <w:t>document_date</w:t>
+      </w:r>
+      <w:proofErr w:type="spellEnd"/>
+      <w:r>
+        <w:rPr>
+          <w:rFonts w:ascii="TH SarabunPSK" w:hAnsi="TH SarabunPSK" w:cs="TH SarabunPSK"/>
+        </w:rPr>
+        <w:t>}}</w:t>
       </w:r>
       <w:r>
         <w:rPr>
@@ -8629,7 +8730,21 @@
         <w:rPr>
           <w:rFonts w:ascii="TH SarabunPSK" w:hAnsi="TH SarabunPSK" w:cs="TH SarabunPSK"/>
         </w:rPr>
-        <w:t>{{main_date}}</w:t>
+        <w:t>{{</w:t>
+      </w:r>
+      <w:proofErr w:type="spellStart"/>
+      <w:r>
+        <w:rPr>
+          <w:rFonts w:ascii="TH SarabunPSK" w:hAnsi="TH SarabunPSK" w:cs="TH SarabunPSK"/>
+        </w:rPr>
+        <w:t>main_date</w:t>
+      </w:r>
+      <w:proofErr w:type="spellEnd"/>
+      <w:r>
+        <w:rPr>
+          <w:rFonts w:ascii="TH SarabunPSK" w:hAnsi="TH SarabunPSK" w:cs="TH SarabunPSK"/>
+        </w:rPr>
+        <w:t>}}</w:t>
       </w:r>
     </w:p>
     <w:p>
@@ -9586,7 +9701,21 @@
         <w:rPr>
           <w:rFonts w:ascii="TH SarabunPSK" w:hAnsi="TH SarabunPSK" w:cs="TH SarabunPSK"/>
         </w:rPr>
-        <w:t>{{main_date}}</w:t>
+        <w:t>{{</w:t>
+      </w:r>
+      <w:proofErr w:type="spellStart"/>
+      <w:r>
+        <w:rPr>
+          <w:rFonts w:ascii="TH SarabunPSK" w:hAnsi="TH SarabunPSK" w:cs="TH SarabunPSK"/>
+        </w:rPr>
+        <w:t>main_date</w:t>
+      </w:r>
+      <w:proofErr w:type="spellEnd"/>
+      <w:r>
+        <w:rPr>
+          <w:rFonts w:ascii="TH SarabunPSK" w:hAnsi="TH SarabunPSK" w:cs="TH SarabunPSK"/>
+        </w:rPr>
+        <w:t>}}</w:t>
       </w:r>
     </w:p>
     <w:p>
@@ -9865,7 +9994,6 @@
           <w:sz w:val="48"/>
           <w:szCs w:val="48"/>
         </w:rPr>
-        <w:lastRenderedPageBreak/>
         <w:drawing>
           <wp:anchor distT="0" distB="0" distL="114300" distR="114300" simplePos="0" relativeHeight="251686912" behindDoc="0" locked="0" layoutInCell="1" allowOverlap="1" wp14:anchorId="179D528B" wp14:editId="09745772">
             <wp:simplePos x="0" y="0"/>
@@ -10028,7 +10156,25 @@
           <w:sz w:val="32"/>
           <w:szCs w:val="32"/>
         </w:rPr>
-        <w:t>{{document_date}}</w:t>
+        <w:t>{{</w:t>
+      </w:r>
+      <w:proofErr w:type="spellStart"/>
+      <w:r>
+        <w:rPr>
+          <w:rFonts w:ascii="TH SarabunPSK" w:hAnsi="TH SarabunPSK" w:cs="TH SarabunPSK"/>
+          <w:sz w:val="32"/>
+          <w:szCs w:val="32"/>
+        </w:rPr>
+        <w:t>document_date</w:t>
+      </w:r>
+      <w:proofErr w:type="spellEnd"/>
+      <w:r>
+        <w:rPr>
+          <w:rFonts w:ascii="TH SarabunPSK" w:hAnsi="TH SarabunPSK" w:cs="TH SarabunPSK"/>
+          <w:sz w:val="32"/>
+          <w:szCs w:val="32"/>
+        </w:rPr>
+        <w:t>}}</w:t>
       </w:r>
       <w:r>
         <w:rPr>
@@ -10101,7 +10247,25 @@
           <w:sz w:val="32"/>
           <w:szCs w:val="32"/>
         </w:rPr>
-        <w:t>{{main_date}}</w:t>
+        <w:t>{{</w:t>
+      </w:r>
+      <w:proofErr w:type="spellStart"/>
+      <w:r>
+        <w:rPr>
+          <w:rFonts w:ascii="TH SarabunPSK" w:hAnsi="TH SarabunPSK" w:cs="TH SarabunPSK"/>
+          <w:sz w:val="32"/>
+          <w:szCs w:val="32"/>
+        </w:rPr>
+        <w:t>main_date</w:t>
+      </w:r>
+      <w:proofErr w:type="spellEnd"/>
+      <w:r>
+        <w:rPr>
+          <w:rFonts w:ascii="TH SarabunPSK" w:hAnsi="TH SarabunPSK" w:cs="TH SarabunPSK"/>
+          <w:sz w:val="32"/>
+          <w:szCs w:val="32"/>
+        </w:rPr>
+        <w:t>}}</w:t>
       </w:r>
     </w:p>
     <w:p>
@@ -11570,12 +11734,21 @@
       <w:pPr>
         <w:jc w:val="center"/>
         <w:rPr>
+          <w:rFonts w:ascii="TH SarabunPSK" w:eastAsia="Calibri" w:hAnsi="TH SarabunPSK" w:cs="TH SarabunPSK"/>
+          <w:b/>
+          <w:bCs/>
+          <w:cs/>
+        </w:rPr>
+      </w:pPr>
+      <w:r>
+        <w:rPr>
           <w:rFonts w:ascii="TH SarabunPSK" w:eastAsia="Calibri" w:hAnsi="TH SarabunPSK" w:cs="TH SarabunPSK" w:hint="cs"/>
           <w:b/>
           <w:bCs/>
           <w:cs/>
         </w:rPr>
-      </w:pPr>
+        <w:t>ประกาศโรงเรียน</w:t>
+      </w:r>
       <w:r>
         <w:rPr>
           <w:rFonts w:ascii="TH SarabunPSK" w:eastAsia="Calibri" w:hAnsi="TH SarabunPSK" w:cs="TH SarabunPSK" w:hint="cs"/>
@@ -11583,8 +11756,21 @@
           <w:bCs/>
           <w:cs/>
         </w:rPr>
-        <w:t>ประกาศโรงเรียน</w:t>
-      </w:r>
+        <w:t>ค่ายบางระจันวิทยาคม</w:t>
+      </w:r>
+    </w:p>
+    <w:p>
+      <w:pPr>
+        <w:pBdr>
+          <w:bottom w:val="single" w:sz="4" w:space="1" w:color="auto"/>
+        </w:pBdr>
+        <w:jc w:val="center"/>
+        <w:rPr>
+          <w:rFonts w:ascii="TH SarabunPSK" w:eastAsia="Calibri" w:hAnsi="TH SarabunPSK" w:cs="TH SarabunPSK"/>
+          <w:b/>
+          <w:bCs/>
+        </w:rPr>
+      </w:pPr>
       <w:r>
         <w:rPr>
           <w:rFonts w:ascii="TH SarabunPSK" w:eastAsia="Calibri" w:hAnsi="TH SarabunPSK" w:cs="TH SarabunPSK" w:hint="cs"/>
@@ -11592,11 +11778,43 @@
           <w:bCs/>
           <w:cs/>
         </w:rPr>
-        <w:t>ค่ายบางระจันวิทยาคม</w:t>
-      </w:r>
-    </w:p>
-    <w:p>
-      <w:pPr>
+        <w:t>เรื่อง   ประกาศผู้ชนะการเสนอราคาสำหรับการจัดซื้อ/จัดจ้าง</w:t>
+      </w:r>
+      <w:r>
+        <w:rPr>
+          <w:rFonts w:ascii="TH SarabunPSK" w:eastAsia="Calibri" w:hAnsi="TH SarabunPSK" w:cs="TH SarabunPSK" w:hint="cs"/>
+          <w:b/>
+          <w:bCs/>
+          <w:cs/>
+        </w:rPr>
+        <w:t xml:space="preserve"> </w:t>
+      </w:r>
+      <w:r>
+        <w:rPr>
+          <w:rFonts w:ascii="TH SarabunPSK" w:hAnsi="TH SarabunPSK" w:cs="TH SarabunPSK"/>
+        </w:rPr>
+        <w:t>{{</w:t>
+      </w:r>
+      <w:proofErr w:type="spellStart"/>
+      <w:r>
+        <w:rPr>
+          <w:rFonts w:ascii="TH SarabunPSK" w:hAnsi="TH SarabunPSK" w:cs="TH SarabunPSK"/>
+        </w:rPr>
+        <w:t>procurement_description</w:t>
+      </w:r>
+      <w:proofErr w:type="spellEnd"/>
+      <w:r>
+        <w:rPr>
+          <w:rFonts w:ascii="TH SarabunPSK" w:hAnsi="TH SarabunPSK" w:cs="TH SarabunPSK"/>
+        </w:rPr>
+        <w:t>}}</w:t>
+      </w:r>
+    </w:p>
+    <w:p>
+      <w:pPr>
+        <w:pBdr>
+          <w:bottom w:val="single" w:sz="4" w:space="1" w:color="auto"/>
+        </w:pBdr>
         <w:jc w:val="center"/>
         <w:rPr>
           <w:rFonts w:ascii="TH SarabunPSK" w:eastAsia="Calibri" w:hAnsi="TH SarabunPSK" w:cs="TH SarabunPSK"/>
@@ -11604,59 +11822,6 @@
           <w:bCs/>
         </w:rPr>
       </w:pPr>
-      <w:r>
-        <w:rPr>
-          <w:rFonts w:ascii="TH SarabunPSK" w:eastAsia="Calibri" w:hAnsi="TH SarabunPSK" w:cs="TH SarabunPSK" w:hint="cs"/>
-          <w:b/>
-          <w:bCs/>
-          <w:cs/>
-        </w:rPr>
-        <w:t>เรื่อง   ประกาศผู้ชนะการเสนอราคาสำหรับการจัดซื้อ/จัดจ้าง</w:t>
-      </w:r>
-      <w:r>
-        <w:rPr>
-          <w:rFonts w:ascii="TH SarabunPSK" w:eastAsia="Calibri" w:hAnsi="TH SarabunPSK" w:cs="TH SarabunPSK" w:hint="cs"/>
-          <w:b/>
-          <w:bCs/>
-          <w:cs/>
-        </w:rPr>
-        <w:t xml:space="preserve"> </w:t>
-      </w:r>
-      <w:r>
-        <w:rPr>
-          <w:rFonts w:ascii="TH SarabunPSK" w:hAnsi="TH SarabunPSK" w:cs="TH SarabunPSK"/>
-        </w:rPr>
-        <w:t>{{</w:t>
-      </w:r>
-      <w:proofErr w:type="spellStart"/>
-      <w:r>
-        <w:rPr>
-          <w:rFonts w:ascii="TH SarabunPSK" w:hAnsi="TH SarabunPSK" w:cs="TH SarabunPSK"/>
-        </w:rPr>
-        <w:t>procurement_description</w:t>
-      </w:r>
-      <w:proofErr w:type="spellEnd"/>
-      <w:r>
-        <w:rPr>
-          <w:rFonts w:ascii="TH SarabunPSK" w:hAnsi="TH SarabunPSK" w:cs="TH SarabunPSK"/>
-        </w:rPr>
-        <w:t>}}</w:t>
-      </w:r>
-    </w:p>
-    <w:p>
-      <w:pPr>
-        <w:jc w:val="center"/>
-        <w:rPr>
-          <w:rFonts w:ascii="TH SarabunPSK" w:eastAsia="Calibri" w:hAnsi="TH SarabunPSK" w:cs="TH SarabunPSK"/>
-        </w:rPr>
-      </w:pPr>
-      <w:r>
-        <w:rPr>
-          <w:rFonts w:ascii="TH SarabunPSK" w:eastAsia="Calibri" w:hAnsi="TH SarabunPSK" w:cs="TH SarabunPSK" w:hint="cs"/>
-          <w:cs/>
-        </w:rPr>
-        <w:t>--------------------------------------------------------------</w:t>
-      </w:r>
     </w:p>
     <w:p>
       <w:pPr>
@@ -12377,7 +12542,6 @@
           <w:szCs w:val="48"/>
           <w:cs/>
         </w:rPr>
-        <w:lastRenderedPageBreak/>
         <w:t>ใบตรวจรับพัสดุ</w:t>
       </w:r>
     </w:p>
@@ -13321,7 +13485,14 @@
           <w:cs/>
         </w:rPr>
         <w:tab/>
-        <w:t xml:space="preserve">       (</w:t>
+        <w:t xml:space="preserve">      </w:t>
+      </w:r>
+      <w:r>
+        <w:rPr>
+          <w:rFonts w:ascii="TH SarabunPSK" w:hAnsi="TH SarabunPSK" w:cs="TH SarabunPSK" w:hint="cs"/>
+          <w:cs/>
+        </w:rPr>
+        <w:t xml:space="preserve"> (</w:t>
       </w:r>
       <w:r>
         <w:rPr>
@@ -13334,7 +13505,7 @@
         <w:rPr>
           <w:rFonts w:ascii="TH SarabunPSK" w:hAnsi="TH SarabunPSK" w:cs="TH SarabunPSK"/>
         </w:rPr>
-        <w:t>assigned_officer_name</w:t>
+        <w:t>inspector_name</w:t>
       </w:r>
       <w:proofErr w:type="spellEnd"/>
       <w:r>
@@ -14015,7 +14186,6 @@
           <w:sz w:val="32"/>
           <w:szCs w:val="32"/>
         </w:rPr>
-        <w:lastRenderedPageBreak/>
         <w:drawing>
           <wp:anchor distT="0" distB="0" distL="114300" distR="114300" simplePos="0" relativeHeight="251713536" behindDoc="0" locked="0" layoutInCell="1" allowOverlap="1" wp14:anchorId="127B3C45" wp14:editId="1CC3D3EC">
             <wp:simplePos x="0" y="0"/>
@@ -14195,7 +14365,25 @@
           <w:sz w:val="32"/>
           <w:szCs w:val="32"/>
         </w:rPr>
-        <w:t>{{document_date}}</w:t>
+        <w:t>{{</w:t>
+      </w:r>
+      <w:proofErr w:type="spellStart"/>
+      <w:r>
+        <w:rPr>
+          <w:rFonts w:ascii="TH SarabunPSK" w:hAnsi="TH SarabunPSK" w:cs="TH SarabunPSK"/>
+          <w:sz w:val="32"/>
+          <w:szCs w:val="32"/>
+        </w:rPr>
+        <w:t>document_date</w:t>
+      </w:r>
+      <w:proofErr w:type="spellEnd"/>
+      <w:r>
+        <w:rPr>
+          <w:rFonts w:ascii="TH SarabunPSK" w:hAnsi="TH SarabunPSK" w:cs="TH SarabunPSK"/>
+          <w:sz w:val="32"/>
+          <w:szCs w:val="32"/>
+        </w:rPr>
+        <w:t>}}</w:t>
       </w:r>
       <w:r>
         <w:rPr>
@@ -14292,11 +14480,13 @@
     <w:p>
       <w:pPr>
         <w:pStyle w:val="NoSpacing"/>
-        <w:rPr>
-          <w:rFonts w:ascii="TH SarabunPSK" w:hAnsi="TH SarabunPSK" w:cs="TH SarabunPSK"/>
-          <w:sz w:val="32"/>
-          <w:szCs w:val="32"/>
-          <w:cs/>
+        <w:pBdr>
+          <w:bottom w:val="single" w:sz="4" w:space="1" w:color="auto"/>
+        </w:pBdr>
+        <w:rPr>
+          <w:rFonts w:ascii="TH SarabunPSK" w:hAnsi="TH SarabunPSK" w:cs="TH SarabunPSK"/>
+          <w:sz w:val="32"/>
+          <w:szCs w:val="32"/>
         </w:rPr>
       </w:pPr>
       <w:r>
@@ -14325,19 +14515,12 @@
         <w:pStyle w:val="NoSpacing"/>
         <w:rPr>
           <w:rFonts w:ascii="TH SarabunPSK" w:hAnsi="TH SarabunPSK" w:cs="TH SarabunPSK"/>
-          <w:sz w:val="32"/>
-          <w:szCs w:val="32"/>
-        </w:rPr>
-      </w:pPr>
-      <w:r>
-        <w:rPr>
-          <w:rFonts w:ascii="TH SarabunPSK" w:hAnsi="TH SarabunPSK" w:cs="TH SarabunPSK" w:hint="cs"/>
-          <w:sz w:val="32"/>
-          <w:szCs w:val="32"/>
-          <w:cs/>
-        </w:rPr>
-        <w:t>-----------------------------------------------------------------------------------------------------------------------------------</w:t>
-      </w:r>
+          <w:b/>
+          <w:bCs/>
+          <w:sz w:val="32"/>
+          <w:szCs w:val="32"/>
+        </w:rPr>
+      </w:pPr>
     </w:p>
     <w:p>
       <w:pPr>
@@ -14493,7 +14676,25 @@
           <w:sz w:val="32"/>
           <w:szCs w:val="32"/>
         </w:rPr>
-        <w:t>{{requesting_unit}}</w:t>
+        <w:t>{{</w:t>
+      </w:r>
+      <w:proofErr w:type="spellStart"/>
+      <w:r>
+        <w:rPr>
+          <w:rFonts w:ascii="TH SarabunPSK" w:hAnsi="TH SarabunPSK" w:cs="TH SarabunPSK"/>
+          <w:sz w:val="32"/>
+          <w:szCs w:val="32"/>
+        </w:rPr>
+        <w:t>requesting_unit</w:t>
+      </w:r>
+      <w:proofErr w:type="spellEnd"/>
+      <w:r>
+        <w:rPr>
+          <w:rFonts w:ascii="TH SarabunPSK" w:hAnsi="TH SarabunPSK" w:cs="TH SarabunPSK"/>
+          <w:sz w:val="32"/>
+          <w:szCs w:val="32"/>
+        </w:rPr>
+        <w:t>}}</w:t>
       </w:r>
       <w:r>
         <w:rPr>
@@ -16467,13 +16668,70 @@
         <w:tabs>
           <w:tab w:val="center" w:pos="2268"/>
         </w:tabs>
-        <w:jc w:val="center"/>
-        <w:rPr>
-          <w:rFonts w:ascii="TH SarabunPSK" w:hAnsi="TH SarabunPSK" w:cs="TH SarabunPSK"/>
+        <w:rPr>
+          <w:rFonts w:ascii="TH SarabunPSK" w:hAnsi="TH SarabunPSK" w:cs="TH SarabunPSK" w:hint="cs"/>
           <w:b/>
           <w:bCs/>
         </w:rPr>
       </w:pPr>
+    </w:p>
+    <w:p>
+      <w:pPr>
+        <w:tabs>
+          <w:tab w:val="center" w:pos="2268"/>
+        </w:tabs>
+        <w:rPr>
+          <w:rFonts w:ascii="TH SarabunPSK" w:hAnsi="TH SarabunPSK" w:cs="TH SarabunPSK"/>
+          <w:b/>
+          <w:bCs/>
+          <w:cs/>
+        </w:rPr>
+      </w:pPr>
+      <w:r>
+        <w:rPr>
+          <w:rFonts w:ascii="TH SarabunPSK" w:hAnsi="TH SarabunPSK" w:cs="TH SarabunPSK"/>
+          <w:b/>
+          <w:bCs/>
+          <w:cs/>
+        </w:rPr>
+        <w:tab/>
+      </w:r>
+      <w:r>
+        <w:rPr>
+          <w:rFonts w:ascii="TH SarabunPSK" w:hAnsi="TH SarabunPSK" w:cs="TH SarabunPSK"/>
+          <w:b/>
+          <w:bCs/>
+          <w:cs/>
+        </w:rPr>
+        <w:tab/>
+      </w:r>
+      <w:r>
+        <w:rPr>
+          <w:rFonts w:ascii="TH SarabunPSK" w:hAnsi="TH SarabunPSK" w:cs="TH SarabunPSK"/>
+          <w:b/>
+          <w:bCs/>
+          <w:cs/>
+        </w:rPr>
+        <w:tab/>
+      </w:r>
+      <w:r>
+        <w:rPr>
+          <w:rFonts w:ascii="TH SarabunPSK" w:hAnsi="TH SarabunPSK" w:cs="TH SarabunPSK"/>
+          <w:b/>
+          <w:bCs/>
+          <w:cs/>
+        </w:rPr>
+        <w:tab/>
+      </w:r>
+      <w:r>
+        <w:rPr>
+          <w:rFonts w:ascii="TH SarabunPSK" w:hAnsi="TH SarabunPSK" w:cs="TH SarabunPSK" w:hint="cs"/>
+          <w:b/>
+          <w:bCs/>
+          <w:cs/>
+        </w:rPr>
+        <w:t>ใบเบิกพัสดุ</w:t>
+      </w:r>
     </w:p>
     <w:p>
       <w:pPr>
@@ -16483,68 +16741,43 @@
         <w:jc w:val="center"/>
         <w:rPr>
           <w:rFonts w:ascii="TH SarabunPSK" w:hAnsi="TH SarabunPSK" w:cs="TH SarabunPSK"/>
-          <w:b/>
-          <w:bCs/>
-        </w:rPr>
-      </w:pPr>
-    </w:p>
-    <w:p>
-      <w:pPr>
-        <w:tabs>
-          <w:tab w:val="center" w:pos="2268"/>
-        </w:tabs>
-        <w:rPr>
-          <w:rFonts w:ascii="TH SarabunPSK" w:hAnsi="TH SarabunPSK" w:cs="TH SarabunPSK"/>
-          <w:b/>
-          <w:bCs/>
-          <w:cs/>
-        </w:rPr>
-      </w:pPr>
-      <w:r>
-        <w:rPr>
-          <w:rFonts w:ascii="TH SarabunPSK" w:hAnsi="TH SarabunPSK" w:cs="TH SarabunPSK"/>
-          <w:b/>
-          <w:bCs/>
-          <w:cs/>
-        </w:rPr>
-        <w:lastRenderedPageBreak/>
-        <w:tab/>
-      </w:r>
-      <w:r>
-        <w:rPr>
-          <w:rFonts w:ascii="TH SarabunPSK" w:hAnsi="TH SarabunPSK" w:cs="TH SarabunPSK"/>
-          <w:b/>
-          <w:bCs/>
-          <w:cs/>
-        </w:rPr>
-        <w:tab/>
-      </w:r>
-      <w:r>
-        <w:rPr>
-          <w:rFonts w:ascii="TH SarabunPSK" w:hAnsi="TH SarabunPSK" w:cs="TH SarabunPSK"/>
-          <w:b/>
-          <w:bCs/>
-          <w:cs/>
-        </w:rPr>
-        <w:tab/>
-      </w:r>
-      <w:r>
-        <w:rPr>
-          <w:rFonts w:ascii="TH SarabunPSK" w:hAnsi="TH SarabunPSK" w:cs="TH SarabunPSK"/>
-          <w:b/>
-          <w:bCs/>
-          <w:cs/>
-        </w:rPr>
-        <w:tab/>
-      </w:r>
-      <w:r>
-        <w:rPr>
-          <w:rFonts w:ascii="TH SarabunPSK" w:hAnsi="TH SarabunPSK" w:cs="TH SarabunPSK" w:hint="cs"/>
-          <w:b/>
-          <w:bCs/>
-          <w:cs/>
-        </w:rPr>
-        <w:t>ใบเบิกพัสดุ</w:t>
+        </w:rPr>
+      </w:pPr>
+      <w:r>
+        <w:rPr>
+          <w:rFonts w:ascii="TH SarabunPSK" w:hAnsi="TH SarabunPSK" w:cs="TH SarabunPSK" w:hint="cs"/>
+          <w:cs/>
+        </w:rPr>
+        <w:tab/>
+      </w:r>
+      <w:r>
+        <w:rPr>
+          <w:rFonts w:ascii="TH SarabunPSK" w:hAnsi="TH SarabunPSK" w:cs="TH SarabunPSK" w:hint="cs"/>
+          <w:cs/>
+        </w:rPr>
+        <w:tab/>
+      </w:r>
+      <w:r>
+        <w:rPr>
+          <w:rFonts w:ascii="TH SarabunPSK" w:hAnsi="TH SarabunPSK" w:cs="TH SarabunPSK" w:hint="cs"/>
+          <w:cs/>
+        </w:rPr>
+        <w:tab/>
+      </w:r>
+      <w:r>
+        <w:rPr>
+          <w:rFonts w:ascii="TH SarabunPSK" w:hAnsi="TH SarabunPSK" w:cs="TH SarabunPSK" w:hint="cs"/>
+          <w:cs/>
+        </w:rPr>
+        <w:tab/>
+      </w:r>
+      <w:r>
+        <w:rPr>
+          <w:rFonts w:ascii="TH SarabunPSK" w:hAnsi="TH SarabunPSK" w:cs="TH SarabunPSK" w:hint="cs"/>
+          <w:cs/>
+        </w:rPr>
+        <w:tab/>
+        <w:t xml:space="preserve">     ส่วนราชการ โรงเรียนค่ายบางระจันวิทยาคม</w:t>
       </w:r>
     </w:p>
     <w:p>
@@ -16555,53 +16788,7 @@
         <w:jc w:val="center"/>
         <w:rPr>
           <w:rFonts w:ascii="TH SarabunPSK" w:hAnsi="TH SarabunPSK" w:cs="TH SarabunPSK"/>
-        </w:rPr>
-      </w:pPr>
-      <w:r>
-        <w:rPr>
-          <w:rFonts w:ascii="TH SarabunPSK" w:hAnsi="TH SarabunPSK" w:cs="TH SarabunPSK" w:hint="cs"/>
-          <w:cs/>
-        </w:rPr>
-        <w:tab/>
-      </w:r>
-      <w:r>
-        <w:rPr>
-          <w:rFonts w:ascii="TH SarabunPSK" w:hAnsi="TH SarabunPSK" w:cs="TH SarabunPSK" w:hint="cs"/>
-          <w:cs/>
-        </w:rPr>
-        <w:tab/>
-      </w:r>
-      <w:r>
-        <w:rPr>
-          <w:rFonts w:ascii="TH SarabunPSK" w:hAnsi="TH SarabunPSK" w:cs="TH SarabunPSK" w:hint="cs"/>
-          <w:cs/>
-        </w:rPr>
-        <w:tab/>
-      </w:r>
-      <w:r>
-        <w:rPr>
-          <w:rFonts w:ascii="TH SarabunPSK" w:hAnsi="TH SarabunPSK" w:cs="TH SarabunPSK" w:hint="cs"/>
-          <w:cs/>
-        </w:rPr>
-        <w:tab/>
-      </w:r>
-      <w:r>
-        <w:rPr>
-          <w:rFonts w:ascii="TH SarabunPSK" w:hAnsi="TH SarabunPSK" w:cs="TH SarabunPSK" w:hint="cs"/>
-          <w:cs/>
-        </w:rPr>
-        <w:tab/>
-        <w:t xml:space="preserve">     ส่วนราชการ โรงเรียนค่ายบางระจันวิทยาคม</w:t>
-      </w:r>
-    </w:p>
-    <w:p>
-      <w:pPr>
-        <w:tabs>
-          <w:tab w:val="center" w:pos="2268"/>
-        </w:tabs>
-        <w:jc w:val="center"/>
-        <w:rPr>
-          <w:rFonts w:ascii="TH SarabunPSK" w:hAnsi="TH SarabunPSK" w:cs="TH SarabunPSK"/>
+          <w:cs/>
         </w:rPr>
       </w:pPr>
       <w:r>
@@ -16628,10 +16815,23 @@
       </w:r>
       <w:r>
         <w:rPr>
-          <w:rFonts w:ascii="TH SarabunPSK" w:hAnsi="TH SarabunPSK" w:cs="TH SarabunPSK" w:hint="cs"/>
-          <w:cs/>
-        </w:rPr>
-        <w:t>วันที่.....26....เดือน......สิงหาคม..........พ.ศ......2569.....</w:t>
+          <w:rFonts w:ascii="TH SarabunPSK" w:hAnsi="TH SarabunPSK" w:cs="TH SarabunPSK"/>
+        </w:rPr>
+        <w:t>{{</w:t>
+      </w:r>
+      <w:proofErr w:type="spellStart"/>
+      <w:r>
+        <w:rPr>
+          <w:rFonts w:ascii="TH SarabunPSK" w:hAnsi="TH SarabunPSK" w:cs="TH SarabunPSK"/>
+        </w:rPr>
+        <w:t>inspection_date</w:t>
+      </w:r>
+      <w:proofErr w:type="spellEnd"/>
+      <w:r>
+        <w:rPr>
+          <w:rFonts w:ascii="TH SarabunPSK" w:hAnsi="TH SarabunPSK" w:cs="TH SarabunPSK"/>
+        </w:rPr>
+        <w:t>}}</w:t>
       </w:r>
     </w:p>
     <w:p>
@@ -16663,7 +16863,21 @@
         <w:rPr>
           <w:rFonts w:ascii="TH SarabunPSK" w:hAnsi="TH SarabunPSK" w:cs="TH SarabunPSK"/>
         </w:rPr>
-        <w:t>{{requesting_unit}}</w:t>
+        <w:t>{{</w:t>
+      </w:r>
+      <w:proofErr w:type="spellStart"/>
+      <w:r>
+        <w:rPr>
+          <w:rFonts w:ascii="TH SarabunPSK" w:hAnsi="TH SarabunPSK" w:cs="TH SarabunPSK"/>
+        </w:rPr>
+        <w:t>requesting_unit</w:t>
+      </w:r>
+      <w:proofErr w:type="spellEnd"/>
+      <w:r>
+        <w:rPr>
+          <w:rFonts w:ascii="TH SarabunPSK" w:hAnsi="TH SarabunPSK" w:cs="TH SarabunPSK"/>
+        </w:rPr>
+        <w:t>}}</w:t>
       </w:r>
     </w:p>
     <w:tbl>
@@ -18216,38 +18430,50 @@
       </w:pPr>
       <w:r>
         <w:rPr>
-          <w:rFonts w:ascii="TH SarabunPSK" w:hAnsi="TH SarabunPSK" w:cs="TH SarabunPSK" w:hint="cs"/>
-          <w:cs/>
-        </w:rPr>
-        <w:t xml:space="preserve">วันที่....................เดือน..............................พ.ศ...............              </w:t>
-      </w:r>
-      <w:r>
-        <w:rPr>
-          <w:rFonts w:ascii="TH SarabunPSK" w:hAnsi="TH SarabunPSK" w:cs="TH SarabunPSK"/>
-          <w:cs/>
-        </w:rPr>
-        <w:tab/>
-      </w:r>
-      <w:r>
-        <w:rPr>
-          <w:rFonts w:ascii="TH SarabunPSK" w:hAnsi="TH SarabunPSK" w:cs="TH SarabunPSK"/>
-          <w:cs/>
-        </w:rPr>
-        <w:tab/>
-      </w:r>
-      <w:r>
-        <w:rPr>
-          <w:rFonts w:ascii="TH SarabunPSK" w:hAnsi="TH SarabunPSK" w:cs="TH SarabunPSK"/>
-          <w:cs/>
-        </w:rPr>
-        <w:tab/>
-      </w:r>
-      <w:r>
-        <w:rPr>
-          <w:rFonts w:ascii="TH SarabunPSK" w:hAnsi="TH SarabunPSK" w:cs="TH SarabunPSK" w:hint="cs"/>
-          <w:cs/>
-        </w:rPr>
-        <w:t xml:space="preserve">  </w:t>
+          <w:rFonts w:ascii="TH SarabunPSK" w:hAnsi="TH SarabunPSK" w:cs="TH SarabunPSK"/>
+        </w:rPr>
+        <w:tab/>
+      </w:r>
+      <w:r>
+        <w:rPr>
+          <w:rFonts w:ascii="TH SarabunPSK" w:hAnsi="TH SarabunPSK" w:cs="TH SarabunPSK"/>
+        </w:rPr>
+        <w:t>{{</w:t>
+      </w:r>
+      <w:proofErr w:type="spellStart"/>
+      <w:r>
+        <w:rPr>
+          <w:rFonts w:ascii="TH SarabunPSK" w:hAnsi="TH SarabunPSK" w:cs="TH SarabunPSK"/>
+        </w:rPr>
+        <w:t>inspection_date</w:t>
+      </w:r>
+      <w:proofErr w:type="spellEnd"/>
+      <w:r>
+        <w:rPr>
+          <w:rFonts w:ascii="TH SarabunPSK" w:hAnsi="TH SarabunPSK" w:cs="TH SarabunPSK"/>
+        </w:rPr>
+        <w:t>}}</w:t>
+      </w:r>
+      <w:r>
+        <w:rPr>
+          <w:rFonts w:ascii="TH SarabunPSK" w:hAnsi="TH SarabunPSK" w:cs="TH SarabunPSK"/>
+          <w:cs/>
+        </w:rPr>
+        <w:tab/>
+      </w:r>
+      <w:r>
+        <w:rPr>
+          <w:rFonts w:ascii="TH SarabunPSK" w:hAnsi="TH SarabunPSK" w:cs="TH SarabunPSK"/>
+          <w:cs/>
+        </w:rPr>
+        <w:tab/>
+      </w:r>
+      <w:r>
+        <w:rPr>
+          <w:rFonts w:ascii="TH SarabunPSK" w:hAnsi="TH SarabunPSK" w:cs="TH SarabunPSK" w:hint="cs"/>
+          <w:cs/>
+        </w:rPr>
+        <w:t xml:space="preserve">           </w:t>
       </w:r>
       <w:r>
         <w:rPr>
